--- a/Inputs/Templates/MF General.docx
+++ b/Inputs/Templates/MF General.docx
@@ -1171,7 +1171,6 @@
             <w:id w:val="-2119444129"/>
             <w:picture/>
           </w:sdtPr>
-          <w:sdtEndPr/>
           <w:sdtContent>
             <w:tc>
               <w:tcPr>
@@ -1262,7 +1261,6 @@
             <w:id w:val="-1544437031"/>
             <w:picture/>
           </w:sdtPr>
-          <w:sdtEndPr/>
           <w:sdtContent>
             <w:tc>
               <w:tcPr>
@@ -1353,7 +1351,6 @@
             <w:id w:val="880134221"/>
             <w:picture/>
           </w:sdtPr>
-          <w:sdtEndPr/>
           <w:sdtContent>
             <w:tc>
               <w:tcPr>
@@ -3838,7 +3835,6 @@
   <w:style w:type="character" w:default="1" w:styleId="Fuentedeprrafopredeter">
     <w:name w:val="Default Paragraph Font"/>
     <w:uiPriority w:val="1"/>
-    <w:semiHidden/>
     <w:unhideWhenUsed/>
   </w:style>
   <w:style w:type="table" w:default="1" w:styleId="Tablanormal">

--- a/Inputs/Templates/MF General.docx
+++ b/Inputs/Templates/MF General.docx
@@ -1,6 +1,6 @@
 
 <file path=word/document.xml><?xml version="1.0" encoding="utf-8"?>
-<w:document xmlns:wpc="http://schemas.microsoft.com/office/word/2010/wordprocessingCanvas" xmlns:cx="http://schemas.microsoft.com/office/drawing/2014/chartex" xmlns:cx1="http://schemas.microsoft.com/office/drawing/2015/9/8/chartex" xmlns:cx2="http://schemas.microsoft.com/office/drawing/2015/10/21/chartex" xmlns:cx3="http://schemas.microsoft.com/office/drawing/2016/5/9/chartex" xmlns:cx4="http://schemas.microsoft.com/office/drawing/2016/5/10/chartex" xmlns:cx5="http://schemas.microsoft.com/office/drawing/2016/5/11/chartex" xmlns:cx6="http://schemas.microsoft.com/office/drawing/2016/5/12/chartex" xmlns:cx7="http://schemas.microsoft.com/office/drawing/2016/5/13/chartex" xmlns:cx8="http://schemas.microsoft.com/office/drawing/2016/5/14/chartex" xmlns:mc="http://schemas.openxmlformats.org/markup-compatibility/2006" xmlns:aink="http://schemas.microsoft.com/office/drawing/2016/ink" xmlns:am3d="http://schemas.microsoft.com/office/drawing/2017/model3d" xmlns:o="urn:schemas-microsoft-com:office:office" xmlns:oel="http://schemas.microsoft.com/office/2019/extlst" xmlns:r="http://schemas.openxmlformats.org/officeDocument/2006/relationships" xmlns:m="http://schemas.openxmlformats.org/officeDocument/2006/math" xmlns:v="urn:schemas-microsoft-com:vml" xmlns:wp14="http://schemas.microsoft.com/office/word/2010/wordprocessingDrawing" xmlns:wp="http://schemas.openxmlformats.org/drawingml/2006/wordprocessingDrawing" xmlns:w10="urn:schemas-microsoft-com:office:word" xmlns:w="http://schemas.openxmlformats.org/wordprocessingml/2006/main" xmlns:w14="http://schemas.microsoft.com/office/word/2010/wordml" xmlns:w15="http://schemas.microsoft.com/office/word/2012/wordml" xmlns:w16cex="http://schemas.microsoft.com/office/word/2018/wordml/cex" xmlns:w16cid="http://schemas.microsoft.com/office/word/2016/wordml/cid" xmlns:w16="http://schemas.microsoft.com/office/word/2018/wordml" xmlns:w16du="http://schemas.microsoft.com/office/word/2023/wordml/word16du" xmlns:w16sdtdh="http://schemas.microsoft.com/office/word/2020/wordml/sdtdatahash" xmlns:w16se="http://schemas.microsoft.com/office/word/2015/wordml/symex" xmlns:wpg="http://schemas.microsoft.com/office/word/2010/wordprocessingGroup" xmlns:wpi="http://schemas.microsoft.com/office/word/2010/wordprocessingInk" xmlns:wne="http://schemas.microsoft.com/office/word/2006/wordml" xmlns:wps="http://schemas.microsoft.com/office/word/2010/wordprocessingShape" mc:Ignorable="w14 w15 w16se w16cid w16 w16cex w16sdtdh w16du wp14">
+<w:document xmlns:wpc="http://schemas.microsoft.com/office/word/2010/wordprocessingCanvas" xmlns:cx="http://schemas.microsoft.com/office/drawing/2014/chartex" xmlns:cx1="http://schemas.microsoft.com/office/drawing/2015/9/8/chartex" xmlns:cx2="http://schemas.microsoft.com/office/drawing/2015/10/21/chartex" xmlns:cx3="http://schemas.microsoft.com/office/drawing/2016/5/9/chartex" xmlns:cx4="http://schemas.microsoft.com/office/drawing/2016/5/10/chartex" xmlns:cx5="http://schemas.microsoft.com/office/drawing/2016/5/11/chartex" xmlns:cx6="http://schemas.microsoft.com/office/drawing/2016/5/12/chartex" xmlns:cx7="http://schemas.microsoft.com/office/drawing/2016/5/13/chartex" xmlns:cx8="http://schemas.microsoft.com/office/drawing/2016/5/14/chartex" xmlns:mc="http://schemas.openxmlformats.org/markup-compatibility/2006" xmlns:aink="http://schemas.microsoft.com/office/drawing/2016/ink" xmlns:am3d="http://schemas.microsoft.com/office/drawing/2017/model3d" xmlns:o="urn:schemas-microsoft-com:office:office" xmlns:oel="http://schemas.microsoft.com/office/2019/extlst" xmlns:r="http://schemas.openxmlformats.org/officeDocument/2006/relationships" xmlns:m="http://schemas.openxmlformats.org/officeDocument/2006/math" xmlns:v="urn:schemas-microsoft-com:vml" xmlns:wp14="http://schemas.microsoft.com/office/word/2010/wordprocessingDrawing" xmlns:wp="http://schemas.openxmlformats.org/drawingml/2006/wordprocessingDrawing" xmlns:w10="urn:schemas-microsoft-com:office:word" xmlns:w="http://schemas.openxmlformats.org/wordprocessingml/2006/main" xmlns:w14="http://schemas.microsoft.com/office/word/2010/wordml" xmlns:w15="http://schemas.microsoft.com/office/word/2012/wordml" xmlns:w16cex="http://schemas.microsoft.com/office/word/2018/wordml/cex" xmlns:w16cid="http://schemas.microsoft.com/office/word/2016/wordml/cid" xmlns:w16="http://schemas.microsoft.com/office/word/2018/wordml" xmlns:w16du="http://schemas.microsoft.com/office/word/2023/wordml/word16du" xmlns:w16sdtdh="http://schemas.microsoft.com/office/word/2020/wordml/sdtdatahash" xmlns:w16sdtfl="http://schemas.microsoft.com/office/word/2024/wordml/sdtformatlock" xmlns:w16se="http://schemas.microsoft.com/office/word/2015/wordml/symex" xmlns:wpg="http://schemas.microsoft.com/office/word/2010/wordprocessingGroup" xmlns:wpi="http://schemas.microsoft.com/office/word/2010/wordprocessingInk" xmlns:wne="http://schemas.microsoft.com/office/word/2006/wordml" xmlns:wps="http://schemas.microsoft.com/office/word/2010/wordprocessingShape" mc:Ignorable="w14 w15 w16se w16cid w16 w16cex w16sdtdh w16sdtfl w16du wp14">
   <w:body>
     <w:p>
       <w:pPr>
@@ -60,41 +60,13 @@
         </w:rPr>
         <w:t xml:space="preserve">La sucursal </w:t>
       </w:r>
-      <w:proofErr w:type="gramStart"/>
       <w:r>
         <w:rPr>
           <w:rFonts w:cstheme="minorHAnsi"/>
           <w:b/>
           <w:color w:val="000000" w:themeColor="text1"/>
         </w:rPr>
-        <w:t xml:space="preserve">{{ </w:t>
-      </w:r>
-      <w:proofErr w:type="spellStart"/>
-      <w:r>
-        <w:rPr>
-          <w:rFonts w:cstheme="minorHAnsi"/>
-          <w:b/>
-          <w:color w:val="000000" w:themeColor="text1"/>
-        </w:rPr>
-        <w:t>razon</w:t>
-      </w:r>
-      <w:proofErr w:type="gramEnd"/>
-      <w:r>
-        <w:rPr>
-          <w:rFonts w:cstheme="minorHAnsi"/>
-          <w:b/>
-          <w:color w:val="000000" w:themeColor="text1"/>
-        </w:rPr>
-        <w:t>_social</w:t>
-      </w:r>
-      <w:proofErr w:type="spellEnd"/>
-      <w:r>
-        <w:rPr>
-          <w:rFonts w:cstheme="minorHAnsi"/>
-          <w:b/>
-          <w:color w:val="000000" w:themeColor="text1"/>
-        </w:rPr>
-        <w:t xml:space="preserve"> }}</w:t>
+        <w:t>{{ razon_social }}</w:t>
       </w:r>
       <w:r>
         <w:rPr>
@@ -110,25 +82,7 @@
           <w:b/>
           <w:color w:val="000000" w:themeColor="text1"/>
         </w:rPr>
-        <w:t xml:space="preserve">{{ </w:t>
-      </w:r>
-      <w:proofErr w:type="spellStart"/>
-      <w:r>
-        <w:rPr>
-          <w:rFonts w:cstheme="minorHAnsi"/>
-          <w:b/>
-          <w:color w:val="000000" w:themeColor="text1"/>
-        </w:rPr>
-        <w:t>nombre_comercial</w:t>
-      </w:r>
-      <w:proofErr w:type="spellEnd"/>
-      <w:r>
-        <w:rPr>
-          <w:rFonts w:cstheme="minorHAnsi"/>
-          <w:b/>
-          <w:color w:val="000000" w:themeColor="text1"/>
-        </w:rPr>
-        <w:t xml:space="preserve"> }}</w:t>
+        <w:t>{{ nombre_comercial }}</w:t>
       </w:r>
       <w:r>
         <w:rPr>
@@ -183,30 +137,12 @@
         </w:rPr>
         <w:t xml:space="preserve">El horario de atención de servicios es de </w:t>
       </w:r>
-      <w:proofErr w:type="gramStart"/>
       <w:r>
         <w:rPr>
           <w:rFonts w:cstheme="minorHAnsi"/>
           <w:color w:val="000000" w:themeColor="text1"/>
         </w:rPr>
-        <w:t xml:space="preserve">{{ </w:t>
-      </w:r>
-      <w:proofErr w:type="spellStart"/>
-      <w:r>
-        <w:rPr>
-          <w:rFonts w:cstheme="minorHAnsi"/>
-          <w:color w:val="000000" w:themeColor="text1"/>
-        </w:rPr>
-        <w:t>dias</w:t>
-      </w:r>
-      <w:proofErr w:type="spellEnd"/>
-      <w:proofErr w:type="gramEnd"/>
-      <w:r>
-        <w:rPr>
-          <w:rFonts w:cstheme="minorHAnsi"/>
-          <w:color w:val="000000" w:themeColor="text1"/>
-        </w:rPr>
-        <w:t xml:space="preserve"> }}</w:t>
+        <w:t>{{ dias }}</w:t>
       </w:r>
       <w:r>
         <w:rPr>
@@ -246,21 +182,12 @@
         </w:rPr>
         <w:t xml:space="preserve"> Cuenta con </w:t>
       </w:r>
-      <w:proofErr w:type="gramStart"/>
       <w:r>
         <w:rPr>
           <w:rFonts w:cstheme="minorHAnsi"/>
           <w:color w:val="000000" w:themeColor="text1"/>
         </w:rPr>
-        <w:t>{{ trabajadores</w:t>
-      </w:r>
-      <w:proofErr w:type="gramEnd"/>
-      <w:r>
-        <w:rPr>
-          <w:rFonts w:cstheme="minorHAnsi"/>
-          <w:color w:val="000000" w:themeColor="text1"/>
-        </w:rPr>
-        <w:t xml:space="preserve"> }}</w:t>
+        <w:t>{{ trabajadores }}</w:t>
       </w:r>
       <w:r>
         <w:rPr>
@@ -382,7 +309,6 @@
                 <w:szCs w:val="22"/>
               </w:rPr>
             </w:pPr>
-            <w:proofErr w:type="gramStart"/>
             <w:r>
               <w:rPr>
                 <w:rFonts w:asciiTheme="minorHAnsi" w:hAnsiTheme="minorHAnsi" w:cstheme="minorHAnsi"/>
@@ -390,17 +316,7 @@
                 <w:sz w:val="22"/>
                 <w:szCs w:val="22"/>
               </w:rPr>
-              <w:t>{{ mueble</w:t>
-            </w:r>
-            <w:proofErr w:type="gramEnd"/>
-            <w:r>
-              <w:rPr>
-                <w:rFonts w:asciiTheme="minorHAnsi" w:hAnsiTheme="minorHAnsi" w:cstheme="minorHAnsi"/>
-                <w:color w:val="000000" w:themeColor="text1"/>
-                <w:sz w:val="22"/>
-                <w:szCs w:val="22"/>
-              </w:rPr>
-              <w:t>1 }}</w:t>
+              <w:t>{{ mueble1 }}</w:t>
             </w:r>
           </w:p>
         </w:tc>
@@ -450,7 +366,6 @@
                 <w:szCs w:val="22"/>
               </w:rPr>
             </w:pPr>
-            <w:proofErr w:type="gramStart"/>
             <w:r>
               <w:rPr>
                 <w:rFonts w:asciiTheme="minorHAnsi" w:hAnsiTheme="minorHAnsi" w:cstheme="minorHAnsi"/>
@@ -460,7 +375,6 @@
               </w:rPr>
               <w:t>{{ ruta</w:t>
             </w:r>
-            <w:proofErr w:type="gramEnd"/>
             <w:r>
               <w:rPr>
                 <w:rFonts w:asciiTheme="minorHAnsi" w:hAnsiTheme="minorHAnsi" w:cstheme="minorHAnsi"/>
@@ -587,7 +501,6 @@
                 <w:szCs w:val="22"/>
               </w:rPr>
             </w:pPr>
-            <w:proofErr w:type="gramStart"/>
             <w:r>
               <w:rPr>
                 <w:rFonts w:asciiTheme="minorHAnsi" w:hAnsiTheme="minorHAnsi" w:cstheme="minorHAnsi"/>
@@ -595,17 +508,7 @@
                 <w:sz w:val="22"/>
                 <w:szCs w:val="22"/>
               </w:rPr>
-              <w:t>{{ ext</w:t>
-            </w:r>
-            <w:proofErr w:type="gramEnd"/>
-            <w:r>
-              <w:rPr>
-                <w:rFonts w:asciiTheme="minorHAnsi" w:hAnsiTheme="minorHAnsi" w:cstheme="minorHAnsi"/>
-                <w:color w:val="000000" w:themeColor="text1"/>
-                <w:sz w:val="22"/>
-                <w:szCs w:val="22"/>
-              </w:rPr>
-              <w:t>1 }}</w:t>
+              <w:t>{{ ext1 }}</w:t>
             </w:r>
           </w:p>
         </w:tc>
@@ -626,7 +529,6 @@
                 <w:szCs w:val="22"/>
               </w:rPr>
             </w:pPr>
-            <w:proofErr w:type="gramStart"/>
             <w:r>
               <w:rPr>
                 <w:rFonts w:asciiTheme="minorHAnsi" w:hAnsiTheme="minorHAnsi" w:cstheme="minorHAnsi"/>
@@ -636,7 +538,6 @@
               </w:rPr>
               <w:t>{{ ext</w:t>
             </w:r>
-            <w:proofErr w:type="gramEnd"/>
             <w:r>
               <w:rPr>
                 <w:rFonts w:asciiTheme="minorHAnsi" w:hAnsiTheme="minorHAnsi" w:cstheme="minorHAnsi"/>
@@ -717,7 +618,6 @@
                 <w:szCs w:val="22"/>
               </w:rPr>
             </w:pPr>
-            <w:proofErr w:type="gramStart"/>
             <w:r>
               <w:rPr>
                 <w:rFonts w:asciiTheme="minorHAnsi" w:hAnsiTheme="minorHAnsi" w:cstheme="minorHAnsi"/>
@@ -725,17 +625,7 @@
                 <w:sz w:val="22"/>
                 <w:szCs w:val="22"/>
               </w:rPr>
-              <w:t>{{ techo</w:t>
-            </w:r>
-            <w:proofErr w:type="gramEnd"/>
-            <w:r>
-              <w:rPr>
-                <w:rFonts w:asciiTheme="minorHAnsi" w:hAnsiTheme="minorHAnsi" w:cstheme="minorHAnsi"/>
-                <w:color w:val="000000" w:themeColor="text1"/>
-                <w:sz w:val="22"/>
-                <w:szCs w:val="22"/>
-              </w:rPr>
-              <w:t xml:space="preserve"> }}</w:t>
+              <w:t>{{ techo }}</w:t>
             </w:r>
           </w:p>
         </w:tc>
@@ -806,7 +696,6 @@
               </w:rPr>
               <w:t xml:space="preserve"> de </w:t>
             </w:r>
-            <w:proofErr w:type="gramStart"/>
             <w:r>
               <w:rPr>
                 <w:rFonts w:asciiTheme="minorHAnsi" w:hAnsiTheme="minorHAnsi" w:cstheme="minorHAnsi"/>
@@ -814,37 +703,7 @@
                 <w:sz w:val="22"/>
                 <w:szCs w:val="22"/>
               </w:rPr>
-              <w:t xml:space="preserve">{{ </w:t>
-            </w:r>
-            <w:proofErr w:type="spellStart"/>
-            <w:r>
-              <w:rPr>
-                <w:rFonts w:asciiTheme="minorHAnsi" w:hAnsiTheme="minorHAnsi" w:cstheme="minorHAnsi"/>
-                <w:color w:val="000000" w:themeColor="text1"/>
-                <w:sz w:val="22"/>
-                <w:szCs w:val="22"/>
-              </w:rPr>
-              <w:t>gas</w:t>
-            </w:r>
-            <w:proofErr w:type="gramEnd"/>
-            <w:r>
-              <w:rPr>
-                <w:rFonts w:asciiTheme="minorHAnsi" w:hAnsiTheme="minorHAnsi" w:cstheme="minorHAnsi"/>
-                <w:color w:val="000000" w:themeColor="text1"/>
-                <w:sz w:val="22"/>
-                <w:szCs w:val="22"/>
-              </w:rPr>
-              <w:t>_inflamable</w:t>
-            </w:r>
-            <w:proofErr w:type="spellEnd"/>
-            <w:r>
-              <w:rPr>
-                <w:rFonts w:asciiTheme="minorHAnsi" w:hAnsiTheme="minorHAnsi" w:cstheme="minorHAnsi"/>
-                <w:color w:val="000000" w:themeColor="text1"/>
-                <w:sz w:val="22"/>
-                <w:szCs w:val="22"/>
-              </w:rPr>
-              <w:t xml:space="preserve"> }}</w:t>
+              <w:t>{{ gas_inflamable }}</w:t>
             </w:r>
             <w:r>
               <w:rPr>
@@ -923,7 +782,6 @@
                 <w:szCs w:val="22"/>
               </w:rPr>
             </w:pPr>
-            <w:proofErr w:type="gramStart"/>
             <w:r>
               <w:rPr>
                 <w:rFonts w:asciiTheme="minorHAnsi" w:hAnsiTheme="minorHAnsi" w:cstheme="minorHAnsi"/>
@@ -931,37 +789,7 @@
                 <w:sz w:val="22"/>
                 <w:szCs w:val="22"/>
               </w:rPr>
-              <w:t xml:space="preserve">{{ </w:t>
-            </w:r>
-            <w:proofErr w:type="spellStart"/>
-            <w:r>
-              <w:rPr>
-                <w:rFonts w:asciiTheme="minorHAnsi" w:hAnsiTheme="minorHAnsi" w:cstheme="minorHAnsi"/>
-                <w:color w:val="000000" w:themeColor="text1"/>
-                <w:sz w:val="22"/>
-                <w:szCs w:val="22"/>
-              </w:rPr>
-              <w:t>tanques</w:t>
-            </w:r>
-            <w:proofErr w:type="gramEnd"/>
-            <w:r>
-              <w:rPr>
-                <w:rFonts w:asciiTheme="minorHAnsi" w:hAnsiTheme="minorHAnsi" w:cstheme="minorHAnsi"/>
-                <w:color w:val="000000" w:themeColor="text1"/>
-                <w:sz w:val="22"/>
-                <w:szCs w:val="22"/>
-              </w:rPr>
-              <w:t>_gaso</w:t>
-            </w:r>
-            <w:proofErr w:type="spellEnd"/>
-            <w:r>
-              <w:rPr>
-                <w:rFonts w:asciiTheme="minorHAnsi" w:hAnsiTheme="minorHAnsi" w:cstheme="minorHAnsi"/>
-                <w:color w:val="000000" w:themeColor="text1"/>
-                <w:sz w:val="22"/>
-                <w:szCs w:val="22"/>
-              </w:rPr>
-              <w:t xml:space="preserve"> }}</w:t>
+              <w:t>{{ tanques_gaso }}</w:t>
             </w:r>
           </w:p>
         </w:tc>
@@ -1064,7 +892,6 @@
               </w:rPr>
               <w:t xml:space="preserve">Se cuenta con un plan de emergencia para casos de incendio, definido en el presente Programa interno de Protección civil, mismo que debe ser difundido y socializado con el personal de </w:t>
             </w:r>
-            <w:proofErr w:type="gramStart"/>
             <w:r>
               <w:rPr>
                 <w:rFonts w:asciiTheme="minorHAnsi" w:hAnsiTheme="minorHAnsi" w:cstheme="minorHAnsi"/>
@@ -1074,43 +901,7 @@
                 <w:sz w:val="22"/>
                 <w:szCs w:val="22"/>
               </w:rPr>
-              <w:t xml:space="preserve">{{ </w:t>
-            </w:r>
-            <w:proofErr w:type="spellStart"/>
-            <w:r>
-              <w:rPr>
-                <w:rFonts w:asciiTheme="minorHAnsi" w:hAnsiTheme="minorHAnsi" w:cstheme="minorHAnsi"/>
-                <w:b/>
-                <w:bCs/>
-                <w:color w:val="000000" w:themeColor="text1"/>
-                <w:sz w:val="22"/>
-                <w:szCs w:val="22"/>
-              </w:rPr>
-              <w:t>razon</w:t>
-            </w:r>
-            <w:proofErr w:type="gramEnd"/>
-            <w:r>
-              <w:rPr>
-                <w:rFonts w:asciiTheme="minorHAnsi" w:hAnsiTheme="minorHAnsi" w:cstheme="minorHAnsi"/>
-                <w:b/>
-                <w:bCs/>
-                <w:color w:val="000000" w:themeColor="text1"/>
-                <w:sz w:val="22"/>
-                <w:szCs w:val="22"/>
-              </w:rPr>
-              <w:t>_social</w:t>
-            </w:r>
-            <w:proofErr w:type="spellEnd"/>
-            <w:r>
-              <w:rPr>
-                <w:rFonts w:asciiTheme="minorHAnsi" w:hAnsiTheme="minorHAnsi" w:cstheme="minorHAnsi"/>
-                <w:b/>
-                <w:bCs/>
-                <w:color w:val="000000" w:themeColor="text1"/>
-                <w:sz w:val="22"/>
-                <w:szCs w:val="22"/>
-              </w:rPr>
-              <w:t xml:space="preserve"> }} </w:t>
+              <w:t xml:space="preserve">{{ razon_social }} </w:t>
             </w:r>
             <w:r>
               <w:rPr>
@@ -1120,29 +911,7 @@
                 <w:sz w:val="22"/>
                 <w:szCs w:val="22"/>
               </w:rPr>
-              <w:t xml:space="preserve">{{ </w:t>
-            </w:r>
-            <w:proofErr w:type="spellStart"/>
-            <w:r>
-              <w:rPr>
-                <w:rFonts w:asciiTheme="minorHAnsi" w:hAnsiTheme="minorHAnsi" w:cstheme="minorHAnsi"/>
-                <w:b/>
-                <w:color w:val="000000" w:themeColor="text1"/>
-                <w:sz w:val="22"/>
-                <w:szCs w:val="22"/>
-              </w:rPr>
-              <w:t>nombre_comercial</w:t>
-            </w:r>
-            <w:proofErr w:type="spellEnd"/>
-            <w:r>
-              <w:rPr>
-                <w:rFonts w:asciiTheme="minorHAnsi" w:hAnsiTheme="minorHAnsi" w:cstheme="minorHAnsi"/>
-                <w:b/>
-                <w:color w:val="000000" w:themeColor="text1"/>
-                <w:sz w:val="22"/>
-                <w:szCs w:val="22"/>
-              </w:rPr>
-              <w:t xml:space="preserve"> }}</w:t>
+              <w:t>{{ nombre_comercial }}</w:t>
             </w:r>
             <w:r>
               <w:rPr>
@@ -1171,6 +940,7 @@
             <w:id w:val="-2119444129"/>
             <w:picture/>
           </w:sdtPr>
+          <w:sdtEndPr/>
           <w:sdtContent>
             <w:tc>
               <w:tcPr>
@@ -1261,6 +1031,7 @@
             <w:id w:val="-1544437031"/>
             <w:picture/>
           </w:sdtPr>
+          <w:sdtEndPr/>
           <w:sdtContent>
             <w:tc>
               <w:tcPr>
@@ -1351,6 +1122,7 @@
             <w:id w:val="880134221"/>
             <w:picture/>
           </w:sdtPr>
+          <w:sdtEndPr/>
           <w:sdtContent>
             <w:tc>
               <w:tcPr>
@@ -1481,7 +1253,6 @@
                 <w:szCs w:val="22"/>
               </w:rPr>
             </w:pPr>
-            <w:proofErr w:type="gramStart"/>
             <w:r>
               <w:rPr>
                 <w:rFonts w:asciiTheme="minorHAnsi" w:hAnsiTheme="minorHAnsi" w:cstheme="minorHAnsi"/>
@@ -1489,17 +1260,7 @@
                 <w:sz w:val="22"/>
                 <w:szCs w:val="22"/>
               </w:rPr>
-              <w:t>{{ pisos</w:t>
-            </w:r>
-            <w:proofErr w:type="gramEnd"/>
-            <w:r>
-              <w:rPr>
-                <w:rFonts w:asciiTheme="minorHAnsi" w:hAnsiTheme="minorHAnsi" w:cstheme="minorHAnsi"/>
-                <w:color w:val="000000" w:themeColor="text1"/>
-                <w:sz w:val="22"/>
-                <w:szCs w:val="22"/>
-              </w:rPr>
-              <w:t xml:space="preserve"> }}</w:t>
+              <w:t>{{ pisos }}</w:t>
             </w:r>
           </w:p>
         </w:tc>
@@ -1573,7 +1334,6 @@
                 <w:szCs w:val="22"/>
               </w:rPr>
             </w:pPr>
-            <w:proofErr w:type="gramStart"/>
             <w:r>
               <w:rPr>
                 <w:rFonts w:asciiTheme="minorHAnsi" w:hAnsiTheme="minorHAnsi" w:cstheme="minorHAnsi"/>
@@ -1581,28 +1341,7 @@
                 <w:sz w:val="22"/>
                 <w:szCs w:val="22"/>
               </w:rPr>
-              <w:t xml:space="preserve">{{ </w:t>
-            </w:r>
-            <w:proofErr w:type="spellStart"/>
-            <w:r>
-              <w:rPr>
-                <w:rFonts w:asciiTheme="minorHAnsi" w:hAnsiTheme="minorHAnsi" w:cstheme="minorHAnsi"/>
-                <w:color w:val="000000" w:themeColor="text1"/>
-                <w:sz w:val="22"/>
-                <w:szCs w:val="22"/>
-              </w:rPr>
-              <w:t>electrico</w:t>
-            </w:r>
-            <w:proofErr w:type="spellEnd"/>
-            <w:proofErr w:type="gramEnd"/>
-            <w:r>
-              <w:rPr>
-                <w:rFonts w:asciiTheme="minorHAnsi" w:hAnsiTheme="minorHAnsi" w:cstheme="minorHAnsi"/>
-                <w:color w:val="000000" w:themeColor="text1"/>
-                <w:sz w:val="22"/>
-                <w:szCs w:val="22"/>
-              </w:rPr>
-              <w:t xml:space="preserve"> }}</w:t>
+              <w:t>{{ electrico }}</w:t>
             </w:r>
           </w:p>
         </w:tc>
@@ -1785,21 +1524,12 @@
                 <w:color w:val="000000" w:themeColor="text1"/>
               </w:rPr>
             </w:pPr>
-            <w:proofErr w:type="gramStart"/>
             <w:r>
               <w:rPr>
                 <w:rFonts w:cstheme="minorHAnsi"/>
                 <w:color w:val="000000" w:themeColor="text1"/>
               </w:rPr>
-              <w:t>{{ alarma</w:t>
-            </w:r>
-            <w:proofErr w:type="gramEnd"/>
-            <w:r>
-              <w:rPr>
-                <w:rFonts w:cstheme="minorHAnsi"/>
-                <w:color w:val="000000" w:themeColor="text1"/>
-              </w:rPr>
-              <w:t xml:space="preserve"> }}</w:t>
+              <w:t>{{ alarma }}</w:t>
             </w:r>
           </w:p>
         </w:tc>
@@ -1859,21 +1589,12 @@
                 <w:color w:val="000000" w:themeColor="text1"/>
               </w:rPr>
             </w:pPr>
-            <w:proofErr w:type="gramStart"/>
             <w:r>
               <w:rPr>
                 <w:rFonts w:cstheme="minorHAnsi"/>
                 <w:color w:val="000000" w:themeColor="text1"/>
               </w:rPr>
-              <w:t>{{ puerta</w:t>
-            </w:r>
-            <w:proofErr w:type="gramEnd"/>
-            <w:r>
-              <w:rPr>
-                <w:rFonts w:cstheme="minorHAnsi"/>
-                <w:color w:val="000000" w:themeColor="text1"/>
-              </w:rPr>
-              <w:t xml:space="preserve"> }}</w:t>
+              <w:t>{{ puerta }}</w:t>
             </w:r>
           </w:p>
         </w:tc>
@@ -2069,23 +1790,7 @@
                 <w:rFonts w:cstheme="minorHAnsi"/>
                 <w:color w:val="000000" w:themeColor="text1"/>
               </w:rPr>
-              <w:t xml:space="preserve">{{ </w:t>
-            </w:r>
-            <w:proofErr w:type="spellStart"/>
-            <w:r>
-              <w:rPr>
-                <w:rFonts w:cstheme="minorHAnsi"/>
-                <w:color w:val="000000" w:themeColor="text1"/>
-              </w:rPr>
-              <w:t>botiquin</w:t>
-            </w:r>
-            <w:proofErr w:type="spellEnd"/>
-            <w:r>
-              <w:rPr>
-                <w:rFonts w:cstheme="minorHAnsi"/>
-                <w:color w:val="000000" w:themeColor="text1"/>
-              </w:rPr>
-              <w:t xml:space="preserve"> }}</w:t>
+              <w:t>{{ botiquin }}</w:t>
             </w:r>
           </w:p>
         </w:tc>
@@ -2128,15 +1833,7 @@
               </w:rPr>
             </w:pPr>
             <w:r>
-              <w:t xml:space="preserve">{{ </w:t>
-            </w:r>
-            <w:proofErr w:type="spellStart"/>
-            <w:r>
-              <w:t>banio</w:t>
-            </w:r>
-            <w:proofErr w:type="spellEnd"/>
-            <w:r>
-              <w:t xml:space="preserve"> }}</w:t>
+              <w:t>{{ banio }}</w:t>
             </w:r>
           </w:p>
         </w:tc>
@@ -2203,18 +1900,8 @@
                 <w:color w:val="000000" w:themeColor="text1"/>
               </w:rPr>
             </w:pPr>
-            <w:proofErr w:type="gramStart"/>
             <w:r>
-              <w:t xml:space="preserve">{{ </w:t>
-            </w:r>
-            <w:proofErr w:type="spellStart"/>
-            <w:r>
-              <w:t>dh</w:t>
-            </w:r>
-            <w:proofErr w:type="spellEnd"/>
-            <w:proofErr w:type="gramEnd"/>
-            <w:r>
-              <w:t xml:space="preserve"> }}</w:t>
+              <w:t>{{ dh }}</w:t>
             </w:r>
           </w:p>
         </w:tc>
@@ -2246,8 +1933,12 @@
     <w:p>
       <w:pPr>
         <w:sectPr>
-          <w:headerReference w:type="default" r:id="rId9"/>
-          <w:footerReference w:type="default" r:id="rId10"/>
+          <w:headerReference w:type="even" r:id="rId9"/>
+          <w:headerReference w:type="default" r:id="rId10"/>
+          <w:footerReference w:type="even" r:id="rId11"/>
+          <w:footerReference w:type="default" r:id="rId12"/>
+          <w:headerReference w:type="first" r:id="rId13"/>
+          <w:footerReference w:type="first" r:id="rId14"/>
           <w:pgSz w:w="12240" w:h="15840" w:code="1"/>
           <w:pgMar w:top="1417" w:right="1701" w:bottom="1417" w:left="1701" w:header="426" w:footer="535" w:gutter="0"/>
           <w:cols w:space="708"/>
@@ -2261,8 +1952,8 @@
       </w:pPr>
     </w:p>
     <w:sectPr>
-      <w:headerReference w:type="default" r:id="rId11"/>
-      <w:footerReference w:type="default" r:id="rId12"/>
+      <w:headerReference w:type="default" r:id="rId15"/>
+      <w:footerReference w:type="default" r:id="rId16"/>
       <w:type w:val="continuous"/>
       <w:pgSz w:w="12240" w:h="15840" w:code="1"/>
       <w:pgMar w:top="1417" w:right="1701" w:bottom="1417" w:left="1701" w:header="426" w:footer="920" w:gutter="0"/>
@@ -2276,7 +1967,7 @@
 </file>
 
 <file path=word/endnotes.xml><?xml version="1.0" encoding="utf-8"?>
-<w:endnotes xmlns:wpc="http://schemas.microsoft.com/office/word/2010/wordprocessingCanvas" xmlns:cx="http://schemas.microsoft.com/office/drawing/2014/chartex" xmlns:cx1="http://schemas.microsoft.com/office/drawing/2015/9/8/chartex" xmlns:cx2="http://schemas.microsoft.com/office/drawing/2015/10/21/chartex" xmlns:cx3="http://schemas.microsoft.com/office/drawing/2016/5/9/chartex" xmlns:cx4="http://schemas.microsoft.com/office/drawing/2016/5/10/chartex" xmlns:cx5="http://schemas.microsoft.com/office/drawing/2016/5/11/chartex" xmlns:cx6="http://schemas.microsoft.com/office/drawing/2016/5/12/chartex" xmlns:cx7="http://schemas.microsoft.com/office/drawing/2016/5/13/chartex" xmlns:cx8="http://schemas.microsoft.com/office/drawing/2016/5/14/chartex" xmlns:mc="http://schemas.openxmlformats.org/markup-compatibility/2006" xmlns:aink="http://schemas.microsoft.com/office/drawing/2016/ink" xmlns:am3d="http://schemas.microsoft.com/office/drawing/2017/model3d" xmlns:o="urn:schemas-microsoft-com:office:office" xmlns:oel="http://schemas.microsoft.com/office/2019/extlst" xmlns:r="http://schemas.openxmlformats.org/officeDocument/2006/relationships" xmlns:m="http://schemas.openxmlformats.org/officeDocument/2006/math" xmlns:v="urn:schemas-microsoft-com:vml" xmlns:wp14="http://schemas.microsoft.com/office/word/2010/wordprocessingDrawing" xmlns:wp="http://schemas.openxmlformats.org/drawingml/2006/wordprocessingDrawing" xmlns:w10="urn:schemas-microsoft-com:office:word" xmlns:w="http://schemas.openxmlformats.org/wordprocessingml/2006/main" xmlns:w14="http://schemas.microsoft.com/office/word/2010/wordml" xmlns:w15="http://schemas.microsoft.com/office/word/2012/wordml" xmlns:w16cex="http://schemas.microsoft.com/office/word/2018/wordml/cex" xmlns:w16cid="http://schemas.microsoft.com/office/word/2016/wordml/cid" xmlns:w16="http://schemas.microsoft.com/office/word/2018/wordml" xmlns:w16du="http://schemas.microsoft.com/office/word/2023/wordml/word16du" xmlns:w16sdtdh="http://schemas.microsoft.com/office/word/2020/wordml/sdtdatahash" xmlns:w16se="http://schemas.microsoft.com/office/word/2015/wordml/symex" xmlns:wpg="http://schemas.microsoft.com/office/word/2010/wordprocessingGroup" xmlns:wpi="http://schemas.microsoft.com/office/word/2010/wordprocessingInk" xmlns:wne="http://schemas.microsoft.com/office/word/2006/wordml" xmlns:wps="http://schemas.microsoft.com/office/word/2010/wordprocessingShape" mc:Ignorable="w14 w15 w16se w16cid w16 w16cex w16sdtdh w16du wp14">
+<w:endnotes xmlns:wpc="http://schemas.microsoft.com/office/word/2010/wordprocessingCanvas" xmlns:cx="http://schemas.microsoft.com/office/drawing/2014/chartex" xmlns:cx1="http://schemas.microsoft.com/office/drawing/2015/9/8/chartex" xmlns:cx2="http://schemas.microsoft.com/office/drawing/2015/10/21/chartex" xmlns:cx3="http://schemas.microsoft.com/office/drawing/2016/5/9/chartex" xmlns:cx4="http://schemas.microsoft.com/office/drawing/2016/5/10/chartex" xmlns:cx5="http://schemas.microsoft.com/office/drawing/2016/5/11/chartex" xmlns:cx6="http://schemas.microsoft.com/office/drawing/2016/5/12/chartex" xmlns:cx7="http://schemas.microsoft.com/office/drawing/2016/5/13/chartex" xmlns:cx8="http://schemas.microsoft.com/office/drawing/2016/5/14/chartex" xmlns:mc="http://schemas.openxmlformats.org/markup-compatibility/2006" xmlns:aink="http://schemas.microsoft.com/office/drawing/2016/ink" xmlns:am3d="http://schemas.microsoft.com/office/drawing/2017/model3d" xmlns:o="urn:schemas-microsoft-com:office:office" xmlns:oel="http://schemas.microsoft.com/office/2019/extlst" xmlns:r="http://schemas.openxmlformats.org/officeDocument/2006/relationships" xmlns:m="http://schemas.openxmlformats.org/officeDocument/2006/math" xmlns:v="urn:schemas-microsoft-com:vml" xmlns:wp14="http://schemas.microsoft.com/office/word/2010/wordprocessingDrawing" xmlns:wp="http://schemas.openxmlformats.org/drawingml/2006/wordprocessingDrawing" xmlns:w10="urn:schemas-microsoft-com:office:word" xmlns:w="http://schemas.openxmlformats.org/wordprocessingml/2006/main" xmlns:w14="http://schemas.microsoft.com/office/word/2010/wordml" xmlns:w15="http://schemas.microsoft.com/office/word/2012/wordml" xmlns:w16cex="http://schemas.microsoft.com/office/word/2018/wordml/cex" xmlns:w16cid="http://schemas.microsoft.com/office/word/2016/wordml/cid" xmlns:w16="http://schemas.microsoft.com/office/word/2018/wordml" xmlns:w16du="http://schemas.microsoft.com/office/word/2023/wordml/word16du" xmlns:w16sdtdh="http://schemas.microsoft.com/office/word/2020/wordml/sdtdatahash" xmlns:w16sdtfl="http://schemas.microsoft.com/office/word/2024/wordml/sdtformatlock" xmlns:w16se="http://schemas.microsoft.com/office/word/2015/wordml/symex" xmlns:wpg="http://schemas.microsoft.com/office/word/2010/wordprocessingGroup" xmlns:wpi="http://schemas.microsoft.com/office/word/2010/wordprocessingInk" xmlns:wne="http://schemas.microsoft.com/office/word/2006/wordml" xmlns:wps="http://schemas.microsoft.com/office/word/2010/wordprocessingShape" mc:Ignorable="w14 w15 w16se w16cid w16 w16cex w16sdtdh w16sdtfl w16du wp14">
   <w:endnote w:type="separator" w:id="-1">
     <w:p>
       <w:pPr>
@@ -2297,11 +1988,28 @@
       </w:r>
     </w:p>
   </w:endnote>
+  <w:endnote w:type="continuationNotice" w:id="1">
+    <w:p>
+      <w:pPr>
+        <w:spacing w:after="0" w:line="240" w:lineRule="auto"/>
+      </w:pPr>
+    </w:p>
+  </w:endnote>
 </w:endnotes>
 </file>
 
 <file path=word/footer1.xml><?xml version="1.0" encoding="utf-8"?>
-<w:ftr xmlns:wpc="http://schemas.microsoft.com/office/word/2010/wordprocessingCanvas" xmlns:cx="http://schemas.microsoft.com/office/drawing/2014/chartex" xmlns:cx1="http://schemas.microsoft.com/office/drawing/2015/9/8/chartex" xmlns:cx2="http://schemas.microsoft.com/office/drawing/2015/10/21/chartex" xmlns:cx3="http://schemas.microsoft.com/office/drawing/2016/5/9/chartex" xmlns:cx4="http://schemas.microsoft.com/office/drawing/2016/5/10/chartex" xmlns:cx5="http://schemas.microsoft.com/office/drawing/2016/5/11/chartex" xmlns:cx6="http://schemas.microsoft.com/office/drawing/2016/5/12/chartex" xmlns:cx7="http://schemas.microsoft.com/office/drawing/2016/5/13/chartex" xmlns:cx8="http://schemas.microsoft.com/office/drawing/2016/5/14/chartex" xmlns:mc="http://schemas.openxmlformats.org/markup-compatibility/2006" xmlns:aink="http://schemas.microsoft.com/office/drawing/2016/ink" xmlns:am3d="http://schemas.microsoft.com/office/drawing/2017/model3d" xmlns:o="urn:schemas-microsoft-com:office:office" xmlns:oel="http://schemas.microsoft.com/office/2019/extlst" xmlns:r="http://schemas.openxmlformats.org/officeDocument/2006/relationships" xmlns:m="http://schemas.openxmlformats.org/officeDocument/2006/math" xmlns:v="urn:schemas-microsoft-com:vml" xmlns:wp14="http://schemas.microsoft.com/office/word/2010/wordprocessingDrawing" xmlns:wp="http://schemas.openxmlformats.org/drawingml/2006/wordprocessingDrawing" xmlns:w10="urn:schemas-microsoft-com:office:word" xmlns:w="http://schemas.openxmlformats.org/wordprocessingml/2006/main" xmlns:w14="http://schemas.microsoft.com/office/word/2010/wordml" xmlns:w15="http://schemas.microsoft.com/office/word/2012/wordml" xmlns:w16cex="http://schemas.microsoft.com/office/word/2018/wordml/cex" xmlns:w16cid="http://schemas.microsoft.com/office/word/2016/wordml/cid" xmlns:w16="http://schemas.microsoft.com/office/word/2018/wordml" xmlns:w16du="http://schemas.microsoft.com/office/word/2023/wordml/word16du" xmlns:w16sdtdh="http://schemas.microsoft.com/office/word/2020/wordml/sdtdatahash" xmlns:w16se="http://schemas.microsoft.com/office/word/2015/wordml/symex" xmlns:wpg="http://schemas.microsoft.com/office/word/2010/wordprocessingGroup" xmlns:wpi="http://schemas.microsoft.com/office/word/2010/wordprocessingInk" xmlns:wne="http://schemas.microsoft.com/office/word/2006/wordml" xmlns:wps="http://schemas.microsoft.com/office/word/2010/wordprocessingShape" mc:Ignorable="w14 w15 w16se w16cid w16 w16cex w16sdtdh w16du wp14">
+<w:ftr xmlns:wpc="http://schemas.microsoft.com/office/word/2010/wordprocessingCanvas" xmlns:cx="http://schemas.microsoft.com/office/drawing/2014/chartex" xmlns:cx1="http://schemas.microsoft.com/office/drawing/2015/9/8/chartex" xmlns:cx2="http://schemas.microsoft.com/office/drawing/2015/10/21/chartex" xmlns:cx3="http://schemas.microsoft.com/office/drawing/2016/5/9/chartex" xmlns:cx4="http://schemas.microsoft.com/office/drawing/2016/5/10/chartex" xmlns:cx5="http://schemas.microsoft.com/office/drawing/2016/5/11/chartex" xmlns:cx6="http://schemas.microsoft.com/office/drawing/2016/5/12/chartex" xmlns:cx7="http://schemas.microsoft.com/office/drawing/2016/5/13/chartex" xmlns:cx8="http://schemas.microsoft.com/office/drawing/2016/5/14/chartex" xmlns:mc="http://schemas.openxmlformats.org/markup-compatibility/2006" xmlns:aink="http://schemas.microsoft.com/office/drawing/2016/ink" xmlns:am3d="http://schemas.microsoft.com/office/drawing/2017/model3d" xmlns:o="urn:schemas-microsoft-com:office:office" xmlns:oel="http://schemas.microsoft.com/office/2019/extlst" xmlns:r="http://schemas.openxmlformats.org/officeDocument/2006/relationships" xmlns:m="http://schemas.openxmlformats.org/officeDocument/2006/math" xmlns:v="urn:schemas-microsoft-com:vml" xmlns:wp14="http://schemas.microsoft.com/office/word/2010/wordprocessingDrawing" xmlns:wp="http://schemas.openxmlformats.org/drawingml/2006/wordprocessingDrawing" xmlns:w10="urn:schemas-microsoft-com:office:word" xmlns:w="http://schemas.openxmlformats.org/wordprocessingml/2006/main" xmlns:w14="http://schemas.microsoft.com/office/word/2010/wordml" xmlns:w15="http://schemas.microsoft.com/office/word/2012/wordml" xmlns:w16cex="http://schemas.microsoft.com/office/word/2018/wordml/cex" xmlns:w16cid="http://schemas.microsoft.com/office/word/2016/wordml/cid" xmlns:w16="http://schemas.microsoft.com/office/word/2018/wordml" xmlns:w16du="http://schemas.microsoft.com/office/word/2023/wordml/word16du" xmlns:w16sdtdh="http://schemas.microsoft.com/office/word/2020/wordml/sdtdatahash" xmlns:w16sdtfl="http://schemas.microsoft.com/office/word/2024/wordml/sdtformatlock" xmlns:w16se="http://schemas.microsoft.com/office/word/2015/wordml/symex" xmlns:wpg="http://schemas.microsoft.com/office/word/2010/wordprocessingGroup" xmlns:wpi="http://schemas.microsoft.com/office/word/2010/wordprocessingInk" xmlns:wne="http://schemas.microsoft.com/office/word/2006/wordml" xmlns:wps="http://schemas.microsoft.com/office/word/2010/wordprocessingShape" mc:Ignorable="w14 w15 w16se w16cid w16 w16cex w16sdtdh w16sdtfl w16du wp14">
+  <w:p>
+    <w:pPr>
+      <w:pStyle w:val="Piedepgina"/>
+    </w:pPr>
+  </w:p>
+</w:ftr>
+</file>
+
+<file path=word/footer2.xml><?xml version="1.0" encoding="utf-8"?>
+<w:ftr xmlns:wpc="http://schemas.microsoft.com/office/word/2010/wordprocessingCanvas" xmlns:cx="http://schemas.microsoft.com/office/drawing/2014/chartex" xmlns:cx1="http://schemas.microsoft.com/office/drawing/2015/9/8/chartex" xmlns:cx2="http://schemas.microsoft.com/office/drawing/2015/10/21/chartex" xmlns:cx3="http://schemas.microsoft.com/office/drawing/2016/5/9/chartex" xmlns:cx4="http://schemas.microsoft.com/office/drawing/2016/5/10/chartex" xmlns:cx5="http://schemas.microsoft.com/office/drawing/2016/5/11/chartex" xmlns:cx6="http://schemas.microsoft.com/office/drawing/2016/5/12/chartex" xmlns:cx7="http://schemas.microsoft.com/office/drawing/2016/5/13/chartex" xmlns:cx8="http://schemas.microsoft.com/office/drawing/2016/5/14/chartex" xmlns:mc="http://schemas.openxmlformats.org/markup-compatibility/2006" xmlns:aink="http://schemas.microsoft.com/office/drawing/2016/ink" xmlns:am3d="http://schemas.microsoft.com/office/drawing/2017/model3d" xmlns:o="urn:schemas-microsoft-com:office:office" xmlns:oel="http://schemas.microsoft.com/office/2019/extlst" xmlns:r="http://schemas.openxmlformats.org/officeDocument/2006/relationships" xmlns:m="http://schemas.openxmlformats.org/officeDocument/2006/math" xmlns:v="urn:schemas-microsoft-com:vml" xmlns:wp14="http://schemas.microsoft.com/office/word/2010/wordprocessingDrawing" xmlns:wp="http://schemas.openxmlformats.org/drawingml/2006/wordprocessingDrawing" xmlns:w10="urn:schemas-microsoft-com:office:word" xmlns:w="http://schemas.openxmlformats.org/wordprocessingml/2006/main" xmlns:w14="http://schemas.microsoft.com/office/word/2010/wordml" xmlns:w15="http://schemas.microsoft.com/office/word/2012/wordml" xmlns:w16cex="http://schemas.microsoft.com/office/word/2018/wordml/cex" xmlns:w16cid="http://schemas.microsoft.com/office/word/2016/wordml/cid" xmlns:w16="http://schemas.microsoft.com/office/word/2018/wordml" xmlns:w16du="http://schemas.microsoft.com/office/word/2023/wordml/word16du" xmlns:w16sdtdh="http://schemas.microsoft.com/office/word/2020/wordml/sdtdatahash" xmlns:w16sdtfl="http://schemas.microsoft.com/office/word/2024/wordml/sdtformatlock" xmlns:w16se="http://schemas.microsoft.com/office/word/2015/wordml/symex" xmlns:wpg="http://schemas.microsoft.com/office/word/2010/wordprocessingGroup" xmlns:wpi="http://schemas.microsoft.com/office/word/2010/wordprocessingInk" xmlns:wne="http://schemas.microsoft.com/office/word/2006/wordml" xmlns:wps="http://schemas.microsoft.com/office/word/2010/wordprocessingShape" mc:Ignorable="w14 w15 w16se w16cid w16 w16cex w16sdtdh w16sdtfl w16du wp14">
   <w:p>
     <w:pPr>
       <w:tabs>
@@ -2408,8 +2116,18 @@
 </w:ftr>
 </file>
 
-<file path=word/footer2.xml><?xml version="1.0" encoding="utf-8"?>
-<w:ftr xmlns:wpc="http://schemas.microsoft.com/office/word/2010/wordprocessingCanvas" xmlns:cx="http://schemas.microsoft.com/office/drawing/2014/chartex" xmlns:cx1="http://schemas.microsoft.com/office/drawing/2015/9/8/chartex" xmlns:cx2="http://schemas.microsoft.com/office/drawing/2015/10/21/chartex" xmlns:cx3="http://schemas.microsoft.com/office/drawing/2016/5/9/chartex" xmlns:cx4="http://schemas.microsoft.com/office/drawing/2016/5/10/chartex" xmlns:cx5="http://schemas.microsoft.com/office/drawing/2016/5/11/chartex" xmlns:cx6="http://schemas.microsoft.com/office/drawing/2016/5/12/chartex" xmlns:cx7="http://schemas.microsoft.com/office/drawing/2016/5/13/chartex" xmlns:cx8="http://schemas.microsoft.com/office/drawing/2016/5/14/chartex" xmlns:mc="http://schemas.openxmlformats.org/markup-compatibility/2006" xmlns:aink="http://schemas.microsoft.com/office/drawing/2016/ink" xmlns:am3d="http://schemas.microsoft.com/office/drawing/2017/model3d" xmlns:o="urn:schemas-microsoft-com:office:office" xmlns:oel="http://schemas.microsoft.com/office/2019/extlst" xmlns:r="http://schemas.openxmlformats.org/officeDocument/2006/relationships" xmlns:m="http://schemas.openxmlformats.org/officeDocument/2006/math" xmlns:v="urn:schemas-microsoft-com:vml" xmlns:wp14="http://schemas.microsoft.com/office/word/2010/wordprocessingDrawing" xmlns:wp="http://schemas.openxmlformats.org/drawingml/2006/wordprocessingDrawing" xmlns:w10="urn:schemas-microsoft-com:office:word" xmlns:w="http://schemas.openxmlformats.org/wordprocessingml/2006/main" xmlns:w14="http://schemas.microsoft.com/office/word/2010/wordml" xmlns:w15="http://schemas.microsoft.com/office/word/2012/wordml" xmlns:w16cex="http://schemas.microsoft.com/office/word/2018/wordml/cex" xmlns:w16cid="http://schemas.microsoft.com/office/word/2016/wordml/cid" xmlns:w16="http://schemas.microsoft.com/office/word/2018/wordml" xmlns:w16du="http://schemas.microsoft.com/office/word/2023/wordml/word16du" xmlns:w16sdtdh="http://schemas.microsoft.com/office/word/2020/wordml/sdtdatahash" xmlns:w16se="http://schemas.microsoft.com/office/word/2015/wordml/symex" xmlns:wpg="http://schemas.microsoft.com/office/word/2010/wordprocessingGroup" xmlns:wpi="http://schemas.microsoft.com/office/word/2010/wordprocessingInk" xmlns:wne="http://schemas.microsoft.com/office/word/2006/wordml" xmlns:wps="http://schemas.microsoft.com/office/word/2010/wordprocessingShape" mc:Ignorable="w14 w15 w16se w16cid w16 w16cex w16sdtdh w16du wp14">
+<file path=word/footer3.xml><?xml version="1.0" encoding="utf-8"?>
+<w:ftr xmlns:wpc="http://schemas.microsoft.com/office/word/2010/wordprocessingCanvas" xmlns:cx="http://schemas.microsoft.com/office/drawing/2014/chartex" xmlns:cx1="http://schemas.microsoft.com/office/drawing/2015/9/8/chartex" xmlns:cx2="http://schemas.microsoft.com/office/drawing/2015/10/21/chartex" xmlns:cx3="http://schemas.microsoft.com/office/drawing/2016/5/9/chartex" xmlns:cx4="http://schemas.microsoft.com/office/drawing/2016/5/10/chartex" xmlns:cx5="http://schemas.microsoft.com/office/drawing/2016/5/11/chartex" xmlns:cx6="http://schemas.microsoft.com/office/drawing/2016/5/12/chartex" xmlns:cx7="http://schemas.microsoft.com/office/drawing/2016/5/13/chartex" xmlns:cx8="http://schemas.microsoft.com/office/drawing/2016/5/14/chartex" xmlns:mc="http://schemas.openxmlformats.org/markup-compatibility/2006" xmlns:aink="http://schemas.microsoft.com/office/drawing/2016/ink" xmlns:am3d="http://schemas.microsoft.com/office/drawing/2017/model3d" xmlns:o="urn:schemas-microsoft-com:office:office" xmlns:oel="http://schemas.microsoft.com/office/2019/extlst" xmlns:r="http://schemas.openxmlformats.org/officeDocument/2006/relationships" xmlns:m="http://schemas.openxmlformats.org/officeDocument/2006/math" xmlns:v="urn:schemas-microsoft-com:vml" xmlns:wp14="http://schemas.microsoft.com/office/word/2010/wordprocessingDrawing" xmlns:wp="http://schemas.openxmlformats.org/drawingml/2006/wordprocessingDrawing" xmlns:w10="urn:schemas-microsoft-com:office:word" xmlns:w="http://schemas.openxmlformats.org/wordprocessingml/2006/main" xmlns:w14="http://schemas.microsoft.com/office/word/2010/wordml" xmlns:w15="http://schemas.microsoft.com/office/word/2012/wordml" xmlns:w16cex="http://schemas.microsoft.com/office/word/2018/wordml/cex" xmlns:w16cid="http://schemas.microsoft.com/office/word/2016/wordml/cid" xmlns:w16="http://schemas.microsoft.com/office/word/2018/wordml" xmlns:w16du="http://schemas.microsoft.com/office/word/2023/wordml/word16du" xmlns:w16sdtdh="http://schemas.microsoft.com/office/word/2020/wordml/sdtdatahash" xmlns:w16sdtfl="http://schemas.microsoft.com/office/word/2024/wordml/sdtformatlock" xmlns:w16se="http://schemas.microsoft.com/office/word/2015/wordml/symex" xmlns:wpg="http://schemas.microsoft.com/office/word/2010/wordprocessingGroup" xmlns:wpi="http://schemas.microsoft.com/office/word/2010/wordprocessingInk" xmlns:wne="http://schemas.microsoft.com/office/word/2006/wordml" xmlns:wps="http://schemas.microsoft.com/office/word/2010/wordprocessingShape" mc:Ignorable="w14 w15 w16se w16cid w16 w16cex w16sdtdh w16sdtfl w16du wp14">
+  <w:p>
+    <w:pPr>
+      <w:pStyle w:val="Piedepgina"/>
+    </w:pPr>
+  </w:p>
+</w:ftr>
+</file>
+
+<file path=word/footer4.xml><?xml version="1.0" encoding="utf-8"?>
+<w:ftr xmlns:wpc="http://schemas.microsoft.com/office/word/2010/wordprocessingCanvas" xmlns:cx="http://schemas.microsoft.com/office/drawing/2014/chartex" xmlns:cx1="http://schemas.microsoft.com/office/drawing/2015/9/8/chartex" xmlns:cx2="http://schemas.microsoft.com/office/drawing/2015/10/21/chartex" xmlns:cx3="http://schemas.microsoft.com/office/drawing/2016/5/9/chartex" xmlns:cx4="http://schemas.microsoft.com/office/drawing/2016/5/10/chartex" xmlns:cx5="http://schemas.microsoft.com/office/drawing/2016/5/11/chartex" xmlns:cx6="http://schemas.microsoft.com/office/drawing/2016/5/12/chartex" xmlns:cx7="http://schemas.microsoft.com/office/drawing/2016/5/13/chartex" xmlns:cx8="http://schemas.microsoft.com/office/drawing/2016/5/14/chartex" xmlns:mc="http://schemas.openxmlformats.org/markup-compatibility/2006" xmlns:aink="http://schemas.microsoft.com/office/drawing/2016/ink" xmlns:am3d="http://schemas.microsoft.com/office/drawing/2017/model3d" xmlns:o="urn:schemas-microsoft-com:office:office" xmlns:oel="http://schemas.microsoft.com/office/2019/extlst" xmlns:r="http://schemas.openxmlformats.org/officeDocument/2006/relationships" xmlns:m="http://schemas.openxmlformats.org/officeDocument/2006/math" xmlns:v="urn:schemas-microsoft-com:vml" xmlns:wp14="http://schemas.microsoft.com/office/word/2010/wordprocessingDrawing" xmlns:wp="http://schemas.openxmlformats.org/drawingml/2006/wordprocessingDrawing" xmlns:w10="urn:schemas-microsoft-com:office:word" xmlns:w="http://schemas.openxmlformats.org/wordprocessingml/2006/main" xmlns:w14="http://schemas.microsoft.com/office/word/2010/wordml" xmlns:w15="http://schemas.microsoft.com/office/word/2012/wordml" xmlns:w16cex="http://schemas.microsoft.com/office/word/2018/wordml/cex" xmlns:w16cid="http://schemas.microsoft.com/office/word/2016/wordml/cid" xmlns:w16="http://schemas.microsoft.com/office/word/2018/wordml" xmlns:w16du="http://schemas.microsoft.com/office/word/2023/wordml/word16du" xmlns:w16sdtdh="http://schemas.microsoft.com/office/word/2020/wordml/sdtdatahash" xmlns:w16sdtfl="http://schemas.microsoft.com/office/word/2024/wordml/sdtformatlock" xmlns:w16se="http://schemas.microsoft.com/office/word/2015/wordml/symex" xmlns:wpg="http://schemas.microsoft.com/office/word/2010/wordprocessingGroup" xmlns:wpi="http://schemas.microsoft.com/office/word/2010/wordprocessingInk" xmlns:wne="http://schemas.microsoft.com/office/word/2006/wordml" xmlns:wps="http://schemas.microsoft.com/office/word/2010/wordprocessingShape" mc:Ignorable="w14 w15 w16se w16cid w16 w16cex w16sdtdh w16sdtfl w16du wp14">
   <w:p>
     <w:pPr>
       <w:tabs>
@@ -2429,7 +2147,7 @@
         <w:lang w:eastAsia="es-MX"/>
       </w:rPr>
       <w:drawing>
-        <wp:anchor distT="0" distB="0" distL="114300" distR="114300" simplePos="0" relativeHeight="251657216" behindDoc="1" locked="0" layoutInCell="1" allowOverlap="1" wp14:anchorId="4CD430D2" wp14:editId="0361C5BB">
+        <wp:anchor distT="0" distB="0" distL="114300" distR="114300" simplePos="0" relativeHeight="251658241" behindDoc="1" locked="0" layoutInCell="1" allowOverlap="1" wp14:anchorId="4CD430D2" wp14:editId="0361C5BB">
           <wp:simplePos x="0" y="0"/>
           <wp:positionH relativeFrom="margin">
             <wp:align>center</wp:align>
@@ -2501,7 +2219,7 @@
         <w:lang w:eastAsia="es-MX"/>
       </w:rPr>
       <w:drawing>
-        <wp:anchor distT="0" distB="0" distL="114300" distR="114300" simplePos="0" relativeHeight="251659264" behindDoc="1" locked="0" layoutInCell="1" allowOverlap="1" wp14:anchorId="58EB3774" wp14:editId="52BB3089">
+        <wp:anchor distT="0" distB="0" distL="114300" distR="114300" simplePos="0" relativeHeight="251658242" behindDoc="1" locked="0" layoutInCell="1" allowOverlap="1" wp14:anchorId="58EB3774" wp14:editId="52BB3089">
           <wp:simplePos x="0" y="0"/>
           <wp:positionH relativeFrom="margin">
             <wp:posOffset>4715510</wp:posOffset>
@@ -2571,7 +2289,7 @@
       <mc:AlternateContent>
         <mc:Choice Requires="wps">
           <w:drawing>
-            <wp:anchor distT="0" distB="0" distL="114300" distR="114300" simplePos="0" relativeHeight="251660288" behindDoc="0" locked="0" layoutInCell="1" allowOverlap="1" wp14:anchorId="7241D7FA" wp14:editId="63077459">
+            <wp:anchor distT="0" distB="0" distL="114300" distR="114300" simplePos="0" relativeHeight="251658243" behindDoc="0" locked="0" layoutInCell="1" allowOverlap="1" wp14:anchorId="7241D7FA" wp14:editId="63077459">
               <wp:simplePos x="0" y="0"/>
               <wp:positionH relativeFrom="column">
                 <wp:posOffset>2738755</wp:posOffset>
@@ -2830,7 +2548,7 @@
 </file>
 
 <file path=word/footnotes.xml><?xml version="1.0" encoding="utf-8"?>
-<w:footnotes xmlns:wpc="http://schemas.microsoft.com/office/word/2010/wordprocessingCanvas" xmlns:cx="http://schemas.microsoft.com/office/drawing/2014/chartex" xmlns:cx1="http://schemas.microsoft.com/office/drawing/2015/9/8/chartex" xmlns:cx2="http://schemas.microsoft.com/office/drawing/2015/10/21/chartex" xmlns:cx3="http://schemas.microsoft.com/office/drawing/2016/5/9/chartex" xmlns:cx4="http://schemas.microsoft.com/office/drawing/2016/5/10/chartex" xmlns:cx5="http://schemas.microsoft.com/office/drawing/2016/5/11/chartex" xmlns:cx6="http://schemas.microsoft.com/office/drawing/2016/5/12/chartex" xmlns:cx7="http://schemas.microsoft.com/office/drawing/2016/5/13/chartex" xmlns:cx8="http://schemas.microsoft.com/office/drawing/2016/5/14/chartex" xmlns:mc="http://schemas.openxmlformats.org/markup-compatibility/2006" xmlns:aink="http://schemas.microsoft.com/office/drawing/2016/ink" xmlns:am3d="http://schemas.microsoft.com/office/drawing/2017/model3d" xmlns:o="urn:schemas-microsoft-com:office:office" xmlns:oel="http://schemas.microsoft.com/office/2019/extlst" xmlns:r="http://schemas.openxmlformats.org/officeDocument/2006/relationships" xmlns:m="http://schemas.openxmlformats.org/officeDocument/2006/math" xmlns:v="urn:schemas-microsoft-com:vml" xmlns:wp14="http://schemas.microsoft.com/office/word/2010/wordprocessingDrawing" xmlns:wp="http://schemas.openxmlformats.org/drawingml/2006/wordprocessingDrawing" xmlns:w10="urn:schemas-microsoft-com:office:word" xmlns:w="http://schemas.openxmlformats.org/wordprocessingml/2006/main" xmlns:w14="http://schemas.microsoft.com/office/word/2010/wordml" xmlns:w15="http://schemas.microsoft.com/office/word/2012/wordml" xmlns:w16cex="http://schemas.microsoft.com/office/word/2018/wordml/cex" xmlns:w16cid="http://schemas.microsoft.com/office/word/2016/wordml/cid" xmlns:w16="http://schemas.microsoft.com/office/word/2018/wordml" xmlns:w16du="http://schemas.microsoft.com/office/word/2023/wordml/word16du" xmlns:w16sdtdh="http://schemas.microsoft.com/office/word/2020/wordml/sdtdatahash" xmlns:w16se="http://schemas.microsoft.com/office/word/2015/wordml/symex" xmlns:wpg="http://schemas.microsoft.com/office/word/2010/wordprocessingGroup" xmlns:wpi="http://schemas.microsoft.com/office/word/2010/wordprocessingInk" xmlns:wne="http://schemas.microsoft.com/office/word/2006/wordml" xmlns:wps="http://schemas.microsoft.com/office/word/2010/wordprocessingShape" mc:Ignorable="w14 w15 w16se w16cid w16 w16cex w16sdtdh w16du wp14">
+<w:footnotes xmlns:wpc="http://schemas.microsoft.com/office/word/2010/wordprocessingCanvas" xmlns:cx="http://schemas.microsoft.com/office/drawing/2014/chartex" xmlns:cx1="http://schemas.microsoft.com/office/drawing/2015/9/8/chartex" xmlns:cx2="http://schemas.microsoft.com/office/drawing/2015/10/21/chartex" xmlns:cx3="http://schemas.microsoft.com/office/drawing/2016/5/9/chartex" xmlns:cx4="http://schemas.microsoft.com/office/drawing/2016/5/10/chartex" xmlns:cx5="http://schemas.microsoft.com/office/drawing/2016/5/11/chartex" xmlns:cx6="http://schemas.microsoft.com/office/drawing/2016/5/12/chartex" xmlns:cx7="http://schemas.microsoft.com/office/drawing/2016/5/13/chartex" xmlns:cx8="http://schemas.microsoft.com/office/drawing/2016/5/14/chartex" xmlns:mc="http://schemas.openxmlformats.org/markup-compatibility/2006" xmlns:aink="http://schemas.microsoft.com/office/drawing/2016/ink" xmlns:am3d="http://schemas.microsoft.com/office/drawing/2017/model3d" xmlns:o="urn:schemas-microsoft-com:office:office" xmlns:oel="http://schemas.microsoft.com/office/2019/extlst" xmlns:r="http://schemas.openxmlformats.org/officeDocument/2006/relationships" xmlns:m="http://schemas.openxmlformats.org/officeDocument/2006/math" xmlns:v="urn:schemas-microsoft-com:vml" xmlns:wp14="http://schemas.microsoft.com/office/word/2010/wordprocessingDrawing" xmlns:wp="http://schemas.openxmlformats.org/drawingml/2006/wordprocessingDrawing" xmlns:w10="urn:schemas-microsoft-com:office:word" xmlns:w="http://schemas.openxmlformats.org/wordprocessingml/2006/main" xmlns:w14="http://schemas.microsoft.com/office/word/2010/wordml" xmlns:w15="http://schemas.microsoft.com/office/word/2012/wordml" xmlns:w16cex="http://schemas.microsoft.com/office/word/2018/wordml/cex" xmlns:w16cid="http://schemas.microsoft.com/office/word/2016/wordml/cid" xmlns:w16="http://schemas.microsoft.com/office/word/2018/wordml" xmlns:w16du="http://schemas.microsoft.com/office/word/2023/wordml/word16du" xmlns:w16sdtdh="http://schemas.microsoft.com/office/word/2020/wordml/sdtdatahash" xmlns:w16sdtfl="http://schemas.microsoft.com/office/word/2024/wordml/sdtformatlock" xmlns:w16se="http://schemas.microsoft.com/office/word/2015/wordml/symex" xmlns:wpg="http://schemas.microsoft.com/office/word/2010/wordprocessingGroup" xmlns:wpi="http://schemas.microsoft.com/office/word/2010/wordprocessingInk" xmlns:wne="http://schemas.microsoft.com/office/word/2006/wordml" xmlns:wps="http://schemas.microsoft.com/office/word/2010/wordprocessingShape" mc:Ignorable="w14 w15 w16se w16cid w16 w16cex w16sdtdh w16sdtfl w16du wp14">
   <w:footnote w:type="separator" w:id="-1">
     <w:p>
       <w:pPr>
@@ -2851,11 +2569,28 @@
       </w:r>
     </w:p>
   </w:footnote>
+  <w:footnote w:type="continuationNotice" w:id="1">
+    <w:p>
+      <w:pPr>
+        <w:spacing w:after="0" w:line="240" w:lineRule="auto"/>
+      </w:pPr>
+    </w:p>
+  </w:footnote>
 </w:footnotes>
 </file>
 
 <file path=word/header1.xml><?xml version="1.0" encoding="utf-8"?>
-<w:hdr xmlns:wpc="http://schemas.microsoft.com/office/word/2010/wordprocessingCanvas" xmlns:cx="http://schemas.microsoft.com/office/drawing/2014/chartex" xmlns:cx1="http://schemas.microsoft.com/office/drawing/2015/9/8/chartex" xmlns:cx2="http://schemas.microsoft.com/office/drawing/2015/10/21/chartex" xmlns:cx3="http://schemas.microsoft.com/office/drawing/2016/5/9/chartex" xmlns:cx4="http://schemas.microsoft.com/office/drawing/2016/5/10/chartex" xmlns:cx5="http://schemas.microsoft.com/office/drawing/2016/5/11/chartex" xmlns:cx6="http://schemas.microsoft.com/office/drawing/2016/5/12/chartex" xmlns:cx7="http://schemas.microsoft.com/office/drawing/2016/5/13/chartex" xmlns:cx8="http://schemas.microsoft.com/office/drawing/2016/5/14/chartex" xmlns:mc="http://schemas.openxmlformats.org/markup-compatibility/2006" xmlns:aink="http://schemas.microsoft.com/office/drawing/2016/ink" xmlns:am3d="http://schemas.microsoft.com/office/drawing/2017/model3d" xmlns:o="urn:schemas-microsoft-com:office:office" xmlns:oel="http://schemas.microsoft.com/office/2019/extlst" xmlns:r="http://schemas.openxmlformats.org/officeDocument/2006/relationships" xmlns:m="http://schemas.openxmlformats.org/officeDocument/2006/math" xmlns:v="urn:schemas-microsoft-com:vml" xmlns:wp14="http://schemas.microsoft.com/office/word/2010/wordprocessingDrawing" xmlns:wp="http://schemas.openxmlformats.org/drawingml/2006/wordprocessingDrawing" xmlns:w10="urn:schemas-microsoft-com:office:word" xmlns:w="http://schemas.openxmlformats.org/wordprocessingml/2006/main" xmlns:w14="http://schemas.microsoft.com/office/word/2010/wordml" xmlns:w15="http://schemas.microsoft.com/office/word/2012/wordml" xmlns:w16cex="http://schemas.microsoft.com/office/word/2018/wordml/cex" xmlns:w16cid="http://schemas.microsoft.com/office/word/2016/wordml/cid" xmlns:w16="http://schemas.microsoft.com/office/word/2018/wordml" xmlns:w16du="http://schemas.microsoft.com/office/word/2023/wordml/word16du" xmlns:w16sdtdh="http://schemas.microsoft.com/office/word/2020/wordml/sdtdatahash" xmlns:w16se="http://schemas.microsoft.com/office/word/2015/wordml/symex" xmlns:wpg="http://schemas.microsoft.com/office/word/2010/wordprocessingGroup" xmlns:wpi="http://schemas.microsoft.com/office/word/2010/wordprocessingInk" xmlns:wne="http://schemas.microsoft.com/office/word/2006/wordml" xmlns:wps="http://schemas.microsoft.com/office/word/2010/wordprocessingShape" mc:Ignorable="w14 w15 w16se w16cid w16 w16cex w16sdtdh w16du wp14">
+<w:hdr xmlns:wpc="http://schemas.microsoft.com/office/word/2010/wordprocessingCanvas" xmlns:cx="http://schemas.microsoft.com/office/drawing/2014/chartex" xmlns:cx1="http://schemas.microsoft.com/office/drawing/2015/9/8/chartex" xmlns:cx2="http://schemas.microsoft.com/office/drawing/2015/10/21/chartex" xmlns:cx3="http://schemas.microsoft.com/office/drawing/2016/5/9/chartex" xmlns:cx4="http://schemas.microsoft.com/office/drawing/2016/5/10/chartex" xmlns:cx5="http://schemas.microsoft.com/office/drawing/2016/5/11/chartex" xmlns:cx6="http://schemas.microsoft.com/office/drawing/2016/5/12/chartex" xmlns:cx7="http://schemas.microsoft.com/office/drawing/2016/5/13/chartex" xmlns:cx8="http://schemas.microsoft.com/office/drawing/2016/5/14/chartex" xmlns:mc="http://schemas.openxmlformats.org/markup-compatibility/2006" xmlns:aink="http://schemas.microsoft.com/office/drawing/2016/ink" xmlns:am3d="http://schemas.microsoft.com/office/drawing/2017/model3d" xmlns:o="urn:schemas-microsoft-com:office:office" xmlns:oel="http://schemas.microsoft.com/office/2019/extlst" xmlns:r="http://schemas.openxmlformats.org/officeDocument/2006/relationships" xmlns:m="http://schemas.openxmlformats.org/officeDocument/2006/math" xmlns:v="urn:schemas-microsoft-com:vml" xmlns:wp14="http://schemas.microsoft.com/office/word/2010/wordprocessingDrawing" xmlns:wp="http://schemas.openxmlformats.org/drawingml/2006/wordprocessingDrawing" xmlns:w10="urn:schemas-microsoft-com:office:word" xmlns:w="http://schemas.openxmlformats.org/wordprocessingml/2006/main" xmlns:w14="http://schemas.microsoft.com/office/word/2010/wordml" xmlns:w15="http://schemas.microsoft.com/office/word/2012/wordml" xmlns:w16cex="http://schemas.microsoft.com/office/word/2018/wordml/cex" xmlns:w16cid="http://schemas.microsoft.com/office/word/2016/wordml/cid" xmlns:w16="http://schemas.microsoft.com/office/word/2018/wordml" xmlns:w16du="http://schemas.microsoft.com/office/word/2023/wordml/word16du" xmlns:w16sdtdh="http://schemas.microsoft.com/office/word/2020/wordml/sdtdatahash" xmlns:w16sdtfl="http://schemas.microsoft.com/office/word/2024/wordml/sdtformatlock" xmlns:w16se="http://schemas.microsoft.com/office/word/2015/wordml/symex" xmlns:wpg="http://schemas.microsoft.com/office/word/2010/wordprocessingGroup" xmlns:wpi="http://schemas.microsoft.com/office/word/2010/wordprocessingInk" xmlns:wne="http://schemas.microsoft.com/office/word/2006/wordml" xmlns:wps="http://schemas.microsoft.com/office/word/2010/wordprocessingShape" mc:Ignorable="w14 w15 w16se w16cid w16 w16cex w16sdtdh w16sdtfl w16du wp14">
+  <w:p>
+    <w:pPr>
+      <w:pStyle w:val="Encabezado"/>
+    </w:pPr>
+  </w:p>
+</w:hdr>
+</file>
+
+<file path=word/header2.xml><?xml version="1.0" encoding="utf-8"?>
+<w:hdr xmlns:wpc="http://schemas.microsoft.com/office/word/2010/wordprocessingCanvas" xmlns:cx="http://schemas.microsoft.com/office/drawing/2014/chartex" xmlns:cx1="http://schemas.microsoft.com/office/drawing/2015/9/8/chartex" xmlns:cx2="http://schemas.microsoft.com/office/drawing/2015/10/21/chartex" xmlns:cx3="http://schemas.microsoft.com/office/drawing/2016/5/9/chartex" xmlns:cx4="http://schemas.microsoft.com/office/drawing/2016/5/10/chartex" xmlns:cx5="http://schemas.microsoft.com/office/drawing/2016/5/11/chartex" xmlns:cx6="http://schemas.microsoft.com/office/drawing/2016/5/12/chartex" xmlns:cx7="http://schemas.microsoft.com/office/drawing/2016/5/13/chartex" xmlns:cx8="http://schemas.microsoft.com/office/drawing/2016/5/14/chartex" xmlns:mc="http://schemas.openxmlformats.org/markup-compatibility/2006" xmlns:aink="http://schemas.microsoft.com/office/drawing/2016/ink" xmlns:am3d="http://schemas.microsoft.com/office/drawing/2017/model3d" xmlns:o="urn:schemas-microsoft-com:office:office" xmlns:oel="http://schemas.microsoft.com/office/2019/extlst" xmlns:r="http://schemas.openxmlformats.org/officeDocument/2006/relationships" xmlns:m="http://schemas.openxmlformats.org/officeDocument/2006/math" xmlns:v="urn:schemas-microsoft-com:vml" xmlns:wp14="http://schemas.microsoft.com/office/word/2010/wordprocessingDrawing" xmlns:wp="http://schemas.openxmlformats.org/drawingml/2006/wordprocessingDrawing" xmlns:w10="urn:schemas-microsoft-com:office:word" xmlns:w="http://schemas.openxmlformats.org/wordprocessingml/2006/main" xmlns:w14="http://schemas.microsoft.com/office/word/2010/wordml" xmlns:w15="http://schemas.microsoft.com/office/word/2012/wordml" xmlns:w16cex="http://schemas.microsoft.com/office/word/2018/wordml/cex" xmlns:w16cid="http://schemas.microsoft.com/office/word/2016/wordml/cid" xmlns:w16="http://schemas.microsoft.com/office/word/2018/wordml" xmlns:w16du="http://schemas.microsoft.com/office/word/2023/wordml/word16du" xmlns:w16sdtdh="http://schemas.microsoft.com/office/word/2020/wordml/sdtdatahash" xmlns:w16sdtfl="http://schemas.microsoft.com/office/word/2024/wordml/sdtformatlock" xmlns:w16se="http://schemas.microsoft.com/office/word/2015/wordml/symex" xmlns:wpg="http://schemas.microsoft.com/office/word/2010/wordprocessingGroup" xmlns:wpi="http://schemas.microsoft.com/office/word/2010/wordprocessingInk" xmlns:wne="http://schemas.microsoft.com/office/word/2006/wordml" xmlns:wps="http://schemas.microsoft.com/office/word/2010/wordprocessingShape" mc:Ignorable="w14 w15 w16se w16cid w16 w16cex w16sdtdh w16sdtfl w16du wp14">
   <w:tbl>
     <w:tblPr>
       <w:tblStyle w:val="Tablaconcuadrcula"/>
@@ -2899,7 +2634,15 @@
               <w:bCs/>
               <w:noProof/>
             </w:rPr>
-            <w:t>PROGRAMA INTERNO DE PROTECCIÓN CIVIL 2024</w:t>
+            <w:t xml:space="preserve">PROGRAMA INTERNO DE PROTECCIÓN CIVIL </w:t>
+          </w:r>
+          <w:r>
+            <w:rPr>
+              <w:b/>
+              <w:bCs/>
+              <w:noProof/>
+            </w:rPr>
+            <w:t>{{ anio }}</w:t>
           </w:r>
         </w:p>
         <w:p>
@@ -2985,8 +2728,18 @@
 </w:hdr>
 </file>
 
-<file path=word/header2.xml><?xml version="1.0" encoding="utf-8"?>
-<w:hdr xmlns:wpc="http://schemas.microsoft.com/office/word/2010/wordprocessingCanvas" xmlns:cx="http://schemas.microsoft.com/office/drawing/2014/chartex" xmlns:cx1="http://schemas.microsoft.com/office/drawing/2015/9/8/chartex" xmlns:cx2="http://schemas.microsoft.com/office/drawing/2015/10/21/chartex" xmlns:cx3="http://schemas.microsoft.com/office/drawing/2016/5/9/chartex" xmlns:cx4="http://schemas.microsoft.com/office/drawing/2016/5/10/chartex" xmlns:cx5="http://schemas.microsoft.com/office/drawing/2016/5/11/chartex" xmlns:cx6="http://schemas.microsoft.com/office/drawing/2016/5/12/chartex" xmlns:cx7="http://schemas.microsoft.com/office/drawing/2016/5/13/chartex" xmlns:cx8="http://schemas.microsoft.com/office/drawing/2016/5/14/chartex" xmlns:mc="http://schemas.openxmlformats.org/markup-compatibility/2006" xmlns:aink="http://schemas.microsoft.com/office/drawing/2016/ink" xmlns:am3d="http://schemas.microsoft.com/office/drawing/2017/model3d" xmlns:o="urn:schemas-microsoft-com:office:office" xmlns:oel="http://schemas.microsoft.com/office/2019/extlst" xmlns:r="http://schemas.openxmlformats.org/officeDocument/2006/relationships" xmlns:m="http://schemas.openxmlformats.org/officeDocument/2006/math" xmlns:v="urn:schemas-microsoft-com:vml" xmlns:wp14="http://schemas.microsoft.com/office/word/2010/wordprocessingDrawing" xmlns:wp="http://schemas.openxmlformats.org/drawingml/2006/wordprocessingDrawing" xmlns:w10="urn:schemas-microsoft-com:office:word" xmlns:w="http://schemas.openxmlformats.org/wordprocessingml/2006/main" xmlns:w14="http://schemas.microsoft.com/office/word/2010/wordml" xmlns:w15="http://schemas.microsoft.com/office/word/2012/wordml" xmlns:w16cex="http://schemas.microsoft.com/office/word/2018/wordml/cex" xmlns:w16cid="http://schemas.microsoft.com/office/word/2016/wordml/cid" xmlns:w16="http://schemas.microsoft.com/office/word/2018/wordml" xmlns:w16du="http://schemas.microsoft.com/office/word/2023/wordml/word16du" xmlns:w16sdtdh="http://schemas.microsoft.com/office/word/2020/wordml/sdtdatahash" xmlns:w16se="http://schemas.microsoft.com/office/word/2015/wordml/symex" xmlns:wpg="http://schemas.microsoft.com/office/word/2010/wordprocessingGroup" xmlns:wpi="http://schemas.microsoft.com/office/word/2010/wordprocessingInk" xmlns:wne="http://schemas.microsoft.com/office/word/2006/wordml" xmlns:wps="http://schemas.microsoft.com/office/word/2010/wordprocessingShape" mc:Ignorable="w14 w15 w16se w16cid w16 w16cex w16sdtdh w16du wp14">
+<file path=word/header3.xml><?xml version="1.0" encoding="utf-8"?>
+<w:hdr xmlns:wpc="http://schemas.microsoft.com/office/word/2010/wordprocessingCanvas" xmlns:cx="http://schemas.microsoft.com/office/drawing/2014/chartex" xmlns:cx1="http://schemas.microsoft.com/office/drawing/2015/9/8/chartex" xmlns:cx2="http://schemas.microsoft.com/office/drawing/2015/10/21/chartex" xmlns:cx3="http://schemas.microsoft.com/office/drawing/2016/5/9/chartex" xmlns:cx4="http://schemas.microsoft.com/office/drawing/2016/5/10/chartex" xmlns:cx5="http://schemas.microsoft.com/office/drawing/2016/5/11/chartex" xmlns:cx6="http://schemas.microsoft.com/office/drawing/2016/5/12/chartex" xmlns:cx7="http://schemas.microsoft.com/office/drawing/2016/5/13/chartex" xmlns:cx8="http://schemas.microsoft.com/office/drawing/2016/5/14/chartex" xmlns:mc="http://schemas.openxmlformats.org/markup-compatibility/2006" xmlns:aink="http://schemas.microsoft.com/office/drawing/2016/ink" xmlns:am3d="http://schemas.microsoft.com/office/drawing/2017/model3d" xmlns:o="urn:schemas-microsoft-com:office:office" xmlns:oel="http://schemas.microsoft.com/office/2019/extlst" xmlns:r="http://schemas.openxmlformats.org/officeDocument/2006/relationships" xmlns:m="http://schemas.openxmlformats.org/officeDocument/2006/math" xmlns:v="urn:schemas-microsoft-com:vml" xmlns:wp14="http://schemas.microsoft.com/office/word/2010/wordprocessingDrawing" xmlns:wp="http://schemas.openxmlformats.org/drawingml/2006/wordprocessingDrawing" xmlns:w10="urn:schemas-microsoft-com:office:word" xmlns:w="http://schemas.openxmlformats.org/wordprocessingml/2006/main" xmlns:w14="http://schemas.microsoft.com/office/word/2010/wordml" xmlns:w15="http://schemas.microsoft.com/office/word/2012/wordml" xmlns:w16cex="http://schemas.microsoft.com/office/word/2018/wordml/cex" xmlns:w16cid="http://schemas.microsoft.com/office/word/2016/wordml/cid" xmlns:w16="http://schemas.microsoft.com/office/word/2018/wordml" xmlns:w16du="http://schemas.microsoft.com/office/word/2023/wordml/word16du" xmlns:w16sdtdh="http://schemas.microsoft.com/office/word/2020/wordml/sdtdatahash" xmlns:w16sdtfl="http://schemas.microsoft.com/office/word/2024/wordml/sdtformatlock" xmlns:w16se="http://schemas.microsoft.com/office/word/2015/wordml/symex" xmlns:wpg="http://schemas.microsoft.com/office/word/2010/wordprocessingGroup" xmlns:wpi="http://schemas.microsoft.com/office/word/2010/wordprocessingInk" xmlns:wne="http://schemas.microsoft.com/office/word/2006/wordml" xmlns:wps="http://schemas.microsoft.com/office/word/2010/wordprocessingShape" mc:Ignorable="w14 w15 w16se w16cid w16 w16cex w16sdtdh w16sdtfl w16du wp14">
+  <w:p>
+    <w:pPr>
+      <w:pStyle w:val="Encabezado"/>
+    </w:pPr>
+  </w:p>
+</w:hdr>
+</file>
+
+<file path=word/header4.xml><?xml version="1.0" encoding="utf-8"?>
+<w:hdr xmlns:wpc="http://schemas.microsoft.com/office/word/2010/wordprocessingCanvas" xmlns:cx="http://schemas.microsoft.com/office/drawing/2014/chartex" xmlns:cx1="http://schemas.microsoft.com/office/drawing/2015/9/8/chartex" xmlns:cx2="http://schemas.microsoft.com/office/drawing/2015/10/21/chartex" xmlns:cx3="http://schemas.microsoft.com/office/drawing/2016/5/9/chartex" xmlns:cx4="http://schemas.microsoft.com/office/drawing/2016/5/10/chartex" xmlns:cx5="http://schemas.microsoft.com/office/drawing/2016/5/11/chartex" xmlns:cx6="http://schemas.microsoft.com/office/drawing/2016/5/12/chartex" xmlns:cx7="http://schemas.microsoft.com/office/drawing/2016/5/13/chartex" xmlns:cx8="http://schemas.microsoft.com/office/drawing/2016/5/14/chartex" xmlns:mc="http://schemas.openxmlformats.org/markup-compatibility/2006" xmlns:aink="http://schemas.microsoft.com/office/drawing/2016/ink" xmlns:am3d="http://schemas.microsoft.com/office/drawing/2017/model3d" xmlns:o="urn:schemas-microsoft-com:office:office" xmlns:oel="http://schemas.microsoft.com/office/2019/extlst" xmlns:r="http://schemas.openxmlformats.org/officeDocument/2006/relationships" xmlns:m="http://schemas.openxmlformats.org/officeDocument/2006/math" xmlns:v="urn:schemas-microsoft-com:vml" xmlns:wp14="http://schemas.microsoft.com/office/word/2010/wordprocessingDrawing" xmlns:wp="http://schemas.openxmlformats.org/drawingml/2006/wordprocessingDrawing" xmlns:w10="urn:schemas-microsoft-com:office:word" xmlns:w="http://schemas.openxmlformats.org/wordprocessingml/2006/main" xmlns:w14="http://schemas.microsoft.com/office/word/2010/wordml" xmlns:w15="http://schemas.microsoft.com/office/word/2012/wordml" xmlns:w16cex="http://schemas.microsoft.com/office/word/2018/wordml/cex" xmlns:w16cid="http://schemas.microsoft.com/office/word/2016/wordml/cid" xmlns:w16="http://schemas.microsoft.com/office/word/2018/wordml" xmlns:w16du="http://schemas.microsoft.com/office/word/2023/wordml/word16du" xmlns:w16sdtdh="http://schemas.microsoft.com/office/word/2020/wordml/sdtdatahash" xmlns:w16sdtfl="http://schemas.microsoft.com/office/word/2024/wordml/sdtformatlock" xmlns:w16se="http://schemas.microsoft.com/office/word/2015/wordml/symex" xmlns:wpg="http://schemas.microsoft.com/office/word/2010/wordprocessingGroup" xmlns:wpi="http://schemas.microsoft.com/office/word/2010/wordprocessingInk" xmlns:wne="http://schemas.microsoft.com/office/word/2006/wordml" xmlns:wps="http://schemas.microsoft.com/office/word/2010/wordprocessingShape" mc:Ignorable="w14 w15 w16se w16cid w16 w16cex w16sdtdh w16sdtfl w16du wp14">
   <w:p>
     <w:pPr>
       <w:pStyle w:val="Encabezado"/>
@@ -3006,7 +2759,7 @@
         <w:noProof/>
       </w:rPr>
       <w:drawing>
-        <wp:anchor distT="0" distB="0" distL="114300" distR="114300" simplePos="0" relativeHeight="251655168" behindDoc="0" locked="0" layoutInCell="1" allowOverlap="1" wp14:anchorId="6D1934AD" wp14:editId="7B06BED7">
+        <wp:anchor distT="0" distB="0" distL="114300" distR="114300" simplePos="0" relativeHeight="251658240" behindDoc="0" locked="0" layoutInCell="1" allowOverlap="1" wp14:anchorId="6D1934AD" wp14:editId="7B06BED7">
           <wp:simplePos x="0" y="0"/>
           <wp:positionH relativeFrom="margin">
             <wp:align>right</wp:align>
@@ -3073,23 +2826,7 @@
         <w:rFonts w:cstheme="minorHAnsi"/>
         <w:b/>
       </w:rPr>
-      <w:t>**</w:t>
-    </w:r>
-    <w:proofErr w:type="spellStart"/>
-    <w:r>
-      <w:rPr>
-        <w:rFonts w:cstheme="minorHAnsi"/>
-        <w:b/>
-      </w:rPr>
-      <w:t>Anio_actual</w:t>
-    </w:r>
-    <w:proofErr w:type="spellEnd"/>
-    <w:r>
-      <w:rPr>
-        <w:rFonts w:cstheme="minorHAnsi"/>
-        <w:b/>
-      </w:rPr>
-      <w:t>**</w:t>
+      <w:t>**Anio_actual**</w:t>
     </w:r>
   </w:p>
   <w:p>
@@ -3111,23 +2848,7 @@
         <w:rFonts w:cstheme="minorHAnsi"/>
         <w:b/>
       </w:rPr>
-      <w:t>**</w:t>
-    </w:r>
-    <w:proofErr w:type="spellStart"/>
-    <w:r>
-      <w:rPr>
-        <w:rFonts w:cstheme="minorHAnsi"/>
-        <w:b/>
-      </w:rPr>
-      <w:t>Razon_social</w:t>
-    </w:r>
-    <w:proofErr w:type="spellEnd"/>
-    <w:r>
-      <w:rPr>
-        <w:rFonts w:cstheme="minorHAnsi"/>
-        <w:b/>
-      </w:rPr>
-      <w:t>**</w:t>
+      <w:t>**Razon_social**</w:t>
     </w:r>
   </w:p>
   <w:p>
@@ -3144,28 +2865,14 @@
       <w:rPr>
         <w:b/>
       </w:rPr>
-      <w:t>**</w:t>
-    </w:r>
-    <w:proofErr w:type="spellStart"/>
-    <w:r>
-      <w:rPr>
-        <w:b/>
-      </w:rPr>
-      <w:t>Nombre_comercial</w:t>
-    </w:r>
-    <w:proofErr w:type="spellEnd"/>
-    <w:r>
-      <w:rPr>
-        <w:b/>
-      </w:rPr>
-      <w:t>**</w:t>
+      <w:t>**Nombre_comercial**</w:t>
     </w:r>
   </w:p>
 </w:hdr>
 </file>
 
 <file path=word/numbering.xml><?xml version="1.0" encoding="utf-8"?>
-<w:numbering xmlns:wpc="http://schemas.microsoft.com/office/word/2010/wordprocessingCanvas" xmlns:cx="http://schemas.microsoft.com/office/drawing/2014/chartex" xmlns:cx1="http://schemas.microsoft.com/office/drawing/2015/9/8/chartex" xmlns:cx2="http://schemas.microsoft.com/office/drawing/2015/10/21/chartex" xmlns:cx3="http://schemas.microsoft.com/office/drawing/2016/5/9/chartex" xmlns:cx4="http://schemas.microsoft.com/office/drawing/2016/5/10/chartex" xmlns:cx5="http://schemas.microsoft.com/office/drawing/2016/5/11/chartex" xmlns:cx6="http://schemas.microsoft.com/office/drawing/2016/5/12/chartex" xmlns:cx7="http://schemas.microsoft.com/office/drawing/2016/5/13/chartex" xmlns:cx8="http://schemas.microsoft.com/office/drawing/2016/5/14/chartex" xmlns:mc="http://schemas.openxmlformats.org/markup-compatibility/2006" xmlns:aink="http://schemas.microsoft.com/office/drawing/2016/ink" xmlns:am3d="http://schemas.microsoft.com/office/drawing/2017/model3d" xmlns:o="urn:schemas-microsoft-com:office:office" xmlns:oel="http://schemas.microsoft.com/office/2019/extlst" xmlns:r="http://schemas.openxmlformats.org/officeDocument/2006/relationships" xmlns:m="http://schemas.openxmlformats.org/officeDocument/2006/math" xmlns:v="urn:schemas-microsoft-com:vml" xmlns:wp14="http://schemas.microsoft.com/office/word/2010/wordprocessingDrawing" xmlns:wp="http://schemas.openxmlformats.org/drawingml/2006/wordprocessingDrawing" xmlns:w10="urn:schemas-microsoft-com:office:word" xmlns:w="http://schemas.openxmlformats.org/wordprocessingml/2006/main" xmlns:w14="http://schemas.microsoft.com/office/word/2010/wordml" xmlns:w15="http://schemas.microsoft.com/office/word/2012/wordml" xmlns:w16cex="http://schemas.microsoft.com/office/word/2018/wordml/cex" xmlns:w16cid="http://schemas.microsoft.com/office/word/2016/wordml/cid" xmlns:w16="http://schemas.microsoft.com/office/word/2018/wordml" xmlns:w16du="http://schemas.microsoft.com/office/word/2023/wordml/word16du" xmlns:w16sdtdh="http://schemas.microsoft.com/office/word/2020/wordml/sdtdatahash" xmlns:w16se="http://schemas.microsoft.com/office/word/2015/wordml/symex" xmlns:wpg="http://schemas.microsoft.com/office/word/2010/wordprocessingGroup" xmlns:wpi="http://schemas.microsoft.com/office/word/2010/wordprocessingInk" xmlns:wne="http://schemas.microsoft.com/office/word/2006/wordml" xmlns:wps="http://schemas.microsoft.com/office/word/2010/wordprocessingShape" mc:Ignorable="w14 w15 w16se w16cid w16 w16cex w16sdtdh w16du wp14">
+<w:numbering xmlns:wpc="http://schemas.microsoft.com/office/word/2010/wordprocessingCanvas" xmlns:cx="http://schemas.microsoft.com/office/drawing/2014/chartex" xmlns:cx1="http://schemas.microsoft.com/office/drawing/2015/9/8/chartex" xmlns:cx2="http://schemas.microsoft.com/office/drawing/2015/10/21/chartex" xmlns:cx3="http://schemas.microsoft.com/office/drawing/2016/5/9/chartex" xmlns:cx4="http://schemas.microsoft.com/office/drawing/2016/5/10/chartex" xmlns:cx5="http://schemas.microsoft.com/office/drawing/2016/5/11/chartex" xmlns:cx6="http://schemas.microsoft.com/office/drawing/2016/5/12/chartex" xmlns:cx7="http://schemas.microsoft.com/office/drawing/2016/5/13/chartex" xmlns:cx8="http://schemas.microsoft.com/office/drawing/2016/5/14/chartex" xmlns:mc="http://schemas.openxmlformats.org/markup-compatibility/2006" xmlns:aink="http://schemas.microsoft.com/office/drawing/2016/ink" xmlns:am3d="http://schemas.microsoft.com/office/drawing/2017/model3d" xmlns:o="urn:schemas-microsoft-com:office:office" xmlns:oel="http://schemas.microsoft.com/office/2019/extlst" xmlns:r="http://schemas.openxmlformats.org/officeDocument/2006/relationships" xmlns:m="http://schemas.openxmlformats.org/officeDocument/2006/math" xmlns:v="urn:schemas-microsoft-com:vml" xmlns:wp14="http://schemas.microsoft.com/office/word/2010/wordprocessingDrawing" xmlns:wp="http://schemas.openxmlformats.org/drawingml/2006/wordprocessingDrawing" xmlns:w10="urn:schemas-microsoft-com:office:word" xmlns:w="http://schemas.openxmlformats.org/wordprocessingml/2006/main" xmlns:w14="http://schemas.microsoft.com/office/word/2010/wordml" xmlns:w15="http://schemas.microsoft.com/office/word/2012/wordml" xmlns:w16cex="http://schemas.microsoft.com/office/word/2018/wordml/cex" xmlns:w16cid="http://schemas.microsoft.com/office/word/2016/wordml/cid" xmlns:w16="http://schemas.microsoft.com/office/word/2018/wordml" xmlns:w16du="http://schemas.microsoft.com/office/word/2023/wordml/word16du" xmlns:w16sdtdh="http://schemas.microsoft.com/office/word/2020/wordml/sdtdatahash" xmlns:w16sdtfl="http://schemas.microsoft.com/office/word/2024/wordml/sdtformatlock" xmlns:w16se="http://schemas.microsoft.com/office/word/2015/wordml/symex" xmlns:wpg="http://schemas.microsoft.com/office/word/2010/wordprocessingGroup" xmlns:wpi="http://schemas.microsoft.com/office/word/2010/wordprocessingInk" xmlns:wne="http://schemas.microsoft.com/office/word/2006/wordml" xmlns:wps="http://schemas.microsoft.com/office/word/2010/wordprocessingShape" mc:Ignorable="w14 w15 w16se w16cid w16 w16cex w16sdtdh w16sdtfl w16du wp14">
   <w:abstractNum w:abstractNumId="0" w15:restartNumberingAfterBreak="1">
     <w:nsid w:val="FFFFFF89"/>
     <w:multiLevelType w:val="singleLevel"/>
@@ -3195,7 +2902,7 @@
 </file>
 
 <file path=word/styles.xml><?xml version="1.0" encoding="utf-8"?>
-<w:styles xmlns:mc="http://schemas.openxmlformats.org/markup-compatibility/2006" xmlns:r="http://schemas.openxmlformats.org/officeDocument/2006/relationships" xmlns:w="http://schemas.openxmlformats.org/wordprocessingml/2006/main" xmlns:w14="http://schemas.microsoft.com/office/word/2010/wordml" xmlns:w15="http://schemas.microsoft.com/office/word/2012/wordml" xmlns:w16cex="http://schemas.microsoft.com/office/word/2018/wordml/cex" xmlns:w16cid="http://schemas.microsoft.com/office/word/2016/wordml/cid" xmlns:w16="http://schemas.microsoft.com/office/word/2018/wordml" xmlns:w16du="http://schemas.microsoft.com/office/word/2023/wordml/word16du" xmlns:w16sdtdh="http://schemas.microsoft.com/office/word/2020/wordml/sdtdatahash" xmlns:w16se="http://schemas.microsoft.com/office/word/2015/wordml/symex" mc:Ignorable="w14 w15 w16se w16cid w16 w16cex w16sdtdh w16du">
+<w:styles xmlns:mc="http://schemas.openxmlformats.org/markup-compatibility/2006" xmlns:r="http://schemas.openxmlformats.org/officeDocument/2006/relationships" xmlns:w="http://schemas.openxmlformats.org/wordprocessingml/2006/main" xmlns:w14="http://schemas.microsoft.com/office/word/2010/wordml" xmlns:w15="http://schemas.microsoft.com/office/word/2012/wordml" xmlns:w16cex="http://schemas.microsoft.com/office/word/2018/wordml/cex" xmlns:w16cid="http://schemas.microsoft.com/office/word/2016/wordml/cid" xmlns:w16="http://schemas.microsoft.com/office/word/2018/wordml" xmlns:w16du="http://schemas.microsoft.com/office/word/2023/wordml/word16du" xmlns:w16sdtdh="http://schemas.microsoft.com/office/word/2020/wordml/sdtdatahash" xmlns:w16sdtfl="http://schemas.microsoft.com/office/word/2024/wordml/sdtformatlock" xmlns:w16se="http://schemas.microsoft.com/office/word/2015/wordml/symex" mc:Ignorable="w14 w15 w16se w16cid w16 w16cex w16sdtdh w16sdtfl w16du">
   <w:docDefaults>
     <w:rPrDefault>
       <w:rPr>
@@ -3835,6 +3542,7 @@
   <w:style w:type="character" w:default="1" w:styleId="Fuentedeprrafopredeter">
     <w:name w:val="Default Paragraph Font"/>
     <w:uiPriority w:val="1"/>
+    <w:semiHidden/>
     <w:unhideWhenUsed/>
   </w:style>
   <w:style w:type="table" w:default="1" w:styleId="Tablanormal">

--- a/Inputs/Templates/MF General.docx
+++ b/Inputs/Templates/MF General.docx
@@ -274,6 +274,7 @@
             <w:pPr>
               <w:pStyle w:val="Default"/>
               <w:spacing w:line="360" w:lineRule="auto"/>
+              <w:jc w:val="both"/>
               <w:rPr>
                 <w:rFonts w:asciiTheme="minorHAnsi" w:hAnsiTheme="minorHAnsi" w:cstheme="minorHAnsi"/>
                 <w:color w:val="000000" w:themeColor="text1"/>
@@ -322,6 +323,47 @@
         </w:tc>
       </w:tr>
       <w:tr>
+        <w:trPr>
+          <w:trHeight w:val="57"/>
+        </w:trPr>
+        <w:tc>
+          <w:tcPr>
+            <w:tcW w:w="4414" w:type="dxa"/>
+            <w:vAlign w:val="center"/>
+          </w:tcPr>
+          <w:p>
+            <w:pPr>
+              <w:pStyle w:val="Default"/>
+              <w:jc w:val="both"/>
+              <w:rPr>
+                <w:rFonts w:asciiTheme="minorHAnsi" w:hAnsiTheme="minorHAnsi" w:cstheme="minorHAnsi"/>
+                <w:color w:val="000000" w:themeColor="text1"/>
+                <w:sz w:val="20"/>
+                <w:szCs w:val="20"/>
+              </w:rPr>
+            </w:pPr>
+          </w:p>
+        </w:tc>
+        <w:tc>
+          <w:tcPr>
+            <w:tcW w:w="4414" w:type="dxa"/>
+            <w:vAlign w:val="center"/>
+          </w:tcPr>
+          <w:p>
+            <w:pPr>
+              <w:pStyle w:val="Default"/>
+              <w:jc w:val="center"/>
+              <w:rPr>
+                <w:rFonts w:asciiTheme="minorHAnsi" w:hAnsiTheme="minorHAnsi" w:cstheme="minorHAnsi"/>
+                <w:color w:val="000000" w:themeColor="text1"/>
+                <w:sz w:val="20"/>
+                <w:szCs w:val="20"/>
+              </w:rPr>
+            </w:pPr>
+          </w:p>
+        </w:tc>
+      </w:tr>
+      <w:tr>
         <w:tc>
           <w:tcPr>
             <w:tcW w:w="4414" w:type="dxa"/>
@@ -331,6 +373,7 @@
             <w:pPr>
               <w:pStyle w:val="Default"/>
               <w:spacing w:line="360" w:lineRule="auto"/>
+              <w:jc w:val="both"/>
               <w:rPr>
                 <w:rFonts w:asciiTheme="minorHAnsi" w:hAnsiTheme="minorHAnsi" w:cstheme="minorHAnsi"/>
                 <w:color w:val="000000" w:themeColor="text1"/>
@@ -427,14 +470,6 @@
         <w:tblStyle w:val="Tablaconcuadrcula"/>
         <w:tblW w:w="0" w:type="auto"/>
         <w:tblInd w:w="-5" w:type="dxa"/>
-        <w:tblBorders>
-          <w:top w:val="none" w:sz="0" w:space="0" w:color="auto"/>
-          <w:left w:val="none" w:sz="0" w:space="0" w:color="auto"/>
-          <w:bottom w:val="none" w:sz="0" w:space="0" w:color="auto"/>
-          <w:right w:val="none" w:sz="0" w:space="0" w:color="auto"/>
-          <w:insideH w:val="none" w:sz="0" w:space="0" w:color="auto"/>
-          <w:insideV w:val="none" w:sz="0" w:space="0" w:color="auto"/>
-        </w:tblBorders>
         <w:tblLook w:val="04A0" w:firstRow="1" w:lastRow="0" w:firstColumn="1" w:lastColumn="0" w:noHBand="0" w:noVBand="1"/>
       </w:tblPr>
       <w:tblGrid>
@@ -572,6 +607,7 @@
             <w:pPr>
               <w:pStyle w:val="Default"/>
               <w:spacing w:line="360" w:lineRule="auto"/>
+              <w:jc w:val="both"/>
               <w:rPr>
                 <w:rFonts w:asciiTheme="minorHAnsi" w:hAnsiTheme="minorHAnsi" w:cstheme="minorHAnsi"/>
                 <w:color w:val="000000" w:themeColor="text1"/>
@@ -632,6 +668,47 @@
       </w:tr>
       <w:tr>
         <w:trPr>
+          <w:trHeight w:val="57"/>
+        </w:trPr>
+        <w:tc>
+          <w:tcPr>
+            <w:tcW w:w="4416" w:type="dxa"/>
+            <w:vAlign w:val="center"/>
+          </w:tcPr>
+          <w:p>
+            <w:pPr>
+              <w:pStyle w:val="Default"/>
+              <w:jc w:val="both"/>
+              <w:rPr>
+                <w:rFonts w:asciiTheme="minorHAnsi" w:hAnsiTheme="minorHAnsi" w:cstheme="minorHAnsi"/>
+                <w:color w:val="000000" w:themeColor="text1"/>
+                <w:sz w:val="20"/>
+                <w:szCs w:val="20"/>
+              </w:rPr>
+            </w:pPr>
+          </w:p>
+        </w:tc>
+        <w:tc>
+          <w:tcPr>
+            <w:tcW w:w="4417" w:type="dxa"/>
+            <w:vAlign w:val="center"/>
+          </w:tcPr>
+          <w:p>
+            <w:pPr>
+              <w:pStyle w:val="Default"/>
+              <w:jc w:val="center"/>
+              <w:rPr>
+                <w:rFonts w:asciiTheme="minorHAnsi" w:hAnsiTheme="minorHAnsi" w:cstheme="minorHAnsi"/>
+                <w:color w:val="000000" w:themeColor="text1"/>
+                <w:sz w:val="20"/>
+                <w:szCs w:val="20"/>
+              </w:rPr>
+            </w:pPr>
+          </w:p>
+        </w:tc>
+      </w:tr>
+      <w:tr>
+        <w:trPr>
           <w:trHeight w:val="668"/>
         </w:trPr>
         <w:tc>
@@ -643,6 +720,7 @@
             <w:pPr>
               <w:pStyle w:val="Default"/>
               <w:spacing w:line="360" w:lineRule="auto"/>
+              <w:jc w:val="both"/>
               <w:rPr>
                 <w:rFonts w:asciiTheme="minorHAnsi" w:hAnsiTheme="minorHAnsi" w:cstheme="minorHAnsi"/>
                 <w:color w:val="000000" w:themeColor="text1"/>
@@ -746,6 +824,7 @@
             <w:pPr>
               <w:pStyle w:val="Default"/>
               <w:spacing w:line="360" w:lineRule="auto"/>
+              <w:jc w:val="both"/>
               <w:rPr>
                 <w:rFonts w:asciiTheme="minorHAnsi" w:hAnsiTheme="minorHAnsi" w:cstheme="minorHAnsi"/>
                 <w:color w:val="000000" w:themeColor="text1"/>
@@ -861,15 +940,16 @@
         <w:tblLook w:val="04A0" w:firstRow="1" w:lastRow="0" w:firstColumn="1" w:lastColumn="0" w:noHBand="0" w:noVBand="1"/>
       </w:tblPr>
       <w:tblGrid>
-        <w:gridCol w:w="2947"/>
-        <w:gridCol w:w="2948"/>
-        <w:gridCol w:w="2948"/>
+        <w:gridCol w:w="2977"/>
+        <w:gridCol w:w="2717"/>
+        <w:gridCol w:w="451"/>
+        <w:gridCol w:w="2688"/>
       </w:tblGrid>
       <w:tr>
         <w:tc>
           <w:tcPr>
             <w:tcW w:w="8833" w:type="dxa"/>
-            <w:gridSpan w:val="3"/>
+            <w:gridSpan w:val="4"/>
           </w:tcPr>
           <w:p>
             <w:pPr>
@@ -929,279 +1009,130 @@
         <w:trPr>
           <w:trHeight w:val="3062"/>
         </w:trPr>
-        <w:sdt>
-          <w:sdtPr>
-            <w:rPr>
-              <w:rFonts w:asciiTheme="minorHAnsi" w:hAnsiTheme="minorHAnsi" w:cstheme="minorHAnsi"/>
-              <w:color w:val="000000" w:themeColor="text1"/>
-              <w:sz w:val="22"/>
-              <w:szCs w:val="22"/>
-            </w:rPr>
-            <w:id w:val="-2119444129"/>
-            <w:picture/>
-          </w:sdtPr>
-          <w:sdtEndPr/>
-          <w:sdtContent>
-            <w:tc>
-              <w:tcPr>
-                <w:tcW w:w="3428" w:type="dxa"/>
-                <w:vAlign w:val="center"/>
-              </w:tcPr>
-              <w:p>
-                <w:pPr>
-                  <w:pStyle w:val="Default"/>
-                  <w:spacing w:line="360" w:lineRule="auto"/>
-                  <w:ind w:right="2034"/>
-                  <w:jc w:val="center"/>
-                  <w:rPr>
-                    <w:rFonts w:asciiTheme="minorHAnsi" w:hAnsiTheme="minorHAnsi" w:cstheme="minorHAnsi"/>
-                    <w:color w:val="000000" w:themeColor="text1"/>
-                    <w:sz w:val="22"/>
-                    <w:szCs w:val="22"/>
-                  </w:rPr>
-                </w:pPr>
-                <w:r>
-                  <w:rPr>
-                    <w:rFonts w:asciiTheme="minorHAnsi" w:hAnsiTheme="minorHAnsi" w:cstheme="minorHAnsi"/>
-                    <w:noProof/>
-                    <w:color w:val="000000" w:themeColor="text1"/>
-                    <w:sz w:val="22"/>
-                    <w:szCs w:val="22"/>
-                  </w:rPr>
-                  <w:drawing>
-                    <wp:inline distT="0" distB="0" distL="0" distR="0" wp14:anchorId="19C080A6" wp14:editId="067FFBA1">
-                      <wp:extent cx="1800000" cy="1350000"/>
-                      <wp:effectExtent l="0" t="0" r="0" b="3175"/>
-                      <wp:docPr id="6" name="Imagen 3"/>
-                      <wp:cNvGraphicFramePr>
-                        <a:graphicFrameLocks xmlns:a="http://schemas.openxmlformats.org/drawingml/2006/main" noChangeAspect="1"/>
-                      </wp:cNvGraphicFramePr>
-                      <a:graphic xmlns:a="http://schemas.openxmlformats.org/drawingml/2006/main">
-                        <a:graphicData uri="http://schemas.openxmlformats.org/drawingml/2006/picture">
-                          <pic:pic xmlns:pic="http://schemas.openxmlformats.org/drawingml/2006/picture">
-                            <pic:nvPicPr>
-                              <pic:cNvPr id="6" name="Imagen 3"/>
-                              <pic:cNvPicPr>
-                                <a:picLocks noChangeAspect="1" noChangeArrowheads="1"/>
-                              </pic:cNvPicPr>
-                            </pic:nvPicPr>
-                            <pic:blipFill>
-                              <a:blip r:embed="rId7" cstate="print">
-                                <a:extLst>
-                                  <a:ext uri="{28A0092B-C50C-407E-A947-70E740481C1C}">
-                                    <a14:useLocalDpi xmlns:a14="http://schemas.microsoft.com/office/drawing/2010/main" val="0"/>
-                                  </a:ext>
-                                </a:extLst>
-                              </a:blip>
-                              <a:stretch>
-                                <a:fillRect/>
-                              </a:stretch>
-                            </pic:blipFill>
-                            <pic:spPr bwMode="auto">
-                              <a:xfrm>
-                                <a:off x="0" y="0"/>
-                                <a:ext cx="1800000" cy="1350000"/>
-                              </a:xfrm>
-                              <a:prstGeom prst="rect">
-                                <a:avLst/>
-                              </a:prstGeom>
-                              <a:noFill/>
-                              <a:ln>
-                                <a:noFill/>
-                              </a:ln>
-                            </pic:spPr>
-                          </pic:pic>
-                        </a:graphicData>
-                      </a:graphic>
-                    </wp:inline>
-                  </w:drawing>
-                </w:r>
-              </w:p>
-            </w:tc>
-          </w:sdtContent>
-        </w:sdt>
-        <w:sdt>
-          <w:sdtPr>
-            <w:rPr>
-              <w:rFonts w:asciiTheme="minorHAnsi" w:hAnsiTheme="minorHAnsi" w:cstheme="minorHAnsi"/>
-              <w:color w:val="000000" w:themeColor="text1"/>
-              <w:sz w:val="22"/>
-              <w:szCs w:val="22"/>
-            </w:rPr>
-            <w:id w:val="-1544437031"/>
-            <w:picture/>
-          </w:sdtPr>
-          <w:sdtEndPr/>
-          <w:sdtContent>
-            <w:tc>
-              <w:tcPr>
-                <w:tcW w:w="2717" w:type="dxa"/>
-                <w:vAlign w:val="center"/>
-              </w:tcPr>
-              <w:p>
-                <w:pPr>
-                  <w:pStyle w:val="Default"/>
-                  <w:spacing w:line="360" w:lineRule="auto"/>
-                  <w:ind w:right="2034"/>
-                  <w:jc w:val="center"/>
-                  <w:rPr>
-                    <w:rFonts w:asciiTheme="minorHAnsi" w:hAnsiTheme="minorHAnsi" w:cstheme="minorHAnsi"/>
-                    <w:color w:val="000000" w:themeColor="text1"/>
-                    <w:sz w:val="22"/>
-                    <w:szCs w:val="22"/>
-                  </w:rPr>
-                </w:pPr>
-                <w:r>
-                  <w:rPr>
-                    <w:rFonts w:asciiTheme="minorHAnsi" w:hAnsiTheme="minorHAnsi" w:cstheme="minorHAnsi"/>
-                    <w:noProof/>
-                    <w:color w:val="000000" w:themeColor="text1"/>
-                    <w:sz w:val="22"/>
-                    <w:szCs w:val="22"/>
-                  </w:rPr>
-                  <w:drawing>
-                    <wp:inline distT="0" distB="0" distL="0" distR="0" wp14:anchorId="6480D7B8" wp14:editId="2AFB51DB">
-                      <wp:extent cx="1800000" cy="1350000"/>
-                      <wp:effectExtent l="0" t="0" r="0" b="3175"/>
-                      <wp:docPr id="7" name="Imagen 4"/>
-                      <wp:cNvGraphicFramePr>
-                        <a:graphicFrameLocks xmlns:a="http://schemas.openxmlformats.org/drawingml/2006/main" noChangeAspect="1"/>
-                      </wp:cNvGraphicFramePr>
-                      <a:graphic xmlns:a="http://schemas.openxmlformats.org/drawingml/2006/main">
-                        <a:graphicData uri="http://schemas.openxmlformats.org/drawingml/2006/picture">
-                          <pic:pic xmlns:pic="http://schemas.openxmlformats.org/drawingml/2006/picture">
-                            <pic:nvPicPr>
-                              <pic:cNvPr id="7" name="Imagen 4"/>
-                              <pic:cNvPicPr>
-                                <a:picLocks noChangeAspect="1" noChangeArrowheads="1"/>
-                              </pic:cNvPicPr>
-                            </pic:nvPicPr>
-                            <pic:blipFill>
-                              <a:blip r:embed="rId8" cstate="print">
-                                <a:extLst>
-                                  <a:ext uri="{28A0092B-C50C-407E-A947-70E740481C1C}">
-                                    <a14:useLocalDpi xmlns:a14="http://schemas.microsoft.com/office/drawing/2010/main" val="0"/>
-                                  </a:ext>
-                                </a:extLst>
-                              </a:blip>
-                              <a:stretch>
-                                <a:fillRect/>
-                              </a:stretch>
-                            </pic:blipFill>
-                            <pic:spPr bwMode="auto">
-                              <a:xfrm>
-                                <a:off x="0" y="0"/>
-                                <a:ext cx="1800000" cy="1350000"/>
-                              </a:xfrm>
-                              <a:prstGeom prst="rect">
-                                <a:avLst/>
-                              </a:prstGeom>
-                              <a:noFill/>
-                              <a:ln>
-                                <a:noFill/>
-                              </a:ln>
-                            </pic:spPr>
-                          </pic:pic>
-                        </a:graphicData>
-                      </a:graphic>
-                    </wp:inline>
-                  </w:drawing>
-                </w:r>
-              </w:p>
-            </w:tc>
-          </w:sdtContent>
-        </w:sdt>
-        <w:sdt>
-          <w:sdtPr>
-            <w:rPr>
-              <w:rFonts w:asciiTheme="minorHAnsi" w:hAnsiTheme="minorHAnsi" w:cstheme="minorHAnsi"/>
-              <w:color w:val="000000" w:themeColor="text1"/>
-              <w:sz w:val="22"/>
-              <w:szCs w:val="22"/>
-            </w:rPr>
-            <w:id w:val="880134221"/>
-            <w:picture/>
-          </w:sdtPr>
-          <w:sdtEndPr/>
-          <w:sdtContent>
-            <w:tc>
-              <w:tcPr>
-                <w:tcW w:w="2688" w:type="dxa"/>
-                <w:vAlign w:val="center"/>
-              </w:tcPr>
-              <w:p>
-                <w:pPr>
-                  <w:pStyle w:val="Default"/>
-                  <w:spacing w:line="360" w:lineRule="auto"/>
-                  <w:ind w:right="2034"/>
-                  <w:jc w:val="center"/>
-                  <w:rPr>
-                    <w:rFonts w:asciiTheme="minorHAnsi" w:hAnsiTheme="minorHAnsi" w:cstheme="minorHAnsi"/>
-                    <w:color w:val="000000" w:themeColor="text1"/>
-                    <w:sz w:val="22"/>
-                    <w:szCs w:val="22"/>
-                  </w:rPr>
-                </w:pPr>
-                <w:r>
-                  <w:rPr>
-                    <w:rFonts w:asciiTheme="minorHAnsi" w:hAnsiTheme="minorHAnsi" w:cstheme="minorHAnsi"/>
-                    <w:noProof/>
-                    <w:color w:val="000000" w:themeColor="text1"/>
-                    <w:sz w:val="22"/>
-                    <w:szCs w:val="22"/>
-                  </w:rPr>
-                  <w:drawing>
-                    <wp:inline distT="0" distB="0" distL="0" distR="0" wp14:anchorId="6DE3E6A7" wp14:editId="7B208E2D">
-                      <wp:extent cx="1800000" cy="1350000"/>
-                      <wp:effectExtent l="0" t="0" r="0" b="3175"/>
-                      <wp:docPr id="8" name="Imagen 5"/>
-                      <wp:cNvGraphicFramePr>
-                        <a:graphicFrameLocks xmlns:a="http://schemas.openxmlformats.org/drawingml/2006/main" noChangeAspect="1"/>
-                      </wp:cNvGraphicFramePr>
-                      <a:graphic xmlns:a="http://schemas.openxmlformats.org/drawingml/2006/main">
-                        <a:graphicData uri="http://schemas.openxmlformats.org/drawingml/2006/picture">
-                          <pic:pic xmlns:pic="http://schemas.openxmlformats.org/drawingml/2006/picture">
-                            <pic:nvPicPr>
-                              <pic:cNvPr id="8" name="Imagen 5"/>
-                              <pic:cNvPicPr>
-                                <a:picLocks noChangeAspect="1" noChangeArrowheads="1"/>
-                              </pic:cNvPicPr>
-                            </pic:nvPicPr>
-                            <pic:blipFill>
-                              <a:blip r:embed="rId8" cstate="print">
-                                <a:extLst>
-                                  <a:ext uri="{28A0092B-C50C-407E-A947-70E740481C1C}">
-                                    <a14:useLocalDpi xmlns:a14="http://schemas.microsoft.com/office/drawing/2010/main" val="0"/>
-                                  </a:ext>
-                                </a:extLst>
-                              </a:blip>
-                              <a:stretch>
-                                <a:fillRect/>
-                              </a:stretch>
-                            </pic:blipFill>
-                            <pic:spPr bwMode="auto">
-                              <a:xfrm>
-                                <a:off x="0" y="0"/>
-                                <a:ext cx="1800000" cy="1350000"/>
-                              </a:xfrm>
-                              <a:prstGeom prst="rect">
-                                <a:avLst/>
-                              </a:prstGeom>
-                              <a:noFill/>
-                              <a:ln>
-                                <a:noFill/>
-                              </a:ln>
-                            </pic:spPr>
-                          </pic:pic>
-                        </a:graphicData>
-                      </a:graphic>
-                    </wp:inline>
-                  </w:drawing>
-                </w:r>
-              </w:p>
-            </w:tc>
-          </w:sdtContent>
-        </w:sdt>
+        <w:tc>
+          <w:tcPr>
+            <w:tcW w:w="2977" w:type="dxa"/>
+            <w:vAlign w:val="center"/>
+          </w:tcPr>
+          <w:p>
+            <w:pPr>
+              <w:pStyle w:val="Default"/>
+              <w:spacing w:line="360" w:lineRule="auto"/>
+              <w:ind w:right="-110"/>
+              <w:jc w:val="center"/>
+              <w:rPr>
+                <w:rFonts w:asciiTheme="minorHAnsi" w:hAnsiTheme="minorHAnsi" w:cstheme="minorHAnsi"/>
+                <w:color w:val="000000" w:themeColor="text1"/>
+                <w:sz w:val="22"/>
+                <w:szCs w:val="22"/>
+              </w:rPr>
+            </w:pPr>
+            <w:r>
+              <w:rPr>
+                <w:rFonts w:asciiTheme="minorHAnsi" w:hAnsiTheme="minorHAnsi" w:cstheme="minorHAnsi"/>
+                <w:color w:val="000000" w:themeColor="text1"/>
+                <w:sz w:val="22"/>
+                <w:szCs w:val="22"/>
+              </w:rPr>
+              <w:t>{{ plan1 }}</w:t>
+            </w:r>
+          </w:p>
+        </w:tc>
+        <w:tc>
+          <w:tcPr>
+            <w:tcW w:w="2717" w:type="dxa"/>
+            <w:vAlign w:val="center"/>
+          </w:tcPr>
+          <w:p>
+            <w:pPr>
+              <w:pStyle w:val="Default"/>
+              <w:spacing w:line="360" w:lineRule="auto"/>
+              <w:ind w:right="-83"/>
+              <w:jc w:val="center"/>
+              <w:rPr>
+                <w:rFonts w:asciiTheme="minorHAnsi" w:hAnsiTheme="minorHAnsi" w:cstheme="minorHAnsi"/>
+                <w:color w:val="000000" w:themeColor="text1"/>
+                <w:sz w:val="22"/>
+                <w:szCs w:val="22"/>
+              </w:rPr>
+            </w:pPr>
+            <w:r>
+              <w:rPr>
+                <w:rFonts w:asciiTheme="minorHAnsi" w:hAnsiTheme="minorHAnsi" w:cstheme="minorHAnsi"/>
+                <w:color w:val="000000" w:themeColor="text1"/>
+                <w:sz w:val="22"/>
+                <w:szCs w:val="22"/>
+              </w:rPr>
+              <w:t>{{ plan</w:t>
+            </w:r>
+            <w:r>
+              <w:rPr>
+                <w:rFonts w:asciiTheme="minorHAnsi" w:hAnsiTheme="minorHAnsi" w:cstheme="minorHAnsi"/>
+                <w:color w:val="000000" w:themeColor="text1"/>
+                <w:sz w:val="22"/>
+                <w:szCs w:val="22"/>
+              </w:rPr>
+              <w:t>2</w:t>
+            </w:r>
+            <w:r>
+              <w:rPr>
+                <w:rFonts w:asciiTheme="minorHAnsi" w:hAnsiTheme="minorHAnsi" w:cstheme="minorHAnsi"/>
+                <w:color w:val="000000" w:themeColor="text1"/>
+                <w:sz w:val="22"/>
+                <w:szCs w:val="22"/>
+              </w:rPr>
+              <w:t xml:space="preserve"> }}</w:t>
+            </w:r>
+          </w:p>
+        </w:tc>
+        <w:tc>
+          <w:tcPr>
+            <w:tcW w:w="3139" w:type="dxa"/>
+            <w:gridSpan w:val="2"/>
+            <w:vAlign w:val="center"/>
+          </w:tcPr>
+          <w:p>
+            <w:pPr>
+              <w:pStyle w:val="Default"/>
+              <w:spacing w:line="360" w:lineRule="auto"/>
+              <w:ind w:right="-69"/>
+              <w:jc w:val="center"/>
+              <w:rPr>
+                <w:rFonts w:asciiTheme="minorHAnsi" w:hAnsiTheme="minorHAnsi" w:cstheme="minorHAnsi"/>
+                <w:color w:val="000000" w:themeColor="text1"/>
+                <w:sz w:val="22"/>
+                <w:szCs w:val="22"/>
+              </w:rPr>
+            </w:pPr>
+            <w:r>
+              <w:rPr>
+                <w:rFonts w:asciiTheme="minorHAnsi" w:hAnsiTheme="minorHAnsi" w:cstheme="minorHAnsi"/>
+                <w:color w:val="000000" w:themeColor="text1"/>
+                <w:sz w:val="22"/>
+                <w:szCs w:val="22"/>
+              </w:rPr>
+              <w:t>{{ plan</w:t>
+            </w:r>
+            <w:r>
+              <w:rPr>
+                <w:rFonts w:asciiTheme="minorHAnsi" w:hAnsiTheme="minorHAnsi" w:cstheme="minorHAnsi"/>
+                <w:color w:val="000000" w:themeColor="text1"/>
+                <w:sz w:val="22"/>
+                <w:szCs w:val="22"/>
+              </w:rPr>
+              <w:t>3</w:t>
+            </w:r>
+            <w:r>
+              <w:rPr>
+                <w:rFonts w:asciiTheme="minorHAnsi" w:hAnsiTheme="minorHAnsi" w:cstheme="minorHAnsi"/>
+                <w:color w:val="000000" w:themeColor="text1"/>
+                <w:sz w:val="22"/>
+                <w:szCs w:val="22"/>
+              </w:rPr>
+              <w:t xml:space="preserve"> }}</w:t>
+            </w:r>
+          </w:p>
+        </w:tc>
       </w:tr>
       <w:tr>
         <w:trPr>
@@ -1210,7 +1141,7 @@
         <w:tc>
           <w:tcPr>
             <w:tcW w:w="6145" w:type="dxa"/>
-            <w:gridSpan w:val="2"/>
+            <w:gridSpan w:val="3"/>
             <w:vAlign w:val="center"/>
           </w:tcPr>
           <w:p>
@@ -1267,12 +1198,54 @@
       </w:tr>
       <w:tr>
         <w:trPr>
+          <w:trHeight w:val="227"/>
+        </w:trPr>
+        <w:tc>
+          <w:tcPr>
+            <w:tcW w:w="6145" w:type="dxa"/>
+            <w:gridSpan w:val="3"/>
+            <w:vAlign w:val="center"/>
+          </w:tcPr>
+          <w:p>
+            <w:pPr>
+              <w:pStyle w:val="Default"/>
+              <w:ind w:right="-60"/>
+              <w:rPr>
+                <w:rFonts w:asciiTheme="minorHAnsi" w:hAnsiTheme="minorHAnsi" w:cstheme="minorHAnsi"/>
+                <w:color w:val="000000" w:themeColor="text1"/>
+                <w:sz w:val="20"/>
+                <w:szCs w:val="20"/>
+              </w:rPr>
+            </w:pPr>
+          </w:p>
+        </w:tc>
+        <w:tc>
+          <w:tcPr>
+            <w:tcW w:w="2688" w:type="dxa"/>
+            <w:vAlign w:val="center"/>
+          </w:tcPr>
+          <w:p>
+            <w:pPr>
+              <w:pStyle w:val="Default"/>
+              <w:jc w:val="center"/>
+              <w:rPr>
+                <w:rFonts w:asciiTheme="minorHAnsi" w:hAnsiTheme="minorHAnsi" w:cstheme="minorHAnsi"/>
+                <w:color w:val="000000" w:themeColor="text1"/>
+                <w:sz w:val="20"/>
+                <w:szCs w:val="20"/>
+              </w:rPr>
+            </w:pPr>
+          </w:p>
+        </w:tc>
+      </w:tr>
+      <w:tr>
+        <w:trPr>
           <w:trHeight w:val="2952"/>
         </w:trPr>
         <w:tc>
           <w:tcPr>
             <w:tcW w:w="6145" w:type="dxa"/>
-            <w:gridSpan w:val="2"/>
+            <w:gridSpan w:val="3"/>
             <w:vAlign w:val="center"/>
           </w:tcPr>
           <w:p>
@@ -1416,6 +1389,7 @@
               <w:pStyle w:val="Prrafodelista"/>
               <w:spacing w:line="360" w:lineRule="auto"/>
               <w:ind w:left="0"/>
+              <w:jc w:val="both"/>
               <w:rPr>
                 <w:rFonts w:cstheme="minorHAnsi"/>
                 <w:color w:val="000000" w:themeColor="text1"/>
@@ -1516,7 +1490,7 @@
           <w:p>
             <w:pPr>
               <w:pStyle w:val="Prrafodelista"/>
-              <w:spacing w:line="360" w:lineRule="auto"/>
+              <w:spacing w:after="0" w:line="360" w:lineRule="auto"/>
               <w:ind w:left="0"/>
               <w:jc w:val="center"/>
               <w:rPr>
@@ -1535,6 +1509,9 @@
         </w:tc>
       </w:tr>
       <w:tr>
+        <w:trPr>
+          <w:trHeight w:val="20"/>
+        </w:trPr>
         <w:tc>
           <w:tcPr>
             <w:tcW w:w="4414" w:type="dxa"/>
@@ -1543,34 +1520,18 @@
           <w:p>
             <w:pPr>
               <w:pStyle w:val="Prrafodelista"/>
-              <w:spacing w:line="360" w:lineRule="auto"/>
+              <w:spacing w:line="240" w:lineRule="auto"/>
               <w:ind w:left="0"/>
+              <w:jc w:val="both"/>
               <w:rPr>
                 <w:rFonts w:cstheme="minorHAnsi"/>
+                <w:noProof/>
                 <w:color w:val="000000" w:themeColor="text1"/>
+                <w:sz w:val="20"/>
+                <w:szCs w:val="20"/>
+                <w:lang w:eastAsia="es-MX"/>
               </w:rPr>
             </w:pPr>
-            <w:r>
-              <w:t xml:space="preserve">Cuenta con </w:t>
-            </w:r>
-            <w:r>
-              <w:t>lámparas de emergencia</w:t>
-            </w:r>
-            <w:r>
-              <w:t xml:space="preserve"> de acuerdo con norma y área de riesgo se encuentran vigentes, se </w:t>
-            </w:r>
-            <w:r>
-              <w:t>recomienda</w:t>
-            </w:r>
-            <w:r>
-              <w:t xml:space="preserve"> </w:t>
-            </w:r>
-            <w:r>
-              <w:t>dar seguimiento al</w:t>
-            </w:r>
-            <w:r>
-              <w:t xml:space="preserve"> programa de mantenimiento anual.</w:t>
-            </w:r>
           </w:p>
         </w:tc>
         <w:tc>
@@ -1581,21 +1542,16 @@
           <w:p>
             <w:pPr>
               <w:pStyle w:val="Prrafodelista"/>
-              <w:spacing w:line="360" w:lineRule="auto"/>
+              <w:spacing w:after="0" w:line="240" w:lineRule="auto"/>
               <w:ind w:left="0"/>
               <w:jc w:val="center"/>
               <w:rPr>
                 <w:rFonts w:cstheme="minorHAnsi"/>
                 <w:color w:val="000000" w:themeColor="text1"/>
+                <w:sz w:val="20"/>
+                <w:szCs w:val="20"/>
               </w:rPr>
             </w:pPr>
-            <w:r>
-              <w:rPr>
-                <w:rFonts w:cstheme="minorHAnsi"/>
-                <w:color w:val="000000" w:themeColor="text1"/>
-              </w:rPr>
-              <w:t>{{ puerta }}</w:t>
-            </w:r>
           </w:p>
         </w:tc>
       </w:tr>
@@ -1610,6 +1566,113 @@
               <w:pStyle w:val="Prrafodelista"/>
               <w:spacing w:line="360" w:lineRule="auto"/>
               <w:ind w:left="0"/>
+              <w:jc w:val="both"/>
+              <w:rPr>
+                <w:rFonts w:cstheme="minorHAnsi"/>
+                <w:color w:val="000000" w:themeColor="text1"/>
+              </w:rPr>
+            </w:pPr>
+            <w:r>
+              <w:rPr>
+                <w:rFonts w:cstheme="minorHAnsi"/>
+                <w:color w:val="000000" w:themeColor="text1"/>
+              </w:rPr>
+              <w:t xml:space="preserve">El botiquín cuenta con material de curación (NO DEBE CONTENER MEDICAMENTO DE ACUERDO </w:t>
+            </w:r>
+            <w:r>
+              <w:rPr>
+                <w:rFonts w:cstheme="minorHAnsi"/>
+                <w:color w:val="000000" w:themeColor="text1"/>
+              </w:rPr>
+              <w:t>CON</w:t>
+            </w:r>
+            <w:r>
+              <w:rPr>
+                <w:rFonts w:cstheme="minorHAnsi"/>
+                <w:color w:val="000000" w:themeColor="text1"/>
+              </w:rPr>
+              <w:t xml:space="preserve"> LA NOM-030-STPS-2009 Y NOM-020-STPS-1994) debe contar con bitácora de mantenimiento a cargo de la brigada de Primeros auxilios indicación actual.</w:t>
+            </w:r>
+          </w:p>
+        </w:tc>
+        <w:tc>
+          <w:tcPr>
+            <w:tcW w:w="4414" w:type="dxa"/>
+            <w:vAlign w:val="center"/>
+          </w:tcPr>
+          <w:p>
+            <w:pPr>
+              <w:pStyle w:val="Prrafodelista"/>
+              <w:spacing w:after="0" w:line="360" w:lineRule="auto"/>
+              <w:ind w:left="0"/>
+              <w:jc w:val="center"/>
+              <w:rPr>
+                <w:rFonts w:cstheme="minorHAnsi"/>
+                <w:color w:val="000000" w:themeColor="text1"/>
+              </w:rPr>
+            </w:pPr>
+            <w:r>
+              <w:rPr>
+                <w:rFonts w:cstheme="minorHAnsi"/>
+                <w:color w:val="000000" w:themeColor="text1"/>
+              </w:rPr>
+              <w:t>{{ botiquin }}</w:t>
+            </w:r>
+          </w:p>
+        </w:tc>
+      </w:tr>
+      <w:tr>
+        <w:tc>
+          <w:tcPr>
+            <w:tcW w:w="4414" w:type="dxa"/>
+            <w:vAlign w:val="center"/>
+          </w:tcPr>
+          <w:p>
+            <w:pPr>
+              <w:pStyle w:val="Prrafodelista"/>
+              <w:spacing w:line="240" w:lineRule="auto"/>
+              <w:ind w:left="0"/>
+              <w:jc w:val="both"/>
+              <w:rPr>
+                <w:sz w:val="20"/>
+                <w:szCs w:val="20"/>
+              </w:rPr>
+            </w:pPr>
+          </w:p>
+        </w:tc>
+        <w:tc>
+          <w:tcPr>
+            <w:tcW w:w="4414" w:type="dxa"/>
+            <w:vAlign w:val="center"/>
+          </w:tcPr>
+          <w:p>
+            <w:pPr>
+              <w:pStyle w:val="Prrafodelista"/>
+              <w:spacing w:after="0" w:line="240" w:lineRule="auto"/>
+              <w:ind w:left="0"/>
+              <w:jc w:val="center"/>
+              <w:rPr>
+                <w:rFonts w:cstheme="minorHAnsi"/>
+                <w:color w:val="000000" w:themeColor="text1"/>
+                <w:sz w:val="20"/>
+                <w:szCs w:val="20"/>
+              </w:rPr>
+            </w:pPr>
+          </w:p>
+        </w:tc>
+      </w:tr>
+      <w:tr>
+        <w:tc>
+          <w:tcPr>
+            <w:tcW w:w="4414" w:type="dxa"/>
+            <w:vAlign w:val="center"/>
+          </w:tcPr>
+          <w:p>
+            <w:pPr>
+              <w:pStyle w:val="Prrafodelista"/>
+              <w:spacing w:line="360" w:lineRule="auto"/>
+              <w:ind w:left="0"/>
+              <w:jc w:val="both"/>
               <w:rPr>
                 <w:rFonts w:cstheme="minorHAnsi"/>
                 <w:color w:val="000000" w:themeColor="text1"/>
@@ -1651,7 +1714,7 @@
           <w:p>
             <w:pPr>
               <w:pStyle w:val="Prrafodelista"/>
-              <w:spacing w:line="360" w:lineRule="auto"/>
+              <w:spacing w:after="0" w:line="360" w:lineRule="auto"/>
               <w:ind w:left="0"/>
               <w:jc w:val="center"/>
               <w:rPr>
@@ -1739,73 +1802,9 @@
           <w:p>
             <w:pPr>
               <w:pStyle w:val="Prrafodelista"/>
-              <w:spacing w:line="360" w:lineRule="auto"/>
+              <w:spacing w:after="0" w:line="360" w:lineRule="auto"/>
               <w:ind w:left="0"/>
-              <w:rPr>
-                <w:rFonts w:cstheme="minorHAnsi"/>
-                <w:color w:val="000000" w:themeColor="text1"/>
-              </w:rPr>
-            </w:pPr>
-            <w:r>
-              <w:rPr>
-                <w:rFonts w:cstheme="minorHAnsi"/>
-                <w:color w:val="000000" w:themeColor="text1"/>
-              </w:rPr>
-              <w:t xml:space="preserve">El botiquín cuenta con material de curación (NO DEBE CONTENER MEDICAMENTO DE ACUERDO </w:t>
-            </w:r>
-            <w:r>
-              <w:rPr>
-                <w:rFonts w:cstheme="minorHAnsi"/>
-                <w:color w:val="000000" w:themeColor="text1"/>
-              </w:rPr>
-              <w:t>CON</w:t>
-            </w:r>
-            <w:r>
-              <w:rPr>
-                <w:rFonts w:cstheme="minorHAnsi"/>
-                <w:color w:val="000000" w:themeColor="text1"/>
-              </w:rPr>
-              <w:t xml:space="preserve"> LA NOM-030-STPS-2009 Y NOM-020-STPS-1994) debe contar con bitácora de mantenimiento a cargo de la brigada de Primeros auxilios indicación actual.</w:t>
-            </w:r>
-          </w:p>
-        </w:tc>
-        <w:tc>
-          <w:tcPr>
-            <w:tcW w:w="4414" w:type="dxa"/>
-            <w:vAlign w:val="center"/>
-          </w:tcPr>
-          <w:p>
-            <w:pPr>
-              <w:pStyle w:val="Prrafodelista"/>
-              <w:spacing w:line="360" w:lineRule="auto"/>
-              <w:ind w:left="0"/>
-              <w:jc w:val="center"/>
-              <w:rPr>
-                <w:rFonts w:cstheme="minorHAnsi"/>
-                <w:color w:val="000000" w:themeColor="text1"/>
-              </w:rPr>
-            </w:pPr>
-            <w:r>
-              <w:rPr>
-                <w:rFonts w:cstheme="minorHAnsi"/>
-                <w:color w:val="000000" w:themeColor="text1"/>
-              </w:rPr>
-              <w:t>{{ botiquin }}</w:t>
-            </w:r>
-          </w:p>
-        </w:tc>
-      </w:tr>
-      <w:tr>
-        <w:tc>
-          <w:tcPr>
-            <w:tcW w:w="4414" w:type="dxa"/>
-            <w:vAlign w:val="center"/>
-          </w:tcPr>
-          <w:p>
-            <w:pPr>
-              <w:pStyle w:val="Prrafodelista"/>
-              <w:spacing w:line="360" w:lineRule="auto"/>
-              <w:ind w:left="0"/>
+              <w:jc w:val="both"/>
               <w:rPr>
                 <w:rFonts w:cstheme="minorHAnsi"/>
                 <w:color w:val="000000" w:themeColor="text1"/>
@@ -1824,7 +1823,7 @@
           <w:p>
             <w:pPr>
               <w:pStyle w:val="Prrafodelista"/>
-              <w:spacing w:line="360" w:lineRule="auto"/>
+              <w:spacing w:after="0" w:line="360" w:lineRule="auto"/>
               <w:ind w:left="0"/>
               <w:jc w:val="center"/>
               <w:rPr>
@@ -1839,6 +1838,9 @@
         </w:tc>
       </w:tr>
       <w:tr>
+        <w:trPr>
+          <w:trHeight w:val="20"/>
+        </w:trPr>
         <w:tc>
           <w:tcPr>
             <w:tcW w:w="4414" w:type="dxa"/>
@@ -1847,39 +1849,14 @@
           <w:p>
             <w:pPr>
               <w:pStyle w:val="Prrafodelista"/>
-              <w:spacing w:line="360" w:lineRule="auto"/>
+              <w:spacing w:after="0" w:line="240" w:lineRule="auto"/>
               <w:ind w:left="0"/>
-            </w:pPr>
-            <w:r>
-              <w:t xml:space="preserve">Cuenta con detectores de humo fotoeléctrico de acuerdo con norma y área de riesgo se encuentran vigentes, se </w:t>
-            </w:r>
-            <w:r>
-              <w:t>recomienda</w:t>
-            </w:r>
-            <w:r>
-              <w:t xml:space="preserve"> </w:t>
-            </w:r>
-            <w:r>
-              <w:t>dar seguimiento al</w:t>
-            </w:r>
-            <w:r>
-              <w:t xml:space="preserve"> programa de mantenimiento</w:t>
-            </w:r>
-            <w:r>
-              <w:t xml:space="preserve"> anual</w:t>
-            </w:r>
-            <w:r>
-              <w:t>.</w:t>
-            </w:r>
-          </w:p>
-          <w:p>
-            <w:pPr>
-              <w:pStyle w:val="Prrafodelista"/>
-              <w:spacing w:line="360" w:lineRule="auto"/>
-              <w:ind w:left="0"/>
+              <w:jc w:val="both"/>
               <w:rPr>
                 <w:rFonts w:cstheme="minorHAnsi"/>
                 <w:color w:val="000000" w:themeColor="text1"/>
+                <w:sz w:val="20"/>
+                <w:szCs w:val="20"/>
               </w:rPr>
             </w:pPr>
           </w:p>
@@ -1892,7 +1869,48 @@
           <w:p>
             <w:pPr>
               <w:pStyle w:val="Prrafodelista"/>
-              <w:spacing w:line="360" w:lineRule="auto"/>
+              <w:spacing w:after="0" w:line="240" w:lineRule="auto"/>
+              <w:ind w:left="0"/>
+              <w:jc w:val="center"/>
+              <w:rPr>
+                <w:rFonts w:cstheme="minorHAnsi"/>
+                <w:color w:val="000000" w:themeColor="text1"/>
+              </w:rPr>
+            </w:pPr>
+          </w:p>
+        </w:tc>
+      </w:tr>
+      <w:tr>
+        <w:tc>
+          <w:tcPr>
+            <w:tcW w:w="4414" w:type="dxa"/>
+            <w:vAlign w:val="center"/>
+          </w:tcPr>
+          <w:p>
+            <w:pPr>
+              <w:pStyle w:val="Prrafodelista"/>
+              <w:spacing w:after="0" w:line="360" w:lineRule="auto"/>
+              <w:ind w:left="0"/>
+              <w:jc w:val="both"/>
+              <w:rPr>
+                <w:rFonts w:cstheme="minorHAnsi"/>
+                <w:color w:val="000000" w:themeColor="text1"/>
+              </w:rPr>
+            </w:pPr>
+            <w:r>
+              <w:t>Cuenta con detectores de humo fotoeléctrico de acuerdo con norma y área de riesgo se encuentran vigentes, se recomienda dar seguimiento al programa de mantenimiento anual.</w:t>
+            </w:r>
+          </w:p>
+        </w:tc>
+        <w:tc>
+          <w:tcPr>
+            <w:tcW w:w="4414" w:type="dxa"/>
+            <w:vAlign w:val="center"/>
+          </w:tcPr>
+          <w:p>
+            <w:pPr>
+              <w:pStyle w:val="Prrafodelista"/>
+              <w:spacing w:after="0" w:line="360" w:lineRule="auto"/>
               <w:ind w:left="0"/>
               <w:jc w:val="center"/>
               <w:rPr>
@@ -1906,39 +1924,132 @@
           </w:p>
         </w:tc>
       </w:tr>
+      <w:tr>
+        <w:tc>
+          <w:tcPr>
+            <w:tcW w:w="4414" w:type="dxa"/>
+            <w:vAlign w:val="center"/>
+          </w:tcPr>
+          <w:p>
+            <w:pPr>
+              <w:pStyle w:val="Prrafodelista"/>
+              <w:spacing w:after="0" w:line="240" w:lineRule="auto"/>
+              <w:ind w:left="0"/>
+              <w:jc w:val="both"/>
+              <w:rPr>
+                <w:sz w:val="20"/>
+                <w:szCs w:val="20"/>
+              </w:rPr>
+            </w:pPr>
+          </w:p>
+        </w:tc>
+        <w:tc>
+          <w:tcPr>
+            <w:tcW w:w="4414" w:type="dxa"/>
+            <w:vAlign w:val="center"/>
+          </w:tcPr>
+          <w:p>
+            <w:pPr>
+              <w:pStyle w:val="Prrafodelista"/>
+              <w:spacing w:after="0" w:line="240" w:lineRule="auto"/>
+              <w:ind w:left="0"/>
+              <w:jc w:val="center"/>
+              <w:rPr>
+                <w:sz w:val="20"/>
+                <w:szCs w:val="20"/>
+              </w:rPr>
+            </w:pPr>
+          </w:p>
+        </w:tc>
+      </w:tr>
+      <w:tr>
+        <w:tc>
+          <w:tcPr>
+            <w:tcW w:w="4414" w:type="dxa"/>
+            <w:vAlign w:val="center"/>
+          </w:tcPr>
+          <w:p>
+            <w:pPr>
+              <w:pStyle w:val="Prrafodelista"/>
+              <w:spacing w:after="0" w:line="360" w:lineRule="auto"/>
+              <w:ind w:left="0"/>
+              <w:jc w:val="both"/>
+            </w:pPr>
+            <w:r>
+              <w:t xml:space="preserve">Cuenta con </w:t>
+            </w:r>
+            <w:r>
+              <w:t>lámparas de emergencia</w:t>
+            </w:r>
+            <w:r>
+              <w:t xml:space="preserve"> de acuerdo con norma y área de riesgo se encuentran vigentes, se </w:t>
+            </w:r>
+            <w:r>
+              <w:t>recomienda</w:t>
+            </w:r>
+            <w:r>
+              <w:t xml:space="preserve"> </w:t>
+            </w:r>
+            <w:r>
+              <w:t>dar seguimiento al</w:t>
+            </w:r>
+            <w:r>
+              <w:t xml:space="preserve"> programa de mantenimiento anual.</w:t>
+            </w:r>
+          </w:p>
+        </w:tc>
+        <w:tc>
+          <w:tcPr>
+            <w:tcW w:w="4414" w:type="dxa"/>
+            <w:vAlign w:val="center"/>
+          </w:tcPr>
+          <w:p>
+            <w:pPr>
+              <w:pStyle w:val="Prrafodelista"/>
+              <w:spacing w:after="0" w:line="360" w:lineRule="auto"/>
+              <w:ind w:left="0"/>
+              <w:jc w:val="center"/>
+              <w:rPr>
+                <w:rFonts w:cstheme="minorHAnsi"/>
+                <w:color w:val="000000" w:themeColor="text1"/>
+              </w:rPr>
+            </w:pPr>
+            <w:r>
+              <w:rPr>
+                <w:rFonts w:cstheme="minorHAnsi"/>
+                <w:color w:val="000000" w:themeColor="text1"/>
+              </w:rPr>
+              <w:t xml:space="preserve">{{ </w:t>
+            </w:r>
+            <w:r>
+              <w:rPr>
+                <w:rFonts w:cstheme="minorHAnsi"/>
+                <w:color w:val="000000" w:themeColor="text1"/>
+              </w:rPr>
+              <w:t>lampara</w:t>
+            </w:r>
+            <w:r>
+              <w:rPr>
+                <w:rFonts w:cstheme="minorHAnsi"/>
+                <w:color w:val="000000" w:themeColor="text1"/>
+              </w:rPr>
+              <w:t xml:space="preserve"> }}</w:t>
+            </w:r>
+          </w:p>
+        </w:tc>
+      </w:tr>
     </w:tbl>
-    <w:p>
-      <w:pPr>
-        <w:pStyle w:val="Prrafodelista"/>
-        <w:spacing w:after="0" w:line="360" w:lineRule="auto"/>
-        <w:jc w:val="both"/>
-        <w:rPr>
-          <w:rFonts w:cstheme="minorHAnsi"/>
-          <w:color w:val="000000" w:themeColor="text1"/>
-        </w:rPr>
-      </w:pPr>
-    </w:p>
-    <w:p>
-      <w:pPr>
-        <w:spacing w:after="0" w:line="360" w:lineRule="auto"/>
-        <w:jc w:val="both"/>
-        <w:rPr>
-          <w:rFonts w:cstheme="minorHAnsi"/>
-          <w:color w:val="000000" w:themeColor="text1"/>
-        </w:rPr>
-      </w:pPr>
-    </w:p>
     <w:p/>
     <w:p/>
     <w:p>
       <w:pPr>
         <w:sectPr>
-          <w:headerReference w:type="even" r:id="rId9"/>
-          <w:headerReference w:type="default" r:id="rId10"/>
-          <w:footerReference w:type="even" r:id="rId11"/>
-          <w:footerReference w:type="default" r:id="rId12"/>
-          <w:headerReference w:type="first" r:id="rId13"/>
-          <w:footerReference w:type="first" r:id="rId14"/>
+          <w:headerReference w:type="even" r:id="rId7"/>
+          <w:headerReference w:type="default" r:id="rId8"/>
+          <w:footerReference w:type="even" r:id="rId9"/>
+          <w:footerReference w:type="default" r:id="rId10"/>
+          <w:headerReference w:type="first" r:id="rId11"/>
+          <w:footerReference w:type="first" r:id="rId12"/>
           <w:pgSz w:w="12240" w:h="15840" w:code="1"/>
           <w:pgMar w:top="1417" w:right="1701" w:bottom="1417" w:left="1701" w:header="426" w:footer="535" w:gutter="0"/>
           <w:cols w:space="708"/>
@@ -1952,8 +2063,8 @@
       </w:pPr>
     </w:p>
     <w:sectPr>
-      <w:headerReference w:type="default" r:id="rId15"/>
-      <w:footerReference w:type="default" r:id="rId16"/>
+      <w:headerReference w:type="default" r:id="rId13"/>
+      <w:footerReference w:type="default" r:id="rId14"/>
       <w:type w:val="continuous"/>
       <w:pgSz w:w="12240" w:h="15840" w:code="1"/>
       <w:pgMar w:top="1417" w:right="1701" w:bottom="1417" w:left="1701" w:header="426" w:footer="920" w:gutter="0"/>

--- a/Inputs/Templates/MF General.docx
+++ b/Inputs/Templates/MF General.docx
@@ -41,32 +41,50 @@
           <w:rFonts w:cstheme="minorHAnsi"/>
           <w:color w:val="000000" w:themeColor="text1"/>
         </w:rPr>
-        <w:t xml:space="preserve">Riesgos internos y circundantes. </w:t>
+        <w:t>El inmueble</w:t>
       </w:r>
-    </w:p>
-    <w:p>
-      <w:pPr>
-        <w:spacing w:line="360" w:lineRule="auto"/>
-        <w:jc w:val="both"/>
-        <w:rPr>
-          <w:rFonts w:cstheme="minorHAnsi"/>
-          <w:color w:val="000000" w:themeColor="text1"/>
-        </w:rPr>
-      </w:pPr>
       <w:r>
         <w:rPr>
           <w:rFonts w:cstheme="minorHAnsi"/>
           <w:color w:val="000000" w:themeColor="text1"/>
         </w:rPr>
-        <w:t xml:space="preserve">La sucursal </w:t>
+        <w:t xml:space="preserve"> </w:t>
       </w:r>
+      <w:proofErr w:type="gramStart"/>
       <w:r>
         <w:rPr>
           <w:rFonts w:cstheme="minorHAnsi"/>
           <w:b/>
           <w:color w:val="000000" w:themeColor="text1"/>
         </w:rPr>
-        <w:t>{{ razon_social }}</w:t>
+        <w:t xml:space="preserve">{{ </w:t>
+      </w:r>
+      <w:proofErr w:type="spellStart"/>
+      <w:r>
+        <w:rPr>
+          <w:rFonts w:cstheme="minorHAnsi"/>
+          <w:b/>
+          <w:color w:val="000000" w:themeColor="text1"/>
+        </w:rPr>
+        <w:t>razon</w:t>
+      </w:r>
+      <w:proofErr w:type="gramEnd"/>
+      <w:r>
+        <w:rPr>
+          <w:rFonts w:cstheme="minorHAnsi"/>
+          <w:b/>
+          <w:color w:val="000000" w:themeColor="text1"/>
+        </w:rPr>
+        <w:t>_social</w:t>
+      </w:r>
+      <w:proofErr w:type="spellEnd"/>
+      <w:r>
+        <w:rPr>
+          <w:rFonts w:cstheme="minorHAnsi"/>
+          <w:b/>
+          <w:color w:val="000000" w:themeColor="text1"/>
+        </w:rPr>
+        <w:t xml:space="preserve"> }}</w:t>
       </w:r>
       <w:r>
         <w:rPr>
@@ -82,7 +100,25 @@
           <w:b/>
           <w:color w:val="000000" w:themeColor="text1"/>
         </w:rPr>
-        <w:t>{{ nombre_comercial }}</w:t>
+        <w:t xml:space="preserve">{{ </w:t>
+      </w:r>
+      <w:proofErr w:type="spellStart"/>
+      <w:r>
+        <w:rPr>
+          <w:rFonts w:cstheme="minorHAnsi"/>
+          <w:b/>
+          <w:color w:val="000000" w:themeColor="text1"/>
+        </w:rPr>
+        <w:t>nombre_comercial</w:t>
+      </w:r>
+      <w:proofErr w:type="spellEnd"/>
+      <w:r>
+        <w:rPr>
+          <w:rFonts w:cstheme="minorHAnsi"/>
+          <w:b/>
+          <w:color w:val="000000" w:themeColor="text1"/>
+        </w:rPr>
+        <w:t xml:space="preserve"> }}</w:t>
       </w:r>
       <w:r>
         <w:rPr>
@@ -105,7 +141,28 @@
           <w:rFonts w:cstheme="minorHAnsi"/>
           <w:color w:val="000000" w:themeColor="text1"/>
         </w:rPr>
-        <w:t>se ubica frente a una vialidad altamente transitada, colinda con otros inmuebles de servicios con giro comercial.</w:t>
+        <w:t xml:space="preserve">se ubica </w:t>
+      </w:r>
+      <w:r>
+        <w:rPr>
+          <w:rFonts w:cstheme="minorHAnsi"/>
+          <w:color w:val="000000" w:themeColor="text1"/>
+        </w:rPr>
+        <w:t xml:space="preserve">al sur de {{ norte }}, al </w:t>
+      </w:r>
+      <w:r>
+        <w:rPr>
+          <w:rFonts w:cstheme="minorHAnsi"/>
+          <w:color w:val="000000" w:themeColor="text1"/>
+        </w:rPr>
+        <w:t>norte de {{ sur }}, al este de {{ oeste }} y al oeste de {{ este }}</w:t>
+      </w:r>
+      <w:r>
+        <w:rPr>
+          <w:rFonts w:cstheme="minorHAnsi"/>
+          <w:color w:val="000000" w:themeColor="text1"/>
+        </w:rPr>
+        <w:t>.</w:t>
       </w:r>
       <w:r>
         <w:rPr>
@@ -135,14 +192,32 @@
           <w:rFonts w:cstheme="minorHAnsi"/>
           <w:color w:val="000000" w:themeColor="text1"/>
         </w:rPr>
-        <w:t xml:space="preserve">El horario de atención de servicios es de </w:t>
+        <w:t xml:space="preserve">El horario de atención es de </w:t>
       </w:r>
+      <w:proofErr w:type="gramStart"/>
       <w:r>
         <w:rPr>
           <w:rFonts w:cstheme="minorHAnsi"/>
           <w:color w:val="000000" w:themeColor="text1"/>
         </w:rPr>
-        <w:t>{{ dias }}</w:t>
+        <w:t xml:space="preserve">{{ </w:t>
+      </w:r>
+      <w:proofErr w:type="spellStart"/>
+      <w:r>
+        <w:rPr>
+          <w:rFonts w:cstheme="minorHAnsi"/>
+          <w:color w:val="000000" w:themeColor="text1"/>
+        </w:rPr>
+        <w:t>dias</w:t>
+      </w:r>
+      <w:proofErr w:type="spellEnd"/>
+      <w:proofErr w:type="gramEnd"/>
+      <w:r>
+        <w:rPr>
+          <w:rFonts w:cstheme="minorHAnsi"/>
+          <w:color w:val="000000" w:themeColor="text1"/>
+        </w:rPr>
+        <w:t xml:space="preserve"> }}</w:t>
       </w:r>
       <w:r>
         <w:rPr>
@@ -182,12 +257,21 @@
         </w:rPr>
         <w:t xml:space="preserve"> Cuenta con </w:t>
       </w:r>
+      <w:proofErr w:type="gramStart"/>
       <w:r>
         <w:rPr>
           <w:rFonts w:cstheme="minorHAnsi"/>
           <w:color w:val="000000" w:themeColor="text1"/>
         </w:rPr>
-        <w:t>{{ trabajadores }}</w:t>
+        <w:t>{{ trabajadores</w:t>
+      </w:r>
+      <w:proofErr w:type="gramEnd"/>
+      <w:r>
+        <w:rPr>
+          <w:rFonts w:cstheme="minorHAnsi"/>
+          <w:color w:val="000000" w:themeColor="text1"/>
+        </w:rPr>
+        <w:t xml:space="preserve"> }}</w:t>
       </w:r>
       <w:r>
         <w:rPr>
@@ -265,6 +349,9 @@
         <w:gridCol w:w="4414"/>
       </w:tblGrid>
       <w:tr>
+        <w:trPr>
+          <w:trHeight w:val="3288"/>
+        </w:trPr>
         <w:tc>
           <w:tcPr>
             <w:tcW w:w="4414" w:type="dxa"/>
@@ -310,6 +397,7 @@
                 <w:szCs w:val="22"/>
               </w:rPr>
             </w:pPr>
+            <w:proofErr w:type="gramStart"/>
             <w:r>
               <w:rPr>
                 <w:rFonts w:asciiTheme="minorHAnsi" w:hAnsiTheme="minorHAnsi" w:cstheme="minorHAnsi"/>
@@ -317,7 +405,17 @@
                 <w:sz w:val="22"/>
                 <w:szCs w:val="22"/>
               </w:rPr>
-              <w:t>{{ mueble1 }}</w:t>
+              <w:t>{{ mueble</w:t>
+            </w:r>
+            <w:proofErr w:type="gramEnd"/>
+            <w:r>
+              <w:rPr>
+                <w:rFonts w:asciiTheme="minorHAnsi" w:hAnsiTheme="minorHAnsi" w:cstheme="minorHAnsi"/>
+                <w:color w:val="000000" w:themeColor="text1"/>
+                <w:sz w:val="22"/>
+                <w:szCs w:val="22"/>
+              </w:rPr>
+              <w:t>1 }}</w:t>
             </w:r>
           </w:p>
         </w:tc>
@@ -364,6 +462,9 @@
         </w:tc>
       </w:tr>
       <w:tr>
+        <w:trPr>
+          <w:trHeight w:val="3288"/>
+        </w:trPr>
         <w:tc>
           <w:tcPr>
             <w:tcW w:w="4414" w:type="dxa"/>
@@ -409,6 +510,7 @@
                 <w:szCs w:val="22"/>
               </w:rPr>
             </w:pPr>
+            <w:proofErr w:type="gramStart"/>
             <w:r>
               <w:rPr>
                 <w:rFonts w:asciiTheme="minorHAnsi" w:hAnsiTheme="minorHAnsi" w:cstheme="minorHAnsi"/>
@@ -418,6 +520,7 @@
               </w:rPr>
               <w:t>{{ ruta</w:t>
             </w:r>
+            <w:proofErr w:type="gramEnd"/>
             <w:r>
               <w:rPr>
                 <w:rFonts w:asciiTheme="minorHAnsi" w:hAnsiTheme="minorHAnsi" w:cstheme="minorHAnsi"/>
@@ -427,6 +530,533 @@
               </w:rPr>
               <w:t>1</w:t>
             </w:r>
+            <w:r>
+              <w:rPr>
+                <w:rFonts w:asciiTheme="minorHAnsi" w:hAnsiTheme="minorHAnsi" w:cstheme="minorHAnsi"/>
+                <w:color w:val="000000" w:themeColor="text1"/>
+                <w:sz w:val="22"/>
+                <w:szCs w:val="22"/>
+              </w:rPr>
+              <w:t xml:space="preserve"> }}</w:t>
+            </w:r>
+          </w:p>
+        </w:tc>
+      </w:tr>
+    </w:tbl>
+    <w:p>
+      <w:pPr>
+        <w:rPr>
+          <w:rFonts w:cstheme="minorHAnsi"/>
+          <w:color w:val="000000" w:themeColor="text1"/>
+        </w:rPr>
+      </w:pPr>
+      <w:r>
+        <w:rPr>
+          <w:rFonts w:cstheme="minorHAnsi"/>
+          <w:color w:val="000000" w:themeColor="text1"/>
+        </w:rPr>
+        <w:br w:type="page"/>
+      </w:r>
+    </w:p>
+    <w:p>
+      <w:pPr>
+        <w:rPr>
+          <w:rFonts w:cstheme="minorHAnsi"/>
+          <w:color w:val="000000" w:themeColor="text1"/>
+        </w:rPr>
+      </w:pPr>
+    </w:p>
+    <w:tbl>
+      <w:tblPr>
+        <w:tblStyle w:val="Tablaconcuadrcula"/>
+        <w:tblW w:w="0" w:type="auto"/>
+        <w:tblInd w:w="-5" w:type="dxa"/>
+        <w:tblBorders>
+          <w:top w:val="none" w:sz="0" w:space="0" w:color="auto"/>
+          <w:left w:val="none" w:sz="0" w:space="0" w:color="auto"/>
+          <w:bottom w:val="none" w:sz="0" w:space="0" w:color="auto"/>
+          <w:right w:val="none" w:sz="0" w:space="0" w:color="auto"/>
+          <w:insideH w:val="none" w:sz="0" w:space="0" w:color="auto"/>
+          <w:insideV w:val="none" w:sz="0" w:space="0" w:color="auto"/>
+        </w:tblBorders>
+        <w:tblLook w:val="04A0" w:firstRow="1" w:lastRow="0" w:firstColumn="1" w:lastColumn="0" w:noHBand="0" w:noVBand="1"/>
+      </w:tblPr>
+      <w:tblGrid>
+        <w:gridCol w:w="4416"/>
+        <w:gridCol w:w="4417"/>
+      </w:tblGrid>
+      <w:tr>
+        <w:tc>
+          <w:tcPr>
+            <w:tcW w:w="8833" w:type="dxa"/>
+            <w:gridSpan w:val="2"/>
+            <w:vAlign w:val="center"/>
+          </w:tcPr>
+          <w:p>
+            <w:pPr>
+              <w:pStyle w:val="Default"/>
+              <w:spacing w:line="360" w:lineRule="auto"/>
+              <w:rPr>
+                <w:rFonts w:asciiTheme="minorHAnsi" w:hAnsiTheme="minorHAnsi" w:cstheme="minorHAnsi"/>
+                <w:color w:val="000000" w:themeColor="text1"/>
+                <w:sz w:val="22"/>
+                <w:szCs w:val="22"/>
+              </w:rPr>
+            </w:pPr>
+            <w:r>
+              <w:rPr>
+                <w:rFonts w:asciiTheme="minorHAnsi" w:hAnsiTheme="minorHAnsi" w:cstheme="minorHAnsi"/>
+                <w:color w:val="000000" w:themeColor="text1"/>
+                <w:sz w:val="22"/>
+                <w:szCs w:val="22"/>
+              </w:rPr>
+              <w:lastRenderedPageBreak/>
+              <w:t>La cantidad de equipos contra incendio se encuentran vigentes.  Se recomienda mantener a 1.50 metros y libres de obstáculos, previa señalamiento informativo</w:t>
+            </w:r>
+            <w:r>
+              <w:rPr>
+                <w:rFonts w:asciiTheme="minorHAnsi" w:hAnsiTheme="minorHAnsi" w:cstheme="minorHAnsi"/>
+                <w:color w:val="000000" w:themeColor="text1"/>
+                <w:sz w:val="22"/>
+                <w:szCs w:val="22"/>
+              </w:rPr>
+              <w:t>.</w:t>
+            </w:r>
+          </w:p>
+        </w:tc>
+      </w:tr>
+      <w:tr>
+        <w:trPr>
+          <w:trHeight w:val="3888"/>
+        </w:trPr>
+        <w:tc>
+          <w:tcPr>
+            <w:tcW w:w="4416" w:type="dxa"/>
+            <w:vAlign w:val="center"/>
+          </w:tcPr>
+          <w:p>
+            <w:pPr>
+              <w:pStyle w:val="Default"/>
+              <w:spacing w:line="360" w:lineRule="auto"/>
+              <w:jc w:val="center"/>
+              <w:rPr>
+                <w:rFonts w:asciiTheme="minorHAnsi" w:hAnsiTheme="minorHAnsi" w:cstheme="minorHAnsi"/>
+                <w:color w:val="000000" w:themeColor="text1"/>
+                <w:sz w:val="22"/>
+                <w:szCs w:val="22"/>
+              </w:rPr>
+            </w:pPr>
+            <w:proofErr w:type="gramStart"/>
+            <w:r>
+              <w:rPr>
+                <w:rFonts w:asciiTheme="minorHAnsi" w:hAnsiTheme="minorHAnsi" w:cstheme="minorHAnsi"/>
+                <w:color w:val="000000" w:themeColor="text1"/>
+                <w:sz w:val="22"/>
+                <w:szCs w:val="22"/>
+              </w:rPr>
+              <w:t>{{ ext</w:t>
+            </w:r>
+            <w:proofErr w:type="gramEnd"/>
+            <w:r>
+              <w:rPr>
+                <w:rFonts w:asciiTheme="minorHAnsi" w:hAnsiTheme="minorHAnsi" w:cstheme="minorHAnsi"/>
+                <w:color w:val="000000" w:themeColor="text1"/>
+                <w:sz w:val="22"/>
+                <w:szCs w:val="22"/>
+              </w:rPr>
+              <w:t>1 }}</w:t>
+            </w:r>
+          </w:p>
+        </w:tc>
+        <w:tc>
+          <w:tcPr>
+            <w:tcW w:w="4417" w:type="dxa"/>
+            <w:vAlign w:val="center"/>
+          </w:tcPr>
+          <w:p>
+            <w:pPr>
+              <w:pStyle w:val="Default"/>
+              <w:spacing w:line="360" w:lineRule="auto"/>
+              <w:jc w:val="center"/>
+              <w:rPr>
+                <w:rFonts w:asciiTheme="minorHAnsi" w:hAnsiTheme="minorHAnsi" w:cstheme="minorHAnsi"/>
+                <w:color w:val="000000" w:themeColor="text1"/>
+                <w:sz w:val="22"/>
+                <w:szCs w:val="22"/>
+              </w:rPr>
+            </w:pPr>
+            <w:proofErr w:type="gramStart"/>
+            <w:r>
+              <w:rPr>
+                <w:rFonts w:asciiTheme="minorHAnsi" w:hAnsiTheme="minorHAnsi" w:cstheme="minorHAnsi"/>
+                <w:color w:val="000000" w:themeColor="text1"/>
+                <w:sz w:val="22"/>
+                <w:szCs w:val="22"/>
+              </w:rPr>
+              <w:t>{{ ext</w:t>
+            </w:r>
+            <w:proofErr w:type="gramEnd"/>
+            <w:r>
+              <w:rPr>
+                <w:rFonts w:asciiTheme="minorHAnsi" w:hAnsiTheme="minorHAnsi" w:cstheme="minorHAnsi"/>
+                <w:color w:val="000000" w:themeColor="text1"/>
+                <w:sz w:val="22"/>
+                <w:szCs w:val="22"/>
+              </w:rPr>
+              <w:t>2</w:t>
+            </w:r>
+            <w:r>
+              <w:rPr>
+                <w:rFonts w:asciiTheme="minorHAnsi" w:hAnsiTheme="minorHAnsi" w:cstheme="minorHAnsi"/>
+                <w:color w:val="000000" w:themeColor="text1"/>
+                <w:sz w:val="22"/>
+                <w:szCs w:val="22"/>
+              </w:rPr>
+              <w:t xml:space="preserve"> }}</w:t>
+            </w:r>
+          </w:p>
+        </w:tc>
+      </w:tr>
+      <w:tr>
+        <w:trPr>
+          <w:trHeight w:val="3288"/>
+        </w:trPr>
+        <w:tc>
+          <w:tcPr>
+            <w:tcW w:w="4416" w:type="dxa"/>
+            <w:vAlign w:val="center"/>
+          </w:tcPr>
+          <w:p>
+            <w:pPr>
+              <w:pStyle w:val="Default"/>
+              <w:spacing w:line="360" w:lineRule="auto"/>
+              <w:jc w:val="both"/>
+              <w:rPr>
+                <w:rFonts w:asciiTheme="minorHAnsi" w:hAnsiTheme="minorHAnsi" w:cstheme="minorHAnsi"/>
+                <w:color w:val="000000" w:themeColor="text1"/>
+                <w:sz w:val="22"/>
+                <w:szCs w:val="22"/>
+              </w:rPr>
+            </w:pPr>
+            <w:r>
+              <w:rPr>
+                <w:rFonts w:asciiTheme="minorHAnsi" w:hAnsiTheme="minorHAnsi" w:cstheme="minorHAnsi"/>
+                <w:color w:val="000000" w:themeColor="text1"/>
+                <w:sz w:val="22"/>
+                <w:szCs w:val="22"/>
+              </w:rPr>
+              <w:t>Cuenta con mantenimiento a techo, lozas y azotea debe registrarse en bitácora, dando evidencia de limpieza en bajadas pluviales, aplicación de impermeabilizante, mantenimiento preventivo y correctivo</w:t>
+            </w:r>
+            <w:r>
+              <w:rPr>
+                <w:rFonts w:asciiTheme="minorHAnsi" w:hAnsiTheme="minorHAnsi" w:cstheme="minorHAnsi"/>
+                <w:noProof/>
+                <w:color w:val="000000" w:themeColor="text1"/>
+                <w:sz w:val="22"/>
+                <w:szCs w:val="22"/>
+                <w:lang w:eastAsia="es-MX"/>
+              </w:rPr>
+              <w:t>.  En techo cuenta con iluminación tipo LED y ahorradores de energía.</w:t>
+            </w:r>
+          </w:p>
+        </w:tc>
+        <w:tc>
+          <w:tcPr>
+            <w:tcW w:w="4417" w:type="dxa"/>
+            <w:vAlign w:val="center"/>
+          </w:tcPr>
+          <w:p>
+            <w:pPr>
+              <w:pStyle w:val="Default"/>
+              <w:spacing w:line="360" w:lineRule="auto"/>
+              <w:jc w:val="center"/>
+              <w:rPr>
+                <w:rFonts w:asciiTheme="minorHAnsi" w:hAnsiTheme="minorHAnsi" w:cstheme="minorHAnsi"/>
+                <w:color w:val="000000" w:themeColor="text1"/>
+                <w:sz w:val="22"/>
+                <w:szCs w:val="22"/>
+              </w:rPr>
+            </w:pPr>
+            <w:proofErr w:type="gramStart"/>
+            <w:r>
+              <w:rPr>
+                <w:rFonts w:asciiTheme="minorHAnsi" w:hAnsiTheme="minorHAnsi" w:cstheme="minorHAnsi"/>
+                <w:color w:val="000000" w:themeColor="text1"/>
+                <w:sz w:val="22"/>
+                <w:szCs w:val="22"/>
+              </w:rPr>
+              <w:t>{{ techo</w:t>
+            </w:r>
+            <w:proofErr w:type="gramEnd"/>
+            <w:r>
+              <w:rPr>
+                <w:rFonts w:asciiTheme="minorHAnsi" w:hAnsiTheme="minorHAnsi" w:cstheme="minorHAnsi"/>
+                <w:color w:val="000000" w:themeColor="text1"/>
+                <w:sz w:val="22"/>
+                <w:szCs w:val="22"/>
+              </w:rPr>
+              <w:t xml:space="preserve"> }}</w:t>
+            </w:r>
+          </w:p>
+        </w:tc>
+      </w:tr>
+      <w:tr>
+        <w:trPr>
+          <w:trHeight w:val="57"/>
+        </w:trPr>
+        <w:tc>
+          <w:tcPr>
+            <w:tcW w:w="4416" w:type="dxa"/>
+            <w:vAlign w:val="center"/>
+          </w:tcPr>
+          <w:p>
+            <w:pPr>
+              <w:pStyle w:val="Default"/>
+              <w:jc w:val="both"/>
+              <w:rPr>
+                <w:rFonts w:asciiTheme="minorHAnsi" w:hAnsiTheme="minorHAnsi" w:cstheme="minorHAnsi"/>
+                <w:color w:val="000000" w:themeColor="text1"/>
+                <w:sz w:val="20"/>
+                <w:szCs w:val="20"/>
+              </w:rPr>
+            </w:pPr>
+          </w:p>
+        </w:tc>
+        <w:tc>
+          <w:tcPr>
+            <w:tcW w:w="4417" w:type="dxa"/>
+            <w:vAlign w:val="center"/>
+          </w:tcPr>
+          <w:p>
+            <w:pPr>
+              <w:pStyle w:val="Default"/>
+              <w:jc w:val="center"/>
+              <w:rPr>
+                <w:rFonts w:asciiTheme="minorHAnsi" w:hAnsiTheme="minorHAnsi" w:cstheme="minorHAnsi"/>
+                <w:color w:val="000000" w:themeColor="text1"/>
+                <w:sz w:val="20"/>
+                <w:szCs w:val="20"/>
+              </w:rPr>
+            </w:pPr>
+          </w:p>
+        </w:tc>
+      </w:tr>
+      <w:tr>
+        <w:trPr>
+          <w:trHeight w:val="3288"/>
+        </w:trPr>
+        <w:tc>
+          <w:tcPr>
+            <w:tcW w:w="4416" w:type="dxa"/>
+            <w:vAlign w:val="center"/>
+          </w:tcPr>
+          <w:p>
+            <w:pPr>
+              <w:pStyle w:val="Default"/>
+              <w:spacing w:line="360" w:lineRule="auto"/>
+              <w:jc w:val="both"/>
+              <w:rPr>
+                <w:rFonts w:asciiTheme="minorHAnsi" w:hAnsiTheme="minorHAnsi" w:cstheme="minorHAnsi"/>
+                <w:color w:val="000000" w:themeColor="text1"/>
+                <w:sz w:val="22"/>
+                <w:szCs w:val="22"/>
+                <w:highlight w:val="yellow"/>
+              </w:rPr>
+            </w:pPr>
+            <w:r>
+              <w:rPr>
+                <w:rFonts w:asciiTheme="minorHAnsi" w:hAnsiTheme="minorHAnsi" w:cstheme="minorHAnsi"/>
+                <w:color w:val="000000" w:themeColor="text1"/>
+                <w:sz w:val="22"/>
+                <w:szCs w:val="22"/>
+              </w:rPr>
+              <w:t>Cuenta con instalaciones de gas LP</w:t>
+            </w:r>
+            <w:r>
+              <w:rPr>
+                <w:rFonts w:asciiTheme="minorHAnsi" w:hAnsiTheme="minorHAnsi" w:cstheme="minorHAnsi"/>
+                <w:color w:val="000000" w:themeColor="text1"/>
+                <w:sz w:val="22"/>
+                <w:szCs w:val="22"/>
+              </w:rPr>
+              <w:t xml:space="preserve"> y gas natural</w:t>
+            </w:r>
+            <w:r>
+              <w:rPr>
+                <w:rFonts w:asciiTheme="minorHAnsi" w:hAnsiTheme="minorHAnsi" w:cstheme="minorHAnsi"/>
+                <w:color w:val="000000" w:themeColor="text1"/>
+                <w:sz w:val="22"/>
+                <w:szCs w:val="22"/>
+              </w:rPr>
+              <w:t>, con un</w:t>
+            </w:r>
+            <w:r>
+              <w:rPr>
+                <w:rFonts w:asciiTheme="minorHAnsi" w:hAnsiTheme="minorHAnsi" w:cstheme="minorHAnsi"/>
+                <w:color w:val="000000" w:themeColor="text1"/>
+                <w:sz w:val="22"/>
+                <w:szCs w:val="22"/>
+              </w:rPr>
+              <w:t>a capacidad de suministro</w:t>
+            </w:r>
+            <w:r>
+              <w:rPr>
+                <w:rFonts w:asciiTheme="minorHAnsi" w:hAnsiTheme="minorHAnsi" w:cstheme="minorHAnsi"/>
+                <w:color w:val="000000" w:themeColor="text1"/>
+                <w:sz w:val="22"/>
+                <w:szCs w:val="22"/>
+              </w:rPr>
+              <w:t xml:space="preserve"> de </w:t>
+            </w:r>
+            <w:proofErr w:type="gramStart"/>
+            <w:r>
+              <w:rPr>
+                <w:rFonts w:asciiTheme="minorHAnsi" w:hAnsiTheme="minorHAnsi" w:cstheme="minorHAnsi"/>
+                <w:color w:val="000000" w:themeColor="text1"/>
+                <w:sz w:val="22"/>
+                <w:szCs w:val="22"/>
+              </w:rPr>
+              <w:t xml:space="preserve">{{ </w:t>
+            </w:r>
+            <w:proofErr w:type="spellStart"/>
+            <w:r>
+              <w:rPr>
+                <w:rFonts w:asciiTheme="minorHAnsi" w:hAnsiTheme="minorHAnsi" w:cstheme="minorHAnsi"/>
+                <w:color w:val="000000" w:themeColor="text1"/>
+                <w:sz w:val="22"/>
+                <w:szCs w:val="22"/>
+              </w:rPr>
+              <w:t>gas</w:t>
+            </w:r>
+            <w:proofErr w:type="gramEnd"/>
+            <w:r>
+              <w:rPr>
+                <w:rFonts w:asciiTheme="minorHAnsi" w:hAnsiTheme="minorHAnsi" w:cstheme="minorHAnsi"/>
+                <w:color w:val="000000" w:themeColor="text1"/>
+                <w:sz w:val="22"/>
+                <w:szCs w:val="22"/>
+              </w:rPr>
+              <w:t>_inflamable</w:t>
+            </w:r>
+            <w:proofErr w:type="spellEnd"/>
+            <w:r>
+              <w:rPr>
+                <w:rFonts w:asciiTheme="minorHAnsi" w:hAnsiTheme="minorHAnsi" w:cstheme="minorHAnsi"/>
+                <w:color w:val="000000" w:themeColor="text1"/>
+                <w:sz w:val="22"/>
+                <w:szCs w:val="22"/>
+              </w:rPr>
+              <w:t xml:space="preserve"> }}</w:t>
+            </w:r>
+            <w:r>
+              <w:rPr>
+                <w:rFonts w:asciiTheme="minorHAnsi" w:hAnsiTheme="minorHAnsi" w:cstheme="minorHAnsi"/>
+                <w:color w:val="000000" w:themeColor="text1"/>
+                <w:sz w:val="22"/>
+                <w:szCs w:val="22"/>
+              </w:rPr>
+              <w:t xml:space="preserve"> litros. Se </w:t>
+            </w:r>
+            <w:r>
+              <w:rPr>
+                <w:rFonts w:asciiTheme="minorHAnsi" w:hAnsiTheme="minorHAnsi" w:cstheme="minorHAnsi"/>
+                <w:color w:val="000000" w:themeColor="text1"/>
+                <w:sz w:val="22"/>
+                <w:szCs w:val="22"/>
+              </w:rPr>
+              <w:t xml:space="preserve">con los dictámenes correspondientes que garantizan </w:t>
+            </w:r>
+            <w:r>
+              <w:rPr>
+                <w:rFonts w:asciiTheme="minorHAnsi" w:hAnsiTheme="minorHAnsi" w:cstheme="minorHAnsi"/>
+                <w:color w:val="000000" w:themeColor="text1"/>
+                <w:sz w:val="22"/>
+                <w:szCs w:val="22"/>
+              </w:rPr>
+              <w:t>su correcta instalación y operación</w:t>
+            </w:r>
+            <w:r>
+              <w:rPr>
+                <w:rFonts w:asciiTheme="minorHAnsi" w:hAnsiTheme="minorHAnsi" w:cstheme="minorHAnsi"/>
+                <w:color w:val="000000" w:themeColor="text1"/>
+                <w:sz w:val="22"/>
+                <w:szCs w:val="22"/>
+              </w:rPr>
+              <w:t>.</w:t>
+            </w:r>
+          </w:p>
+          <w:p>
+            <w:pPr>
+              <w:pStyle w:val="Default"/>
+              <w:spacing w:line="360" w:lineRule="auto"/>
+              <w:jc w:val="both"/>
+              <w:rPr>
+                <w:rFonts w:asciiTheme="minorHAnsi" w:hAnsiTheme="minorHAnsi" w:cstheme="minorHAnsi"/>
+                <w:color w:val="000000" w:themeColor="text1"/>
+                <w:sz w:val="22"/>
+                <w:szCs w:val="22"/>
+              </w:rPr>
+            </w:pPr>
+            <w:r>
+              <w:rPr>
+                <w:rFonts w:asciiTheme="minorHAnsi" w:hAnsiTheme="minorHAnsi" w:cstheme="minorHAnsi"/>
+                <w:color w:val="000000" w:themeColor="text1"/>
+                <w:sz w:val="22"/>
+                <w:szCs w:val="22"/>
+                <w:highlight w:val="yellow"/>
+              </w:rPr>
+              <w:t>No cuenta con instalación de gas LP.</w:t>
+            </w:r>
+          </w:p>
+        </w:tc>
+        <w:tc>
+          <w:tcPr>
+            <w:tcW w:w="4417" w:type="dxa"/>
+            <w:vAlign w:val="center"/>
+          </w:tcPr>
+          <w:p>
+            <w:pPr>
+              <w:pStyle w:val="Default"/>
+              <w:spacing w:line="360" w:lineRule="auto"/>
+              <w:jc w:val="center"/>
+              <w:rPr>
+                <w:rFonts w:asciiTheme="minorHAnsi" w:hAnsiTheme="minorHAnsi" w:cstheme="minorHAnsi"/>
+                <w:color w:val="000000" w:themeColor="text1"/>
+                <w:sz w:val="22"/>
+                <w:szCs w:val="22"/>
+              </w:rPr>
+            </w:pPr>
+            <w:proofErr w:type="gramStart"/>
+            <w:r>
+              <w:rPr>
+                <w:rFonts w:asciiTheme="minorHAnsi" w:hAnsiTheme="minorHAnsi" w:cstheme="minorHAnsi"/>
+                <w:color w:val="000000" w:themeColor="text1"/>
+                <w:sz w:val="22"/>
+                <w:szCs w:val="22"/>
+              </w:rPr>
+              <w:t xml:space="preserve">{{ </w:t>
+            </w:r>
+            <w:proofErr w:type="spellStart"/>
+            <w:r>
+              <w:rPr>
+                <w:rFonts w:asciiTheme="minorHAnsi" w:hAnsiTheme="minorHAnsi" w:cstheme="minorHAnsi"/>
+                <w:color w:val="000000" w:themeColor="text1"/>
+                <w:sz w:val="22"/>
+                <w:szCs w:val="22"/>
+              </w:rPr>
+              <w:t>tanques</w:t>
+            </w:r>
+            <w:proofErr w:type="gramEnd"/>
+            <w:r>
+              <w:rPr>
+                <w:rFonts w:asciiTheme="minorHAnsi" w:hAnsiTheme="minorHAnsi" w:cstheme="minorHAnsi"/>
+                <w:color w:val="000000" w:themeColor="text1"/>
+                <w:sz w:val="22"/>
+                <w:szCs w:val="22"/>
+              </w:rPr>
+              <w:t>_gaso</w:t>
+            </w:r>
+            <w:proofErr w:type="spellEnd"/>
             <w:r>
               <w:rPr>
                 <w:rFonts w:asciiTheme="minorHAnsi" w:hAnsiTheme="minorHAnsi" w:cstheme="minorHAnsi"/>
@@ -470,465 +1100,6 @@
         <w:tblStyle w:val="Tablaconcuadrcula"/>
         <w:tblW w:w="0" w:type="auto"/>
         <w:tblInd w:w="-5" w:type="dxa"/>
-        <w:tblLook w:val="04A0" w:firstRow="1" w:lastRow="0" w:firstColumn="1" w:lastColumn="0" w:noHBand="0" w:noVBand="1"/>
-      </w:tblPr>
-      <w:tblGrid>
-        <w:gridCol w:w="4416"/>
-        <w:gridCol w:w="4417"/>
-      </w:tblGrid>
-      <w:tr>
-        <w:tc>
-          <w:tcPr>
-            <w:tcW w:w="8833" w:type="dxa"/>
-            <w:gridSpan w:val="2"/>
-            <w:vAlign w:val="center"/>
-          </w:tcPr>
-          <w:p>
-            <w:pPr>
-              <w:pStyle w:val="Default"/>
-              <w:spacing w:line="360" w:lineRule="auto"/>
-              <w:rPr>
-                <w:rFonts w:asciiTheme="minorHAnsi" w:hAnsiTheme="minorHAnsi" w:cstheme="minorHAnsi"/>
-                <w:color w:val="000000" w:themeColor="text1"/>
-                <w:sz w:val="22"/>
-                <w:szCs w:val="22"/>
-              </w:rPr>
-            </w:pPr>
-            <w:r>
-              <w:rPr>
-                <w:rFonts w:asciiTheme="minorHAnsi" w:hAnsiTheme="minorHAnsi" w:cstheme="minorHAnsi"/>
-                <w:color w:val="000000" w:themeColor="text1"/>
-                <w:sz w:val="22"/>
-                <w:szCs w:val="22"/>
-              </w:rPr>
-              <w:t>La cantidad de equipos contra incendio se encuentran vigentes.  Se recomienda mantener a 1.50 metros y libres de obstáculos, previa señalamiento informativo</w:t>
-            </w:r>
-            <w:r>
-              <w:rPr>
-                <w:rFonts w:asciiTheme="minorHAnsi" w:hAnsiTheme="minorHAnsi" w:cstheme="minorHAnsi"/>
-                <w:color w:val="000000" w:themeColor="text1"/>
-                <w:sz w:val="22"/>
-                <w:szCs w:val="22"/>
-              </w:rPr>
-              <w:t>.</w:t>
-            </w:r>
-          </w:p>
-        </w:tc>
-      </w:tr>
-      <w:tr>
-        <w:trPr>
-          <w:trHeight w:val="3888"/>
-        </w:trPr>
-        <w:tc>
-          <w:tcPr>
-            <w:tcW w:w="4416" w:type="dxa"/>
-            <w:vAlign w:val="center"/>
-          </w:tcPr>
-          <w:p>
-            <w:pPr>
-              <w:pStyle w:val="Default"/>
-              <w:spacing w:line="360" w:lineRule="auto"/>
-              <w:jc w:val="center"/>
-              <w:rPr>
-                <w:rFonts w:asciiTheme="minorHAnsi" w:hAnsiTheme="minorHAnsi" w:cstheme="minorHAnsi"/>
-                <w:color w:val="000000" w:themeColor="text1"/>
-                <w:sz w:val="22"/>
-                <w:szCs w:val="22"/>
-              </w:rPr>
-            </w:pPr>
-            <w:r>
-              <w:rPr>
-                <w:rFonts w:asciiTheme="minorHAnsi" w:hAnsiTheme="minorHAnsi" w:cstheme="minorHAnsi"/>
-                <w:color w:val="000000" w:themeColor="text1"/>
-                <w:sz w:val="22"/>
-                <w:szCs w:val="22"/>
-              </w:rPr>
-              <w:t>{{ ext1 }}</w:t>
-            </w:r>
-          </w:p>
-        </w:tc>
-        <w:tc>
-          <w:tcPr>
-            <w:tcW w:w="4417" w:type="dxa"/>
-            <w:vAlign w:val="center"/>
-          </w:tcPr>
-          <w:p>
-            <w:pPr>
-              <w:pStyle w:val="Default"/>
-              <w:spacing w:line="360" w:lineRule="auto"/>
-              <w:jc w:val="center"/>
-              <w:rPr>
-                <w:rFonts w:asciiTheme="minorHAnsi" w:hAnsiTheme="minorHAnsi" w:cstheme="minorHAnsi"/>
-                <w:color w:val="000000" w:themeColor="text1"/>
-                <w:sz w:val="22"/>
-                <w:szCs w:val="22"/>
-              </w:rPr>
-            </w:pPr>
-            <w:r>
-              <w:rPr>
-                <w:rFonts w:asciiTheme="minorHAnsi" w:hAnsiTheme="minorHAnsi" w:cstheme="minorHAnsi"/>
-                <w:color w:val="000000" w:themeColor="text1"/>
-                <w:sz w:val="22"/>
-                <w:szCs w:val="22"/>
-              </w:rPr>
-              <w:t>{{ ext</w:t>
-            </w:r>
-            <w:r>
-              <w:rPr>
-                <w:rFonts w:asciiTheme="minorHAnsi" w:hAnsiTheme="minorHAnsi" w:cstheme="minorHAnsi"/>
-                <w:color w:val="000000" w:themeColor="text1"/>
-                <w:sz w:val="22"/>
-                <w:szCs w:val="22"/>
-              </w:rPr>
-              <w:t>2</w:t>
-            </w:r>
-            <w:r>
-              <w:rPr>
-                <w:rFonts w:asciiTheme="minorHAnsi" w:hAnsiTheme="minorHAnsi" w:cstheme="minorHAnsi"/>
-                <w:color w:val="000000" w:themeColor="text1"/>
-                <w:sz w:val="22"/>
-                <w:szCs w:val="22"/>
-              </w:rPr>
-              <w:t xml:space="preserve"> }}</w:t>
-            </w:r>
-          </w:p>
-        </w:tc>
-      </w:tr>
-      <w:tr>
-        <w:trPr>
-          <w:trHeight w:val="3303"/>
-        </w:trPr>
-        <w:tc>
-          <w:tcPr>
-            <w:tcW w:w="4416" w:type="dxa"/>
-            <w:vAlign w:val="center"/>
-          </w:tcPr>
-          <w:p>
-            <w:pPr>
-              <w:pStyle w:val="Default"/>
-              <w:spacing w:line="360" w:lineRule="auto"/>
-              <w:jc w:val="both"/>
-              <w:rPr>
-                <w:rFonts w:asciiTheme="minorHAnsi" w:hAnsiTheme="minorHAnsi" w:cstheme="minorHAnsi"/>
-                <w:color w:val="000000" w:themeColor="text1"/>
-                <w:sz w:val="22"/>
-                <w:szCs w:val="22"/>
-              </w:rPr>
-            </w:pPr>
-            <w:r>
-              <w:rPr>
-                <w:rFonts w:asciiTheme="minorHAnsi" w:hAnsiTheme="minorHAnsi" w:cstheme="minorHAnsi"/>
-                <w:color w:val="000000" w:themeColor="text1"/>
-                <w:sz w:val="22"/>
-                <w:szCs w:val="22"/>
-              </w:rPr>
-              <w:t>Cuenta con mantenimiento a techo, lozas y azotea debe registrarse en bitácora, dando evidencia de limpieza en bajadas pluviales, aplicación de impermeabilizante, mantenimiento preventivo y correctivo</w:t>
-            </w:r>
-            <w:r>
-              <w:rPr>
-                <w:rFonts w:asciiTheme="minorHAnsi" w:hAnsiTheme="minorHAnsi" w:cstheme="minorHAnsi"/>
-                <w:noProof/>
-                <w:color w:val="000000" w:themeColor="text1"/>
-                <w:sz w:val="22"/>
-                <w:szCs w:val="22"/>
-                <w:lang w:eastAsia="es-MX"/>
-              </w:rPr>
-              <w:t>.  En techo cuenta con iluminación tipo LED y ahorradores de energía.</w:t>
-            </w:r>
-          </w:p>
-        </w:tc>
-        <w:tc>
-          <w:tcPr>
-            <w:tcW w:w="4417" w:type="dxa"/>
-            <w:vAlign w:val="center"/>
-          </w:tcPr>
-          <w:p>
-            <w:pPr>
-              <w:pStyle w:val="Default"/>
-              <w:spacing w:line="360" w:lineRule="auto"/>
-              <w:jc w:val="center"/>
-              <w:rPr>
-                <w:rFonts w:asciiTheme="minorHAnsi" w:hAnsiTheme="minorHAnsi" w:cstheme="minorHAnsi"/>
-                <w:color w:val="000000" w:themeColor="text1"/>
-                <w:sz w:val="22"/>
-                <w:szCs w:val="22"/>
-              </w:rPr>
-            </w:pPr>
-            <w:r>
-              <w:rPr>
-                <w:rFonts w:asciiTheme="minorHAnsi" w:hAnsiTheme="minorHAnsi" w:cstheme="minorHAnsi"/>
-                <w:color w:val="000000" w:themeColor="text1"/>
-                <w:sz w:val="22"/>
-                <w:szCs w:val="22"/>
-              </w:rPr>
-              <w:t>{{ techo }}</w:t>
-            </w:r>
-          </w:p>
-        </w:tc>
-      </w:tr>
-      <w:tr>
-        <w:trPr>
-          <w:trHeight w:val="57"/>
-        </w:trPr>
-        <w:tc>
-          <w:tcPr>
-            <w:tcW w:w="4416" w:type="dxa"/>
-            <w:vAlign w:val="center"/>
-          </w:tcPr>
-          <w:p>
-            <w:pPr>
-              <w:pStyle w:val="Default"/>
-              <w:jc w:val="both"/>
-              <w:rPr>
-                <w:rFonts w:asciiTheme="minorHAnsi" w:hAnsiTheme="minorHAnsi" w:cstheme="minorHAnsi"/>
-                <w:color w:val="000000" w:themeColor="text1"/>
-                <w:sz w:val="20"/>
-                <w:szCs w:val="20"/>
-              </w:rPr>
-            </w:pPr>
-          </w:p>
-        </w:tc>
-        <w:tc>
-          <w:tcPr>
-            <w:tcW w:w="4417" w:type="dxa"/>
-            <w:vAlign w:val="center"/>
-          </w:tcPr>
-          <w:p>
-            <w:pPr>
-              <w:pStyle w:val="Default"/>
-              <w:jc w:val="center"/>
-              <w:rPr>
-                <w:rFonts w:asciiTheme="minorHAnsi" w:hAnsiTheme="minorHAnsi" w:cstheme="minorHAnsi"/>
-                <w:color w:val="000000" w:themeColor="text1"/>
-                <w:sz w:val="20"/>
-                <w:szCs w:val="20"/>
-              </w:rPr>
-            </w:pPr>
-          </w:p>
-        </w:tc>
-      </w:tr>
-      <w:tr>
-        <w:trPr>
-          <w:trHeight w:val="668"/>
-        </w:trPr>
-        <w:tc>
-          <w:tcPr>
-            <w:tcW w:w="4416" w:type="dxa"/>
-            <w:vAlign w:val="center"/>
-          </w:tcPr>
-          <w:p>
-            <w:pPr>
-              <w:pStyle w:val="Default"/>
-              <w:spacing w:line="360" w:lineRule="auto"/>
-              <w:jc w:val="both"/>
-              <w:rPr>
-                <w:rFonts w:asciiTheme="minorHAnsi" w:hAnsiTheme="minorHAnsi" w:cstheme="minorHAnsi"/>
-                <w:color w:val="000000" w:themeColor="text1"/>
-                <w:sz w:val="22"/>
-                <w:szCs w:val="22"/>
-                <w:highlight w:val="yellow"/>
-              </w:rPr>
-            </w:pPr>
-            <w:r>
-              <w:rPr>
-                <w:rFonts w:asciiTheme="minorHAnsi" w:hAnsiTheme="minorHAnsi" w:cstheme="minorHAnsi"/>
-                <w:color w:val="000000" w:themeColor="text1"/>
-                <w:sz w:val="22"/>
-                <w:szCs w:val="22"/>
-              </w:rPr>
-              <w:t>Cuenta con instalaciones de gas LP</w:t>
-            </w:r>
-            <w:r>
-              <w:rPr>
-                <w:rFonts w:asciiTheme="minorHAnsi" w:hAnsiTheme="minorHAnsi" w:cstheme="minorHAnsi"/>
-                <w:color w:val="000000" w:themeColor="text1"/>
-                <w:sz w:val="22"/>
-                <w:szCs w:val="22"/>
-              </w:rPr>
-              <w:t xml:space="preserve"> y gas natural</w:t>
-            </w:r>
-            <w:r>
-              <w:rPr>
-                <w:rFonts w:asciiTheme="minorHAnsi" w:hAnsiTheme="minorHAnsi" w:cstheme="minorHAnsi"/>
-                <w:color w:val="000000" w:themeColor="text1"/>
-                <w:sz w:val="22"/>
-                <w:szCs w:val="22"/>
-              </w:rPr>
-              <w:t>, con un</w:t>
-            </w:r>
-            <w:r>
-              <w:rPr>
-                <w:rFonts w:asciiTheme="minorHAnsi" w:hAnsiTheme="minorHAnsi" w:cstheme="minorHAnsi"/>
-                <w:color w:val="000000" w:themeColor="text1"/>
-                <w:sz w:val="22"/>
-                <w:szCs w:val="22"/>
-              </w:rPr>
-              <w:t>a capacidad de suministro</w:t>
-            </w:r>
-            <w:r>
-              <w:rPr>
-                <w:rFonts w:asciiTheme="minorHAnsi" w:hAnsiTheme="minorHAnsi" w:cstheme="minorHAnsi"/>
-                <w:color w:val="000000" w:themeColor="text1"/>
-                <w:sz w:val="22"/>
-                <w:szCs w:val="22"/>
-              </w:rPr>
-              <w:t xml:space="preserve"> de </w:t>
-            </w:r>
-            <w:r>
-              <w:rPr>
-                <w:rFonts w:asciiTheme="minorHAnsi" w:hAnsiTheme="minorHAnsi" w:cstheme="minorHAnsi"/>
-                <w:color w:val="000000" w:themeColor="text1"/>
-                <w:sz w:val="22"/>
-                <w:szCs w:val="22"/>
-              </w:rPr>
-              <w:t>{{ gas_inflamable }}</w:t>
-            </w:r>
-            <w:r>
-              <w:rPr>
-                <w:rFonts w:asciiTheme="minorHAnsi" w:hAnsiTheme="minorHAnsi" w:cstheme="minorHAnsi"/>
-                <w:color w:val="000000" w:themeColor="text1"/>
-                <w:sz w:val="22"/>
-                <w:szCs w:val="22"/>
-              </w:rPr>
-              <w:t xml:space="preserve"> litros. Se </w:t>
-            </w:r>
-            <w:r>
-              <w:rPr>
-                <w:rFonts w:asciiTheme="minorHAnsi" w:hAnsiTheme="minorHAnsi" w:cstheme="minorHAnsi"/>
-                <w:color w:val="000000" w:themeColor="text1"/>
-                <w:sz w:val="22"/>
-                <w:szCs w:val="22"/>
-              </w:rPr>
-              <w:t xml:space="preserve">con los dictámenes correspondientes que garantizan </w:t>
-            </w:r>
-            <w:r>
-              <w:rPr>
-                <w:rFonts w:asciiTheme="minorHAnsi" w:hAnsiTheme="minorHAnsi" w:cstheme="minorHAnsi"/>
-                <w:color w:val="000000" w:themeColor="text1"/>
-                <w:sz w:val="22"/>
-                <w:szCs w:val="22"/>
-              </w:rPr>
-              <w:t>su correcta instalación y operación</w:t>
-            </w:r>
-            <w:r>
-              <w:rPr>
-                <w:rFonts w:asciiTheme="minorHAnsi" w:hAnsiTheme="minorHAnsi" w:cstheme="minorHAnsi"/>
-                <w:color w:val="000000" w:themeColor="text1"/>
-                <w:sz w:val="22"/>
-                <w:szCs w:val="22"/>
-              </w:rPr>
-              <w:t>.</w:t>
-            </w:r>
-          </w:p>
-          <w:p>
-            <w:pPr>
-              <w:pStyle w:val="Default"/>
-              <w:spacing w:line="360" w:lineRule="auto"/>
-              <w:jc w:val="both"/>
-              <w:rPr>
-                <w:rFonts w:asciiTheme="minorHAnsi" w:hAnsiTheme="minorHAnsi" w:cstheme="minorHAnsi"/>
-                <w:color w:val="000000" w:themeColor="text1"/>
-                <w:sz w:val="22"/>
-                <w:szCs w:val="22"/>
-              </w:rPr>
-            </w:pPr>
-            <w:r>
-              <w:rPr>
-                <w:rFonts w:asciiTheme="minorHAnsi" w:hAnsiTheme="minorHAnsi" w:cstheme="minorHAnsi"/>
-                <w:color w:val="000000" w:themeColor="text1"/>
-                <w:sz w:val="22"/>
-                <w:szCs w:val="22"/>
-                <w:highlight w:val="yellow"/>
-              </w:rPr>
-              <w:t>No cuenta con instalación de gas LP.</w:t>
-            </w:r>
-          </w:p>
-        </w:tc>
-        <w:tc>
-          <w:tcPr>
-            <w:tcW w:w="4417" w:type="dxa"/>
-            <w:vAlign w:val="center"/>
-          </w:tcPr>
-          <w:p>
-            <w:pPr>
-              <w:pStyle w:val="Default"/>
-              <w:spacing w:line="360" w:lineRule="auto"/>
-              <w:jc w:val="center"/>
-              <w:rPr>
-                <w:rFonts w:asciiTheme="minorHAnsi" w:hAnsiTheme="minorHAnsi" w:cstheme="minorHAnsi"/>
-                <w:color w:val="000000" w:themeColor="text1"/>
-                <w:sz w:val="22"/>
-                <w:szCs w:val="22"/>
-              </w:rPr>
-            </w:pPr>
-            <w:r>
-              <w:rPr>
-                <w:rFonts w:asciiTheme="minorHAnsi" w:hAnsiTheme="minorHAnsi" w:cstheme="minorHAnsi"/>
-                <w:color w:val="000000" w:themeColor="text1"/>
-                <w:sz w:val="22"/>
-                <w:szCs w:val="22"/>
-              </w:rPr>
-              <w:t>{{ tanques_gaso }}</w:t>
-            </w:r>
-          </w:p>
-        </w:tc>
-      </w:tr>
-    </w:tbl>
-    <w:p>
-      <w:pPr>
-        <w:pStyle w:val="Default"/>
-        <w:spacing w:after="144" w:line="360" w:lineRule="auto"/>
-        <w:jc w:val="both"/>
-        <w:rPr>
-          <w:rFonts w:asciiTheme="minorHAnsi" w:eastAsia="Times New Roman" w:hAnsiTheme="minorHAnsi" w:cstheme="minorHAnsi"/>
-          <w:snapToGrid w:val="0"/>
-          <w:color w:val="000000" w:themeColor="text1"/>
-          <w:w w:val="0"/>
-          <w:sz w:val="22"/>
-          <w:szCs w:val="22"/>
-          <w:u w:color="000000"/>
-          <w:bdr w:val="none" w:sz="0" w:space="0" w:color="000000"/>
-          <w:shd w:val="clear" w:color="000000" w:fill="000000"/>
-          <w:lang w:eastAsia="x-none" w:bidi="x-none"/>
-        </w:rPr>
-      </w:pPr>
-    </w:p>
-    <w:p>
-      <w:pPr>
-        <w:rPr>
-          <w:rFonts w:cstheme="minorHAnsi"/>
-          <w:color w:val="000000" w:themeColor="text1"/>
-          <w:kern w:val="0"/>
-          <w14:ligatures w14:val="none"/>
-        </w:rPr>
-      </w:pPr>
-      <w:r>
-        <w:rPr>
-          <w:rFonts w:cstheme="minorHAnsi"/>
-          <w:color w:val="000000" w:themeColor="text1"/>
-        </w:rPr>
-        <w:br w:type="page"/>
-      </w:r>
-    </w:p>
-    <w:p>
-      <w:pPr>
-        <w:pStyle w:val="Default"/>
-        <w:spacing w:line="360" w:lineRule="auto"/>
-        <w:ind w:left="720" w:right="2034"/>
-        <w:jc w:val="both"/>
-        <w:rPr>
-          <w:rFonts w:asciiTheme="minorHAnsi" w:hAnsiTheme="minorHAnsi" w:cstheme="minorHAnsi"/>
-          <w:color w:val="000000" w:themeColor="text1"/>
-          <w:sz w:val="22"/>
-          <w:szCs w:val="22"/>
-        </w:rPr>
-      </w:pPr>
-    </w:p>
-    <w:tbl>
-      <w:tblPr>
-        <w:tblStyle w:val="Tablaconcuadrcula"/>
-        <w:tblW w:w="0" w:type="auto"/>
-        <w:tblInd w:w="-5" w:type="dxa"/>
         <w:tblBorders>
           <w:top w:val="none" w:sz="0" w:space="0" w:color="auto"/>
           <w:left w:val="none" w:sz="0" w:space="0" w:color="auto"/>
@@ -970,8 +1141,10 @@
                 <w:sz w:val="22"/>
                 <w:szCs w:val="22"/>
               </w:rPr>
+              <w:lastRenderedPageBreak/>
               <w:t xml:space="preserve">Se cuenta con un plan de emergencia para casos de incendio, definido en el presente Programa interno de Protección civil, mismo que debe ser difundido y socializado con el personal de </w:t>
             </w:r>
+            <w:proofErr w:type="gramStart"/>
             <w:r>
               <w:rPr>
                 <w:rFonts w:asciiTheme="minorHAnsi" w:hAnsiTheme="minorHAnsi" w:cstheme="minorHAnsi"/>
@@ -981,7 +1154,43 @@
                 <w:sz w:val="22"/>
                 <w:szCs w:val="22"/>
               </w:rPr>
-              <w:t xml:space="preserve">{{ razon_social }} </w:t>
+              <w:t xml:space="preserve">{{ </w:t>
+            </w:r>
+            <w:proofErr w:type="spellStart"/>
+            <w:r>
+              <w:rPr>
+                <w:rFonts w:asciiTheme="minorHAnsi" w:hAnsiTheme="minorHAnsi" w:cstheme="minorHAnsi"/>
+                <w:b/>
+                <w:bCs/>
+                <w:color w:val="000000" w:themeColor="text1"/>
+                <w:sz w:val="22"/>
+                <w:szCs w:val="22"/>
+              </w:rPr>
+              <w:t>razon</w:t>
+            </w:r>
+            <w:proofErr w:type="gramEnd"/>
+            <w:r>
+              <w:rPr>
+                <w:rFonts w:asciiTheme="minorHAnsi" w:hAnsiTheme="minorHAnsi" w:cstheme="minorHAnsi"/>
+                <w:b/>
+                <w:bCs/>
+                <w:color w:val="000000" w:themeColor="text1"/>
+                <w:sz w:val="22"/>
+                <w:szCs w:val="22"/>
+              </w:rPr>
+              <w:t>_social</w:t>
+            </w:r>
+            <w:proofErr w:type="spellEnd"/>
+            <w:r>
+              <w:rPr>
+                <w:rFonts w:asciiTheme="minorHAnsi" w:hAnsiTheme="minorHAnsi" w:cstheme="minorHAnsi"/>
+                <w:b/>
+                <w:bCs/>
+                <w:color w:val="000000" w:themeColor="text1"/>
+                <w:sz w:val="22"/>
+                <w:szCs w:val="22"/>
+              </w:rPr>
+              <w:t xml:space="preserve"> }} </w:t>
             </w:r>
             <w:r>
               <w:rPr>
@@ -991,7 +1200,29 @@
                 <w:sz w:val="22"/>
                 <w:szCs w:val="22"/>
               </w:rPr>
-              <w:t>{{ nombre_comercial }}</w:t>
+              <w:t xml:space="preserve">{{ </w:t>
+            </w:r>
+            <w:proofErr w:type="spellStart"/>
+            <w:r>
+              <w:rPr>
+                <w:rFonts w:asciiTheme="minorHAnsi" w:hAnsiTheme="minorHAnsi" w:cstheme="minorHAnsi"/>
+                <w:b/>
+                <w:color w:val="000000" w:themeColor="text1"/>
+                <w:sz w:val="22"/>
+                <w:szCs w:val="22"/>
+              </w:rPr>
+              <w:t>nombre_comercial</w:t>
+            </w:r>
+            <w:proofErr w:type="spellEnd"/>
+            <w:r>
+              <w:rPr>
+                <w:rFonts w:asciiTheme="minorHAnsi" w:hAnsiTheme="minorHAnsi" w:cstheme="minorHAnsi"/>
+                <w:b/>
+                <w:color w:val="000000" w:themeColor="text1"/>
+                <w:sz w:val="22"/>
+                <w:szCs w:val="22"/>
+              </w:rPr>
+              <w:t xml:space="preserve"> }}</w:t>
             </w:r>
             <w:r>
               <w:rPr>
@@ -1027,6 +1258,7 @@
                 <w:szCs w:val="22"/>
               </w:rPr>
             </w:pPr>
+            <w:proofErr w:type="gramStart"/>
             <w:r>
               <w:rPr>
                 <w:rFonts w:asciiTheme="minorHAnsi" w:hAnsiTheme="minorHAnsi" w:cstheme="minorHAnsi"/>
@@ -1034,7 +1266,17 @@
                 <w:sz w:val="22"/>
                 <w:szCs w:val="22"/>
               </w:rPr>
-              <w:t>{{ plan1 }}</w:t>
+              <w:t>{{ plan</w:t>
+            </w:r>
+            <w:proofErr w:type="gramEnd"/>
+            <w:r>
+              <w:rPr>
+                <w:rFonts w:asciiTheme="minorHAnsi" w:hAnsiTheme="minorHAnsi" w:cstheme="minorHAnsi"/>
+                <w:color w:val="000000" w:themeColor="text1"/>
+                <w:sz w:val="22"/>
+                <w:szCs w:val="22"/>
+              </w:rPr>
+              <w:t>1 }}</w:t>
             </w:r>
           </w:p>
         </w:tc>
@@ -1056,6 +1298,7 @@
                 <w:szCs w:val="22"/>
               </w:rPr>
             </w:pPr>
+            <w:proofErr w:type="gramStart"/>
             <w:r>
               <w:rPr>
                 <w:rFonts w:asciiTheme="minorHAnsi" w:hAnsiTheme="minorHAnsi" w:cstheme="minorHAnsi"/>
@@ -1065,6 +1308,7 @@
               </w:rPr>
               <w:t>{{ plan</w:t>
             </w:r>
+            <w:proofErr w:type="gramEnd"/>
             <w:r>
               <w:rPr>
                 <w:rFonts w:asciiTheme="minorHAnsi" w:hAnsiTheme="minorHAnsi" w:cstheme="minorHAnsi"/>
@@ -1104,6 +1348,7 @@
                 <w:szCs w:val="22"/>
               </w:rPr>
             </w:pPr>
+            <w:proofErr w:type="gramStart"/>
             <w:r>
               <w:rPr>
                 <w:rFonts w:asciiTheme="minorHAnsi" w:hAnsiTheme="minorHAnsi" w:cstheme="minorHAnsi"/>
@@ -1113,6 +1358,7 @@
               </w:rPr>
               <w:t>{{ plan</w:t>
             </w:r>
+            <w:proofErr w:type="gramEnd"/>
             <w:r>
               <w:rPr>
                 <w:rFonts w:asciiTheme="minorHAnsi" w:hAnsiTheme="minorHAnsi" w:cstheme="minorHAnsi"/>
@@ -1136,7 +1382,7 @@
       </w:tr>
       <w:tr>
         <w:trPr>
-          <w:trHeight w:val="3119"/>
+          <w:trHeight w:val="3288"/>
         </w:trPr>
         <w:tc>
           <w:tcPr>
@@ -1184,6 +1430,7 @@
                 <w:szCs w:val="22"/>
               </w:rPr>
             </w:pPr>
+            <w:proofErr w:type="gramStart"/>
             <w:r>
               <w:rPr>
                 <w:rFonts w:asciiTheme="minorHAnsi" w:hAnsiTheme="minorHAnsi" w:cstheme="minorHAnsi"/>
@@ -1191,7 +1438,17 @@
                 <w:sz w:val="22"/>
                 <w:szCs w:val="22"/>
               </w:rPr>
-              <w:t>{{ pisos }}</w:t>
+              <w:t>{{ pisos</w:t>
+            </w:r>
+            <w:proofErr w:type="gramEnd"/>
+            <w:r>
+              <w:rPr>
+                <w:rFonts w:asciiTheme="minorHAnsi" w:hAnsiTheme="minorHAnsi" w:cstheme="minorHAnsi"/>
+                <w:color w:val="000000" w:themeColor="text1"/>
+                <w:sz w:val="22"/>
+                <w:szCs w:val="22"/>
+              </w:rPr>
+              <w:t xml:space="preserve"> }}</w:t>
             </w:r>
           </w:p>
         </w:tc>
@@ -1240,7 +1497,7 @@
       </w:tr>
       <w:tr>
         <w:trPr>
-          <w:trHeight w:val="2952"/>
+          <w:trHeight w:val="3288"/>
         </w:trPr>
         <w:tc>
           <w:tcPr>
@@ -1307,6 +1564,7 @@
                 <w:szCs w:val="22"/>
               </w:rPr>
             </w:pPr>
+            <w:proofErr w:type="gramStart"/>
             <w:r>
               <w:rPr>
                 <w:rFonts w:asciiTheme="minorHAnsi" w:hAnsiTheme="minorHAnsi" w:cstheme="minorHAnsi"/>
@@ -1314,7 +1572,28 @@
                 <w:sz w:val="22"/>
                 <w:szCs w:val="22"/>
               </w:rPr>
-              <w:t>{{ electrico }}</w:t>
+              <w:t xml:space="preserve">{{ </w:t>
+            </w:r>
+            <w:proofErr w:type="spellStart"/>
+            <w:r>
+              <w:rPr>
+                <w:rFonts w:asciiTheme="minorHAnsi" w:hAnsiTheme="minorHAnsi" w:cstheme="minorHAnsi"/>
+                <w:color w:val="000000" w:themeColor="text1"/>
+                <w:sz w:val="22"/>
+                <w:szCs w:val="22"/>
+              </w:rPr>
+              <w:t>electrico</w:t>
+            </w:r>
+            <w:proofErr w:type="spellEnd"/>
+            <w:proofErr w:type="gramEnd"/>
+            <w:r>
+              <w:rPr>
+                <w:rFonts w:asciiTheme="minorHAnsi" w:hAnsiTheme="minorHAnsi" w:cstheme="minorHAnsi"/>
+                <w:color w:val="000000" w:themeColor="text1"/>
+                <w:sz w:val="22"/>
+                <w:szCs w:val="22"/>
+              </w:rPr>
+              <w:t xml:space="preserve"> }}</w:t>
             </w:r>
           </w:p>
         </w:tc>
@@ -1322,21 +1601,9 @@
     </w:tbl>
     <w:p>
       <w:pPr>
-        <w:pStyle w:val="Prrafodelista"/>
-        <w:spacing w:line="360" w:lineRule="auto"/>
         <w:rPr>
           <w:rFonts w:cstheme="minorHAnsi"/>
           <w:color w:val="000000" w:themeColor="text1"/>
-        </w:rPr>
-      </w:pPr>
-    </w:p>
-    <w:p>
-      <w:pPr>
-        <w:rPr>
-          <w:rFonts w:cstheme="minorHAnsi"/>
-          <w:color w:val="000000" w:themeColor="text1"/>
-          <w:kern w:val="0"/>
-          <w14:ligatures w14:val="none"/>
         </w:rPr>
       </w:pPr>
       <w:r>
@@ -1349,11 +1616,11 @@
     </w:p>
     <w:p>
       <w:pPr>
-        <w:pStyle w:val="Prrafodelista"/>
-        <w:spacing w:line="360" w:lineRule="auto"/>
         <w:rPr>
           <w:rFonts w:cstheme="minorHAnsi"/>
           <w:color w:val="000000" w:themeColor="text1"/>
+          <w:kern w:val="0"/>
+          <w14:ligatures w14:val="none"/>
         </w:rPr>
       </w:pPr>
     </w:p>
@@ -1377,7 +1644,7 @@
       </w:tblGrid>
       <w:tr>
         <w:trPr>
-          <w:trHeight w:val="3246"/>
+          <w:trHeight w:val="3288"/>
         </w:trPr>
         <w:tc>
           <w:tcPr>
@@ -1396,89 +1663,8 @@
               </w:rPr>
             </w:pPr>
             <w:r>
-              <w:rPr>
-                <w:rFonts w:cstheme="minorHAnsi"/>
-                <w:noProof/>
-                <w:color w:val="000000" w:themeColor="text1"/>
-                <w:lang w:eastAsia="es-MX"/>
-              </w:rPr>
-              <w:t>C</w:t>
-            </w:r>
-            <w:r>
-              <w:rPr>
-                <w:rFonts w:cstheme="minorHAnsi"/>
-                <w:noProof/>
-                <w:color w:val="000000" w:themeColor="text1"/>
-                <w:lang w:eastAsia="es-MX"/>
-              </w:rPr>
-              <w:t>uenta</w:t>
-            </w:r>
-            <w:r>
-              <w:rPr>
-                <w:rFonts w:cstheme="minorHAnsi"/>
-                <w:color w:val="000000" w:themeColor="text1"/>
-              </w:rPr>
-              <w:t xml:space="preserve"> con sistema de </w:t>
-            </w:r>
-            <w:r>
-              <w:rPr>
-                <w:rFonts w:cstheme="minorHAnsi"/>
-                <w:b/>
-                <w:color w:val="000000" w:themeColor="text1"/>
-              </w:rPr>
-              <w:t>al</w:t>
-            </w:r>
-            <w:r>
-              <w:rPr>
-                <w:rFonts w:cstheme="minorHAnsi"/>
-                <w:b/>
-                <w:color w:val="000000" w:themeColor="text1"/>
-              </w:rPr>
-              <w:t>a</w:t>
-            </w:r>
-            <w:r>
-              <w:rPr>
-                <w:rFonts w:cstheme="minorHAnsi"/>
-                <w:b/>
-                <w:color w:val="000000" w:themeColor="text1"/>
-              </w:rPr>
-              <w:t>r</w:t>
-            </w:r>
-            <w:r>
-              <w:rPr>
-                <w:rFonts w:cstheme="minorHAnsi"/>
-                <w:b/>
-                <w:color w:val="000000" w:themeColor="text1"/>
-              </w:rPr>
-              <w:t>ma</w:t>
-            </w:r>
-            <w:r>
-              <w:rPr>
-                <w:rFonts w:cstheme="minorHAnsi"/>
-                <w:color w:val="000000" w:themeColor="text1"/>
-              </w:rPr>
-              <w:t xml:space="preserve"> en caso de contingencia, se recomienda </w:t>
-            </w:r>
-            <w:r>
-              <w:rPr>
-                <w:rFonts w:cstheme="minorHAnsi"/>
-                <w:color w:val="000000" w:themeColor="text1"/>
-              </w:rPr>
-              <w:t xml:space="preserve">realizar </w:t>
-            </w:r>
-            <w:r>
-              <w:rPr>
-                <w:rFonts w:cstheme="minorHAnsi"/>
-                <w:color w:val="000000" w:themeColor="text1"/>
-              </w:rPr>
-              <w:t>inspección de manera regular para garantizar su buen funcionamiento</w:t>
-            </w:r>
-            <w:r>
-              <w:rPr>
-                <w:rFonts w:cstheme="minorHAnsi"/>
-                <w:color w:val="000000" w:themeColor="text1"/>
-              </w:rPr>
-              <w:t>.</w:t>
+              <w:lastRenderedPageBreak/>
+              <w:t>Los sanitarios se encuentran higiénicos y sanitizados, con medidas acorde a la población usuarios. Evitar el transvase en productos de limpieza y preferentemente utilizar sustancias con las mismas propiedades químicas, pero menos peligrosas para la salud durante su aseo.</w:t>
             </w:r>
           </w:p>
         </w:tc>
@@ -1498,12 +1684,18 @@
                 <w:color w:val="000000" w:themeColor="text1"/>
               </w:rPr>
             </w:pPr>
+            <w:proofErr w:type="gramStart"/>
             <w:r>
-              <w:rPr>
-                <w:rFonts w:cstheme="minorHAnsi"/>
-                <w:color w:val="000000" w:themeColor="text1"/>
-              </w:rPr>
-              <w:t>{{ alarma }}</w:t>
+              <w:t xml:space="preserve">{{ </w:t>
+            </w:r>
+            <w:proofErr w:type="spellStart"/>
+            <w:r>
+              <w:t>banio</w:t>
+            </w:r>
+            <w:proofErr w:type="spellEnd"/>
+            <w:proofErr w:type="gramEnd"/>
+            <w:r>
+              <w:t xml:space="preserve"> }}</w:t>
             </w:r>
           </w:p>
         </w:tc>
@@ -1556,6 +1748,9 @@
         </w:tc>
       </w:tr>
       <w:tr>
+        <w:trPr>
+          <w:trHeight w:val="3288"/>
+        </w:trPr>
         <w:tc>
           <w:tcPr>
             <w:tcW w:w="4414" w:type="dxa"/>
@@ -1611,12 +1806,30 @@
                 <w:color w:val="000000" w:themeColor="text1"/>
               </w:rPr>
             </w:pPr>
+            <w:proofErr w:type="gramStart"/>
             <w:r>
               <w:rPr>
                 <w:rFonts w:cstheme="minorHAnsi"/>
                 <w:color w:val="000000" w:themeColor="text1"/>
               </w:rPr>
-              <w:t>{{ botiquin }}</w:t>
+              <w:t xml:space="preserve">{{ </w:t>
+            </w:r>
+            <w:proofErr w:type="spellStart"/>
+            <w:r>
+              <w:rPr>
+                <w:rFonts w:cstheme="minorHAnsi"/>
+                <w:color w:val="000000" w:themeColor="text1"/>
+              </w:rPr>
+              <w:t>botiquin</w:t>
+            </w:r>
+            <w:proofErr w:type="spellEnd"/>
+            <w:proofErr w:type="gramEnd"/>
+            <w:r>
+              <w:rPr>
+                <w:rFonts w:cstheme="minorHAnsi"/>
+                <w:color w:val="000000" w:themeColor="text1"/>
+              </w:rPr>
+              <w:t xml:space="preserve"> }}</w:t>
             </w:r>
           </w:p>
         </w:tc>
@@ -1662,6 +1875,9 @@
         </w:tc>
       </w:tr>
       <w:tr>
+        <w:trPr>
+          <w:trHeight w:val="3288"/>
+        </w:trPr>
         <w:tc>
           <w:tcPr>
             <w:tcW w:w="4414" w:type="dxa"/>
@@ -1735,22 +1951,9 @@
     </w:tbl>
     <w:p>
       <w:pPr>
-        <w:pStyle w:val="Prrafodelista"/>
-        <w:spacing w:line="360" w:lineRule="auto"/>
-        <w:jc w:val="both"/>
         <w:rPr>
           <w:rFonts w:cstheme="minorHAnsi"/>
           <w:color w:val="000000" w:themeColor="text1"/>
-        </w:rPr>
-      </w:pPr>
-    </w:p>
-    <w:p>
-      <w:pPr>
-        <w:rPr>
-          <w:rFonts w:cstheme="minorHAnsi"/>
-          <w:color w:val="000000" w:themeColor="text1"/>
-          <w:kern w:val="0"/>
-          <w14:ligatures w14:val="none"/>
         </w:rPr>
       </w:pPr>
       <w:r>
@@ -1763,12 +1966,11 @@
     </w:p>
     <w:p>
       <w:pPr>
-        <w:pStyle w:val="Prrafodelista"/>
-        <w:spacing w:line="360" w:lineRule="auto"/>
-        <w:jc w:val="both"/>
         <w:rPr>
           <w:rFonts w:cstheme="minorHAnsi"/>
           <w:color w:val="000000" w:themeColor="text1"/>
+          <w:kern w:val="0"/>
+          <w14:ligatures w14:val="none"/>
         </w:rPr>
       </w:pPr>
     </w:p>
@@ -1792,7 +1994,7 @@
       </w:tblGrid>
       <w:tr>
         <w:trPr>
-          <w:trHeight w:val="3246"/>
+          <w:trHeight w:val="3288"/>
         </w:trPr>
         <w:tc>
           <w:tcPr>
@@ -1811,7 +2013,83 @@
               </w:rPr>
             </w:pPr>
             <w:r>
-              <w:t>Los sanitarios se encuentran higiénicos y sanitizados, con medidas acorde a la población usuarios. Evitar el transvase en productos de limpieza y preferentemente utilizar sustancias con las mismas propiedades químicas, pero menos peligrosas para la salud durante su aseo.</w:t>
+              <w:rPr>
+                <w:rFonts w:cstheme="minorHAnsi"/>
+                <w:noProof/>
+                <w:color w:val="000000" w:themeColor="text1"/>
+                <w:lang w:eastAsia="es-MX"/>
+              </w:rPr>
+              <w:lastRenderedPageBreak/>
+              <w:t>C</w:t>
+            </w:r>
+            <w:r>
+              <w:rPr>
+                <w:rFonts w:cstheme="minorHAnsi"/>
+                <w:noProof/>
+                <w:color w:val="000000" w:themeColor="text1"/>
+                <w:lang w:eastAsia="es-MX"/>
+              </w:rPr>
+              <w:t>uenta</w:t>
+            </w:r>
+            <w:r>
+              <w:rPr>
+                <w:rFonts w:cstheme="minorHAnsi"/>
+                <w:color w:val="000000" w:themeColor="text1"/>
+              </w:rPr>
+              <w:t xml:space="preserve"> con sistema de </w:t>
+            </w:r>
+            <w:r>
+              <w:rPr>
+                <w:rFonts w:cstheme="minorHAnsi"/>
+                <w:b/>
+                <w:color w:val="000000" w:themeColor="text1"/>
+              </w:rPr>
+              <w:t>al</w:t>
+            </w:r>
+            <w:r>
+              <w:rPr>
+                <w:rFonts w:cstheme="minorHAnsi"/>
+                <w:b/>
+                <w:color w:val="000000" w:themeColor="text1"/>
+              </w:rPr>
+              <w:t>a</w:t>
+            </w:r>
+            <w:r>
+              <w:rPr>
+                <w:rFonts w:cstheme="minorHAnsi"/>
+                <w:b/>
+                <w:color w:val="000000" w:themeColor="text1"/>
+              </w:rPr>
+              <w:t>r</w:t>
+            </w:r>
+            <w:r>
+              <w:rPr>
+                <w:rFonts w:cstheme="minorHAnsi"/>
+                <w:b/>
+                <w:color w:val="000000" w:themeColor="text1"/>
+              </w:rPr>
+              <w:t>ma</w:t>
+            </w:r>
+            <w:r>
+              <w:rPr>
+                <w:rFonts w:cstheme="minorHAnsi"/>
+                <w:color w:val="000000" w:themeColor="text1"/>
+              </w:rPr>
+              <w:t xml:space="preserve"> en caso de contingencia, se recomienda </w:t>
+            </w:r>
+            <w:r>
+              <w:rPr>
+                <w:rFonts w:cstheme="minorHAnsi"/>
+                <w:color w:val="000000" w:themeColor="text1"/>
+              </w:rPr>
+              <w:t>realizar inspección de manera regular para garantizar su buen funcionamiento</w:t>
+            </w:r>
+            <w:r>
+              <w:rPr>
+                <w:rFonts w:cstheme="minorHAnsi"/>
+                <w:color w:val="000000" w:themeColor="text1"/>
+              </w:rPr>
+              <w:t>.</w:t>
             </w:r>
           </w:p>
         </w:tc>
@@ -1832,7 +2110,11 @@
               </w:rPr>
             </w:pPr>
             <w:r>
-              <w:t>{{ banio }}</w:t>
+              <w:rPr>
+                <w:rFonts w:cstheme="minorHAnsi"/>
+                <w:color w:val="000000" w:themeColor="text1"/>
+              </w:rPr>
+              <w:t>{{ alarma }}</w:t>
             </w:r>
           </w:p>
         </w:tc>
@@ -1881,6 +2163,9 @@
         </w:tc>
       </w:tr>
       <w:tr>
+        <w:trPr>
+          <w:trHeight w:val="3288"/>
+        </w:trPr>
         <w:tc>
           <w:tcPr>
             <w:tcW w:w="4414" w:type="dxa"/>
@@ -1919,7 +2204,15 @@
               </w:rPr>
             </w:pPr>
             <w:r>
-              <w:t>{{ dh }}</w:t>
+              <w:t xml:space="preserve">{{ </w:t>
+            </w:r>
+            <w:proofErr w:type="spellStart"/>
+            <w:r>
+              <w:t>dh</w:t>
+            </w:r>
+            <w:proofErr w:type="spellEnd"/>
+            <w:r>
+              <w:t xml:space="preserve"> }}</w:t>
             </w:r>
           </w:p>
         </w:tc>
@@ -1963,6 +2256,9 @@
         </w:tc>
       </w:tr>
       <w:tr>
+        <w:trPr>
+          <w:trHeight w:val="3288"/>
+        </w:trPr>
         <w:tc>
           <w:tcPr>
             <w:tcW w:w="4414" w:type="dxa"/>
@@ -2040,18 +2336,339 @@
       </w:tr>
     </w:tbl>
     <w:p/>
+    <w:p>
+      <w:r>
+        <w:br w:type="page"/>
+      </w:r>
+    </w:p>
     <w:p/>
+    <w:tbl>
+      <w:tblPr>
+        <w:tblStyle w:val="Tablaconcuadrcula"/>
+        <w:tblW w:w="0" w:type="auto"/>
+        <w:tblBorders>
+          <w:top w:val="none" w:sz="0" w:space="0" w:color="auto"/>
+          <w:left w:val="none" w:sz="0" w:space="0" w:color="auto"/>
+          <w:bottom w:val="none" w:sz="0" w:space="0" w:color="auto"/>
+          <w:right w:val="none" w:sz="0" w:space="0" w:color="auto"/>
+          <w:insideH w:val="none" w:sz="0" w:space="0" w:color="auto"/>
+          <w:insideV w:val="none" w:sz="0" w:space="0" w:color="auto"/>
+        </w:tblBorders>
+        <w:tblLook w:val="04A0" w:firstRow="1" w:lastRow="0" w:firstColumn="1" w:lastColumn="0" w:noHBand="0" w:noVBand="1"/>
+      </w:tblPr>
+      <w:tblGrid>
+        <w:gridCol w:w="4414"/>
+        <w:gridCol w:w="4414"/>
+      </w:tblGrid>
+      <w:tr>
+        <w:trPr>
+          <w:trHeight w:val="3288"/>
+        </w:trPr>
+        <w:tc>
+          <w:tcPr>
+            <w:tcW w:w="4414" w:type="dxa"/>
+            <w:vAlign w:val="center"/>
+          </w:tcPr>
+          <w:p>
+            <w:pPr>
+              <w:pStyle w:val="Prrafodelista"/>
+              <w:spacing w:after="0" w:line="360" w:lineRule="auto"/>
+              <w:ind w:left="0"/>
+              <w:jc w:val="both"/>
+              <w:rPr>
+                <w:rFonts w:cstheme="minorHAnsi"/>
+                <w:color w:val="000000" w:themeColor="text1"/>
+              </w:rPr>
+            </w:pPr>
+            <w:r>
+              <w:rPr>
+                <w:rFonts w:cstheme="minorHAnsi"/>
+                <w:color w:val="000000" w:themeColor="text1"/>
+              </w:rPr>
+              <w:t>Se recomienda que las instalaciones, se mantengan siempre sin llave hasta el cese de actividades diarias, libres de obstáculos.</w:t>
+            </w:r>
+            <w:r>
+              <w:rPr>
+                <w:rFonts w:cstheme="minorHAnsi"/>
+                <w:noProof/>
+                <w:color w:val="000000" w:themeColor="text1"/>
+                <w:lang w:eastAsia="es-MX"/>
+              </w:rPr>
+              <w:t xml:space="preserve">  </w:t>
+            </w:r>
+            <w:r>
+              <w:rPr>
+                <w:rFonts w:cstheme="minorHAnsi"/>
+                <w:color w:val="000000" w:themeColor="text1"/>
+              </w:rPr>
+              <w:t>Revisar la disposición de objetos no empotrados y que puedan volcarse, plafones que presentan humedad, pueden caer o deslizarse en caso de sismo, ubicados en zona de tránsito peatonal, así como la disposición de pesos en su almacenaje.</w:t>
+            </w:r>
+          </w:p>
+        </w:tc>
+        <w:tc>
+          <w:tcPr>
+            <w:tcW w:w="4414" w:type="dxa"/>
+            <w:vAlign w:val="center"/>
+          </w:tcPr>
+          <w:p>
+            <w:pPr>
+              <w:pStyle w:val="Prrafodelista"/>
+              <w:spacing w:after="0" w:line="360" w:lineRule="auto"/>
+              <w:ind w:left="0"/>
+              <w:jc w:val="center"/>
+              <w:rPr>
+                <w:rFonts w:cstheme="minorHAnsi"/>
+                <w:color w:val="000000" w:themeColor="text1"/>
+              </w:rPr>
+            </w:pPr>
+            <w:proofErr w:type="gramStart"/>
+            <w:r>
+              <w:rPr>
+                <w:rFonts w:cstheme="minorHAnsi"/>
+                <w:color w:val="000000" w:themeColor="text1"/>
+              </w:rPr>
+              <w:t>{{ puerta</w:t>
+            </w:r>
+            <w:proofErr w:type="gramEnd"/>
+            <w:r>
+              <w:rPr>
+                <w:rFonts w:cstheme="minorHAnsi"/>
+                <w:color w:val="000000" w:themeColor="text1"/>
+              </w:rPr>
+              <w:t xml:space="preserve"> }}</w:t>
+            </w:r>
+          </w:p>
+        </w:tc>
+      </w:tr>
+      <w:tr>
+        <w:trPr>
+          <w:trHeight w:val="20"/>
+        </w:trPr>
+        <w:tc>
+          <w:tcPr>
+            <w:tcW w:w="4414" w:type="dxa"/>
+            <w:vAlign w:val="center"/>
+          </w:tcPr>
+          <w:p>
+            <w:pPr>
+              <w:pStyle w:val="Prrafodelista"/>
+              <w:spacing w:after="0" w:line="240" w:lineRule="auto"/>
+              <w:ind w:left="0"/>
+              <w:jc w:val="both"/>
+              <w:rPr>
+                <w:rFonts w:cstheme="minorHAnsi"/>
+                <w:color w:val="000000" w:themeColor="text1"/>
+                <w:sz w:val="20"/>
+                <w:szCs w:val="20"/>
+              </w:rPr>
+            </w:pPr>
+          </w:p>
+        </w:tc>
+        <w:tc>
+          <w:tcPr>
+            <w:tcW w:w="4414" w:type="dxa"/>
+            <w:vAlign w:val="center"/>
+          </w:tcPr>
+          <w:p>
+            <w:pPr>
+              <w:pStyle w:val="Prrafodelista"/>
+              <w:spacing w:after="0" w:line="240" w:lineRule="auto"/>
+              <w:ind w:left="0"/>
+              <w:jc w:val="center"/>
+              <w:rPr>
+                <w:rFonts w:cstheme="minorHAnsi"/>
+                <w:color w:val="000000" w:themeColor="text1"/>
+              </w:rPr>
+            </w:pPr>
+          </w:p>
+        </w:tc>
+      </w:tr>
+      <w:tr>
+        <w:trPr>
+          <w:trHeight w:val="3288"/>
+        </w:trPr>
+        <w:tc>
+          <w:tcPr>
+            <w:tcW w:w="4414" w:type="dxa"/>
+            <w:vAlign w:val="center"/>
+          </w:tcPr>
+          <w:p>
+            <w:pPr>
+              <w:pStyle w:val="Prrafodelista"/>
+              <w:spacing w:after="0" w:line="360" w:lineRule="auto"/>
+              <w:ind w:left="0"/>
+              <w:jc w:val="both"/>
+              <w:rPr>
+                <w:rFonts w:cstheme="minorHAnsi"/>
+                <w:color w:val="000000" w:themeColor="text1"/>
+              </w:rPr>
+            </w:pPr>
+            <w:r>
+              <w:rPr>
+                <w:rFonts w:cstheme="minorHAnsi"/>
+                <w:color w:val="000000" w:themeColor="text1"/>
+              </w:rPr>
+              <w:t>La estantería se encuentra bien empotrada con material colocado de acuerdo con peso, con bordes romos sin riesgo para los usuarios.</w:t>
+            </w:r>
+          </w:p>
+        </w:tc>
+        <w:tc>
+          <w:tcPr>
+            <w:tcW w:w="4414" w:type="dxa"/>
+            <w:vAlign w:val="center"/>
+          </w:tcPr>
+          <w:p>
+            <w:pPr>
+              <w:pStyle w:val="Prrafodelista"/>
+              <w:spacing w:after="0" w:line="360" w:lineRule="auto"/>
+              <w:ind w:left="0"/>
+              <w:jc w:val="center"/>
+              <w:rPr>
+                <w:rFonts w:cstheme="minorHAnsi"/>
+                <w:color w:val="000000" w:themeColor="text1"/>
+              </w:rPr>
+            </w:pPr>
+            <w:proofErr w:type="gramStart"/>
+            <w:r>
+              <w:rPr>
+                <w:rFonts w:cstheme="minorHAnsi"/>
+                <w:color w:val="000000" w:themeColor="text1"/>
+              </w:rPr>
+              <w:t>{{ estantes</w:t>
+            </w:r>
+            <w:proofErr w:type="gramEnd"/>
+            <w:r>
+              <w:rPr>
+                <w:rFonts w:cstheme="minorHAnsi"/>
+                <w:color w:val="000000" w:themeColor="text1"/>
+              </w:rPr>
+              <w:t xml:space="preserve"> }}</w:t>
+            </w:r>
+          </w:p>
+        </w:tc>
+      </w:tr>
+      <w:tr>
+        <w:tc>
+          <w:tcPr>
+            <w:tcW w:w="4414" w:type="dxa"/>
+            <w:vAlign w:val="center"/>
+          </w:tcPr>
+          <w:p>
+            <w:pPr>
+              <w:pStyle w:val="Prrafodelista"/>
+              <w:spacing w:after="0" w:line="240" w:lineRule="auto"/>
+              <w:ind w:left="0"/>
+              <w:jc w:val="both"/>
+              <w:rPr>
+                <w:sz w:val="20"/>
+                <w:szCs w:val="20"/>
+              </w:rPr>
+            </w:pPr>
+          </w:p>
+        </w:tc>
+        <w:tc>
+          <w:tcPr>
+            <w:tcW w:w="4414" w:type="dxa"/>
+            <w:vAlign w:val="center"/>
+          </w:tcPr>
+          <w:p>
+            <w:pPr>
+              <w:pStyle w:val="Prrafodelista"/>
+              <w:spacing w:after="0" w:line="240" w:lineRule="auto"/>
+              <w:ind w:left="0"/>
+              <w:jc w:val="center"/>
+              <w:rPr>
+                <w:sz w:val="20"/>
+                <w:szCs w:val="20"/>
+              </w:rPr>
+            </w:pPr>
+          </w:p>
+        </w:tc>
+      </w:tr>
+      <w:tr>
+        <w:trPr>
+          <w:trHeight w:val="3288"/>
+        </w:trPr>
+        <w:tc>
+          <w:tcPr>
+            <w:tcW w:w="4414" w:type="dxa"/>
+            <w:vAlign w:val="center"/>
+          </w:tcPr>
+          <w:p>
+            <w:pPr>
+              <w:pStyle w:val="Prrafodelista"/>
+              <w:spacing w:after="0" w:line="360" w:lineRule="auto"/>
+              <w:ind w:left="0"/>
+              <w:jc w:val="both"/>
+            </w:pPr>
+            <w:r>
+              <w:rPr>
+                <w:rFonts w:cstheme="minorHAnsi"/>
+                <w:color w:val="000000" w:themeColor="text1"/>
+              </w:rPr>
+              <w:t xml:space="preserve">El site se encuentra restringido en su acceso, limpio de almacenaje de combustibles sólidos y otros, con detector de humo vigente, toda la instalación eléctrica bajo resguardo tubo </w:t>
+            </w:r>
+            <w:proofErr w:type="spellStart"/>
+            <w:r>
+              <w:rPr>
+                <w:rFonts w:cstheme="minorHAnsi"/>
+                <w:color w:val="000000" w:themeColor="text1"/>
+              </w:rPr>
+              <w:t>conduit</w:t>
+            </w:r>
+            <w:proofErr w:type="spellEnd"/>
+            <w:r>
+              <w:rPr>
+                <w:rFonts w:cstheme="minorHAnsi"/>
+                <w:color w:val="000000" w:themeColor="text1"/>
+              </w:rPr>
+              <w:t>, señalizado en sus tableros de control, con sistema de ventilación adecuado.</w:t>
+            </w:r>
+          </w:p>
+        </w:tc>
+        <w:tc>
+          <w:tcPr>
+            <w:tcW w:w="4414" w:type="dxa"/>
+            <w:vAlign w:val="center"/>
+          </w:tcPr>
+          <w:p>
+            <w:pPr>
+              <w:pStyle w:val="Prrafodelista"/>
+              <w:spacing w:after="0" w:line="360" w:lineRule="auto"/>
+              <w:ind w:left="0"/>
+              <w:jc w:val="center"/>
+              <w:rPr>
+                <w:rFonts w:cstheme="minorHAnsi"/>
+                <w:color w:val="000000" w:themeColor="text1"/>
+              </w:rPr>
+            </w:pPr>
+            <w:proofErr w:type="gramStart"/>
+            <w:r>
+              <w:rPr>
+                <w:rFonts w:cstheme="minorHAnsi"/>
+                <w:color w:val="000000" w:themeColor="text1"/>
+              </w:rPr>
+              <w:t>{{ site</w:t>
+            </w:r>
+            <w:proofErr w:type="gramEnd"/>
+            <w:r>
+              <w:rPr>
+                <w:rFonts w:cstheme="minorHAnsi"/>
+                <w:color w:val="000000" w:themeColor="text1"/>
+              </w:rPr>
+              <w:t xml:space="preserve"> }}</w:t>
+            </w:r>
+          </w:p>
+        </w:tc>
+      </w:tr>
+    </w:tbl>
     <w:p>
       <w:pPr>
         <w:sectPr>
-          <w:headerReference w:type="even" r:id="rId7"/>
-          <w:headerReference w:type="default" r:id="rId8"/>
-          <w:footerReference w:type="even" r:id="rId9"/>
-          <w:footerReference w:type="default" r:id="rId10"/>
-          <w:headerReference w:type="first" r:id="rId11"/>
-          <w:footerReference w:type="first" r:id="rId12"/>
+          <w:headerReference w:type="default" r:id="rId7"/>
+          <w:footerReference w:type="default" r:id="rId8"/>
           <w:pgSz w:w="12240" w:h="15840" w:code="1"/>
-          <w:pgMar w:top="1417" w:right="1701" w:bottom="1417" w:left="1701" w:header="426" w:footer="535" w:gutter="0"/>
+          <w:pgMar w:top="1417" w:right="1701" w:bottom="1417" w:left="1701" w:header="426" w:footer="0" w:gutter="0"/>
           <w:cols w:space="708"/>
           <w:docGrid w:linePitch="360"/>
         </w:sectPr>
@@ -2063,11 +2680,11 @@
       </w:pPr>
     </w:p>
     <w:sectPr>
-      <w:headerReference w:type="default" r:id="rId13"/>
-      <w:footerReference w:type="default" r:id="rId14"/>
+      <w:headerReference w:type="default" r:id="rId9"/>
+      <w:footerReference w:type="default" r:id="rId10"/>
       <w:type w:val="continuous"/>
       <w:pgSz w:w="12240" w:h="15840" w:code="1"/>
-      <w:pgMar w:top="1417" w:right="1701" w:bottom="1417" w:left="1701" w:header="426" w:footer="920" w:gutter="0"/>
+      <w:pgMar w:top="1417" w:right="1701" w:bottom="1417" w:left="1701" w:header="426" w:footer="190" w:gutter="0"/>
       <w:pgNumType w:start="0"/>
       <w:cols w:space="708"/>
       <w:titlePg/>
@@ -2111,6 +2728,512 @@
 
 <file path=word/footer1.xml><?xml version="1.0" encoding="utf-8"?>
 <w:ftr xmlns:wpc="http://schemas.microsoft.com/office/word/2010/wordprocessingCanvas" xmlns:cx="http://schemas.microsoft.com/office/drawing/2014/chartex" xmlns:cx1="http://schemas.microsoft.com/office/drawing/2015/9/8/chartex" xmlns:cx2="http://schemas.microsoft.com/office/drawing/2015/10/21/chartex" xmlns:cx3="http://schemas.microsoft.com/office/drawing/2016/5/9/chartex" xmlns:cx4="http://schemas.microsoft.com/office/drawing/2016/5/10/chartex" xmlns:cx5="http://schemas.microsoft.com/office/drawing/2016/5/11/chartex" xmlns:cx6="http://schemas.microsoft.com/office/drawing/2016/5/12/chartex" xmlns:cx7="http://schemas.microsoft.com/office/drawing/2016/5/13/chartex" xmlns:cx8="http://schemas.microsoft.com/office/drawing/2016/5/14/chartex" xmlns:mc="http://schemas.openxmlformats.org/markup-compatibility/2006" xmlns:aink="http://schemas.microsoft.com/office/drawing/2016/ink" xmlns:am3d="http://schemas.microsoft.com/office/drawing/2017/model3d" xmlns:o="urn:schemas-microsoft-com:office:office" xmlns:oel="http://schemas.microsoft.com/office/2019/extlst" xmlns:r="http://schemas.openxmlformats.org/officeDocument/2006/relationships" xmlns:m="http://schemas.openxmlformats.org/officeDocument/2006/math" xmlns:v="urn:schemas-microsoft-com:vml" xmlns:wp14="http://schemas.microsoft.com/office/word/2010/wordprocessingDrawing" xmlns:wp="http://schemas.openxmlformats.org/drawingml/2006/wordprocessingDrawing" xmlns:w10="urn:schemas-microsoft-com:office:word" xmlns:w="http://schemas.openxmlformats.org/wordprocessingml/2006/main" xmlns:w14="http://schemas.microsoft.com/office/word/2010/wordml" xmlns:w15="http://schemas.microsoft.com/office/word/2012/wordml" xmlns:w16cex="http://schemas.microsoft.com/office/word/2018/wordml/cex" xmlns:w16cid="http://schemas.microsoft.com/office/word/2016/wordml/cid" xmlns:w16="http://schemas.microsoft.com/office/word/2018/wordml" xmlns:w16du="http://schemas.microsoft.com/office/word/2023/wordml/word16du" xmlns:w16sdtdh="http://schemas.microsoft.com/office/word/2020/wordml/sdtdatahash" xmlns:w16sdtfl="http://schemas.microsoft.com/office/word/2024/wordml/sdtformatlock" xmlns:w16se="http://schemas.microsoft.com/office/word/2015/wordml/symex" xmlns:wpg="http://schemas.microsoft.com/office/word/2010/wordprocessingGroup" xmlns:wpi="http://schemas.microsoft.com/office/word/2010/wordprocessingInk" xmlns:wne="http://schemas.microsoft.com/office/word/2006/wordml" xmlns:wps="http://schemas.microsoft.com/office/word/2010/wordprocessingShape" mc:Ignorable="w14 w15 w16se w16cid w16 w16cex w16sdtdh w16sdtfl w16du wp14">
+  <w:sdt>
+    <w:sdtPr>
+      <w:id w:val="-1610963637"/>
+      <w:docPartObj>
+        <w:docPartGallery w:val="Page Numbers (Bottom of Page)"/>
+        <w:docPartUnique/>
+      </w:docPartObj>
+    </w:sdtPr>
+    <w:sdtEndPr/>
+    <w:sdtContent>
+      <w:sdt>
+        <w:sdtPr>
+          <w:id w:val="-1760908679"/>
+          <w:docPartObj>
+            <w:docPartGallery w:val="Page Numbers (Top of Page)"/>
+            <w:docPartUnique/>
+          </w:docPartObj>
+        </w:sdtPr>
+        <w:sdtEndPr/>
+        <w:sdtContent>
+          <w:p>
+            <w:pPr>
+              <w:pStyle w:val="Piedepgina"/>
+            </w:pPr>
+            <w:r>
+              <w:rPr>
+                <w:noProof/>
+                <w:lang w:eastAsia="es-MX"/>
+              </w:rPr>
+              <w:drawing>
+                <wp:anchor distT="0" distB="0" distL="114300" distR="114300" simplePos="0" relativeHeight="251660291" behindDoc="1" locked="0" layoutInCell="1" allowOverlap="1" wp14:anchorId="12371BB7" wp14:editId="0800C64E">
+                  <wp:simplePos x="0" y="0"/>
+                  <wp:positionH relativeFrom="margin">
+                    <wp:posOffset>-1089660</wp:posOffset>
+                  </wp:positionH>
+                  <wp:positionV relativeFrom="paragraph">
+                    <wp:posOffset>197062</wp:posOffset>
+                  </wp:positionV>
+                  <wp:extent cx="7781925" cy="1066800"/>
+                  <wp:effectExtent l="0" t="0" r="9525" b="0"/>
+                  <wp:wrapNone/>
+                  <wp:docPr id="1244616734" name="Imagen 1244616734" descr="H:\GRUPO MILANO\FRANJA-03-03.png"/>
+                  <wp:cNvGraphicFramePr>
+                    <a:graphicFrameLocks xmlns:a="http://schemas.openxmlformats.org/drawingml/2006/main" noChangeAspect="1"/>
+                  </wp:cNvGraphicFramePr>
+                  <a:graphic xmlns:a="http://schemas.openxmlformats.org/drawingml/2006/main">
+                    <a:graphicData uri="http://schemas.openxmlformats.org/drawingml/2006/picture">
+                      <pic:pic xmlns:pic="http://schemas.openxmlformats.org/drawingml/2006/picture">
+                        <pic:nvPicPr>
+                          <pic:cNvPr id="0" name="Picture 3" descr="H:\GRUPO MILANO\FRANJA-03-03.png"/>
+                          <pic:cNvPicPr>
+                            <a:picLocks noChangeAspect="1" noChangeArrowheads="1"/>
+                          </pic:cNvPicPr>
+                        </pic:nvPicPr>
+                        <pic:blipFill rotWithShape="1">
+                          <a:blip r:embed="rId1" cstate="print">
+                            <a:extLst>
+                              <a:ext uri="{28A0092B-C50C-407E-A947-70E740481C1C}">
+                                <a14:useLocalDpi xmlns:a14="http://schemas.microsoft.com/office/drawing/2010/main" val="0"/>
+                              </a:ext>
+                            </a:extLst>
+                          </a:blip>
+                          <a:srcRect t="87861"/>
+                          <a:stretch/>
+                        </pic:blipFill>
+                        <pic:spPr bwMode="auto">
+                          <a:xfrm>
+                            <a:off x="0" y="0"/>
+                            <a:ext cx="7781925" cy="1066800"/>
+                          </a:xfrm>
+                          <a:prstGeom prst="rect">
+                            <a:avLst/>
+                          </a:prstGeom>
+                          <a:noFill/>
+                          <a:ln>
+                            <a:noFill/>
+                          </a:ln>
+                          <a:extLst>
+                            <a:ext uri="{53640926-AAD7-44D8-BBD7-CCE9431645EC}">
+                              <a14:shadowObscured xmlns:a14="http://schemas.microsoft.com/office/drawing/2010/main"/>
+                            </a:ext>
+                          </a:extLst>
+                        </pic:spPr>
+                      </pic:pic>
+                    </a:graphicData>
+                  </a:graphic>
+                  <wp14:sizeRelH relativeFrom="page">
+                    <wp14:pctWidth>0</wp14:pctWidth>
+                  </wp14:sizeRelH>
+                  <wp14:sizeRelV relativeFrom="page">
+                    <wp14:pctHeight>0</wp14:pctHeight>
+                  </wp14:sizeRelV>
+                </wp:anchor>
+              </w:drawing>
+            </w:r>
+            <w:r>
+              <w:rPr>
+                <w:lang w:val="es-ES"/>
+              </w:rPr>
+              <w:t xml:space="preserve">Página </w:t>
+            </w:r>
+            <w:r>
+              <w:rPr>
+                <w:b/>
+                <w:bCs/>
+                <w:sz w:val="24"/>
+                <w:szCs w:val="24"/>
+              </w:rPr>
+              <w:fldChar w:fldCharType="begin"/>
+            </w:r>
+            <w:r>
+              <w:rPr>
+                <w:b/>
+                <w:bCs/>
+              </w:rPr>
+              <w:instrText>PAGE</w:instrText>
+            </w:r>
+            <w:r>
+              <w:rPr>
+                <w:b/>
+                <w:bCs/>
+                <w:sz w:val="24"/>
+                <w:szCs w:val="24"/>
+              </w:rPr>
+              <w:fldChar w:fldCharType="separate"/>
+            </w:r>
+            <w:r>
+              <w:rPr>
+                <w:b/>
+                <w:bCs/>
+                <w:sz w:val="24"/>
+                <w:szCs w:val="24"/>
+              </w:rPr>
+              <w:t>1</w:t>
+            </w:r>
+            <w:r>
+              <w:rPr>
+                <w:b/>
+                <w:bCs/>
+                <w:sz w:val="24"/>
+                <w:szCs w:val="24"/>
+              </w:rPr>
+              <w:fldChar w:fldCharType="end"/>
+            </w:r>
+            <w:r>
+              <w:rPr>
+                <w:lang w:val="es-ES"/>
+              </w:rPr>
+              <w:t xml:space="preserve"> de </w:t>
+            </w:r>
+            <w:r>
+              <w:rPr>
+                <w:b/>
+                <w:bCs/>
+                <w:sz w:val="24"/>
+                <w:szCs w:val="24"/>
+              </w:rPr>
+              <w:fldChar w:fldCharType="begin"/>
+            </w:r>
+            <w:r>
+              <w:rPr>
+                <w:b/>
+                <w:bCs/>
+              </w:rPr>
+              <w:instrText>NUMPAGES</w:instrText>
+            </w:r>
+            <w:r>
+              <w:rPr>
+                <w:b/>
+                <w:bCs/>
+                <w:sz w:val="24"/>
+                <w:szCs w:val="24"/>
+              </w:rPr>
+              <w:fldChar w:fldCharType="separate"/>
+            </w:r>
+            <w:r>
+              <w:rPr>
+                <w:b/>
+                <w:bCs/>
+                <w:sz w:val="24"/>
+                <w:szCs w:val="24"/>
+              </w:rPr>
+              <w:t>3</w:t>
+            </w:r>
+            <w:r>
+              <w:rPr>
+                <w:b/>
+                <w:bCs/>
+                <w:sz w:val="24"/>
+                <w:szCs w:val="24"/>
+              </w:rPr>
+              <w:fldChar w:fldCharType="end"/>
+            </w:r>
+          </w:p>
+        </w:sdtContent>
+      </w:sdt>
+    </w:sdtContent>
+  </w:sdt>
+  <w:p>
+    <w:pPr>
+      <w:tabs>
+        <w:tab w:val="center" w:pos="4419"/>
+        <w:tab w:val="right" w:pos="7655"/>
+        <w:tab w:val="left" w:pos="9639"/>
+      </w:tabs>
+      <w:spacing w:after="0" w:line="240" w:lineRule="auto"/>
+      <w:ind w:right="474"/>
+      <w:jc w:val="right"/>
+      <w:rPr>
+        <w:rFonts w:ascii="Calibri" w:eastAsia="Times New Roman" w:hAnsi="Calibri" w:cs="Times New Roman"/>
+        <w:b/>
+        <w:sz w:val="20"/>
+        <w:lang w:eastAsia="es-MX"/>
+      </w:rPr>
+    </w:pPr>
+    <w:r>
+      <w:rPr>
+        <w:rFonts w:ascii="Calibri" w:eastAsia="Times New Roman" w:hAnsi="Calibri" w:cs="Times New Roman"/>
+        <w:noProof/>
+        <w:lang w:eastAsia="es-MX"/>
+      </w:rPr>
+      <w:drawing>
+        <wp:anchor distT="0" distB="0" distL="114300" distR="114300" simplePos="0" relativeHeight="251661315" behindDoc="1" locked="0" layoutInCell="1" allowOverlap="1" wp14:anchorId="007CD8D4" wp14:editId="081E5624">
+          <wp:simplePos x="0" y="0"/>
+          <wp:positionH relativeFrom="column">
+            <wp:posOffset>4334933</wp:posOffset>
+          </wp:positionH>
+          <wp:positionV relativeFrom="paragraph">
+            <wp:posOffset>8255</wp:posOffset>
+          </wp:positionV>
+          <wp:extent cx="742950" cy="468630"/>
+          <wp:effectExtent l="0" t="0" r="0" b="7620"/>
+          <wp:wrapNone/>
+          <wp:docPr id="1582674418" name="Imagen 1582674418" descr="Logotipo&#10;&#10;El contenido generado por IA puede ser incorrecto."/>
+          <wp:cNvGraphicFramePr>
+            <a:graphicFrameLocks xmlns:a="http://schemas.openxmlformats.org/drawingml/2006/main" noChangeAspect="1"/>
+          </wp:cNvGraphicFramePr>
+          <a:graphic xmlns:a="http://schemas.openxmlformats.org/drawingml/2006/main">
+            <a:graphicData uri="http://schemas.openxmlformats.org/drawingml/2006/picture">
+              <pic:pic xmlns:pic="http://schemas.openxmlformats.org/drawingml/2006/picture">
+                <pic:nvPicPr>
+                  <pic:cNvPr id="1479511559" name="Imagen 1479511559" descr="Logotipo&#10;&#10;El contenido generado por IA puede ser incorrecto."/>
+                  <pic:cNvPicPr>
+                    <a:picLocks noChangeAspect="1" noChangeArrowheads="1"/>
+                  </pic:cNvPicPr>
+                </pic:nvPicPr>
+                <pic:blipFill>
+                  <a:blip r:embed="rId2">
+                    <a:extLst>
+                      <a:ext uri="{28A0092B-C50C-407E-A947-70E740481C1C}">
+                        <a14:useLocalDpi xmlns:a14="http://schemas.microsoft.com/office/drawing/2010/main" val="0"/>
+                      </a:ext>
+                    </a:extLst>
+                  </a:blip>
+                  <a:srcRect/>
+                  <a:stretch>
+                    <a:fillRect/>
+                  </a:stretch>
+                </pic:blipFill>
+                <pic:spPr bwMode="auto">
+                  <a:xfrm>
+                    <a:off x="0" y="0"/>
+                    <a:ext cx="742950" cy="468630"/>
+                  </a:xfrm>
+                  <a:prstGeom prst="rect">
+                    <a:avLst/>
+                  </a:prstGeom>
+                  <a:noFill/>
+                  <a:ln>
+                    <a:noFill/>
+                  </a:ln>
+                </pic:spPr>
+              </pic:pic>
+            </a:graphicData>
+          </a:graphic>
+          <wp14:sizeRelH relativeFrom="page">
+            <wp14:pctWidth>0</wp14:pctWidth>
+          </wp14:sizeRelH>
+          <wp14:sizeRelV relativeFrom="page">
+            <wp14:pctHeight>0</wp14:pctHeight>
+          </wp14:sizeRelV>
+        </wp:anchor>
+      </w:drawing>
+    </w:r>
+    <w:r>
+      <w:rPr>
+        <w:noProof/>
+        <w:lang w:eastAsia="es-MX"/>
+      </w:rPr>
+      <mc:AlternateContent>
+        <mc:Choice Requires="wps">
+          <w:drawing>
+            <wp:anchor distT="0" distB="0" distL="114300" distR="114300" simplePos="0" relativeHeight="251662339" behindDoc="0" locked="0" layoutInCell="1" allowOverlap="1" wp14:anchorId="4A8C1853" wp14:editId="29B4C2E1">
+              <wp:simplePos x="0" y="0"/>
+              <wp:positionH relativeFrom="column">
+                <wp:posOffset>2339763</wp:posOffset>
+              </wp:positionH>
+              <wp:positionV relativeFrom="paragraph">
+                <wp:posOffset>8255</wp:posOffset>
+              </wp:positionV>
+              <wp:extent cx="2006600" cy="548640"/>
+              <wp:effectExtent l="0" t="0" r="0" b="3810"/>
+              <wp:wrapNone/>
+              <wp:docPr id="1448439813" name="Cuadro de texto 4"/>
+              <wp:cNvGraphicFramePr/>
+              <a:graphic xmlns:a="http://schemas.openxmlformats.org/drawingml/2006/main">
+                <a:graphicData uri="http://schemas.microsoft.com/office/word/2010/wordprocessingShape">
+                  <wps:wsp>
+                    <wps:cNvSpPr txBox="1"/>
+                    <wps:spPr>
+                      <a:xfrm>
+                        <a:off x="0" y="0"/>
+                        <a:ext cx="2006600" cy="548640"/>
+                      </a:xfrm>
+                      <a:prstGeom prst="rect">
+                        <a:avLst/>
+                      </a:prstGeom>
+                      <a:noFill/>
+                      <a:ln w="6350">
+                        <a:noFill/>
+                      </a:ln>
+                    </wps:spPr>
+                    <wps:txbx>
+                      <w:txbxContent>
+                        <w:p>
+                          <w:pPr>
+                            <w:spacing w:after="0" w:line="240" w:lineRule="auto"/>
+                            <w:jc w:val="right"/>
+                            <w:rPr>
+                              <w:sz w:val="18"/>
+                              <w:szCs w:val="18"/>
+                            </w:rPr>
+                          </w:pPr>
+                          <w:r>
+                            <w:rPr>
+                              <w:sz w:val="18"/>
+                              <w:szCs w:val="18"/>
+                            </w:rPr>
+                            <w:t>CONSULTOR: NOE MORA RAMIREZ</w:t>
+                          </w:r>
+                        </w:p>
+                        <w:p>
+                          <w:pPr>
+                            <w:spacing w:after="0" w:line="240" w:lineRule="auto"/>
+                            <w:jc w:val="right"/>
+                            <w:rPr>
+                              <w:sz w:val="18"/>
+                              <w:szCs w:val="18"/>
+                            </w:rPr>
+                          </w:pPr>
+                          <w:r>
+                            <w:rPr>
+                              <w:sz w:val="18"/>
+                              <w:szCs w:val="18"/>
+                            </w:rPr>
+                            <w:t>TELEFONO CELULAR: 2454504055</w:t>
+                          </w:r>
+                        </w:p>
+                        <w:p>
+                          <w:pPr>
+                            <w:spacing w:after="0" w:line="240" w:lineRule="auto"/>
+                            <w:jc w:val="right"/>
+                            <w:rPr>
+                              <w:sz w:val="18"/>
+                              <w:szCs w:val="18"/>
+                            </w:rPr>
+                          </w:pPr>
+                          <w:r>
+                            <w:rPr>
+                              <w:sz w:val="18"/>
+                              <w:szCs w:val="18"/>
+                            </w:rPr>
+                            <w:t>CORREO: halcon_noe@yahoo.com.mx</w:t>
+                          </w:r>
+                        </w:p>
+                      </w:txbxContent>
+                    </wps:txbx>
+                    <wps:bodyPr rot="0" spcFirstLastPara="0" vertOverflow="overflow" horzOverflow="overflow" vert="horz" wrap="square" lIns="91440" tIns="45720" rIns="91440" bIns="45720" numCol="1" spcCol="0" rtlCol="0" fromWordArt="0" anchor="t" anchorCtr="0" forceAA="0" compatLnSpc="1">
+                      <a:prstTxWarp prst="textNoShape">
+                        <a:avLst/>
+                      </a:prstTxWarp>
+                      <a:noAutofit/>
+                    </wps:bodyPr>
+                  </wps:wsp>
+                </a:graphicData>
+              </a:graphic>
+              <wp14:sizeRelH relativeFrom="margin">
+                <wp14:pctWidth>0</wp14:pctWidth>
+              </wp14:sizeRelH>
+              <wp14:sizeRelV relativeFrom="margin">
+                <wp14:pctHeight>0</wp14:pctHeight>
+              </wp14:sizeRelV>
+            </wp:anchor>
+          </w:drawing>
+        </mc:Choice>
+        <mc:Fallback>
+          <w:pict>
+            <v:shapetype w14:anchorId="4A8C1853" id="_x0000_t202" coordsize="21600,21600" o:spt="202" path="m,l,21600r21600,l21600,xe">
+              <v:stroke joinstyle="miter"/>
+              <v:path gradientshapeok="t" o:connecttype="rect"/>
+            </v:shapetype>
+            <v:shape id="Cuadro de texto 4" o:spid="_x0000_s1026" type="#_x0000_t202" style="position:absolute;left:0;text-align:left;margin-left:184.25pt;margin-top:.65pt;width:158pt;height:43.2pt;z-index:251662339;visibility:visible;mso-wrap-style:square;mso-width-percent:0;mso-height-percent:0;mso-wrap-distance-left:9pt;mso-wrap-distance-top:0;mso-wrap-distance-right:9pt;mso-wrap-distance-bottom:0;mso-position-horizontal:absolute;mso-position-horizontal-relative:text;mso-position-vertical:absolute;mso-position-vertical-relative:text;mso-width-percent:0;mso-height-percent:0;mso-width-relative:margin;mso-height-relative:margin;v-text-anchor:top" o:gfxdata="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" filled="f" stroked="f" strokeweight=".5pt">
+              <v:textbox>
+                <w:txbxContent>
+                  <w:p>
+                    <w:pPr>
+                      <w:spacing w:after="0" w:line="240" w:lineRule="auto"/>
+                      <w:jc w:val="right"/>
+                      <w:rPr>
+                        <w:sz w:val="18"/>
+                        <w:szCs w:val="18"/>
+                      </w:rPr>
+                    </w:pPr>
+                    <w:r>
+                      <w:rPr>
+                        <w:sz w:val="18"/>
+                        <w:szCs w:val="18"/>
+                      </w:rPr>
+                      <w:t>CONSULTOR: NOE MORA RAMIREZ</w:t>
+                    </w:r>
+                  </w:p>
+                  <w:p>
+                    <w:pPr>
+                      <w:spacing w:after="0" w:line="240" w:lineRule="auto"/>
+                      <w:jc w:val="right"/>
+                      <w:rPr>
+                        <w:sz w:val="18"/>
+                        <w:szCs w:val="18"/>
+                      </w:rPr>
+                    </w:pPr>
+                    <w:r>
+                      <w:rPr>
+                        <w:sz w:val="18"/>
+                        <w:szCs w:val="18"/>
+                      </w:rPr>
+                      <w:t>TELEFONO CELULAR: 2454504055</w:t>
+                    </w:r>
+                  </w:p>
+                  <w:p>
+                    <w:pPr>
+                      <w:spacing w:after="0" w:line="240" w:lineRule="auto"/>
+                      <w:jc w:val="right"/>
+                      <w:rPr>
+                        <w:sz w:val="18"/>
+                        <w:szCs w:val="18"/>
+                      </w:rPr>
+                    </w:pPr>
+                    <w:r>
+                      <w:rPr>
+                        <w:sz w:val="18"/>
+                        <w:szCs w:val="18"/>
+                      </w:rPr>
+                      <w:t>CORREO: halcon_noe@yahoo.com.mx</w:t>
+                    </w:r>
+                  </w:p>
+                </w:txbxContent>
+              </v:textbox>
+            </v:shape>
+          </w:pict>
+        </mc:Fallback>
+      </mc:AlternateContent>
+    </w:r>
+  </w:p>
+  <w:p>
+    <w:pPr>
+      <w:tabs>
+        <w:tab w:val="center" w:pos="4419"/>
+        <w:tab w:val="right" w:pos="7655"/>
+        <w:tab w:val="left" w:pos="9639"/>
+      </w:tabs>
+      <w:spacing w:after="0" w:line="240" w:lineRule="auto"/>
+      <w:ind w:right="474"/>
+      <w:jc w:val="right"/>
+      <w:rPr>
+        <w:rFonts w:ascii="Calibri" w:eastAsia="Times New Roman" w:hAnsi="Calibri" w:cs="Times New Roman"/>
+        <w:b/>
+        <w:sz w:val="20"/>
+        <w:lang w:eastAsia="es-MX"/>
+      </w:rPr>
+    </w:pPr>
+  </w:p>
+  <w:p>
+    <w:pPr>
+      <w:tabs>
+        <w:tab w:val="left" w:pos="3960"/>
+        <w:tab w:val="right" w:pos="7655"/>
+        <w:tab w:val="left" w:pos="9639"/>
+      </w:tabs>
+      <w:spacing w:after="0" w:line="240" w:lineRule="auto"/>
+      <w:ind w:right="474"/>
+      <w:jc w:val="right"/>
+      <w:rPr>
+        <w:rFonts w:ascii="Calibri" w:eastAsia="Times New Roman" w:hAnsi="Calibri" w:cs="Times New Roman"/>
+        <w:b/>
+        <w:sz w:val="20"/>
+        <w:u w:val="single"/>
+        <w:lang w:eastAsia="es-MX"/>
+      </w:rPr>
+    </w:pPr>
+  </w:p>
+  <w:p/>
+  <w:p>
+    <w:pPr>
+      <w:pStyle w:val="Piedepgina"/>
+    </w:pPr>
+  </w:p>
   <w:p>
     <w:pPr>
       <w:pStyle w:val="Piedepgina"/>
@@ -2120,124 +3243,6 @@
 </file>
 
 <file path=word/footer2.xml><?xml version="1.0" encoding="utf-8"?>
-<w:ftr xmlns:wpc="http://schemas.microsoft.com/office/word/2010/wordprocessingCanvas" xmlns:cx="http://schemas.microsoft.com/office/drawing/2014/chartex" xmlns:cx1="http://schemas.microsoft.com/office/drawing/2015/9/8/chartex" xmlns:cx2="http://schemas.microsoft.com/office/drawing/2015/10/21/chartex" xmlns:cx3="http://schemas.microsoft.com/office/drawing/2016/5/9/chartex" xmlns:cx4="http://schemas.microsoft.com/office/drawing/2016/5/10/chartex" xmlns:cx5="http://schemas.microsoft.com/office/drawing/2016/5/11/chartex" xmlns:cx6="http://schemas.microsoft.com/office/drawing/2016/5/12/chartex" xmlns:cx7="http://schemas.microsoft.com/office/drawing/2016/5/13/chartex" xmlns:cx8="http://schemas.microsoft.com/office/drawing/2016/5/14/chartex" xmlns:mc="http://schemas.openxmlformats.org/markup-compatibility/2006" xmlns:aink="http://schemas.microsoft.com/office/drawing/2016/ink" xmlns:am3d="http://schemas.microsoft.com/office/drawing/2017/model3d" xmlns:o="urn:schemas-microsoft-com:office:office" xmlns:oel="http://schemas.microsoft.com/office/2019/extlst" xmlns:r="http://schemas.openxmlformats.org/officeDocument/2006/relationships" xmlns:m="http://schemas.openxmlformats.org/officeDocument/2006/math" xmlns:v="urn:schemas-microsoft-com:vml" xmlns:wp14="http://schemas.microsoft.com/office/word/2010/wordprocessingDrawing" xmlns:wp="http://schemas.openxmlformats.org/drawingml/2006/wordprocessingDrawing" xmlns:w10="urn:schemas-microsoft-com:office:word" xmlns:w="http://schemas.openxmlformats.org/wordprocessingml/2006/main" xmlns:w14="http://schemas.microsoft.com/office/word/2010/wordml" xmlns:w15="http://schemas.microsoft.com/office/word/2012/wordml" xmlns:w16cex="http://schemas.microsoft.com/office/word/2018/wordml/cex" xmlns:w16cid="http://schemas.microsoft.com/office/word/2016/wordml/cid" xmlns:w16="http://schemas.microsoft.com/office/word/2018/wordml" xmlns:w16du="http://schemas.microsoft.com/office/word/2023/wordml/word16du" xmlns:w16sdtdh="http://schemas.microsoft.com/office/word/2020/wordml/sdtdatahash" xmlns:w16sdtfl="http://schemas.microsoft.com/office/word/2024/wordml/sdtformatlock" xmlns:w16se="http://schemas.microsoft.com/office/word/2015/wordml/symex" xmlns:wpg="http://schemas.microsoft.com/office/word/2010/wordprocessingGroup" xmlns:wpi="http://schemas.microsoft.com/office/word/2010/wordprocessingInk" xmlns:wne="http://schemas.microsoft.com/office/word/2006/wordml" xmlns:wps="http://schemas.microsoft.com/office/word/2010/wordprocessingShape" mc:Ignorable="w14 w15 w16se w16cid w16 w16cex w16sdtdh w16sdtfl w16du wp14">
-  <w:p>
-    <w:pPr>
-      <w:tabs>
-        <w:tab w:val="center" w:pos="4550"/>
-        <w:tab w:val="left" w:pos="5818"/>
-      </w:tabs>
-      <w:ind w:right="260"/>
-      <w:rPr>
-        <w:color w:val="222A35" w:themeColor="text2" w:themeShade="80"/>
-        <w:sz w:val="20"/>
-        <w:szCs w:val="20"/>
-      </w:rPr>
-    </w:pPr>
-    <w:r>
-      <w:rPr>
-        <w:color w:val="8496B0" w:themeColor="text2" w:themeTint="99"/>
-        <w:spacing w:val="60"/>
-      </w:rPr>
-      <w:t>Página</w:t>
-    </w:r>
-    <w:r>
-      <w:rPr>
-        <w:color w:val="8496B0" w:themeColor="text2" w:themeTint="99"/>
-      </w:rPr>
-      <w:t xml:space="preserve"> </w:t>
-    </w:r>
-    <w:r>
-      <w:rPr>
-        <w:color w:val="323E4F" w:themeColor="text2" w:themeShade="BF"/>
-      </w:rPr>
-      <w:fldChar w:fldCharType="begin"/>
-    </w:r>
-    <w:r>
-      <w:rPr>
-        <w:color w:val="323E4F" w:themeColor="text2" w:themeShade="BF"/>
-      </w:rPr>
-      <w:instrText>PAGE   \* MERGEFORMAT</w:instrText>
-    </w:r>
-    <w:r>
-      <w:rPr>
-        <w:color w:val="323E4F" w:themeColor="text2" w:themeShade="BF"/>
-      </w:rPr>
-      <w:fldChar w:fldCharType="separate"/>
-    </w:r>
-    <w:r>
-      <w:rPr>
-        <w:color w:val="323E4F" w:themeColor="text2" w:themeShade="BF"/>
-      </w:rPr>
-      <w:t>4</w:t>
-    </w:r>
-    <w:r>
-      <w:rPr>
-        <w:color w:val="323E4F" w:themeColor="text2" w:themeShade="BF"/>
-      </w:rPr>
-      <w:fldChar w:fldCharType="end"/>
-    </w:r>
-    <w:r>
-      <w:rPr>
-        <w:color w:val="323E4F" w:themeColor="text2" w:themeShade="BF"/>
-      </w:rPr>
-      <w:t xml:space="preserve"> | </w:t>
-    </w:r>
-    <w:r>
-      <w:rPr>
-        <w:color w:val="323E4F" w:themeColor="text2" w:themeShade="BF"/>
-      </w:rPr>
-      <w:fldChar w:fldCharType="begin"/>
-    </w:r>
-    <w:r>
-      <w:rPr>
-        <w:color w:val="323E4F" w:themeColor="text2" w:themeShade="BF"/>
-      </w:rPr>
-      <w:instrText>NUMPAGES  \* Arabic  \* MERGEFORMAT</w:instrText>
-    </w:r>
-    <w:r>
-      <w:rPr>
-        <w:color w:val="323E4F" w:themeColor="text2" w:themeShade="BF"/>
-      </w:rPr>
-      <w:fldChar w:fldCharType="separate"/>
-    </w:r>
-    <w:r>
-      <w:rPr>
-        <w:color w:val="323E4F" w:themeColor="text2" w:themeShade="BF"/>
-      </w:rPr>
-      <w:t>179</w:t>
-    </w:r>
-    <w:r>
-      <w:rPr>
-        <w:color w:val="323E4F" w:themeColor="text2" w:themeShade="BF"/>
-      </w:rPr>
-      <w:fldChar w:fldCharType="end"/>
-    </w:r>
-  </w:p>
-  <w:p>
-    <w:pPr>
-      <w:pStyle w:val="Piedepgina"/>
-    </w:pPr>
-  </w:p>
-  <w:p>
-    <w:pPr>
-      <w:pStyle w:val="Piedepgina"/>
-    </w:pPr>
-  </w:p>
-</w:ftr>
-</file>
-
-<file path=word/footer3.xml><?xml version="1.0" encoding="utf-8"?>
-<w:ftr xmlns:wpc="http://schemas.microsoft.com/office/word/2010/wordprocessingCanvas" xmlns:cx="http://schemas.microsoft.com/office/drawing/2014/chartex" xmlns:cx1="http://schemas.microsoft.com/office/drawing/2015/9/8/chartex" xmlns:cx2="http://schemas.microsoft.com/office/drawing/2015/10/21/chartex" xmlns:cx3="http://schemas.microsoft.com/office/drawing/2016/5/9/chartex" xmlns:cx4="http://schemas.microsoft.com/office/drawing/2016/5/10/chartex" xmlns:cx5="http://schemas.microsoft.com/office/drawing/2016/5/11/chartex" xmlns:cx6="http://schemas.microsoft.com/office/drawing/2016/5/12/chartex" xmlns:cx7="http://schemas.microsoft.com/office/drawing/2016/5/13/chartex" xmlns:cx8="http://schemas.microsoft.com/office/drawing/2016/5/14/chartex" xmlns:mc="http://schemas.openxmlformats.org/markup-compatibility/2006" xmlns:aink="http://schemas.microsoft.com/office/drawing/2016/ink" xmlns:am3d="http://schemas.microsoft.com/office/drawing/2017/model3d" xmlns:o="urn:schemas-microsoft-com:office:office" xmlns:oel="http://schemas.microsoft.com/office/2019/extlst" xmlns:r="http://schemas.openxmlformats.org/officeDocument/2006/relationships" xmlns:m="http://schemas.openxmlformats.org/officeDocument/2006/math" xmlns:v="urn:schemas-microsoft-com:vml" xmlns:wp14="http://schemas.microsoft.com/office/word/2010/wordprocessingDrawing" xmlns:wp="http://schemas.openxmlformats.org/drawingml/2006/wordprocessingDrawing" xmlns:w10="urn:schemas-microsoft-com:office:word" xmlns:w="http://schemas.openxmlformats.org/wordprocessingml/2006/main" xmlns:w14="http://schemas.microsoft.com/office/word/2010/wordml" xmlns:w15="http://schemas.microsoft.com/office/word/2012/wordml" xmlns:w16cex="http://schemas.microsoft.com/office/word/2018/wordml/cex" xmlns:w16cid="http://schemas.microsoft.com/office/word/2016/wordml/cid" xmlns:w16="http://schemas.microsoft.com/office/word/2018/wordml" xmlns:w16du="http://schemas.microsoft.com/office/word/2023/wordml/word16du" xmlns:w16sdtdh="http://schemas.microsoft.com/office/word/2020/wordml/sdtdatahash" xmlns:w16sdtfl="http://schemas.microsoft.com/office/word/2024/wordml/sdtformatlock" xmlns:w16se="http://schemas.microsoft.com/office/word/2015/wordml/symex" xmlns:wpg="http://schemas.microsoft.com/office/word/2010/wordprocessingGroup" xmlns:wpi="http://schemas.microsoft.com/office/word/2010/wordprocessingInk" xmlns:wne="http://schemas.microsoft.com/office/word/2006/wordml" xmlns:wps="http://schemas.microsoft.com/office/word/2010/wordprocessingShape" mc:Ignorable="w14 w15 w16se w16cid w16 w16cex w16sdtdh w16sdtfl w16du wp14">
-  <w:p>
-    <w:pPr>
-      <w:pStyle w:val="Piedepgina"/>
-    </w:pPr>
-  </w:p>
-</w:ftr>
-</file>
-
-<file path=word/footer4.xml><?xml version="1.0" encoding="utf-8"?>
 <w:ftr xmlns:wpc="http://schemas.microsoft.com/office/word/2010/wordprocessingCanvas" xmlns:cx="http://schemas.microsoft.com/office/drawing/2014/chartex" xmlns:cx1="http://schemas.microsoft.com/office/drawing/2015/9/8/chartex" xmlns:cx2="http://schemas.microsoft.com/office/drawing/2015/10/21/chartex" xmlns:cx3="http://schemas.microsoft.com/office/drawing/2016/5/9/chartex" xmlns:cx4="http://schemas.microsoft.com/office/drawing/2016/5/10/chartex" xmlns:cx5="http://schemas.microsoft.com/office/drawing/2016/5/11/chartex" xmlns:cx6="http://schemas.microsoft.com/office/drawing/2016/5/12/chartex" xmlns:cx7="http://schemas.microsoft.com/office/drawing/2016/5/13/chartex" xmlns:cx8="http://schemas.microsoft.com/office/drawing/2016/5/14/chartex" xmlns:mc="http://schemas.openxmlformats.org/markup-compatibility/2006" xmlns:aink="http://schemas.microsoft.com/office/drawing/2016/ink" xmlns:am3d="http://schemas.microsoft.com/office/drawing/2017/model3d" xmlns:o="urn:schemas-microsoft-com:office:office" xmlns:oel="http://schemas.microsoft.com/office/2019/extlst" xmlns:r="http://schemas.openxmlformats.org/officeDocument/2006/relationships" xmlns:m="http://schemas.openxmlformats.org/officeDocument/2006/math" xmlns:v="urn:schemas-microsoft-com:vml" xmlns:wp14="http://schemas.microsoft.com/office/word/2010/wordprocessingDrawing" xmlns:wp="http://schemas.openxmlformats.org/drawingml/2006/wordprocessingDrawing" xmlns:w10="urn:schemas-microsoft-com:office:word" xmlns:w="http://schemas.openxmlformats.org/wordprocessingml/2006/main" xmlns:w14="http://schemas.microsoft.com/office/word/2010/wordml" xmlns:w15="http://schemas.microsoft.com/office/word/2012/wordml" xmlns:w16cex="http://schemas.microsoft.com/office/word/2018/wordml/cex" xmlns:w16cid="http://schemas.microsoft.com/office/word/2016/wordml/cid" xmlns:w16="http://schemas.microsoft.com/office/word/2018/wordml" xmlns:w16du="http://schemas.microsoft.com/office/word/2023/wordml/word16du" xmlns:w16sdtdh="http://schemas.microsoft.com/office/word/2020/wordml/sdtdatahash" xmlns:w16sdtfl="http://schemas.microsoft.com/office/word/2024/wordml/sdtformatlock" xmlns:w16se="http://schemas.microsoft.com/office/word/2015/wordml/symex" xmlns:wpg="http://schemas.microsoft.com/office/word/2010/wordprocessingGroup" xmlns:wpi="http://schemas.microsoft.com/office/word/2010/wordprocessingInk" xmlns:wne="http://schemas.microsoft.com/office/word/2006/wordml" xmlns:wps="http://schemas.microsoft.com/office/word/2010/wordprocessingShape" mc:Ignorable="w14 w15 w16se w16cid w16 w16cex w16sdtdh w16sdtfl w16du wp14">
   <w:p>
     <w:pPr>
@@ -2269,7 +3274,7 @@
           <wp:extent cx="7781925" cy="914400"/>
           <wp:effectExtent l="0" t="0" r="9525" b="0"/>
           <wp:wrapNone/>
-          <wp:docPr id="824288293" name="Imagen 824288293" descr="H:\GRUPO MILANO\FRANJA-03-03.png"/>
+          <wp:docPr id="2071815519" name="Imagen 2071815519" descr="H:\GRUPO MILANO\FRANJA-03-03.png"/>
           <wp:cNvGraphicFramePr>
             <a:graphicFrameLocks xmlns:a="http://schemas.openxmlformats.org/drawingml/2006/main" noChangeAspect="1"/>
           </wp:cNvGraphicFramePr>
@@ -2341,7 +3346,7 @@
           <wp:extent cx="684530" cy="431800"/>
           <wp:effectExtent l="0" t="0" r="1270" b="6350"/>
           <wp:wrapNone/>
-          <wp:docPr id="1563249338" name="Imagen 1563249338" descr="Logotipo&#10;&#10;Descripción generada automáticamente"/>
+          <wp:docPr id="1157716167" name="Imagen 1157716167" descr="Logotipo&#10;&#10;Descripción generada automáticamente"/>
           <wp:cNvGraphicFramePr>
             <a:graphicFrameLocks xmlns:a="http://schemas.openxmlformats.org/drawingml/2006/main" noChangeAspect="1"/>
           </wp:cNvGraphicFramePr>
@@ -2509,7 +3514,7 @@
               <v:stroke joinstyle="miter"/>
               <v:path gradientshapeok="t" o:connecttype="rect"/>
             </v:shapetype>
-            <v:shape id="Cuadro de texto 4" o:spid="_x0000_s1026" type="#_x0000_t202" style="position:absolute;margin-left:215.65pt;margin-top:.55pt;width:154.8pt;height:38.4pt;z-index:251660288;visibility:visible;mso-wrap-style:square;mso-width-percent:0;mso-height-percent:0;mso-wrap-distance-left:9pt;mso-wrap-distance-top:0;mso-wrap-distance-right:9pt;mso-wrap-distance-bottom:0;mso-position-horizontal:absolute;mso-position-horizontal-relative:text;mso-position-vertical:absolute;mso-position-vertical-relative:text;mso-width-percent:0;mso-height-percent:0;mso-width-relative:margin;mso-height-relative:margin;v-text-anchor:top" o:gfxdata="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" filled="f" stroked="f" strokeweight=".5pt">
+            <v:shape id="_x0000_s1027" type="#_x0000_t202" style="position:absolute;margin-left:215.65pt;margin-top:.55pt;width:154.8pt;height:38.4pt;z-index:251658243;visibility:visible;mso-wrap-style:square;mso-width-percent:0;mso-height-percent:0;mso-wrap-distance-left:9pt;mso-wrap-distance-top:0;mso-wrap-distance-right:9pt;mso-wrap-distance-bottom:0;mso-position-horizontal:absolute;mso-position-horizontal-relative:text;mso-position-vertical:absolute;mso-position-vertical-relative:text;mso-width-percent:0;mso-height-percent:0;mso-width-relative:margin;mso-height-relative:margin;v-text-anchor:top" o:gfxdata="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" filled="f" stroked="f" strokeweight=".5pt">
               <v:textbox>
                 <w:txbxContent>
                   <w:p>
@@ -2691,16 +3696,6 @@
 </file>
 
 <file path=word/header1.xml><?xml version="1.0" encoding="utf-8"?>
-<w:hdr xmlns:wpc="http://schemas.microsoft.com/office/word/2010/wordprocessingCanvas" xmlns:cx="http://schemas.microsoft.com/office/drawing/2014/chartex" xmlns:cx1="http://schemas.microsoft.com/office/drawing/2015/9/8/chartex" xmlns:cx2="http://schemas.microsoft.com/office/drawing/2015/10/21/chartex" xmlns:cx3="http://schemas.microsoft.com/office/drawing/2016/5/9/chartex" xmlns:cx4="http://schemas.microsoft.com/office/drawing/2016/5/10/chartex" xmlns:cx5="http://schemas.microsoft.com/office/drawing/2016/5/11/chartex" xmlns:cx6="http://schemas.microsoft.com/office/drawing/2016/5/12/chartex" xmlns:cx7="http://schemas.microsoft.com/office/drawing/2016/5/13/chartex" xmlns:cx8="http://schemas.microsoft.com/office/drawing/2016/5/14/chartex" xmlns:mc="http://schemas.openxmlformats.org/markup-compatibility/2006" xmlns:aink="http://schemas.microsoft.com/office/drawing/2016/ink" xmlns:am3d="http://schemas.microsoft.com/office/drawing/2017/model3d" xmlns:o="urn:schemas-microsoft-com:office:office" xmlns:oel="http://schemas.microsoft.com/office/2019/extlst" xmlns:r="http://schemas.openxmlformats.org/officeDocument/2006/relationships" xmlns:m="http://schemas.openxmlformats.org/officeDocument/2006/math" xmlns:v="urn:schemas-microsoft-com:vml" xmlns:wp14="http://schemas.microsoft.com/office/word/2010/wordprocessingDrawing" xmlns:wp="http://schemas.openxmlformats.org/drawingml/2006/wordprocessingDrawing" xmlns:w10="urn:schemas-microsoft-com:office:word" xmlns:w="http://schemas.openxmlformats.org/wordprocessingml/2006/main" xmlns:w14="http://schemas.microsoft.com/office/word/2010/wordml" xmlns:w15="http://schemas.microsoft.com/office/word/2012/wordml" xmlns:w16cex="http://schemas.microsoft.com/office/word/2018/wordml/cex" xmlns:w16cid="http://schemas.microsoft.com/office/word/2016/wordml/cid" xmlns:w16="http://schemas.microsoft.com/office/word/2018/wordml" xmlns:w16du="http://schemas.microsoft.com/office/word/2023/wordml/word16du" xmlns:w16sdtdh="http://schemas.microsoft.com/office/word/2020/wordml/sdtdatahash" xmlns:w16sdtfl="http://schemas.microsoft.com/office/word/2024/wordml/sdtformatlock" xmlns:w16se="http://schemas.microsoft.com/office/word/2015/wordml/symex" xmlns:wpg="http://schemas.microsoft.com/office/word/2010/wordprocessingGroup" xmlns:wpi="http://schemas.microsoft.com/office/word/2010/wordprocessingInk" xmlns:wne="http://schemas.microsoft.com/office/word/2006/wordml" xmlns:wps="http://schemas.microsoft.com/office/word/2010/wordprocessingShape" mc:Ignorable="w14 w15 w16se w16cid w16 w16cex w16sdtdh w16sdtfl w16du wp14">
-  <w:p>
-    <w:pPr>
-      <w:pStyle w:val="Encabezado"/>
-    </w:pPr>
-  </w:p>
-</w:hdr>
-</file>
-
-<file path=word/header2.xml><?xml version="1.0" encoding="utf-8"?>
 <w:hdr xmlns:wpc="http://schemas.microsoft.com/office/word/2010/wordprocessingCanvas" xmlns:cx="http://schemas.microsoft.com/office/drawing/2014/chartex" xmlns:cx1="http://schemas.microsoft.com/office/drawing/2015/9/8/chartex" xmlns:cx2="http://schemas.microsoft.com/office/drawing/2015/10/21/chartex" xmlns:cx3="http://schemas.microsoft.com/office/drawing/2016/5/9/chartex" xmlns:cx4="http://schemas.microsoft.com/office/drawing/2016/5/10/chartex" xmlns:cx5="http://schemas.microsoft.com/office/drawing/2016/5/11/chartex" xmlns:cx6="http://schemas.microsoft.com/office/drawing/2016/5/12/chartex" xmlns:cx7="http://schemas.microsoft.com/office/drawing/2016/5/13/chartex" xmlns:cx8="http://schemas.microsoft.com/office/drawing/2016/5/14/chartex" xmlns:mc="http://schemas.openxmlformats.org/markup-compatibility/2006" xmlns:aink="http://schemas.microsoft.com/office/drawing/2016/ink" xmlns:am3d="http://schemas.microsoft.com/office/drawing/2017/model3d" xmlns:o="urn:schemas-microsoft-com:office:office" xmlns:oel="http://schemas.microsoft.com/office/2019/extlst" xmlns:r="http://schemas.openxmlformats.org/officeDocument/2006/relationships" xmlns:m="http://schemas.openxmlformats.org/officeDocument/2006/math" xmlns:v="urn:schemas-microsoft-com:vml" xmlns:wp14="http://schemas.microsoft.com/office/word/2010/wordprocessingDrawing" xmlns:wp="http://schemas.openxmlformats.org/drawingml/2006/wordprocessingDrawing" xmlns:w10="urn:schemas-microsoft-com:office:word" xmlns:w="http://schemas.openxmlformats.org/wordprocessingml/2006/main" xmlns:w14="http://schemas.microsoft.com/office/word/2010/wordml" xmlns:w15="http://schemas.microsoft.com/office/word/2012/wordml" xmlns:w16cex="http://schemas.microsoft.com/office/word/2018/wordml/cex" xmlns:w16cid="http://schemas.microsoft.com/office/word/2016/wordml/cid" xmlns:w16="http://schemas.microsoft.com/office/word/2018/wordml" xmlns:w16du="http://schemas.microsoft.com/office/word/2023/wordml/word16du" xmlns:w16sdtdh="http://schemas.microsoft.com/office/word/2020/wordml/sdtdatahash" xmlns:w16sdtfl="http://schemas.microsoft.com/office/word/2024/wordml/sdtformatlock" xmlns:w16se="http://schemas.microsoft.com/office/word/2015/wordml/symex" xmlns:wpg="http://schemas.microsoft.com/office/word/2010/wordprocessingGroup" xmlns:wpi="http://schemas.microsoft.com/office/word/2010/wordprocessingInk" xmlns:wne="http://schemas.microsoft.com/office/word/2006/wordml" xmlns:wps="http://schemas.microsoft.com/office/word/2010/wordprocessingShape" mc:Ignorable="w14 w15 w16se w16cid w16 w16cex w16sdtdh w16sdtfl w16du wp14">
   <w:tbl>
     <w:tblPr>
@@ -2839,17 +3834,7 @@
 </w:hdr>
 </file>
 
-<file path=word/header3.xml><?xml version="1.0" encoding="utf-8"?>
-<w:hdr xmlns:wpc="http://schemas.microsoft.com/office/word/2010/wordprocessingCanvas" xmlns:cx="http://schemas.microsoft.com/office/drawing/2014/chartex" xmlns:cx1="http://schemas.microsoft.com/office/drawing/2015/9/8/chartex" xmlns:cx2="http://schemas.microsoft.com/office/drawing/2015/10/21/chartex" xmlns:cx3="http://schemas.microsoft.com/office/drawing/2016/5/9/chartex" xmlns:cx4="http://schemas.microsoft.com/office/drawing/2016/5/10/chartex" xmlns:cx5="http://schemas.microsoft.com/office/drawing/2016/5/11/chartex" xmlns:cx6="http://schemas.microsoft.com/office/drawing/2016/5/12/chartex" xmlns:cx7="http://schemas.microsoft.com/office/drawing/2016/5/13/chartex" xmlns:cx8="http://schemas.microsoft.com/office/drawing/2016/5/14/chartex" xmlns:mc="http://schemas.openxmlformats.org/markup-compatibility/2006" xmlns:aink="http://schemas.microsoft.com/office/drawing/2016/ink" xmlns:am3d="http://schemas.microsoft.com/office/drawing/2017/model3d" xmlns:o="urn:schemas-microsoft-com:office:office" xmlns:oel="http://schemas.microsoft.com/office/2019/extlst" xmlns:r="http://schemas.openxmlformats.org/officeDocument/2006/relationships" xmlns:m="http://schemas.openxmlformats.org/officeDocument/2006/math" xmlns:v="urn:schemas-microsoft-com:vml" xmlns:wp14="http://schemas.microsoft.com/office/word/2010/wordprocessingDrawing" xmlns:wp="http://schemas.openxmlformats.org/drawingml/2006/wordprocessingDrawing" xmlns:w10="urn:schemas-microsoft-com:office:word" xmlns:w="http://schemas.openxmlformats.org/wordprocessingml/2006/main" xmlns:w14="http://schemas.microsoft.com/office/word/2010/wordml" xmlns:w15="http://schemas.microsoft.com/office/word/2012/wordml" xmlns:w16cex="http://schemas.microsoft.com/office/word/2018/wordml/cex" xmlns:w16cid="http://schemas.microsoft.com/office/word/2016/wordml/cid" xmlns:w16="http://schemas.microsoft.com/office/word/2018/wordml" xmlns:w16du="http://schemas.microsoft.com/office/word/2023/wordml/word16du" xmlns:w16sdtdh="http://schemas.microsoft.com/office/word/2020/wordml/sdtdatahash" xmlns:w16sdtfl="http://schemas.microsoft.com/office/word/2024/wordml/sdtformatlock" xmlns:w16se="http://schemas.microsoft.com/office/word/2015/wordml/symex" xmlns:wpg="http://schemas.microsoft.com/office/word/2010/wordprocessingGroup" xmlns:wpi="http://schemas.microsoft.com/office/word/2010/wordprocessingInk" xmlns:wne="http://schemas.microsoft.com/office/word/2006/wordml" xmlns:wps="http://schemas.microsoft.com/office/word/2010/wordprocessingShape" mc:Ignorable="w14 w15 w16se w16cid w16 w16cex w16sdtdh w16sdtfl w16du wp14">
-  <w:p>
-    <w:pPr>
-      <w:pStyle w:val="Encabezado"/>
-    </w:pPr>
-  </w:p>
-</w:hdr>
-</file>
-
-<file path=word/header4.xml><?xml version="1.0" encoding="utf-8"?>
+<file path=word/header2.xml><?xml version="1.0" encoding="utf-8"?>
 <w:hdr xmlns:wpc="http://schemas.microsoft.com/office/word/2010/wordprocessingCanvas" xmlns:cx="http://schemas.microsoft.com/office/drawing/2014/chartex" xmlns:cx1="http://schemas.microsoft.com/office/drawing/2015/9/8/chartex" xmlns:cx2="http://schemas.microsoft.com/office/drawing/2015/10/21/chartex" xmlns:cx3="http://schemas.microsoft.com/office/drawing/2016/5/9/chartex" xmlns:cx4="http://schemas.microsoft.com/office/drawing/2016/5/10/chartex" xmlns:cx5="http://schemas.microsoft.com/office/drawing/2016/5/11/chartex" xmlns:cx6="http://schemas.microsoft.com/office/drawing/2016/5/12/chartex" xmlns:cx7="http://schemas.microsoft.com/office/drawing/2016/5/13/chartex" xmlns:cx8="http://schemas.microsoft.com/office/drawing/2016/5/14/chartex" xmlns:mc="http://schemas.openxmlformats.org/markup-compatibility/2006" xmlns:aink="http://schemas.microsoft.com/office/drawing/2016/ink" xmlns:am3d="http://schemas.microsoft.com/office/drawing/2017/model3d" xmlns:o="urn:schemas-microsoft-com:office:office" xmlns:oel="http://schemas.microsoft.com/office/2019/extlst" xmlns:r="http://schemas.openxmlformats.org/officeDocument/2006/relationships" xmlns:m="http://schemas.openxmlformats.org/officeDocument/2006/math" xmlns:v="urn:schemas-microsoft-com:vml" xmlns:wp14="http://schemas.microsoft.com/office/word/2010/wordprocessingDrawing" xmlns:wp="http://schemas.openxmlformats.org/drawingml/2006/wordprocessingDrawing" xmlns:w10="urn:schemas-microsoft-com:office:word" xmlns:w="http://schemas.openxmlformats.org/wordprocessingml/2006/main" xmlns:w14="http://schemas.microsoft.com/office/word/2010/wordml" xmlns:w15="http://schemas.microsoft.com/office/word/2012/wordml" xmlns:w16cex="http://schemas.microsoft.com/office/word/2018/wordml/cex" xmlns:w16cid="http://schemas.microsoft.com/office/word/2016/wordml/cid" xmlns:w16="http://schemas.microsoft.com/office/word/2018/wordml" xmlns:w16du="http://schemas.microsoft.com/office/word/2023/wordml/word16du" xmlns:w16sdtdh="http://schemas.microsoft.com/office/word/2020/wordml/sdtdatahash" xmlns:w16sdtfl="http://schemas.microsoft.com/office/word/2024/wordml/sdtformatlock" xmlns:w16se="http://schemas.microsoft.com/office/word/2015/wordml/symex" xmlns:wpg="http://schemas.microsoft.com/office/word/2010/wordprocessingGroup" xmlns:wpi="http://schemas.microsoft.com/office/word/2010/wordprocessingInk" xmlns:wne="http://schemas.microsoft.com/office/word/2006/wordml" xmlns:wps="http://schemas.microsoft.com/office/word/2010/wordprocessingShape" mc:Ignorable="w14 w15 w16se w16cid w16 w16cex w16sdtdh w16sdtfl w16du wp14">
   <w:p>
     <w:pPr>
@@ -2881,7 +3866,7 @@
           <wp:extent cx="891540" cy="891540"/>
           <wp:effectExtent l="0" t="0" r="3810" b="3810"/>
           <wp:wrapNone/>
-          <wp:docPr id="1057032823" name="Imagen 1057032823" descr="Logotipo, nombre de la empresa&#10;&#10;Descripción generada automáticamente"/>
+          <wp:docPr id="1408447513" name="Imagen 1408447513" descr="Logotipo, nombre de la empresa&#10;&#10;Descripción generada automáticamente"/>
           <wp:cNvGraphicFramePr>
             <a:graphicFrameLocks xmlns:a="http://schemas.openxmlformats.org/drawingml/2006/main" noChangeAspect="1"/>
           </wp:cNvGraphicFramePr>
@@ -2937,7 +3922,23 @@
         <w:rFonts w:cstheme="minorHAnsi"/>
         <w:b/>
       </w:rPr>
-      <w:t>**Anio_actual**</w:t>
+      <w:t>**</w:t>
+    </w:r>
+    <w:proofErr w:type="spellStart"/>
+    <w:r>
+      <w:rPr>
+        <w:rFonts w:cstheme="minorHAnsi"/>
+        <w:b/>
+      </w:rPr>
+      <w:t>Anio_actual</w:t>
+    </w:r>
+    <w:proofErr w:type="spellEnd"/>
+    <w:r>
+      <w:rPr>
+        <w:rFonts w:cstheme="minorHAnsi"/>
+        <w:b/>
+      </w:rPr>
+      <w:t>**</w:t>
     </w:r>
   </w:p>
   <w:p>
@@ -2959,7 +3960,23 @@
         <w:rFonts w:cstheme="minorHAnsi"/>
         <w:b/>
       </w:rPr>
-      <w:t>**Razon_social**</w:t>
+      <w:t>**</w:t>
+    </w:r>
+    <w:proofErr w:type="spellStart"/>
+    <w:r>
+      <w:rPr>
+        <w:rFonts w:cstheme="minorHAnsi"/>
+        <w:b/>
+      </w:rPr>
+      <w:t>Razon_social</w:t>
+    </w:r>
+    <w:proofErr w:type="spellEnd"/>
+    <w:r>
+      <w:rPr>
+        <w:rFonts w:cstheme="minorHAnsi"/>
+        <w:b/>
+      </w:rPr>
+      <w:t>**</w:t>
     </w:r>
   </w:p>
   <w:p>
@@ -2976,7 +3993,21 @@
       <w:rPr>
         <w:b/>
       </w:rPr>
-      <w:t>**Nombre_comercial**</w:t>
+      <w:t>**</w:t>
+    </w:r>
+    <w:proofErr w:type="spellStart"/>
+    <w:r>
+      <w:rPr>
+        <w:b/>
+      </w:rPr>
+      <w:t>Nombre_comercial</w:t>
+    </w:r>
+    <w:proofErr w:type="spellEnd"/>
+    <w:r>
+      <w:rPr>
+        <w:b/>
+      </w:rPr>
+      <w:t>**</w:t>
     </w:r>
   </w:p>
 </w:hdr>

--- a/Inputs/Templates/MF General.docx
+++ b/Inputs/Templates/MF General.docx
@@ -50,41 +50,13 @@
         </w:rPr>
         <w:t xml:space="preserve"> </w:t>
       </w:r>
-      <w:proofErr w:type="gramStart"/>
       <w:r>
         <w:rPr>
           <w:rFonts w:cstheme="minorHAnsi"/>
           <w:b/>
           <w:color w:val="000000" w:themeColor="text1"/>
         </w:rPr>
-        <w:t xml:space="preserve">{{ </w:t>
-      </w:r>
-      <w:proofErr w:type="spellStart"/>
-      <w:r>
-        <w:rPr>
-          <w:rFonts w:cstheme="minorHAnsi"/>
-          <w:b/>
-          <w:color w:val="000000" w:themeColor="text1"/>
-        </w:rPr>
-        <w:t>razon</w:t>
-      </w:r>
-      <w:proofErr w:type="gramEnd"/>
-      <w:r>
-        <w:rPr>
-          <w:rFonts w:cstheme="minorHAnsi"/>
-          <w:b/>
-          <w:color w:val="000000" w:themeColor="text1"/>
-        </w:rPr>
-        <w:t>_social</w:t>
-      </w:r>
-      <w:proofErr w:type="spellEnd"/>
-      <w:r>
-        <w:rPr>
-          <w:rFonts w:cstheme="minorHAnsi"/>
-          <w:b/>
-          <w:color w:val="000000" w:themeColor="text1"/>
-        </w:rPr>
-        <w:t xml:space="preserve"> }}</w:t>
+        <w:t>{{ razon_social }}</w:t>
       </w:r>
       <w:r>
         <w:rPr>
@@ -100,25 +72,7 @@
           <w:b/>
           <w:color w:val="000000" w:themeColor="text1"/>
         </w:rPr>
-        <w:t xml:space="preserve">{{ </w:t>
-      </w:r>
-      <w:proofErr w:type="spellStart"/>
-      <w:r>
-        <w:rPr>
-          <w:rFonts w:cstheme="minorHAnsi"/>
-          <w:b/>
-          <w:color w:val="000000" w:themeColor="text1"/>
-        </w:rPr>
-        <w:t>nombre_comercial</w:t>
-      </w:r>
-      <w:proofErr w:type="spellEnd"/>
-      <w:r>
-        <w:rPr>
-          <w:rFonts w:cstheme="minorHAnsi"/>
-          <w:b/>
-          <w:color w:val="000000" w:themeColor="text1"/>
-        </w:rPr>
-        <w:t xml:space="preserve"> }}</w:t>
+        <w:t>{{ nombre_comercial }}</w:t>
       </w:r>
       <w:r>
         <w:rPr>
@@ -194,7 +148,6 @@
         </w:rPr>
         <w:t xml:space="preserve">El horario de atención es de </w:t>
       </w:r>
-      <w:proofErr w:type="gramStart"/>
       <w:r>
         <w:rPr>
           <w:rFonts w:cstheme="minorHAnsi"/>
@@ -202,16 +155,13 @@
         </w:rPr>
         <w:t xml:space="preserve">{{ </w:t>
       </w:r>
-      <w:proofErr w:type="spellStart"/>
       <w:r>
         <w:rPr>
           <w:rFonts w:cstheme="minorHAnsi"/>
           <w:color w:val="000000" w:themeColor="text1"/>
         </w:rPr>
-        <w:t>dias</w:t>
+        <w:t>dias_trabajo</w:t>
       </w:r>
-      <w:proofErr w:type="spellEnd"/>
-      <w:proofErr w:type="gramEnd"/>
       <w:r>
         <w:rPr>
           <w:rFonts w:cstheme="minorHAnsi"/>
@@ -257,21 +207,12 @@
         </w:rPr>
         <w:t xml:space="preserve"> Cuenta con </w:t>
       </w:r>
-      <w:proofErr w:type="gramStart"/>
       <w:r>
         <w:rPr>
           <w:rFonts w:cstheme="minorHAnsi"/>
           <w:color w:val="000000" w:themeColor="text1"/>
         </w:rPr>
-        <w:t>{{ trabajadores</w:t>
-      </w:r>
-      <w:proofErr w:type="gramEnd"/>
-      <w:r>
-        <w:rPr>
-          <w:rFonts w:cstheme="minorHAnsi"/>
-          <w:color w:val="000000" w:themeColor="text1"/>
-        </w:rPr>
-        <w:t xml:space="preserve"> }}</w:t>
+        <w:t>{{ trabajadores }}</w:t>
       </w:r>
       <w:r>
         <w:rPr>
@@ -397,7 +338,6 @@
                 <w:szCs w:val="22"/>
               </w:rPr>
             </w:pPr>
-            <w:proofErr w:type="gramStart"/>
             <w:r>
               <w:rPr>
                 <w:rFonts w:asciiTheme="minorHAnsi" w:hAnsiTheme="minorHAnsi" w:cstheme="minorHAnsi"/>
@@ -405,17 +345,7 @@
                 <w:sz w:val="22"/>
                 <w:szCs w:val="22"/>
               </w:rPr>
-              <w:t>{{ mueble</w:t>
-            </w:r>
-            <w:proofErr w:type="gramEnd"/>
-            <w:r>
-              <w:rPr>
-                <w:rFonts w:asciiTheme="minorHAnsi" w:hAnsiTheme="minorHAnsi" w:cstheme="minorHAnsi"/>
-                <w:color w:val="000000" w:themeColor="text1"/>
-                <w:sz w:val="22"/>
-                <w:szCs w:val="22"/>
-              </w:rPr>
-              <w:t>1 }}</w:t>
+              <w:t>{{ mueble1 }}</w:t>
             </w:r>
           </w:p>
         </w:tc>
@@ -510,7 +440,6 @@
                 <w:szCs w:val="22"/>
               </w:rPr>
             </w:pPr>
-            <w:proofErr w:type="gramStart"/>
             <w:r>
               <w:rPr>
                 <w:rFonts w:asciiTheme="minorHAnsi" w:hAnsiTheme="minorHAnsi" w:cstheme="minorHAnsi"/>
@@ -520,7 +449,6 @@
               </w:rPr>
               <w:t>{{ ruta</w:t>
             </w:r>
-            <w:proofErr w:type="gramEnd"/>
             <w:r>
               <w:rPr>
                 <w:rFonts w:asciiTheme="minorHAnsi" w:hAnsiTheme="minorHAnsi" w:cstheme="minorHAnsi"/>
@@ -610,7 +538,6 @@
                 <w:sz w:val="22"/>
                 <w:szCs w:val="22"/>
               </w:rPr>
-              <w:lastRenderedPageBreak/>
               <w:t>La cantidad de equipos contra incendio se encuentran vigentes.  Se recomienda mantener a 1.50 metros y libres de obstáculos, previa señalamiento informativo</w:t>
             </w:r>
             <w:r>
@@ -646,7 +573,6 @@
                 <w:szCs w:val="22"/>
               </w:rPr>
             </w:pPr>
-            <w:proofErr w:type="gramStart"/>
             <w:r>
               <w:rPr>
                 <w:rFonts w:asciiTheme="minorHAnsi" w:hAnsiTheme="minorHAnsi" w:cstheme="minorHAnsi"/>
@@ -654,17 +580,7 @@
                 <w:sz w:val="22"/>
                 <w:szCs w:val="22"/>
               </w:rPr>
-              <w:t>{{ ext</w:t>
-            </w:r>
-            <w:proofErr w:type="gramEnd"/>
-            <w:r>
-              <w:rPr>
-                <w:rFonts w:asciiTheme="minorHAnsi" w:hAnsiTheme="minorHAnsi" w:cstheme="minorHAnsi"/>
-                <w:color w:val="000000" w:themeColor="text1"/>
-                <w:sz w:val="22"/>
-                <w:szCs w:val="22"/>
-              </w:rPr>
-              <w:t>1 }}</w:t>
+              <w:t>{{ ext1 }}</w:t>
             </w:r>
           </w:p>
         </w:tc>
@@ -685,7 +601,6 @@
                 <w:szCs w:val="22"/>
               </w:rPr>
             </w:pPr>
-            <w:proofErr w:type="gramStart"/>
             <w:r>
               <w:rPr>
                 <w:rFonts w:asciiTheme="minorHAnsi" w:hAnsiTheme="minorHAnsi" w:cstheme="minorHAnsi"/>
@@ -695,7 +610,6 @@
               </w:rPr>
               <w:t>{{ ext</w:t>
             </w:r>
-            <w:proofErr w:type="gramEnd"/>
             <w:r>
               <w:rPr>
                 <w:rFonts w:asciiTheme="minorHAnsi" w:hAnsiTheme="minorHAnsi" w:cstheme="minorHAnsi"/>
@@ -777,7 +691,6 @@
                 <w:szCs w:val="22"/>
               </w:rPr>
             </w:pPr>
-            <w:proofErr w:type="gramStart"/>
             <w:r>
               <w:rPr>
                 <w:rFonts w:asciiTheme="minorHAnsi" w:hAnsiTheme="minorHAnsi" w:cstheme="minorHAnsi"/>
@@ -785,17 +698,7 @@
                 <w:sz w:val="22"/>
                 <w:szCs w:val="22"/>
               </w:rPr>
-              <w:t>{{ techo</w:t>
-            </w:r>
-            <w:proofErr w:type="gramEnd"/>
-            <w:r>
-              <w:rPr>
-                <w:rFonts w:asciiTheme="minorHAnsi" w:hAnsiTheme="minorHAnsi" w:cstheme="minorHAnsi"/>
-                <w:color w:val="000000" w:themeColor="text1"/>
-                <w:sz w:val="22"/>
-                <w:szCs w:val="22"/>
-              </w:rPr>
-              <w:t xml:space="preserve"> }}</w:t>
+              <w:t>{{ techo }}</w:t>
             </w:r>
           </w:p>
         </w:tc>
@@ -860,7 +763,6 @@
                 <w:color w:val="000000" w:themeColor="text1"/>
                 <w:sz w:val="22"/>
                 <w:szCs w:val="22"/>
-                <w:highlight w:val="yellow"/>
               </w:rPr>
             </w:pPr>
             <w:r>
@@ -869,141 +771,6 @@
                 <w:color w:val="000000" w:themeColor="text1"/>
                 <w:sz w:val="22"/>
                 <w:szCs w:val="22"/>
-              </w:rPr>
-              <w:t>Cuenta con instalaciones de gas LP</w:t>
-            </w:r>
-            <w:r>
-              <w:rPr>
-                <w:rFonts w:asciiTheme="minorHAnsi" w:hAnsiTheme="minorHAnsi" w:cstheme="minorHAnsi"/>
-                <w:color w:val="000000" w:themeColor="text1"/>
-                <w:sz w:val="22"/>
-                <w:szCs w:val="22"/>
-              </w:rPr>
-              <w:t xml:space="preserve"> y gas natural</w:t>
-            </w:r>
-            <w:r>
-              <w:rPr>
-                <w:rFonts w:asciiTheme="minorHAnsi" w:hAnsiTheme="minorHAnsi" w:cstheme="minorHAnsi"/>
-                <w:color w:val="000000" w:themeColor="text1"/>
-                <w:sz w:val="22"/>
-                <w:szCs w:val="22"/>
-              </w:rPr>
-              <w:t>, con un</w:t>
-            </w:r>
-            <w:r>
-              <w:rPr>
-                <w:rFonts w:asciiTheme="minorHAnsi" w:hAnsiTheme="minorHAnsi" w:cstheme="minorHAnsi"/>
-                <w:color w:val="000000" w:themeColor="text1"/>
-                <w:sz w:val="22"/>
-                <w:szCs w:val="22"/>
-              </w:rPr>
-              <w:t>a capacidad de suministro</w:t>
-            </w:r>
-            <w:r>
-              <w:rPr>
-                <w:rFonts w:asciiTheme="minorHAnsi" w:hAnsiTheme="minorHAnsi" w:cstheme="minorHAnsi"/>
-                <w:color w:val="000000" w:themeColor="text1"/>
-                <w:sz w:val="22"/>
-                <w:szCs w:val="22"/>
-              </w:rPr>
-              <w:t xml:space="preserve"> de </w:t>
-            </w:r>
-            <w:proofErr w:type="gramStart"/>
-            <w:r>
-              <w:rPr>
-                <w:rFonts w:asciiTheme="minorHAnsi" w:hAnsiTheme="minorHAnsi" w:cstheme="minorHAnsi"/>
-                <w:color w:val="000000" w:themeColor="text1"/>
-                <w:sz w:val="22"/>
-                <w:szCs w:val="22"/>
-              </w:rPr>
-              <w:t xml:space="preserve">{{ </w:t>
-            </w:r>
-            <w:proofErr w:type="spellStart"/>
-            <w:r>
-              <w:rPr>
-                <w:rFonts w:asciiTheme="minorHAnsi" w:hAnsiTheme="minorHAnsi" w:cstheme="minorHAnsi"/>
-                <w:color w:val="000000" w:themeColor="text1"/>
-                <w:sz w:val="22"/>
-                <w:szCs w:val="22"/>
-              </w:rPr>
-              <w:t>gas</w:t>
-            </w:r>
-            <w:proofErr w:type="gramEnd"/>
-            <w:r>
-              <w:rPr>
-                <w:rFonts w:asciiTheme="minorHAnsi" w:hAnsiTheme="minorHAnsi" w:cstheme="minorHAnsi"/>
-                <w:color w:val="000000" w:themeColor="text1"/>
-                <w:sz w:val="22"/>
-                <w:szCs w:val="22"/>
-              </w:rPr>
-              <w:t>_inflamable</w:t>
-            </w:r>
-            <w:proofErr w:type="spellEnd"/>
-            <w:r>
-              <w:rPr>
-                <w:rFonts w:asciiTheme="minorHAnsi" w:hAnsiTheme="minorHAnsi" w:cstheme="minorHAnsi"/>
-                <w:color w:val="000000" w:themeColor="text1"/>
-                <w:sz w:val="22"/>
-                <w:szCs w:val="22"/>
-              </w:rPr>
-              <w:t xml:space="preserve"> }}</w:t>
-            </w:r>
-            <w:r>
-              <w:rPr>
-                <w:rFonts w:asciiTheme="minorHAnsi" w:hAnsiTheme="minorHAnsi" w:cstheme="minorHAnsi"/>
-                <w:color w:val="000000" w:themeColor="text1"/>
-                <w:sz w:val="22"/>
-                <w:szCs w:val="22"/>
-              </w:rPr>
-              <w:t xml:space="preserve"> litros. Se </w:t>
-            </w:r>
-            <w:r>
-              <w:rPr>
-                <w:rFonts w:asciiTheme="minorHAnsi" w:hAnsiTheme="minorHAnsi" w:cstheme="minorHAnsi"/>
-                <w:color w:val="000000" w:themeColor="text1"/>
-                <w:sz w:val="22"/>
-                <w:szCs w:val="22"/>
-              </w:rPr>
-              <w:t xml:space="preserve">con los dictámenes correspondientes que garantizan </w:t>
-            </w:r>
-            <w:r>
-              <w:rPr>
-                <w:rFonts w:asciiTheme="minorHAnsi" w:hAnsiTheme="minorHAnsi" w:cstheme="minorHAnsi"/>
-                <w:color w:val="000000" w:themeColor="text1"/>
-                <w:sz w:val="22"/>
-                <w:szCs w:val="22"/>
-              </w:rPr>
-              <w:t>su correcta instalación y operación</w:t>
-            </w:r>
-            <w:r>
-              <w:rPr>
-                <w:rFonts w:asciiTheme="minorHAnsi" w:hAnsiTheme="minorHAnsi" w:cstheme="minorHAnsi"/>
-                <w:color w:val="000000" w:themeColor="text1"/>
-                <w:sz w:val="22"/>
-                <w:szCs w:val="22"/>
-              </w:rPr>
-              <w:t>.</w:t>
-            </w:r>
-          </w:p>
-          <w:p>
-            <w:pPr>
-              <w:pStyle w:val="Default"/>
-              <w:spacing w:line="360" w:lineRule="auto"/>
-              <w:jc w:val="both"/>
-              <w:rPr>
-                <w:rFonts w:asciiTheme="minorHAnsi" w:hAnsiTheme="minorHAnsi" w:cstheme="minorHAnsi"/>
-                <w:color w:val="000000" w:themeColor="text1"/>
-                <w:sz w:val="22"/>
-                <w:szCs w:val="22"/>
-              </w:rPr>
-            </w:pPr>
-            <w:r>
-              <w:rPr>
-                <w:rFonts w:asciiTheme="minorHAnsi" w:hAnsiTheme="minorHAnsi" w:cstheme="minorHAnsi"/>
-                <w:color w:val="000000" w:themeColor="text1"/>
-                <w:sz w:val="22"/>
-                <w:szCs w:val="22"/>
-                <w:highlight w:val="yellow"/>
               </w:rPr>
               <w:t>No cuenta con instalación de gas LP.</w:t>
             </w:r>
@@ -1026,46 +793,6 @@
                 <w:szCs w:val="22"/>
               </w:rPr>
             </w:pPr>
-            <w:proofErr w:type="gramStart"/>
-            <w:r>
-              <w:rPr>
-                <w:rFonts w:asciiTheme="minorHAnsi" w:hAnsiTheme="minorHAnsi" w:cstheme="minorHAnsi"/>
-                <w:color w:val="000000" w:themeColor="text1"/>
-                <w:sz w:val="22"/>
-                <w:szCs w:val="22"/>
-              </w:rPr>
-              <w:t xml:space="preserve">{{ </w:t>
-            </w:r>
-            <w:proofErr w:type="spellStart"/>
-            <w:r>
-              <w:rPr>
-                <w:rFonts w:asciiTheme="minorHAnsi" w:hAnsiTheme="minorHAnsi" w:cstheme="minorHAnsi"/>
-                <w:color w:val="000000" w:themeColor="text1"/>
-                <w:sz w:val="22"/>
-                <w:szCs w:val="22"/>
-              </w:rPr>
-              <w:t>tanques</w:t>
-            </w:r>
-            <w:proofErr w:type="gramEnd"/>
-            <w:r>
-              <w:rPr>
-                <w:rFonts w:asciiTheme="minorHAnsi" w:hAnsiTheme="minorHAnsi" w:cstheme="minorHAnsi"/>
-                <w:color w:val="000000" w:themeColor="text1"/>
-                <w:sz w:val="22"/>
-                <w:szCs w:val="22"/>
-              </w:rPr>
-              <w:t>_gaso</w:t>
-            </w:r>
-            <w:proofErr w:type="spellEnd"/>
-            <w:r>
-              <w:rPr>
-                <w:rFonts w:asciiTheme="minorHAnsi" w:hAnsiTheme="minorHAnsi" w:cstheme="minorHAnsi"/>
-                <w:color w:val="000000" w:themeColor="text1"/>
-                <w:sz w:val="22"/>
-                <w:szCs w:val="22"/>
-              </w:rPr>
-              <w:t xml:space="preserve"> }}</w:t>
-            </w:r>
           </w:p>
         </w:tc>
       </w:tr>
@@ -1141,10 +868,8 @@
                 <w:sz w:val="22"/>
                 <w:szCs w:val="22"/>
               </w:rPr>
-              <w:lastRenderedPageBreak/>
               <w:t xml:space="preserve">Se cuenta con un plan de emergencia para casos de incendio, definido en el presente Programa interno de Protección civil, mismo que debe ser difundido y socializado con el personal de </w:t>
             </w:r>
-            <w:proofErr w:type="gramStart"/>
             <w:r>
               <w:rPr>
                 <w:rFonts w:asciiTheme="minorHAnsi" w:hAnsiTheme="minorHAnsi" w:cstheme="minorHAnsi"/>
@@ -1154,43 +879,7 @@
                 <w:sz w:val="22"/>
                 <w:szCs w:val="22"/>
               </w:rPr>
-              <w:t xml:space="preserve">{{ </w:t>
-            </w:r>
-            <w:proofErr w:type="spellStart"/>
-            <w:r>
-              <w:rPr>
-                <w:rFonts w:asciiTheme="minorHAnsi" w:hAnsiTheme="minorHAnsi" w:cstheme="minorHAnsi"/>
-                <w:b/>
-                <w:bCs/>
-                <w:color w:val="000000" w:themeColor="text1"/>
-                <w:sz w:val="22"/>
-                <w:szCs w:val="22"/>
-              </w:rPr>
-              <w:t>razon</w:t>
-            </w:r>
-            <w:proofErr w:type="gramEnd"/>
-            <w:r>
-              <w:rPr>
-                <w:rFonts w:asciiTheme="minorHAnsi" w:hAnsiTheme="minorHAnsi" w:cstheme="minorHAnsi"/>
-                <w:b/>
-                <w:bCs/>
-                <w:color w:val="000000" w:themeColor="text1"/>
-                <w:sz w:val="22"/>
-                <w:szCs w:val="22"/>
-              </w:rPr>
-              <w:t>_social</w:t>
-            </w:r>
-            <w:proofErr w:type="spellEnd"/>
-            <w:r>
-              <w:rPr>
-                <w:rFonts w:asciiTheme="minorHAnsi" w:hAnsiTheme="minorHAnsi" w:cstheme="minorHAnsi"/>
-                <w:b/>
-                <w:bCs/>
-                <w:color w:val="000000" w:themeColor="text1"/>
-                <w:sz w:val="22"/>
-                <w:szCs w:val="22"/>
-              </w:rPr>
-              <w:t xml:space="preserve"> }} </w:t>
+              <w:t xml:space="preserve">{{ razon_social }} </w:t>
             </w:r>
             <w:r>
               <w:rPr>
@@ -1200,29 +889,7 @@
                 <w:sz w:val="22"/>
                 <w:szCs w:val="22"/>
               </w:rPr>
-              <w:t xml:space="preserve">{{ </w:t>
-            </w:r>
-            <w:proofErr w:type="spellStart"/>
-            <w:r>
-              <w:rPr>
-                <w:rFonts w:asciiTheme="minorHAnsi" w:hAnsiTheme="minorHAnsi" w:cstheme="minorHAnsi"/>
-                <w:b/>
-                <w:color w:val="000000" w:themeColor="text1"/>
-                <w:sz w:val="22"/>
-                <w:szCs w:val="22"/>
-              </w:rPr>
-              <w:t>nombre_comercial</w:t>
-            </w:r>
-            <w:proofErr w:type="spellEnd"/>
-            <w:r>
-              <w:rPr>
-                <w:rFonts w:asciiTheme="minorHAnsi" w:hAnsiTheme="minorHAnsi" w:cstheme="minorHAnsi"/>
-                <w:b/>
-                <w:color w:val="000000" w:themeColor="text1"/>
-                <w:sz w:val="22"/>
-                <w:szCs w:val="22"/>
-              </w:rPr>
-              <w:t xml:space="preserve"> }}</w:t>
+              <w:t>{{ nombre_comercial }}</w:t>
             </w:r>
             <w:r>
               <w:rPr>
@@ -1258,7 +925,6 @@
                 <w:szCs w:val="22"/>
               </w:rPr>
             </w:pPr>
-            <w:proofErr w:type="gramStart"/>
             <w:r>
               <w:rPr>
                 <w:rFonts w:asciiTheme="minorHAnsi" w:hAnsiTheme="minorHAnsi" w:cstheme="minorHAnsi"/>
@@ -1266,17 +932,7 @@
                 <w:sz w:val="22"/>
                 <w:szCs w:val="22"/>
               </w:rPr>
-              <w:t>{{ plan</w:t>
-            </w:r>
-            <w:proofErr w:type="gramEnd"/>
-            <w:r>
-              <w:rPr>
-                <w:rFonts w:asciiTheme="minorHAnsi" w:hAnsiTheme="minorHAnsi" w:cstheme="minorHAnsi"/>
-                <w:color w:val="000000" w:themeColor="text1"/>
-                <w:sz w:val="22"/>
-                <w:szCs w:val="22"/>
-              </w:rPr>
-              <w:t>1 }}</w:t>
+              <w:t>{{ plan1 }}</w:t>
             </w:r>
           </w:p>
         </w:tc>
@@ -1298,7 +954,6 @@
                 <w:szCs w:val="22"/>
               </w:rPr>
             </w:pPr>
-            <w:proofErr w:type="gramStart"/>
             <w:r>
               <w:rPr>
                 <w:rFonts w:asciiTheme="minorHAnsi" w:hAnsiTheme="minorHAnsi" w:cstheme="minorHAnsi"/>
@@ -1308,7 +963,6 @@
               </w:rPr>
               <w:t>{{ plan</w:t>
             </w:r>
-            <w:proofErr w:type="gramEnd"/>
             <w:r>
               <w:rPr>
                 <w:rFonts w:asciiTheme="minorHAnsi" w:hAnsiTheme="minorHAnsi" w:cstheme="minorHAnsi"/>
@@ -1348,7 +1002,6 @@
                 <w:szCs w:val="22"/>
               </w:rPr>
             </w:pPr>
-            <w:proofErr w:type="gramStart"/>
             <w:r>
               <w:rPr>
                 <w:rFonts w:asciiTheme="minorHAnsi" w:hAnsiTheme="minorHAnsi" w:cstheme="minorHAnsi"/>
@@ -1358,7 +1011,6 @@
               </w:rPr>
               <w:t>{{ plan</w:t>
             </w:r>
-            <w:proofErr w:type="gramEnd"/>
             <w:r>
               <w:rPr>
                 <w:rFonts w:asciiTheme="minorHAnsi" w:hAnsiTheme="minorHAnsi" w:cstheme="minorHAnsi"/>
@@ -1430,7 +1082,6 @@
                 <w:szCs w:val="22"/>
               </w:rPr>
             </w:pPr>
-            <w:proofErr w:type="gramStart"/>
             <w:r>
               <w:rPr>
                 <w:rFonts w:asciiTheme="minorHAnsi" w:hAnsiTheme="minorHAnsi" w:cstheme="minorHAnsi"/>
@@ -1438,17 +1089,7 @@
                 <w:sz w:val="22"/>
                 <w:szCs w:val="22"/>
               </w:rPr>
-              <w:t>{{ pisos</w:t>
-            </w:r>
-            <w:proofErr w:type="gramEnd"/>
-            <w:r>
-              <w:rPr>
-                <w:rFonts w:asciiTheme="minorHAnsi" w:hAnsiTheme="minorHAnsi" w:cstheme="minorHAnsi"/>
-                <w:color w:val="000000" w:themeColor="text1"/>
-                <w:sz w:val="22"/>
-                <w:szCs w:val="22"/>
-              </w:rPr>
-              <w:t xml:space="preserve"> }}</w:t>
+              <w:t>{{ pisos }}</w:t>
             </w:r>
           </w:p>
         </w:tc>
@@ -1564,7 +1205,6 @@
                 <w:szCs w:val="22"/>
               </w:rPr>
             </w:pPr>
-            <w:proofErr w:type="gramStart"/>
             <w:r>
               <w:rPr>
                 <w:rFonts w:asciiTheme="minorHAnsi" w:hAnsiTheme="minorHAnsi" w:cstheme="minorHAnsi"/>
@@ -1572,28 +1212,7 @@
                 <w:sz w:val="22"/>
                 <w:szCs w:val="22"/>
               </w:rPr>
-              <w:t xml:space="preserve">{{ </w:t>
-            </w:r>
-            <w:proofErr w:type="spellStart"/>
-            <w:r>
-              <w:rPr>
-                <w:rFonts w:asciiTheme="minorHAnsi" w:hAnsiTheme="minorHAnsi" w:cstheme="minorHAnsi"/>
-                <w:color w:val="000000" w:themeColor="text1"/>
-                <w:sz w:val="22"/>
-                <w:szCs w:val="22"/>
-              </w:rPr>
-              <w:t>electrico</w:t>
-            </w:r>
-            <w:proofErr w:type="spellEnd"/>
-            <w:proofErr w:type="gramEnd"/>
-            <w:r>
-              <w:rPr>
-                <w:rFonts w:asciiTheme="minorHAnsi" w:hAnsiTheme="minorHAnsi" w:cstheme="minorHAnsi"/>
-                <w:color w:val="000000" w:themeColor="text1"/>
-                <w:sz w:val="22"/>
-                <w:szCs w:val="22"/>
-              </w:rPr>
-              <w:t xml:space="preserve"> }}</w:t>
+              <w:t>{{ electrico }}</w:t>
             </w:r>
           </w:p>
         </w:tc>
@@ -1663,7 +1282,6 @@
               </w:rPr>
             </w:pPr>
             <w:r>
-              <w:lastRenderedPageBreak/>
               <w:t>Los sanitarios se encuentran higiénicos y sanitizados, con medidas acorde a la población usuarios. Evitar el transvase en productos de limpieza y preferentemente utilizar sustancias con las mismas propiedades químicas, pero menos peligrosas para la salud durante su aseo.</w:t>
             </w:r>
           </w:p>
@@ -1684,18 +1302,8 @@
                 <w:color w:val="000000" w:themeColor="text1"/>
               </w:rPr>
             </w:pPr>
-            <w:proofErr w:type="gramStart"/>
             <w:r>
-              <w:t xml:space="preserve">{{ </w:t>
-            </w:r>
-            <w:proofErr w:type="spellStart"/>
-            <w:r>
-              <w:t>banio</w:t>
-            </w:r>
-            <w:proofErr w:type="spellEnd"/>
-            <w:proofErr w:type="gramEnd"/>
-            <w:r>
-              <w:t xml:space="preserve"> }}</w:t>
+              <w:t>{{ banio }}</w:t>
             </w:r>
           </w:p>
         </w:tc>
@@ -1806,30 +1414,12 @@
                 <w:color w:val="000000" w:themeColor="text1"/>
               </w:rPr>
             </w:pPr>
-            <w:proofErr w:type="gramStart"/>
             <w:r>
               <w:rPr>
                 <w:rFonts w:cstheme="minorHAnsi"/>
                 <w:color w:val="000000" w:themeColor="text1"/>
               </w:rPr>
-              <w:t xml:space="preserve">{{ </w:t>
-            </w:r>
-            <w:proofErr w:type="spellStart"/>
-            <w:r>
-              <w:rPr>
-                <w:rFonts w:cstheme="minorHAnsi"/>
-                <w:color w:val="000000" w:themeColor="text1"/>
-              </w:rPr>
-              <w:t>botiquin</w:t>
-            </w:r>
-            <w:proofErr w:type="spellEnd"/>
-            <w:proofErr w:type="gramEnd"/>
-            <w:r>
-              <w:rPr>
-                <w:rFonts w:cstheme="minorHAnsi"/>
-                <w:color w:val="000000" w:themeColor="text1"/>
-              </w:rPr>
-              <w:t xml:space="preserve"> }}</w:t>
+              <w:t>{{ botiquin }}</w:t>
             </w:r>
           </w:p>
         </w:tc>
@@ -2019,7 +1609,6 @@
                 <w:color w:val="000000" w:themeColor="text1"/>
                 <w:lang w:eastAsia="es-MX"/>
               </w:rPr>
-              <w:lastRenderedPageBreak/>
               <w:t>C</w:t>
             </w:r>
             <w:r>
@@ -2204,15 +1793,7 @@
               </w:rPr>
             </w:pPr>
             <w:r>
-              <w:t xml:space="preserve">{{ </w:t>
-            </w:r>
-            <w:proofErr w:type="spellStart"/>
-            <w:r>
-              <w:t>dh</w:t>
-            </w:r>
-            <w:proofErr w:type="spellEnd"/>
-            <w:r>
-              <w:t xml:space="preserve"> }}</w:t>
+              <w:t>{{ dh }}</w:t>
             </w:r>
           </w:p>
         </w:tc>
@@ -2385,23 +1966,35 @@
                 <w:rFonts w:cstheme="minorHAnsi"/>
                 <w:color w:val="000000" w:themeColor="text1"/>
               </w:rPr>
-              <w:t>Se recomienda que las instalaciones, se mantengan siempre sin llave hasta el cese de actividades diarias, libres de obstáculos.</w:t>
+              <w:t xml:space="preserve">Cuenta con señales informativas </w:t>
             </w:r>
             <w:r>
               <w:rPr>
                 <w:rFonts w:cstheme="minorHAnsi"/>
-                <w:noProof/>
                 <w:color w:val="000000" w:themeColor="text1"/>
-                <w:lang w:eastAsia="es-MX"/>
-              </w:rPr>
-              <w:t xml:space="preserve">  </w:t>
+              </w:rPr>
+              <w:t xml:space="preserve">de que hacer en caso de sismo e incendio </w:t>
             </w:r>
             <w:r>
               <w:rPr>
                 <w:rFonts w:cstheme="minorHAnsi"/>
                 <w:color w:val="000000" w:themeColor="text1"/>
               </w:rPr>
-              <w:t>Revisar la disposición de objetos no empotrados y que puedan volcarse, plafones que presentan humedad, pueden caer o deslizarse en caso de sismo, ubicados en zona de tránsito peatonal, así como la disposición de pesos en su almacenaje.</w:t>
+              <w:t xml:space="preserve">con instrucciones claras sobre procedimientos de seguridad en caso de sismo o incendio, se sugiere </w:t>
+            </w:r>
+            <w:r>
+              <w:rPr>
+                <w:rFonts w:cstheme="minorHAnsi"/>
+                <w:color w:val="000000" w:themeColor="text1"/>
+              </w:rPr>
+              <w:t>mantener</w:t>
+            </w:r>
+            <w:r>
+              <w:rPr>
+                <w:rFonts w:cstheme="minorHAnsi"/>
+                <w:color w:val="000000" w:themeColor="text1"/>
+              </w:rPr>
+              <w:t xml:space="preserve"> su correcta ubicación.</w:t>
             </w:r>
           </w:p>
         </w:tc>
@@ -2421,21 +2014,8 @@
                 <w:color w:val="000000" w:themeColor="text1"/>
               </w:rPr>
             </w:pPr>
-            <w:proofErr w:type="gramStart"/>
             <w:r>
-              <w:rPr>
-                <w:rFonts w:cstheme="minorHAnsi"/>
-                <w:color w:val="000000" w:themeColor="text1"/>
-              </w:rPr>
-              <w:t>{{ puerta</w:t>
-            </w:r>
-            <w:proofErr w:type="gramEnd"/>
-            <w:r>
-              <w:rPr>
-                <w:rFonts w:cstheme="minorHAnsi"/>
-                <w:color w:val="000000" w:themeColor="text1"/>
-              </w:rPr>
-              <w:t xml:space="preserve"> }}</w:t>
+              <w:t>{{ sis_inc }}</w:t>
             </w:r>
           </w:p>
         </w:tc>
@@ -2506,9 +2086,48 @@
             <w:r>
               <w:rPr>
                 <w:rFonts w:cstheme="minorHAnsi"/>
+                <w:noProof/>
                 <w:color w:val="000000" w:themeColor="text1"/>
-              </w:rPr>
-              <w:t>La estantería se encuentra bien empotrada con material colocado de acuerdo con peso, con bordes romos sin riesgo para los usuarios.</w:t>
+                <w:lang w:eastAsia="es-MX"/>
+              </w:rPr>
+              <w:t>C</w:t>
+            </w:r>
+            <w:r>
+              <w:rPr>
+                <w:rFonts w:cstheme="minorHAnsi"/>
+                <w:noProof/>
+                <w:color w:val="000000" w:themeColor="text1"/>
+                <w:lang w:eastAsia="es-MX"/>
+              </w:rPr>
+              <w:t>uenta</w:t>
+            </w:r>
+            <w:r>
+              <w:rPr>
+                <w:rFonts w:cstheme="minorHAnsi"/>
+                <w:color w:val="000000" w:themeColor="text1"/>
+              </w:rPr>
+              <w:t xml:space="preserve"> con </w:t>
+            </w:r>
+            <w:r>
+              <w:rPr>
+                <w:rFonts w:cstheme="minorHAnsi"/>
+                <w:color w:val="000000" w:themeColor="text1"/>
+              </w:rPr>
+              <w:t>señalización</w:t>
+            </w:r>
+            <w:r>
+              <w:rPr>
+                <w:rFonts w:cstheme="minorHAnsi"/>
+                <w:color w:val="000000" w:themeColor="text1"/>
+              </w:rPr>
+              <w:t xml:space="preserve"> de punto de reunión</w:t>
+            </w:r>
+            <w:r>
+              <w:rPr>
+                <w:rFonts w:cstheme="minorHAnsi"/>
+                <w:color w:val="000000" w:themeColor="text1"/>
+              </w:rPr>
+              <w:t xml:space="preserve"> visible que indica un área segura designada para concentrar al personal después de la evacuación en caso de emergencia, se recomienda verificar su accesibilidad y mantener libre de obstáculos de acuerdo con el plan de seguridad establecido.</w:t>
             </w:r>
           </w:p>
         </w:tc>
@@ -2528,21 +2147,8 @@
                 <w:color w:val="000000" w:themeColor="text1"/>
               </w:rPr>
             </w:pPr>
-            <w:proofErr w:type="gramStart"/>
             <w:r>
-              <w:rPr>
-                <w:rFonts w:cstheme="minorHAnsi"/>
-                <w:color w:val="000000" w:themeColor="text1"/>
-              </w:rPr>
-              <w:t>{{ estantes</w:t>
-            </w:r>
-            <w:proofErr w:type="gramEnd"/>
-            <w:r>
-              <w:rPr>
-                <w:rFonts w:cstheme="minorHAnsi"/>
-                <w:color w:val="000000" w:themeColor="text1"/>
-              </w:rPr>
-              <w:t xml:space="preserve"> }}</w:t>
+              <w:t>{{ punto_reun }}</w:t>
             </w:r>
           </w:p>
         </w:tc>
@@ -2602,27 +2208,16 @@
               <w:jc w:val="both"/>
             </w:pPr>
             <w:r>
-              <w:rPr>
-                <w:rFonts w:cstheme="minorHAnsi"/>
-                <w:color w:val="000000" w:themeColor="text1"/>
-              </w:rPr>
-              <w:t xml:space="preserve">El site se encuentra restringido en su acceso, limpio de almacenaje de combustibles sólidos y otros, con detector de humo vigente, toda la instalación eléctrica bajo resguardo tubo </w:t>
+              <w:t xml:space="preserve">Cuenta con un área específica identificada </w:t>
             </w:r>
-            <w:proofErr w:type="spellStart"/>
             <w:r>
-              <w:rPr>
-                <w:rFonts w:cstheme="minorHAnsi"/>
-                <w:color w:val="000000" w:themeColor="text1"/>
-              </w:rPr>
-              <w:t>conduit</w:t>
+              <w:t xml:space="preserve">como </w:t>
             </w:r>
-            <w:proofErr w:type="spellEnd"/>
             <w:r>
-              <w:rPr>
-                <w:rFonts w:cstheme="minorHAnsi"/>
-                <w:color w:val="000000" w:themeColor="text1"/>
-              </w:rPr>
-              <w:t>, señalizado en sus tableros de control, con sistema de ventilación adecuado.</w:t>
+              <w:t xml:space="preserve">zona de menor riesgo </w:t>
+            </w:r>
+            <w:r>
+              <w:t>para proporcionar resguardo temporal durante eventos peligrosos como sismos, se recomienda asegurar su visibilidad y accesibilidad conforme a los planes de emergencia establecidos.</w:t>
             </w:r>
           </w:p>
         </w:tc>
@@ -2642,21 +2237,292 @@
                 <w:color w:val="000000" w:themeColor="text1"/>
               </w:rPr>
             </w:pPr>
-            <w:proofErr w:type="gramStart"/>
             <w:r>
+              <w:t>{{ zona_sec }}</w:t>
+            </w:r>
+          </w:p>
+        </w:tc>
+      </w:tr>
+    </w:tbl>
+    <w:p>
+      <w:r>
+        <w:br w:type="page"/>
+      </w:r>
+    </w:p>
+    <w:p/>
+    <w:p/>
+    <w:tbl>
+      <w:tblPr>
+        <w:tblStyle w:val="Tablaconcuadrcula"/>
+        <w:tblW w:w="0" w:type="auto"/>
+        <w:tblBorders>
+          <w:top w:val="none" w:sz="0" w:space="0" w:color="auto"/>
+          <w:left w:val="none" w:sz="0" w:space="0" w:color="auto"/>
+          <w:bottom w:val="none" w:sz="0" w:space="0" w:color="auto"/>
+          <w:right w:val="none" w:sz="0" w:space="0" w:color="auto"/>
+          <w:insideH w:val="none" w:sz="0" w:space="0" w:color="auto"/>
+          <w:insideV w:val="none" w:sz="0" w:space="0" w:color="auto"/>
+        </w:tblBorders>
+        <w:tblLook w:val="04A0" w:firstRow="1" w:lastRow="0" w:firstColumn="1" w:lastColumn="0" w:noHBand="0" w:noVBand="1"/>
+      </w:tblPr>
+      <w:tblGrid>
+        <w:gridCol w:w="4414"/>
+        <w:gridCol w:w="4414"/>
+      </w:tblGrid>
+      <w:tr>
+        <w:trPr>
+          <w:trHeight w:val="3288"/>
+        </w:trPr>
+        <w:tc>
+          <w:tcPr>
+            <w:tcW w:w="4414" w:type="dxa"/>
+            <w:vAlign w:val="center"/>
+          </w:tcPr>
+          <w:p>
+            <w:pPr>
+              <w:pStyle w:val="Prrafodelista"/>
+              <w:spacing w:after="0" w:line="360" w:lineRule="auto"/>
+              <w:ind w:left="0"/>
+              <w:jc w:val="both"/>
               <w:rPr>
                 <w:rFonts w:cstheme="minorHAnsi"/>
                 <w:color w:val="000000" w:themeColor="text1"/>
               </w:rPr>
-              <w:t>{{ site</w:t>
-            </w:r>
-            <w:proofErr w:type="gramEnd"/>
+            </w:pPr>
             <w:r>
               <w:rPr>
                 <w:rFonts w:cstheme="minorHAnsi"/>
                 <w:color w:val="000000" w:themeColor="text1"/>
               </w:rPr>
-              <w:t xml:space="preserve"> }}</w:t>
+              <w:t>Se recomienda que las instalaciones, se mantengan siempre sin llave hasta el cese de actividades diarias, libres de obstáculos.</w:t>
+            </w:r>
+            <w:r>
+              <w:rPr>
+                <w:rFonts w:cstheme="minorHAnsi"/>
+                <w:noProof/>
+                <w:color w:val="000000" w:themeColor="text1"/>
+                <w:lang w:eastAsia="es-MX"/>
+              </w:rPr>
+              <w:t xml:space="preserve">  </w:t>
+            </w:r>
+            <w:r>
+              <w:rPr>
+                <w:rFonts w:cstheme="minorHAnsi"/>
+                <w:color w:val="000000" w:themeColor="text1"/>
+              </w:rPr>
+              <w:t>Revisar la disposición de objetos no empotrados y que puedan volcarse, plafones que presentan humedad, pueden caer o deslizarse en caso de sismo, ubicados en zona de tránsito peatonal, así como la disposición de pesos en su almacenaje.</w:t>
+            </w:r>
+          </w:p>
+        </w:tc>
+        <w:tc>
+          <w:tcPr>
+            <w:tcW w:w="4414" w:type="dxa"/>
+            <w:vAlign w:val="center"/>
+          </w:tcPr>
+          <w:p>
+            <w:pPr>
+              <w:pStyle w:val="Prrafodelista"/>
+              <w:spacing w:after="0" w:line="360" w:lineRule="auto"/>
+              <w:ind w:left="0"/>
+              <w:jc w:val="center"/>
+              <w:rPr>
+                <w:rFonts w:cstheme="minorHAnsi"/>
+                <w:color w:val="000000" w:themeColor="text1"/>
+              </w:rPr>
+            </w:pPr>
+            <w:r>
+              <w:rPr>
+                <w:rFonts w:cstheme="minorHAnsi"/>
+                <w:color w:val="000000" w:themeColor="text1"/>
+              </w:rPr>
+              <w:t>{{ puerta }}</w:t>
+            </w:r>
+          </w:p>
+        </w:tc>
+      </w:tr>
+      <w:tr>
+        <w:trPr>
+          <w:trHeight w:val="20"/>
+        </w:trPr>
+        <w:tc>
+          <w:tcPr>
+            <w:tcW w:w="4414" w:type="dxa"/>
+            <w:vAlign w:val="center"/>
+          </w:tcPr>
+          <w:p>
+            <w:pPr>
+              <w:pStyle w:val="Prrafodelista"/>
+              <w:spacing w:after="0" w:line="240" w:lineRule="auto"/>
+              <w:ind w:left="0"/>
+              <w:jc w:val="both"/>
+              <w:rPr>
+                <w:rFonts w:cstheme="minorHAnsi"/>
+                <w:color w:val="000000" w:themeColor="text1"/>
+                <w:sz w:val="20"/>
+                <w:szCs w:val="20"/>
+              </w:rPr>
+            </w:pPr>
+          </w:p>
+        </w:tc>
+        <w:tc>
+          <w:tcPr>
+            <w:tcW w:w="4414" w:type="dxa"/>
+            <w:vAlign w:val="center"/>
+          </w:tcPr>
+          <w:p>
+            <w:pPr>
+              <w:pStyle w:val="Prrafodelista"/>
+              <w:spacing w:after="0" w:line="240" w:lineRule="auto"/>
+              <w:ind w:left="0"/>
+              <w:jc w:val="center"/>
+              <w:rPr>
+                <w:rFonts w:cstheme="minorHAnsi"/>
+                <w:color w:val="000000" w:themeColor="text1"/>
+              </w:rPr>
+            </w:pPr>
+          </w:p>
+        </w:tc>
+      </w:tr>
+      <w:tr>
+        <w:trPr>
+          <w:trHeight w:val="3288"/>
+        </w:trPr>
+        <w:tc>
+          <w:tcPr>
+            <w:tcW w:w="4414" w:type="dxa"/>
+            <w:vAlign w:val="center"/>
+          </w:tcPr>
+          <w:p>
+            <w:pPr>
+              <w:pStyle w:val="Prrafodelista"/>
+              <w:spacing w:after="0" w:line="360" w:lineRule="auto"/>
+              <w:ind w:left="0"/>
+              <w:jc w:val="both"/>
+              <w:rPr>
+                <w:rFonts w:cstheme="minorHAnsi"/>
+                <w:color w:val="000000" w:themeColor="text1"/>
+              </w:rPr>
+            </w:pPr>
+            <w:r>
+              <w:rPr>
+                <w:rFonts w:cstheme="minorHAnsi"/>
+                <w:color w:val="000000" w:themeColor="text1"/>
+              </w:rPr>
+              <w:t>La estantería se encuentra bien empotrada con material colocado de acuerdo con peso, con bordes romos sin riesgo para los usuarios.</w:t>
+            </w:r>
+          </w:p>
+        </w:tc>
+        <w:tc>
+          <w:tcPr>
+            <w:tcW w:w="4414" w:type="dxa"/>
+            <w:vAlign w:val="center"/>
+          </w:tcPr>
+          <w:p>
+            <w:pPr>
+              <w:pStyle w:val="Prrafodelista"/>
+              <w:spacing w:after="0" w:line="360" w:lineRule="auto"/>
+              <w:ind w:left="0"/>
+              <w:jc w:val="center"/>
+              <w:rPr>
+                <w:rFonts w:cstheme="minorHAnsi"/>
+                <w:color w:val="000000" w:themeColor="text1"/>
+              </w:rPr>
+            </w:pPr>
+            <w:r>
+              <w:rPr>
+                <w:rFonts w:cstheme="minorHAnsi"/>
+                <w:color w:val="000000" w:themeColor="text1"/>
+              </w:rPr>
+              <w:t>{{ estantes }}</w:t>
+            </w:r>
+          </w:p>
+        </w:tc>
+      </w:tr>
+      <w:tr>
+        <w:tc>
+          <w:tcPr>
+            <w:tcW w:w="4414" w:type="dxa"/>
+            <w:vAlign w:val="center"/>
+          </w:tcPr>
+          <w:p>
+            <w:pPr>
+              <w:pStyle w:val="Prrafodelista"/>
+              <w:spacing w:after="0" w:line="240" w:lineRule="auto"/>
+              <w:ind w:left="0"/>
+              <w:jc w:val="both"/>
+              <w:rPr>
+                <w:sz w:val="20"/>
+                <w:szCs w:val="20"/>
+              </w:rPr>
+            </w:pPr>
+          </w:p>
+        </w:tc>
+        <w:tc>
+          <w:tcPr>
+            <w:tcW w:w="4414" w:type="dxa"/>
+            <w:vAlign w:val="center"/>
+          </w:tcPr>
+          <w:p>
+            <w:pPr>
+              <w:pStyle w:val="Prrafodelista"/>
+              <w:spacing w:after="0" w:line="240" w:lineRule="auto"/>
+              <w:ind w:left="0"/>
+              <w:jc w:val="center"/>
+              <w:rPr>
+                <w:sz w:val="20"/>
+                <w:szCs w:val="20"/>
+              </w:rPr>
+            </w:pPr>
+          </w:p>
+        </w:tc>
+      </w:tr>
+      <w:tr>
+        <w:trPr>
+          <w:trHeight w:val="3288"/>
+        </w:trPr>
+        <w:tc>
+          <w:tcPr>
+            <w:tcW w:w="4414" w:type="dxa"/>
+            <w:vAlign w:val="center"/>
+          </w:tcPr>
+          <w:p>
+            <w:pPr>
+              <w:pStyle w:val="Prrafodelista"/>
+              <w:spacing w:after="0" w:line="360" w:lineRule="auto"/>
+              <w:ind w:left="0"/>
+              <w:jc w:val="both"/>
+            </w:pPr>
+            <w:r>
+              <w:rPr>
+                <w:rFonts w:cstheme="minorHAnsi"/>
+                <w:color w:val="000000" w:themeColor="text1"/>
+              </w:rPr>
+              <w:t>El site se encuentra restringido en su acceso, limpio de almacenaje de combustibles sólidos y otros, con detector de humo vigente, toda la instalación eléctrica bajo resguardo tubo conduit, señalizado en sus tableros de control, con sistema de ventilación adecuado.</w:t>
+            </w:r>
+          </w:p>
+        </w:tc>
+        <w:tc>
+          <w:tcPr>
+            <w:tcW w:w="4414" w:type="dxa"/>
+            <w:vAlign w:val="center"/>
+          </w:tcPr>
+          <w:p>
+            <w:pPr>
+              <w:pStyle w:val="Prrafodelista"/>
+              <w:spacing w:after="0" w:line="360" w:lineRule="auto"/>
+              <w:ind w:left="0"/>
+              <w:jc w:val="center"/>
+              <w:rPr>
+                <w:rFonts w:cstheme="minorHAnsi"/>
+                <w:color w:val="000000" w:themeColor="text1"/>
+              </w:rPr>
+            </w:pPr>
+            <w:r>
+              <w:rPr>
+                <w:rFonts w:cstheme="minorHAnsi"/>
+                <w:color w:val="000000" w:themeColor="text1"/>
+              </w:rPr>
+              <w:t>{{ site }}</w:t>
             </w:r>
           </w:p>
         </w:tc>
@@ -2728,240 +2594,37 @@
 
 <file path=word/footer1.xml><?xml version="1.0" encoding="utf-8"?>
 <w:ftr xmlns:wpc="http://schemas.microsoft.com/office/word/2010/wordprocessingCanvas" xmlns:cx="http://schemas.microsoft.com/office/drawing/2014/chartex" xmlns:cx1="http://schemas.microsoft.com/office/drawing/2015/9/8/chartex" xmlns:cx2="http://schemas.microsoft.com/office/drawing/2015/10/21/chartex" xmlns:cx3="http://schemas.microsoft.com/office/drawing/2016/5/9/chartex" xmlns:cx4="http://schemas.microsoft.com/office/drawing/2016/5/10/chartex" xmlns:cx5="http://schemas.microsoft.com/office/drawing/2016/5/11/chartex" xmlns:cx6="http://schemas.microsoft.com/office/drawing/2016/5/12/chartex" xmlns:cx7="http://schemas.microsoft.com/office/drawing/2016/5/13/chartex" xmlns:cx8="http://schemas.microsoft.com/office/drawing/2016/5/14/chartex" xmlns:mc="http://schemas.openxmlformats.org/markup-compatibility/2006" xmlns:aink="http://schemas.microsoft.com/office/drawing/2016/ink" xmlns:am3d="http://schemas.microsoft.com/office/drawing/2017/model3d" xmlns:o="urn:schemas-microsoft-com:office:office" xmlns:oel="http://schemas.microsoft.com/office/2019/extlst" xmlns:r="http://schemas.openxmlformats.org/officeDocument/2006/relationships" xmlns:m="http://schemas.openxmlformats.org/officeDocument/2006/math" xmlns:v="urn:schemas-microsoft-com:vml" xmlns:wp14="http://schemas.microsoft.com/office/word/2010/wordprocessingDrawing" xmlns:wp="http://schemas.openxmlformats.org/drawingml/2006/wordprocessingDrawing" xmlns:w10="urn:schemas-microsoft-com:office:word" xmlns:w="http://schemas.openxmlformats.org/wordprocessingml/2006/main" xmlns:w14="http://schemas.microsoft.com/office/word/2010/wordml" xmlns:w15="http://schemas.microsoft.com/office/word/2012/wordml" xmlns:w16cex="http://schemas.microsoft.com/office/word/2018/wordml/cex" xmlns:w16cid="http://schemas.microsoft.com/office/word/2016/wordml/cid" xmlns:w16="http://schemas.microsoft.com/office/word/2018/wordml" xmlns:w16du="http://schemas.microsoft.com/office/word/2023/wordml/word16du" xmlns:w16sdtdh="http://schemas.microsoft.com/office/word/2020/wordml/sdtdatahash" xmlns:w16sdtfl="http://schemas.microsoft.com/office/word/2024/wordml/sdtformatlock" xmlns:w16se="http://schemas.microsoft.com/office/word/2015/wordml/symex" xmlns:wpg="http://schemas.microsoft.com/office/word/2010/wordprocessingGroup" xmlns:wpi="http://schemas.microsoft.com/office/word/2010/wordprocessingInk" xmlns:wne="http://schemas.microsoft.com/office/word/2006/wordml" xmlns:wps="http://schemas.microsoft.com/office/word/2010/wordprocessingShape" mc:Ignorable="w14 w15 w16se w16cid w16 w16cex w16sdtdh w16sdtfl w16du wp14">
-  <w:sdt>
-    <w:sdtPr>
-      <w:id w:val="-1610963637"/>
-      <w:docPartObj>
-        <w:docPartGallery w:val="Page Numbers (Bottom of Page)"/>
-        <w:docPartUnique/>
-      </w:docPartObj>
-    </w:sdtPr>
-    <w:sdtEndPr/>
-    <w:sdtContent>
-      <w:sdt>
-        <w:sdtPr>
-          <w:id w:val="-1760908679"/>
-          <w:docPartObj>
-            <w:docPartGallery w:val="Page Numbers (Top of Page)"/>
-            <w:docPartUnique/>
-          </w:docPartObj>
-        </w:sdtPr>
-        <w:sdtEndPr/>
-        <w:sdtContent>
-          <w:p>
-            <w:pPr>
-              <w:pStyle w:val="Piedepgina"/>
-            </w:pPr>
-            <w:r>
-              <w:rPr>
-                <w:noProof/>
-                <w:lang w:eastAsia="es-MX"/>
-              </w:rPr>
-              <w:drawing>
-                <wp:anchor distT="0" distB="0" distL="114300" distR="114300" simplePos="0" relativeHeight="251660291" behindDoc="1" locked="0" layoutInCell="1" allowOverlap="1" wp14:anchorId="12371BB7" wp14:editId="0800C64E">
-                  <wp:simplePos x="0" y="0"/>
-                  <wp:positionH relativeFrom="margin">
-                    <wp:posOffset>-1089660</wp:posOffset>
-                  </wp:positionH>
-                  <wp:positionV relativeFrom="paragraph">
-                    <wp:posOffset>197062</wp:posOffset>
-                  </wp:positionV>
-                  <wp:extent cx="7781925" cy="1066800"/>
-                  <wp:effectExtent l="0" t="0" r="9525" b="0"/>
-                  <wp:wrapNone/>
-                  <wp:docPr id="1244616734" name="Imagen 1244616734" descr="H:\GRUPO MILANO\FRANJA-03-03.png"/>
-                  <wp:cNvGraphicFramePr>
-                    <a:graphicFrameLocks xmlns:a="http://schemas.openxmlformats.org/drawingml/2006/main" noChangeAspect="1"/>
-                  </wp:cNvGraphicFramePr>
-                  <a:graphic xmlns:a="http://schemas.openxmlformats.org/drawingml/2006/main">
-                    <a:graphicData uri="http://schemas.openxmlformats.org/drawingml/2006/picture">
-                      <pic:pic xmlns:pic="http://schemas.openxmlformats.org/drawingml/2006/picture">
-                        <pic:nvPicPr>
-                          <pic:cNvPr id="0" name="Picture 3" descr="H:\GRUPO MILANO\FRANJA-03-03.png"/>
-                          <pic:cNvPicPr>
-                            <a:picLocks noChangeAspect="1" noChangeArrowheads="1"/>
-                          </pic:cNvPicPr>
-                        </pic:nvPicPr>
-                        <pic:blipFill rotWithShape="1">
-                          <a:blip r:embed="rId1" cstate="print">
-                            <a:extLst>
-                              <a:ext uri="{28A0092B-C50C-407E-A947-70E740481C1C}">
-                                <a14:useLocalDpi xmlns:a14="http://schemas.microsoft.com/office/drawing/2010/main" val="0"/>
-                              </a:ext>
-                            </a:extLst>
-                          </a:blip>
-                          <a:srcRect t="87861"/>
-                          <a:stretch/>
-                        </pic:blipFill>
-                        <pic:spPr bwMode="auto">
-                          <a:xfrm>
-                            <a:off x="0" y="0"/>
-                            <a:ext cx="7781925" cy="1066800"/>
-                          </a:xfrm>
-                          <a:prstGeom prst="rect">
-                            <a:avLst/>
-                          </a:prstGeom>
-                          <a:noFill/>
-                          <a:ln>
-                            <a:noFill/>
-                          </a:ln>
-                          <a:extLst>
-                            <a:ext uri="{53640926-AAD7-44D8-BBD7-CCE9431645EC}">
-                              <a14:shadowObscured xmlns:a14="http://schemas.microsoft.com/office/drawing/2010/main"/>
-                            </a:ext>
-                          </a:extLst>
-                        </pic:spPr>
-                      </pic:pic>
-                    </a:graphicData>
-                  </a:graphic>
-                  <wp14:sizeRelH relativeFrom="page">
-                    <wp14:pctWidth>0</wp14:pctWidth>
-                  </wp14:sizeRelH>
-                  <wp14:sizeRelV relativeFrom="page">
-                    <wp14:pctHeight>0</wp14:pctHeight>
-                  </wp14:sizeRelV>
-                </wp:anchor>
-              </w:drawing>
-            </w:r>
-            <w:r>
-              <w:rPr>
-                <w:lang w:val="es-ES"/>
-              </w:rPr>
-              <w:t xml:space="preserve">Página </w:t>
-            </w:r>
-            <w:r>
-              <w:rPr>
-                <w:b/>
-                <w:bCs/>
-                <w:sz w:val="24"/>
-                <w:szCs w:val="24"/>
-              </w:rPr>
-              <w:fldChar w:fldCharType="begin"/>
-            </w:r>
-            <w:r>
-              <w:rPr>
-                <w:b/>
-                <w:bCs/>
-              </w:rPr>
-              <w:instrText>PAGE</w:instrText>
-            </w:r>
-            <w:r>
-              <w:rPr>
-                <w:b/>
-                <w:bCs/>
-                <w:sz w:val="24"/>
-                <w:szCs w:val="24"/>
-              </w:rPr>
-              <w:fldChar w:fldCharType="separate"/>
-            </w:r>
-            <w:r>
-              <w:rPr>
-                <w:b/>
-                <w:bCs/>
-                <w:sz w:val="24"/>
-                <w:szCs w:val="24"/>
-              </w:rPr>
-              <w:t>1</w:t>
-            </w:r>
-            <w:r>
-              <w:rPr>
-                <w:b/>
-                <w:bCs/>
-                <w:sz w:val="24"/>
-                <w:szCs w:val="24"/>
-              </w:rPr>
-              <w:fldChar w:fldCharType="end"/>
-            </w:r>
-            <w:r>
-              <w:rPr>
-                <w:lang w:val="es-ES"/>
-              </w:rPr>
-              <w:t xml:space="preserve"> de </w:t>
-            </w:r>
-            <w:r>
-              <w:rPr>
-                <w:b/>
-                <w:bCs/>
-                <w:sz w:val="24"/>
-                <w:szCs w:val="24"/>
-              </w:rPr>
-              <w:fldChar w:fldCharType="begin"/>
-            </w:r>
-            <w:r>
-              <w:rPr>
-                <w:b/>
-                <w:bCs/>
-              </w:rPr>
-              <w:instrText>NUMPAGES</w:instrText>
-            </w:r>
-            <w:r>
-              <w:rPr>
-                <w:b/>
-                <w:bCs/>
-                <w:sz w:val="24"/>
-                <w:szCs w:val="24"/>
-              </w:rPr>
-              <w:fldChar w:fldCharType="separate"/>
-            </w:r>
-            <w:r>
-              <w:rPr>
-                <w:b/>
-                <w:bCs/>
-                <w:sz w:val="24"/>
-                <w:szCs w:val="24"/>
-              </w:rPr>
-              <w:t>3</w:t>
-            </w:r>
-            <w:r>
-              <w:rPr>
-                <w:b/>
-                <w:bCs/>
-                <w:sz w:val="24"/>
-                <w:szCs w:val="24"/>
-              </w:rPr>
-              <w:fldChar w:fldCharType="end"/>
-            </w:r>
-          </w:p>
-        </w:sdtContent>
-      </w:sdt>
-    </w:sdtContent>
-  </w:sdt>
   <w:p>
     <w:pPr>
       <w:tabs>
-        <w:tab w:val="center" w:pos="4419"/>
-        <w:tab w:val="right" w:pos="7655"/>
-        <w:tab w:val="left" w:pos="9639"/>
+        <w:tab w:val="center" w:pos="4550"/>
+        <w:tab w:val="left" w:pos="5818"/>
       </w:tabs>
-      <w:spacing w:after="0" w:line="240" w:lineRule="auto"/>
-      <w:ind w:right="474"/>
-      <w:jc w:val="right"/>
-      <w:rPr>
-        <w:rFonts w:ascii="Calibri" w:eastAsia="Times New Roman" w:hAnsi="Calibri" w:cs="Times New Roman"/>
-        <w:b/>
+      <w:ind w:right="260"/>
+      <w:rPr>
+        <w:color w:val="222A35" w:themeColor="text2" w:themeShade="80"/>
         <w:sz w:val="20"/>
-        <w:lang w:eastAsia="es-MX"/>
+        <w:szCs w:val="20"/>
       </w:rPr>
     </w:pPr>
     <w:r>
       <w:rPr>
-        <w:rFonts w:ascii="Calibri" w:eastAsia="Times New Roman" w:hAnsi="Calibri" w:cs="Times New Roman"/>
         <w:noProof/>
         <w:lang w:eastAsia="es-MX"/>
       </w:rPr>
       <w:drawing>
-        <wp:anchor distT="0" distB="0" distL="114300" distR="114300" simplePos="0" relativeHeight="251661315" behindDoc="1" locked="0" layoutInCell="1" allowOverlap="1" wp14:anchorId="007CD8D4" wp14:editId="081E5624">
+        <wp:anchor distT="0" distB="0" distL="114300" distR="114300" simplePos="0" relativeHeight="251658244" behindDoc="1" locked="0" layoutInCell="1" allowOverlap="1" wp14:anchorId="52EFF705" wp14:editId="59318073">
           <wp:simplePos x="0" y="0"/>
-          <wp:positionH relativeFrom="column">
-            <wp:posOffset>4334933</wp:posOffset>
+          <wp:positionH relativeFrom="page">
+            <wp:posOffset>0</wp:posOffset>
           </wp:positionH>
           <wp:positionV relativeFrom="paragraph">
-            <wp:posOffset>8255</wp:posOffset>
+            <wp:posOffset>52705</wp:posOffset>
           </wp:positionV>
-          <wp:extent cx="742950" cy="468630"/>
-          <wp:effectExtent l="0" t="0" r="0" b="7620"/>
+          <wp:extent cx="7781925" cy="914400"/>
+          <wp:effectExtent l="0" t="0" r="9525" b="0"/>
           <wp:wrapNone/>
-          <wp:docPr id="1582674418" name="Imagen 1582674418" descr="Logotipo&#10;&#10;El contenido generado por IA puede ser incorrecto."/>
+          <wp:docPr id="2089453749" name="Imagen 2089453749" descr="H:\GRUPO MILANO\FRANJA-03-03.png"/>
           <wp:cNvGraphicFramePr>
             <a:graphicFrameLocks xmlns:a="http://schemas.openxmlformats.org/drawingml/2006/main" noChangeAspect="1"/>
           </wp:cNvGraphicFramePr>
@@ -2969,28 +2632,26 @@
             <a:graphicData uri="http://schemas.openxmlformats.org/drawingml/2006/picture">
               <pic:pic xmlns:pic="http://schemas.openxmlformats.org/drawingml/2006/picture">
                 <pic:nvPicPr>
-                  <pic:cNvPr id="1479511559" name="Imagen 1479511559" descr="Logotipo&#10;&#10;El contenido generado por IA puede ser incorrecto."/>
+                  <pic:cNvPr id="0" name="Picture 3" descr="H:\GRUPO MILANO\FRANJA-03-03.png"/>
                   <pic:cNvPicPr>
                     <a:picLocks noChangeAspect="1" noChangeArrowheads="1"/>
                   </pic:cNvPicPr>
                 </pic:nvPicPr>
-                <pic:blipFill>
-                  <a:blip r:embed="rId2">
+                <pic:blipFill rotWithShape="1">
+                  <a:blip r:embed="rId1" cstate="print">
                     <a:extLst>
                       <a:ext uri="{28A0092B-C50C-407E-A947-70E740481C1C}">
                         <a14:useLocalDpi xmlns:a14="http://schemas.microsoft.com/office/drawing/2010/main" val="0"/>
                       </a:ext>
                     </a:extLst>
                   </a:blip>
-                  <a:srcRect/>
-                  <a:stretch>
-                    <a:fillRect/>
-                  </a:stretch>
+                  <a:srcRect t="87861"/>
+                  <a:stretch/>
                 </pic:blipFill>
                 <pic:spPr bwMode="auto">
                   <a:xfrm>
                     <a:off x="0" y="0"/>
-                    <a:ext cx="742950" cy="468630"/>
+                    <a:ext cx="7781925" cy="914400"/>
                   </a:xfrm>
                   <a:prstGeom prst="rect">
                     <a:avLst/>
@@ -2999,6 +2660,11 @@
                   <a:ln>
                     <a:noFill/>
                   </a:ln>
+                  <a:extLst>
+                    <a:ext uri="{53640926-AAD7-44D8-BBD7-CCE9431645EC}">
+                      <a14:shadowObscured xmlns:a14="http://schemas.microsoft.com/office/drawing/2010/main"/>
+                    </a:ext>
+                  </a:extLst>
                 </pic:spPr>
               </pic:pic>
             </a:graphicData>
@@ -3020,15 +2686,15 @@
       <mc:AlternateContent>
         <mc:Choice Requires="wps">
           <w:drawing>
-            <wp:anchor distT="0" distB="0" distL="114300" distR="114300" simplePos="0" relativeHeight="251662339" behindDoc="0" locked="0" layoutInCell="1" allowOverlap="1" wp14:anchorId="4A8C1853" wp14:editId="29B4C2E1">
+            <wp:anchor distT="0" distB="0" distL="114300" distR="114300" simplePos="0" relativeHeight="251658246" behindDoc="0" locked="0" layoutInCell="1" allowOverlap="1" wp14:anchorId="590691FD" wp14:editId="728AFDA4">
               <wp:simplePos x="0" y="0"/>
               <wp:positionH relativeFrom="column">
-                <wp:posOffset>2339763</wp:posOffset>
+                <wp:posOffset>2425065</wp:posOffset>
               </wp:positionH>
               <wp:positionV relativeFrom="paragraph">
-                <wp:posOffset>8255</wp:posOffset>
+                <wp:posOffset>-24130</wp:posOffset>
               </wp:positionV>
-              <wp:extent cx="2006600" cy="548640"/>
+              <wp:extent cx="1965960" cy="548640"/>
               <wp:effectExtent l="0" t="0" r="0" b="3810"/>
               <wp:wrapNone/>
               <wp:docPr id="1448439813" name="Cuadro de texto 4"/>
@@ -3040,7 +2706,7 @@
                     <wps:spPr>
                       <a:xfrm>
                         <a:off x="0" y="0"/>
-                        <a:ext cx="2006600" cy="548640"/>
+                        <a:ext cx="1965960" cy="548640"/>
                       </a:xfrm>
                       <a:prstGeom prst="rect">
                         <a:avLst/>
@@ -3125,11 +2791,11 @@
         </mc:Choice>
         <mc:Fallback>
           <w:pict>
-            <v:shapetype w14:anchorId="4A8C1853" id="_x0000_t202" coordsize="21600,21600" o:spt="202" path="m,l,21600r21600,l21600,xe">
+            <v:shapetype w14:anchorId="590691FD" id="_x0000_t202" coordsize="21600,21600" o:spt="202" path="m,l,21600r21600,l21600,xe">
               <v:stroke joinstyle="miter"/>
               <v:path gradientshapeok="t" o:connecttype="rect"/>
             </v:shapetype>
-            <v:shape id="Cuadro de texto 4" o:spid="_x0000_s1026" type="#_x0000_t202" style="position:absolute;left:0;text-align:left;margin-left:184.25pt;margin-top:.65pt;width:158pt;height:43.2pt;z-index:251662339;visibility:visible;mso-wrap-style:square;mso-width-percent:0;mso-height-percent:0;mso-wrap-distance-left:9pt;mso-wrap-distance-top:0;mso-wrap-distance-right:9pt;mso-wrap-distance-bottom:0;mso-position-horizontal:absolute;mso-position-horizontal-relative:text;mso-position-vertical:absolute;mso-position-vertical-relative:text;mso-width-percent:0;mso-height-percent:0;mso-width-relative:margin;mso-height-relative:margin;v-text-anchor:top" o:gfxdata="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" filled="f" stroked="f" strokeweight=".5pt">
+            <v:shape id="Cuadro de texto 4" o:spid="_x0000_s1026" type="#_x0000_t202" style="position:absolute;margin-left:190.95pt;margin-top:-1.9pt;width:154.8pt;height:43.2pt;z-index:251662339;visibility:visible;mso-wrap-style:square;mso-width-percent:0;mso-height-percent:0;mso-wrap-distance-left:9pt;mso-wrap-distance-top:0;mso-wrap-distance-right:9pt;mso-wrap-distance-bottom:0;mso-position-horizontal:absolute;mso-position-horizontal-relative:text;mso-position-vertical:absolute;mso-position-vertical-relative:text;mso-width-percent:0;mso-height-percent:0;mso-width-relative:margin;mso-height-relative:margin;v-text-anchor:top" o:gfxdata="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" filled="f" stroked="f" strokeweight=".5pt">
               <v:textbox>
                 <w:txbxContent>
                   <w:p>
@@ -3190,45 +2856,165 @@
         </mc:Fallback>
       </mc:AlternateContent>
     </w:r>
+    <w:r>
+      <w:rPr>
+        <w:rFonts w:ascii="Calibri" w:eastAsia="Times New Roman" w:hAnsi="Calibri" w:cs="Times New Roman"/>
+        <w:noProof/>
+        <w:lang w:eastAsia="es-MX"/>
+      </w:rPr>
+      <w:drawing>
+        <wp:anchor distT="0" distB="0" distL="114300" distR="114300" simplePos="0" relativeHeight="251658245" behindDoc="1" locked="0" layoutInCell="1" allowOverlap="1" wp14:anchorId="7511984A" wp14:editId="4887A355">
+          <wp:simplePos x="0" y="0"/>
+          <wp:positionH relativeFrom="margin">
+            <wp:posOffset>4403090</wp:posOffset>
+          </wp:positionH>
+          <wp:positionV relativeFrom="paragraph">
+            <wp:posOffset>1905</wp:posOffset>
+          </wp:positionV>
+          <wp:extent cx="684530" cy="431800"/>
+          <wp:effectExtent l="0" t="0" r="1270" b="6350"/>
+          <wp:wrapNone/>
+          <wp:docPr id="91298748" name="Imagen 91298748" descr="Logotipo&#10;&#10;Descripción generada automáticamente"/>
+          <wp:cNvGraphicFramePr>
+            <a:graphicFrameLocks xmlns:a="http://schemas.openxmlformats.org/drawingml/2006/main" noChangeAspect="1"/>
+          </wp:cNvGraphicFramePr>
+          <a:graphic xmlns:a="http://schemas.openxmlformats.org/drawingml/2006/main">
+            <a:graphicData uri="http://schemas.openxmlformats.org/drawingml/2006/picture">
+              <pic:pic xmlns:pic="http://schemas.openxmlformats.org/drawingml/2006/picture">
+                <pic:nvPicPr>
+                  <pic:cNvPr id="1099352104" name="Imagen 1099352104" descr="Logotipo&#10;&#10;Descripción generada automáticamente"/>
+                  <pic:cNvPicPr>
+                    <a:picLocks noChangeAspect="1" noChangeArrowheads="1"/>
+                  </pic:cNvPicPr>
+                </pic:nvPicPr>
+                <pic:blipFill>
+                  <a:blip r:embed="rId2">
+                    <a:extLst>
+                      <a:ext uri="{28A0092B-C50C-407E-A947-70E740481C1C}">
+                        <a14:useLocalDpi xmlns:a14="http://schemas.microsoft.com/office/drawing/2010/main" val="0"/>
+                      </a:ext>
+                    </a:extLst>
+                  </a:blip>
+                  <a:srcRect/>
+                  <a:stretch>
+                    <a:fillRect/>
+                  </a:stretch>
+                </pic:blipFill>
+                <pic:spPr bwMode="auto">
+                  <a:xfrm>
+                    <a:off x="0" y="0"/>
+                    <a:ext cx="684530" cy="431800"/>
+                  </a:xfrm>
+                  <a:prstGeom prst="rect">
+                    <a:avLst/>
+                  </a:prstGeom>
+                  <a:noFill/>
+                  <a:ln>
+                    <a:noFill/>
+                  </a:ln>
+                </pic:spPr>
+              </pic:pic>
+            </a:graphicData>
+          </a:graphic>
+          <wp14:sizeRelH relativeFrom="page">
+            <wp14:pctWidth>0</wp14:pctWidth>
+          </wp14:sizeRelH>
+          <wp14:sizeRelV relativeFrom="page">
+            <wp14:pctHeight>0</wp14:pctHeight>
+          </wp14:sizeRelV>
+        </wp:anchor>
+      </w:drawing>
+    </w:r>
+    <w:r>
+      <w:rPr>
+        <w:color w:val="8496B0" w:themeColor="text2" w:themeTint="99"/>
+        <w:spacing w:val="60"/>
+      </w:rPr>
+      <w:t>Página</w:t>
+    </w:r>
+    <w:r>
+      <w:rPr>
+        <w:color w:val="8496B0" w:themeColor="text2" w:themeTint="99"/>
+      </w:rPr>
+      <w:t xml:space="preserve"> </w:t>
+    </w:r>
+    <w:r>
+      <w:rPr>
+        <w:color w:val="323E4F" w:themeColor="text2" w:themeShade="BF"/>
+      </w:rPr>
+      <w:fldChar w:fldCharType="begin"/>
+    </w:r>
+    <w:r>
+      <w:rPr>
+        <w:color w:val="323E4F" w:themeColor="text2" w:themeShade="BF"/>
+      </w:rPr>
+      <w:instrText>PAGE   \* MERGEFORMAT</w:instrText>
+    </w:r>
+    <w:r>
+      <w:rPr>
+        <w:color w:val="323E4F" w:themeColor="text2" w:themeShade="BF"/>
+      </w:rPr>
+      <w:fldChar w:fldCharType="separate"/>
+    </w:r>
+    <w:r>
+      <w:rPr>
+        <w:color w:val="323E4F" w:themeColor="text2" w:themeShade="BF"/>
+      </w:rPr>
+      <w:t>1</w:t>
+    </w:r>
+    <w:r>
+      <w:rPr>
+        <w:color w:val="323E4F" w:themeColor="text2" w:themeShade="BF"/>
+      </w:rPr>
+      <w:fldChar w:fldCharType="end"/>
+    </w:r>
+    <w:r>
+      <w:rPr>
+        <w:color w:val="323E4F" w:themeColor="text2" w:themeShade="BF"/>
+      </w:rPr>
+      <w:t xml:space="preserve"> | </w:t>
+    </w:r>
+    <w:r>
+      <w:rPr>
+        <w:color w:val="323E4F" w:themeColor="text2" w:themeShade="BF"/>
+      </w:rPr>
+      <w:fldChar w:fldCharType="begin"/>
+    </w:r>
+    <w:r>
+      <w:rPr>
+        <w:color w:val="323E4F" w:themeColor="text2" w:themeShade="BF"/>
+      </w:rPr>
+      <w:instrText>NUMPAGES  \* Arabic  \* MERGEFORMAT</w:instrText>
+    </w:r>
+    <w:r>
+      <w:rPr>
+        <w:color w:val="323E4F" w:themeColor="text2" w:themeShade="BF"/>
+      </w:rPr>
+      <w:fldChar w:fldCharType="separate"/>
+    </w:r>
+    <w:r>
+      <w:rPr>
+        <w:color w:val="323E4F" w:themeColor="text2" w:themeShade="BF"/>
+      </w:rPr>
+      <w:t>4</w:t>
+    </w:r>
+    <w:r>
+      <w:rPr>
+        <w:color w:val="323E4F" w:themeColor="text2" w:themeShade="BF"/>
+      </w:rPr>
+      <w:fldChar w:fldCharType="end"/>
+    </w:r>
   </w:p>
   <w:p>
     <w:pPr>
-      <w:tabs>
-        <w:tab w:val="center" w:pos="4419"/>
-        <w:tab w:val="right" w:pos="7655"/>
-        <w:tab w:val="left" w:pos="9639"/>
-      </w:tabs>
-      <w:spacing w:after="0" w:line="240" w:lineRule="auto"/>
-      <w:ind w:right="474"/>
-      <w:jc w:val="right"/>
-      <w:rPr>
-        <w:rFonts w:ascii="Calibri" w:eastAsia="Times New Roman" w:hAnsi="Calibri" w:cs="Times New Roman"/>
-        <w:b/>
-        <w:sz w:val="20"/>
-        <w:lang w:eastAsia="es-MX"/>
-      </w:rPr>
+      <w:pStyle w:val="Piedepgina"/>
     </w:pPr>
   </w:p>
   <w:p>
     <w:pPr>
-      <w:tabs>
-        <w:tab w:val="left" w:pos="3960"/>
-        <w:tab w:val="right" w:pos="7655"/>
-        <w:tab w:val="left" w:pos="9639"/>
-      </w:tabs>
-      <w:spacing w:after="0" w:line="240" w:lineRule="auto"/>
-      <w:ind w:right="474"/>
-      <w:jc w:val="right"/>
-      <w:rPr>
-        <w:rFonts w:ascii="Calibri" w:eastAsia="Times New Roman" w:hAnsi="Calibri" w:cs="Times New Roman"/>
-        <w:b/>
-        <w:sz w:val="20"/>
-        <w:u w:val="single"/>
-        <w:lang w:eastAsia="es-MX"/>
-      </w:rPr>
+      <w:pStyle w:val="Piedepgina"/>
     </w:pPr>
   </w:p>
-  <w:p/>
   <w:p>
     <w:pPr>
       <w:pStyle w:val="Piedepgina"/>
@@ -3819,6 +3605,7 @@
           <w:r>
             <w:rPr>
               <w:noProof/>
+              <w:lang w:val="es-ES" w:eastAsia="es-ES"/>
             </w:rPr>
             <w:t>{{ logo2 }}</w:t>
           </w:r>
@@ -3922,23 +3709,7 @@
         <w:rFonts w:cstheme="minorHAnsi"/>
         <w:b/>
       </w:rPr>
-      <w:t>**</w:t>
-    </w:r>
-    <w:proofErr w:type="spellStart"/>
-    <w:r>
-      <w:rPr>
-        <w:rFonts w:cstheme="minorHAnsi"/>
-        <w:b/>
-      </w:rPr>
-      <w:t>Anio_actual</w:t>
-    </w:r>
-    <w:proofErr w:type="spellEnd"/>
-    <w:r>
-      <w:rPr>
-        <w:rFonts w:cstheme="minorHAnsi"/>
-        <w:b/>
-      </w:rPr>
-      <w:t>**</w:t>
+      <w:t>**Anio_actual**</w:t>
     </w:r>
   </w:p>
   <w:p>
@@ -3960,23 +3731,7 @@
         <w:rFonts w:cstheme="minorHAnsi"/>
         <w:b/>
       </w:rPr>
-      <w:t>**</w:t>
-    </w:r>
-    <w:proofErr w:type="spellStart"/>
-    <w:r>
-      <w:rPr>
-        <w:rFonts w:cstheme="minorHAnsi"/>
-        <w:b/>
-      </w:rPr>
-      <w:t>Razon_social</w:t>
-    </w:r>
-    <w:proofErr w:type="spellEnd"/>
-    <w:r>
-      <w:rPr>
-        <w:rFonts w:cstheme="minorHAnsi"/>
-        <w:b/>
-      </w:rPr>
-      <w:t>**</w:t>
+      <w:t>**Razon_social**</w:t>
     </w:r>
   </w:p>
   <w:p>
@@ -3993,21 +3748,7 @@
       <w:rPr>
         <w:b/>
       </w:rPr>
-      <w:t>**</w:t>
-    </w:r>
-    <w:proofErr w:type="spellStart"/>
-    <w:r>
-      <w:rPr>
-        <w:b/>
-      </w:rPr>
-      <w:t>Nombre_comercial</w:t>
-    </w:r>
-    <w:proofErr w:type="spellEnd"/>
-    <w:r>
-      <w:rPr>
-        <w:b/>
-      </w:rPr>
-      <w:t>**</w:t>
+      <w:t>**Nombre_comercial**</w:t>
     </w:r>
   </w:p>
 </w:hdr>

--- a/Inputs/Templates/MF General.docx
+++ b/Inputs/Templates/MF General.docx
@@ -50,13 +50,41 @@
         </w:rPr>
         <w:t xml:space="preserve"> </w:t>
       </w:r>
+      <w:proofErr w:type="gramStart"/>
       <w:r>
         <w:rPr>
           <w:rFonts w:cstheme="minorHAnsi"/>
           <w:b/>
           <w:color w:val="000000" w:themeColor="text1"/>
         </w:rPr>
-        <w:t>{{ razon_social }}</w:t>
+        <w:t xml:space="preserve">{{ </w:t>
+      </w:r>
+      <w:proofErr w:type="spellStart"/>
+      <w:r>
+        <w:rPr>
+          <w:rFonts w:cstheme="minorHAnsi"/>
+          <w:b/>
+          <w:color w:val="000000" w:themeColor="text1"/>
+        </w:rPr>
+        <w:t>razon</w:t>
+      </w:r>
+      <w:proofErr w:type="gramEnd"/>
+      <w:r>
+        <w:rPr>
+          <w:rFonts w:cstheme="minorHAnsi"/>
+          <w:b/>
+          <w:color w:val="000000" w:themeColor="text1"/>
+        </w:rPr>
+        <w:t>_social</w:t>
+      </w:r>
+      <w:proofErr w:type="spellEnd"/>
+      <w:r>
+        <w:rPr>
+          <w:rFonts w:cstheme="minorHAnsi"/>
+          <w:b/>
+          <w:color w:val="000000" w:themeColor="text1"/>
+        </w:rPr>
+        <w:t xml:space="preserve"> }}</w:t>
       </w:r>
       <w:r>
         <w:rPr>
@@ -72,7 +100,25 @@
           <w:b/>
           <w:color w:val="000000" w:themeColor="text1"/>
         </w:rPr>
-        <w:t>{{ nombre_comercial }}</w:t>
+        <w:t xml:space="preserve">{{ </w:t>
+      </w:r>
+      <w:proofErr w:type="spellStart"/>
+      <w:r>
+        <w:rPr>
+          <w:rFonts w:cstheme="minorHAnsi"/>
+          <w:b/>
+          <w:color w:val="000000" w:themeColor="text1"/>
+        </w:rPr>
+        <w:t>nombre_comercial</w:t>
+      </w:r>
+      <w:proofErr w:type="spellEnd"/>
+      <w:r>
+        <w:rPr>
+          <w:rFonts w:cstheme="minorHAnsi"/>
+          <w:b/>
+          <w:color w:val="000000" w:themeColor="text1"/>
+        </w:rPr>
+        <w:t xml:space="preserve"> }}</w:t>
       </w:r>
       <w:r>
         <w:rPr>
@@ -148,6 +194,7 @@
         </w:rPr>
         <w:t xml:space="preserve">El horario de atención es de </w:t>
       </w:r>
+      <w:proofErr w:type="gramStart"/>
       <w:r>
         <w:rPr>
           <w:rFonts w:cstheme="minorHAnsi"/>
@@ -155,13 +202,23 @@
         </w:rPr>
         <w:t xml:space="preserve">{{ </w:t>
       </w:r>
+      <w:proofErr w:type="spellStart"/>
       <w:r>
         <w:rPr>
           <w:rFonts w:cstheme="minorHAnsi"/>
           <w:color w:val="000000" w:themeColor="text1"/>
         </w:rPr>
-        <w:t>dias_trabajo</w:t>
+        <w:t>dias</w:t>
       </w:r>
+      <w:proofErr w:type="gramEnd"/>
+      <w:r>
+        <w:rPr>
+          <w:rFonts w:cstheme="minorHAnsi"/>
+          <w:color w:val="000000" w:themeColor="text1"/>
+        </w:rPr>
+        <w:t>_trabajo</w:t>
+      </w:r>
+      <w:proofErr w:type="spellEnd"/>
       <w:r>
         <w:rPr>
           <w:rFonts w:cstheme="minorHAnsi"/>
@@ -207,12 +264,21 @@
         </w:rPr>
         <w:t xml:space="preserve"> Cuenta con </w:t>
       </w:r>
+      <w:proofErr w:type="gramStart"/>
       <w:r>
         <w:rPr>
           <w:rFonts w:cstheme="minorHAnsi"/>
           <w:color w:val="000000" w:themeColor="text1"/>
         </w:rPr>
-        <w:t>{{ trabajadores }}</w:t>
+        <w:t>{{ trabajadores</w:t>
+      </w:r>
+      <w:proofErr w:type="gramEnd"/>
+      <w:r>
+        <w:rPr>
+          <w:rFonts w:cstheme="minorHAnsi"/>
+          <w:color w:val="000000" w:themeColor="text1"/>
+        </w:rPr>
+        <w:t xml:space="preserve"> }}</w:t>
       </w:r>
       <w:r>
         <w:rPr>
@@ -338,6 +404,7 @@
                 <w:szCs w:val="22"/>
               </w:rPr>
             </w:pPr>
+            <w:proofErr w:type="gramStart"/>
             <w:r>
               <w:rPr>
                 <w:rFonts w:asciiTheme="minorHAnsi" w:hAnsiTheme="minorHAnsi" w:cstheme="minorHAnsi"/>
@@ -345,7 +412,17 @@
                 <w:sz w:val="22"/>
                 <w:szCs w:val="22"/>
               </w:rPr>
-              <w:t>{{ mueble1 }}</w:t>
+              <w:t>{{ mueble</w:t>
+            </w:r>
+            <w:proofErr w:type="gramEnd"/>
+            <w:r>
+              <w:rPr>
+                <w:rFonts w:asciiTheme="minorHAnsi" w:hAnsiTheme="minorHAnsi" w:cstheme="minorHAnsi"/>
+                <w:color w:val="000000" w:themeColor="text1"/>
+                <w:sz w:val="22"/>
+                <w:szCs w:val="22"/>
+              </w:rPr>
+              <w:t>1 }}</w:t>
             </w:r>
           </w:p>
         </w:tc>
@@ -440,6 +517,7 @@
                 <w:szCs w:val="22"/>
               </w:rPr>
             </w:pPr>
+            <w:proofErr w:type="gramStart"/>
             <w:r>
               <w:rPr>
                 <w:rFonts w:asciiTheme="minorHAnsi" w:hAnsiTheme="minorHAnsi" w:cstheme="minorHAnsi"/>
@@ -449,6 +527,7 @@
               </w:rPr>
               <w:t>{{ ruta</w:t>
             </w:r>
+            <w:proofErr w:type="gramEnd"/>
             <w:r>
               <w:rPr>
                 <w:rFonts w:asciiTheme="minorHAnsi" w:hAnsiTheme="minorHAnsi" w:cstheme="minorHAnsi"/>
@@ -573,6 +652,7 @@
                 <w:szCs w:val="22"/>
               </w:rPr>
             </w:pPr>
+            <w:proofErr w:type="gramStart"/>
             <w:r>
               <w:rPr>
                 <w:rFonts w:asciiTheme="minorHAnsi" w:hAnsiTheme="minorHAnsi" w:cstheme="minorHAnsi"/>
@@ -580,7 +660,17 @@
                 <w:sz w:val="22"/>
                 <w:szCs w:val="22"/>
               </w:rPr>
-              <w:t>{{ ext1 }}</w:t>
+              <w:t>{{ ext</w:t>
+            </w:r>
+            <w:proofErr w:type="gramEnd"/>
+            <w:r>
+              <w:rPr>
+                <w:rFonts w:asciiTheme="minorHAnsi" w:hAnsiTheme="minorHAnsi" w:cstheme="minorHAnsi"/>
+                <w:color w:val="000000" w:themeColor="text1"/>
+                <w:sz w:val="22"/>
+                <w:szCs w:val="22"/>
+              </w:rPr>
+              <w:t>1 }}</w:t>
             </w:r>
           </w:p>
         </w:tc>
@@ -601,6 +691,7 @@
                 <w:szCs w:val="22"/>
               </w:rPr>
             </w:pPr>
+            <w:proofErr w:type="gramStart"/>
             <w:r>
               <w:rPr>
                 <w:rFonts w:asciiTheme="minorHAnsi" w:hAnsiTheme="minorHAnsi" w:cstheme="minorHAnsi"/>
@@ -610,6 +701,7 @@
               </w:rPr>
               <w:t>{{ ext</w:t>
             </w:r>
+            <w:proofErr w:type="gramEnd"/>
             <w:r>
               <w:rPr>
                 <w:rFonts w:asciiTheme="minorHAnsi" w:hAnsiTheme="minorHAnsi" w:cstheme="minorHAnsi"/>
@@ -691,6 +783,7 @@
                 <w:szCs w:val="22"/>
               </w:rPr>
             </w:pPr>
+            <w:proofErr w:type="gramStart"/>
             <w:r>
               <w:rPr>
                 <w:rFonts w:asciiTheme="minorHAnsi" w:hAnsiTheme="minorHAnsi" w:cstheme="minorHAnsi"/>
@@ -698,7 +791,17 @@
                 <w:sz w:val="22"/>
                 <w:szCs w:val="22"/>
               </w:rPr>
-              <w:t>{{ techo }}</w:t>
+              <w:t>{{ techo</w:t>
+            </w:r>
+            <w:proofErr w:type="gramEnd"/>
+            <w:r>
+              <w:rPr>
+                <w:rFonts w:asciiTheme="minorHAnsi" w:hAnsiTheme="minorHAnsi" w:cstheme="minorHAnsi"/>
+                <w:color w:val="000000" w:themeColor="text1"/>
+                <w:sz w:val="22"/>
+                <w:szCs w:val="22"/>
+              </w:rPr>
+              <w:t xml:space="preserve"> }}</w:t>
             </w:r>
           </w:p>
         </w:tc>
@@ -772,7 +875,97 @@
                 <w:sz w:val="22"/>
                 <w:szCs w:val="22"/>
               </w:rPr>
-              <w:t>No cuenta con instalación de gas LP.</w:t>
+              <w:t xml:space="preserve">Cuenta con instalaciones de gas </w:t>
+            </w:r>
+            <w:r>
+              <w:rPr>
+                <w:rFonts w:asciiTheme="minorHAnsi" w:hAnsiTheme="minorHAnsi" w:cstheme="minorHAnsi"/>
+                <w:color w:val="000000" w:themeColor="text1"/>
+                <w:sz w:val="22"/>
+                <w:szCs w:val="22"/>
+              </w:rPr>
+              <w:t>LP</w:t>
+            </w:r>
+            <w:r>
+              <w:rPr>
+                <w:rFonts w:asciiTheme="minorHAnsi" w:hAnsiTheme="minorHAnsi" w:cstheme="minorHAnsi"/>
+                <w:color w:val="000000" w:themeColor="text1"/>
+                <w:sz w:val="22"/>
+                <w:szCs w:val="22"/>
+              </w:rPr>
+              <w:t xml:space="preserve"> con una capacidad de suministro de </w:t>
+            </w:r>
+            <w:proofErr w:type="gramStart"/>
+            <w:r>
+              <w:rPr>
+                <w:rFonts w:asciiTheme="minorHAnsi" w:hAnsiTheme="minorHAnsi" w:cstheme="minorHAnsi"/>
+                <w:color w:val="000000" w:themeColor="text1"/>
+                <w:sz w:val="22"/>
+                <w:szCs w:val="22"/>
+              </w:rPr>
+              <w:t xml:space="preserve">{{ </w:t>
+            </w:r>
+            <w:proofErr w:type="spellStart"/>
+            <w:r>
+              <w:rPr>
+                <w:rFonts w:asciiTheme="minorHAnsi" w:hAnsiTheme="minorHAnsi" w:cstheme="minorHAnsi"/>
+                <w:color w:val="000000" w:themeColor="text1"/>
+                <w:sz w:val="22"/>
+                <w:szCs w:val="22"/>
+              </w:rPr>
+              <w:t>gas</w:t>
+            </w:r>
+            <w:proofErr w:type="gramEnd"/>
+            <w:r>
+              <w:rPr>
+                <w:rFonts w:asciiTheme="minorHAnsi" w:hAnsiTheme="minorHAnsi" w:cstheme="minorHAnsi"/>
+                <w:color w:val="000000" w:themeColor="text1"/>
+                <w:sz w:val="22"/>
+                <w:szCs w:val="22"/>
+              </w:rPr>
+              <w:t>_inflamable</w:t>
+            </w:r>
+            <w:proofErr w:type="spellEnd"/>
+            <w:r>
+              <w:rPr>
+                <w:rFonts w:asciiTheme="minorHAnsi" w:hAnsiTheme="minorHAnsi" w:cstheme="minorHAnsi"/>
+                <w:color w:val="000000" w:themeColor="text1"/>
+                <w:sz w:val="22"/>
+                <w:szCs w:val="22"/>
+              </w:rPr>
+              <w:t xml:space="preserve"> }}</w:t>
+            </w:r>
+            <w:r>
+              <w:rPr>
+                <w:rFonts w:asciiTheme="minorHAnsi" w:hAnsiTheme="minorHAnsi" w:cstheme="minorHAnsi"/>
+                <w:color w:val="000000" w:themeColor="text1"/>
+                <w:sz w:val="22"/>
+                <w:szCs w:val="22"/>
+              </w:rPr>
+              <w:t xml:space="preserve"> litros. Se con los dictámenes correspondientes que garantizan su correcta instalación y operación.</w:t>
+            </w:r>
+          </w:p>
+          <w:p>
+            <w:pPr>
+              <w:pStyle w:val="Default"/>
+              <w:spacing w:line="360" w:lineRule="auto"/>
+              <w:jc w:val="both"/>
+              <w:rPr>
+                <w:rFonts w:asciiTheme="minorHAnsi" w:hAnsiTheme="minorHAnsi" w:cstheme="minorHAnsi"/>
+                <w:color w:val="000000" w:themeColor="text1"/>
+                <w:sz w:val="22"/>
+                <w:szCs w:val="22"/>
+              </w:rPr>
+            </w:pPr>
+            <w:r>
+              <w:rPr>
+                <w:rFonts w:asciiTheme="minorHAnsi" w:hAnsiTheme="minorHAnsi" w:cstheme="minorHAnsi"/>
+                <w:color w:val="000000" w:themeColor="text1"/>
+                <w:sz w:val="22"/>
+                <w:szCs w:val="22"/>
+                <w:highlight w:val="yellow"/>
+              </w:rPr>
+              <w:t>No cuenta con instalación de gas.</w:t>
             </w:r>
           </w:p>
         </w:tc>
@@ -793,6 +986,46 @@
                 <w:szCs w:val="22"/>
               </w:rPr>
             </w:pPr>
+            <w:proofErr w:type="gramStart"/>
+            <w:r>
+              <w:rPr>
+                <w:rFonts w:asciiTheme="minorHAnsi" w:hAnsiTheme="minorHAnsi" w:cstheme="minorHAnsi"/>
+                <w:color w:val="000000" w:themeColor="text1"/>
+                <w:sz w:val="22"/>
+                <w:szCs w:val="22"/>
+              </w:rPr>
+              <w:t xml:space="preserve">{{ </w:t>
+            </w:r>
+            <w:proofErr w:type="spellStart"/>
+            <w:r>
+              <w:rPr>
+                <w:rFonts w:asciiTheme="minorHAnsi" w:hAnsiTheme="minorHAnsi" w:cstheme="minorHAnsi"/>
+                <w:color w:val="000000" w:themeColor="text1"/>
+                <w:sz w:val="22"/>
+                <w:szCs w:val="22"/>
+              </w:rPr>
+              <w:t>tanques</w:t>
+            </w:r>
+            <w:proofErr w:type="gramEnd"/>
+            <w:r>
+              <w:rPr>
+                <w:rFonts w:asciiTheme="minorHAnsi" w:hAnsiTheme="minorHAnsi" w:cstheme="minorHAnsi"/>
+                <w:color w:val="000000" w:themeColor="text1"/>
+                <w:sz w:val="22"/>
+                <w:szCs w:val="22"/>
+              </w:rPr>
+              <w:t>_gaso</w:t>
+            </w:r>
+            <w:proofErr w:type="spellEnd"/>
+            <w:r>
+              <w:rPr>
+                <w:rFonts w:asciiTheme="minorHAnsi" w:hAnsiTheme="minorHAnsi" w:cstheme="minorHAnsi"/>
+                <w:color w:val="000000" w:themeColor="text1"/>
+                <w:sz w:val="22"/>
+                <w:szCs w:val="22"/>
+              </w:rPr>
+              <w:t xml:space="preserve"> }}</w:t>
+            </w:r>
           </w:p>
         </w:tc>
       </w:tr>
@@ -870,6 +1103,7 @@
               </w:rPr>
               <w:t xml:space="preserve">Se cuenta con un plan de emergencia para casos de incendio, definido en el presente Programa interno de Protección civil, mismo que debe ser difundido y socializado con el personal de </w:t>
             </w:r>
+            <w:proofErr w:type="gramStart"/>
             <w:r>
               <w:rPr>
                 <w:rFonts w:asciiTheme="minorHAnsi" w:hAnsiTheme="minorHAnsi" w:cstheme="minorHAnsi"/>
@@ -879,7 +1113,43 @@
                 <w:sz w:val="22"/>
                 <w:szCs w:val="22"/>
               </w:rPr>
-              <w:t xml:space="preserve">{{ razon_social }} </w:t>
+              <w:t xml:space="preserve">{{ </w:t>
+            </w:r>
+            <w:proofErr w:type="spellStart"/>
+            <w:r>
+              <w:rPr>
+                <w:rFonts w:asciiTheme="minorHAnsi" w:hAnsiTheme="minorHAnsi" w:cstheme="minorHAnsi"/>
+                <w:b/>
+                <w:bCs/>
+                <w:color w:val="000000" w:themeColor="text1"/>
+                <w:sz w:val="22"/>
+                <w:szCs w:val="22"/>
+              </w:rPr>
+              <w:t>razon</w:t>
+            </w:r>
+            <w:proofErr w:type="gramEnd"/>
+            <w:r>
+              <w:rPr>
+                <w:rFonts w:asciiTheme="minorHAnsi" w:hAnsiTheme="minorHAnsi" w:cstheme="minorHAnsi"/>
+                <w:b/>
+                <w:bCs/>
+                <w:color w:val="000000" w:themeColor="text1"/>
+                <w:sz w:val="22"/>
+                <w:szCs w:val="22"/>
+              </w:rPr>
+              <w:t>_social</w:t>
+            </w:r>
+            <w:proofErr w:type="spellEnd"/>
+            <w:r>
+              <w:rPr>
+                <w:rFonts w:asciiTheme="minorHAnsi" w:hAnsiTheme="minorHAnsi" w:cstheme="minorHAnsi"/>
+                <w:b/>
+                <w:bCs/>
+                <w:color w:val="000000" w:themeColor="text1"/>
+                <w:sz w:val="22"/>
+                <w:szCs w:val="22"/>
+              </w:rPr>
+              <w:t xml:space="preserve"> }} </w:t>
             </w:r>
             <w:r>
               <w:rPr>
@@ -889,7 +1159,29 @@
                 <w:sz w:val="22"/>
                 <w:szCs w:val="22"/>
               </w:rPr>
-              <w:t>{{ nombre_comercial }}</w:t>
+              <w:t xml:space="preserve">{{ </w:t>
+            </w:r>
+            <w:proofErr w:type="spellStart"/>
+            <w:r>
+              <w:rPr>
+                <w:rFonts w:asciiTheme="minorHAnsi" w:hAnsiTheme="minorHAnsi" w:cstheme="minorHAnsi"/>
+                <w:b/>
+                <w:color w:val="000000" w:themeColor="text1"/>
+                <w:sz w:val="22"/>
+                <w:szCs w:val="22"/>
+              </w:rPr>
+              <w:t>nombre_comercial</w:t>
+            </w:r>
+            <w:proofErr w:type="spellEnd"/>
+            <w:r>
+              <w:rPr>
+                <w:rFonts w:asciiTheme="minorHAnsi" w:hAnsiTheme="minorHAnsi" w:cstheme="minorHAnsi"/>
+                <w:b/>
+                <w:color w:val="000000" w:themeColor="text1"/>
+                <w:sz w:val="22"/>
+                <w:szCs w:val="22"/>
+              </w:rPr>
+              <w:t xml:space="preserve"> }}</w:t>
             </w:r>
             <w:r>
               <w:rPr>
@@ -925,6 +1217,7 @@
                 <w:szCs w:val="22"/>
               </w:rPr>
             </w:pPr>
+            <w:proofErr w:type="gramStart"/>
             <w:r>
               <w:rPr>
                 <w:rFonts w:asciiTheme="minorHAnsi" w:hAnsiTheme="minorHAnsi" w:cstheme="minorHAnsi"/>
@@ -932,7 +1225,17 @@
                 <w:sz w:val="22"/>
                 <w:szCs w:val="22"/>
               </w:rPr>
-              <w:t>{{ plan1 }}</w:t>
+              <w:t>{{ plan</w:t>
+            </w:r>
+            <w:proofErr w:type="gramEnd"/>
+            <w:r>
+              <w:rPr>
+                <w:rFonts w:asciiTheme="minorHAnsi" w:hAnsiTheme="minorHAnsi" w:cstheme="minorHAnsi"/>
+                <w:color w:val="000000" w:themeColor="text1"/>
+                <w:sz w:val="22"/>
+                <w:szCs w:val="22"/>
+              </w:rPr>
+              <w:t>1 }}</w:t>
             </w:r>
           </w:p>
         </w:tc>
@@ -954,6 +1257,7 @@
                 <w:szCs w:val="22"/>
               </w:rPr>
             </w:pPr>
+            <w:proofErr w:type="gramStart"/>
             <w:r>
               <w:rPr>
                 <w:rFonts w:asciiTheme="minorHAnsi" w:hAnsiTheme="minorHAnsi" w:cstheme="minorHAnsi"/>
@@ -963,6 +1267,7 @@
               </w:rPr>
               <w:t>{{ plan</w:t>
             </w:r>
+            <w:proofErr w:type="gramEnd"/>
             <w:r>
               <w:rPr>
                 <w:rFonts w:asciiTheme="minorHAnsi" w:hAnsiTheme="minorHAnsi" w:cstheme="minorHAnsi"/>
@@ -1002,6 +1307,7 @@
                 <w:szCs w:val="22"/>
               </w:rPr>
             </w:pPr>
+            <w:proofErr w:type="gramStart"/>
             <w:r>
               <w:rPr>
                 <w:rFonts w:asciiTheme="minorHAnsi" w:hAnsiTheme="minorHAnsi" w:cstheme="minorHAnsi"/>
@@ -1011,6 +1317,7 @@
               </w:rPr>
               <w:t>{{ plan</w:t>
             </w:r>
+            <w:proofErr w:type="gramEnd"/>
             <w:r>
               <w:rPr>
                 <w:rFonts w:asciiTheme="minorHAnsi" w:hAnsiTheme="minorHAnsi" w:cstheme="minorHAnsi"/>
@@ -1082,6 +1389,7 @@
                 <w:szCs w:val="22"/>
               </w:rPr>
             </w:pPr>
+            <w:proofErr w:type="gramStart"/>
             <w:r>
               <w:rPr>
                 <w:rFonts w:asciiTheme="minorHAnsi" w:hAnsiTheme="minorHAnsi" w:cstheme="minorHAnsi"/>
@@ -1089,7 +1397,17 @@
                 <w:sz w:val="22"/>
                 <w:szCs w:val="22"/>
               </w:rPr>
-              <w:t>{{ pisos }}</w:t>
+              <w:t>{{ pisos</w:t>
+            </w:r>
+            <w:proofErr w:type="gramEnd"/>
+            <w:r>
+              <w:rPr>
+                <w:rFonts w:asciiTheme="minorHAnsi" w:hAnsiTheme="minorHAnsi" w:cstheme="minorHAnsi"/>
+                <w:color w:val="000000" w:themeColor="text1"/>
+                <w:sz w:val="22"/>
+                <w:szCs w:val="22"/>
+              </w:rPr>
+              <w:t xml:space="preserve"> }}</w:t>
             </w:r>
           </w:p>
         </w:tc>
@@ -1205,6 +1523,7 @@
                 <w:szCs w:val="22"/>
               </w:rPr>
             </w:pPr>
+            <w:proofErr w:type="gramStart"/>
             <w:r>
               <w:rPr>
                 <w:rFonts w:asciiTheme="minorHAnsi" w:hAnsiTheme="minorHAnsi" w:cstheme="minorHAnsi"/>
@@ -1212,7 +1531,28 @@
                 <w:sz w:val="22"/>
                 <w:szCs w:val="22"/>
               </w:rPr>
-              <w:t>{{ electrico }}</w:t>
+              <w:t xml:space="preserve">{{ </w:t>
+            </w:r>
+            <w:proofErr w:type="spellStart"/>
+            <w:r>
+              <w:rPr>
+                <w:rFonts w:asciiTheme="minorHAnsi" w:hAnsiTheme="minorHAnsi" w:cstheme="minorHAnsi"/>
+                <w:color w:val="000000" w:themeColor="text1"/>
+                <w:sz w:val="22"/>
+                <w:szCs w:val="22"/>
+              </w:rPr>
+              <w:t>electrico</w:t>
+            </w:r>
+            <w:proofErr w:type="spellEnd"/>
+            <w:proofErr w:type="gramEnd"/>
+            <w:r>
+              <w:rPr>
+                <w:rFonts w:asciiTheme="minorHAnsi" w:hAnsiTheme="minorHAnsi" w:cstheme="minorHAnsi"/>
+                <w:color w:val="000000" w:themeColor="text1"/>
+                <w:sz w:val="22"/>
+                <w:szCs w:val="22"/>
+              </w:rPr>
+              <w:t xml:space="preserve"> }}</w:t>
             </w:r>
           </w:p>
         </w:tc>
@@ -1302,8 +1642,18 @@
                 <w:color w:val="000000" w:themeColor="text1"/>
               </w:rPr>
             </w:pPr>
+            <w:proofErr w:type="gramStart"/>
             <w:r>
-              <w:t>{{ banio }}</w:t>
+              <w:t xml:space="preserve">{{ </w:t>
+            </w:r>
+            <w:proofErr w:type="spellStart"/>
+            <w:r>
+              <w:t>banio</w:t>
+            </w:r>
+            <w:proofErr w:type="spellEnd"/>
+            <w:proofErr w:type="gramEnd"/>
+            <w:r>
+              <w:t xml:space="preserve"> }}</w:t>
             </w:r>
           </w:p>
         </w:tc>
@@ -1414,12 +1764,30 @@
                 <w:color w:val="000000" w:themeColor="text1"/>
               </w:rPr>
             </w:pPr>
+            <w:proofErr w:type="gramStart"/>
             <w:r>
               <w:rPr>
                 <w:rFonts w:cstheme="minorHAnsi"/>
                 <w:color w:val="000000" w:themeColor="text1"/>
               </w:rPr>
-              <w:t>{{ botiquin }}</w:t>
+              <w:t xml:space="preserve">{{ </w:t>
+            </w:r>
+            <w:proofErr w:type="spellStart"/>
+            <w:r>
+              <w:rPr>
+                <w:rFonts w:cstheme="minorHAnsi"/>
+                <w:color w:val="000000" w:themeColor="text1"/>
+              </w:rPr>
+              <w:t>botiquin</w:t>
+            </w:r>
+            <w:proofErr w:type="spellEnd"/>
+            <w:proofErr w:type="gramEnd"/>
+            <w:r>
+              <w:rPr>
+                <w:rFonts w:cstheme="minorHAnsi"/>
+                <w:color w:val="000000" w:themeColor="text1"/>
+              </w:rPr>
+              <w:t xml:space="preserve"> }}</w:t>
             </w:r>
           </w:p>
         </w:tc>
@@ -1793,7 +2161,15 @@
               </w:rPr>
             </w:pPr>
             <w:r>
-              <w:t>{{ dh }}</w:t>
+              <w:t xml:space="preserve">{{ </w:t>
+            </w:r>
+            <w:proofErr w:type="spellStart"/>
+            <w:r>
+              <w:t>dh</w:t>
+            </w:r>
+            <w:proofErr w:type="spellEnd"/>
+            <w:r>
+              <w:t xml:space="preserve"> }}</w:t>
             </w:r>
           </w:p>
         </w:tc>
@@ -2015,7 +2391,15 @@
               </w:rPr>
             </w:pPr>
             <w:r>
-              <w:t>{{ sis_inc }}</w:t>
+              <w:t xml:space="preserve">{{ </w:t>
+            </w:r>
+            <w:proofErr w:type="spellStart"/>
+            <w:r>
+              <w:t>sis_inc</w:t>
+            </w:r>
+            <w:proofErr w:type="spellEnd"/>
+            <w:r>
+              <w:t xml:space="preserve"> }}</w:t>
             </w:r>
           </w:p>
         </w:tc>
@@ -2148,7 +2532,15 @@
               </w:rPr>
             </w:pPr>
             <w:r>
-              <w:t>{{ punto_reun }}</w:t>
+              <w:t xml:space="preserve">{{ </w:t>
+            </w:r>
+            <w:proofErr w:type="spellStart"/>
+            <w:r>
+              <w:t>punto_reun</w:t>
+            </w:r>
+            <w:proofErr w:type="spellEnd"/>
+            <w:r>
+              <w:t xml:space="preserve"> }}</w:t>
             </w:r>
           </w:p>
         </w:tc>
@@ -2238,7 +2630,15 @@
               </w:rPr>
             </w:pPr>
             <w:r>
-              <w:t>{{ zona_sec }}</w:t>
+              <w:t xml:space="preserve">{{ </w:t>
+            </w:r>
+            <w:proofErr w:type="spellStart"/>
+            <w:r>
+              <w:t>zona_sec</w:t>
+            </w:r>
+            <w:proofErr w:type="spellEnd"/>
+            <w:r>
+              <w:t xml:space="preserve"> }}</w:t>
             </w:r>
           </w:p>
         </w:tc>
@@ -2497,7 +2897,23 @@
                 <w:rFonts w:cstheme="minorHAnsi"/>
                 <w:color w:val="000000" w:themeColor="text1"/>
               </w:rPr>
-              <w:t>El site se encuentra restringido en su acceso, limpio de almacenaje de combustibles sólidos y otros, con detector de humo vigente, toda la instalación eléctrica bajo resguardo tubo conduit, señalizado en sus tableros de control, con sistema de ventilación adecuado.</w:t>
+              <w:t xml:space="preserve">El site se encuentra restringido en su acceso, limpio de almacenaje de combustibles sólidos y otros, con detector de humo vigente, toda la instalación eléctrica bajo resguardo tubo </w:t>
+            </w:r>
+            <w:proofErr w:type="spellStart"/>
+            <w:r>
+              <w:rPr>
+                <w:rFonts w:cstheme="minorHAnsi"/>
+                <w:color w:val="000000" w:themeColor="text1"/>
+              </w:rPr>
+              <w:t>conduit</w:t>
+            </w:r>
+            <w:proofErr w:type="spellEnd"/>
+            <w:r>
+              <w:rPr>
+                <w:rFonts w:cstheme="minorHAnsi"/>
+                <w:color w:val="000000" w:themeColor="text1"/>
+              </w:rPr>
+              <w:t>, señalizado en sus tableros de control, con sistema de ventilación adecuado.</w:t>
             </w:r>
           </w:p>
         </w:tc>
@@ -3709,7 +4125,23 @@
         <w:rFonts w:cstheme="minorHAnsi"/>
         <w:b/>
       </w:rPr>
-      <w:t>**Anio_actual**</w:t>
+      <w:t>**</w:t>
+    </w:r>
+    <w:proofErr w:type="spellStart"/>
+    <w:r>
+      <w:rPr>
+        <w:rFonts w:cstheme="minorHAnsi"/>
+        <w:b/>
+      </w:rPr>
+      <w:t>Anio_actual</w:t>
+    </w:r>
+    <w:proofErr w:type="spellEnd"/>
+    <w:r>
+      <w:rPr>
+        <w:rFonts w:cstheme="minorHAnsi"/>
+        <w:b/>
+      </w:rPr>
+      <w:t>**</w:t>
     </w:r>
   </w:p>
   <w:p>
@@ -3731,7 +4163,23 @@
         <w:rFonts w:cstheme="minorHAnsi"/>
         <w:b/>
       </w:rPr>
-      <w:t>**Razon_social**</w:t>
+      <w:t>**</w:t>
+    </w:r>
+    <w:proofErr w:type="spellStart"/>
+    <w:r>
+      <w:rPr>
+        <w:rFonts w:cstheme="minorHAnsi"/>
+        <w:b/>
+      </w:rPr>
+      <w:t>Razon_social</w:t>
+    </w:r>
+    <w:proofErr w:type="spellEnd"/>
+    <w:r>
+      <w:rPr>
+        <w:rFonts w:cstheme="minorHAnsi"/>
+        <w:b/>
+      </w:rPr>
+      <w:t>**</w:t>
     </w:r>
   </w:p>
   <w:p>
@@ -3748,7 +4196,21 @@
       <w:rPr>
         <w:b/>
       </w:rPr>
-      <w:t>**Nombre_comercial**</w:t>
+      <w:t>**</w:t>
+    </w:r>
+    <w:proofErr w:type="spellStart"/>
+    <w:r>
+      <w:rPr>
+        <w:b/>
+      </w:rPr>
+      <w:t>Nombre_comercial</w:t>
+    </w:r>
+    <w:proofErr w:type="spellEnd"/>
+    <w:r>
+      <w:rPr>
+        <w:b/>
+      </w:rPr>
+      <w:t>**</w:t>
     </w:r>
   </w:p>
 </w:hdr>

--- a/Inputs/Templates/MF General.docx
+++ b/Inputs/Templates/MF General.docx
@@ -75,7 +75,16 @@
           <w:b/>
           <w:color w:val="000000" w:themeColor="text1"/>
         </w:rPr>
-        <w:t>_social</w:t>
+        <w:t>_</w:t>
+      </w:r>
+      <w:proofErr w:type="gramStart"/>
+      <w:r>
+        <w:rPr>
+          <w:rFonts w:cstheme="minorHAnsi"/>
+          <w:b/>
+          <w:color w:val="000000" w:themeColor="text1"/>
+        </w:rPr>
+        <w:t>social</w:t>
       </w:r>
       <w:proofErr w:type="spellEnd"/>
       <w:r>
@@ -84,7 +93,16 @@
           <w:b/>
           <w:color w:val="000000" w:themeColor="text1"/>
         </w:rPr>
-        <w:t xml:space="preserve"> }}</w:t>
+        <w:t xml:space="preserve"> }</w:t>
+      </w:r>
+      <w:proofErr w:type="gramEnd"/>
+      <w:r>
+        <w:rPr>
+          <w:rFonts w:cstheme="minorHAnsi"/>
+          <w:b/>
+          <w:color w:val="000000" w:themeColor="text1"/>
+        </w:rPr>
+        <w:t>}</w:t>
       </w:r>
       <w:r>
         <w:rPr>
@@ -94,6 +112,7 @@
         </w:rPr>
         <w:t>, “</w:t>
       </w:r>
+      <w:proofErr w:type="gramStart"/>
       <w:r>
         <w:rPr>
           <w:rFonts w:cstheme="minorHAnsi"/>
@@ -109,7 +128,25 @@
           <w:b/>
           <w:color w:val="000000" w:themeColor="text1"/>
         </w:rPr>
-        <w:t>nombre_comercial</w:t>
+        <w:t>nombre</w:t>
+      </w:r>
+      <w:proofErr w:type="gramEnd"/>
+      <w:r>
+        <w:rPr>
+          <w:rFonts w:cstheme="minorHAnsi"/>
+          <w:b/>
+          <w:color w:val="000000" w:themeColor="text1"/>
+        </w:rPr>
+        <w:t>_</w:t>
+      </w:r>
+      <w:proofErr w:type="gramStart"/>
+      <w:r>
+        <w:rPr>
+          <w:rFonts w:cstheme="minorHAnsi"/>
+          <w:b/>
+          <w:color w:val="000000" w:themeColor="text1"/>
+        </w:rPr>
+        <w:t>comercial</w:t>
       </w:r>
       <w:proofErr w:type="spellEnd"/>
       <w:r>
@@ -118,7 +155,16 @@
           <w:b/>
           <w:color w:val="000000" w:themeColor="text1"/>
         </w:rPr>
-        <w:t xml:space="preserve"> }}</w:t>
+        <w:t xml:space="preserve"> }</w:t>
+      </w:r>
+      <w:proofErr w:type="gramEnd"/>
+      <w:r>
+        <w:rPr>
+          <w:rFonts w:cstheme="minorHAnsi"/>
+          <w:b/>
+          <w:color w:val="000000" w:themeColor="text1"/>
+        </w:rPr>
+        <w:t>}</w:t>
       </w:r>
       <w:r>
         <w:rPr>
@@ -148,14 +194,78 @@
           <w:rFonts w:cstheme="minorHAnsi"/>
           <w:color w:val="000000" w:themeColor="text1"/>
         </w:rPr>
-        <w:t xml:space="preserve">al sur de {{ norte }}, al </w:t>
+        <w:t xml:space="preserve">al sur de </w:t>
+      </w:r>
+      <w:proofErr w:type="gramStart"/>
+      <w:r>
+        <w:rPr>
+          <w:rFonts w:cstheme="minorHAnsi"/>
+          <w:color w:val="000000" w:themeColor="text1"/>
+        </w:rPr>
+        <w:t>{{ norte</w:t>
+      </w:r>
+      <w:proofErr w:type="gramEnd"/>
+      <w:r>
+        <w:rPr>
+          <w:rFonts w:cstheme="minorHAnsi"/>
+          <w:color w:val="000000" w:themeColor="text1"/>
+        </w:rPr>
+        <w:t xml:space="preserve"> }}, al </w:t>
       </w:r>
       <w:r>
         <w:rPr>
           <w:rFonts w:cstheme="minorHAnsi"/>
           <w:color w:val="000000" w:themeColor="text1"/>
         </w:rPr>
-        <w:t>norte de {{ sur }}, al este de {{ oeste }} y al oeste de {{ este }}</w:t>
+        <w:t xml:space="preserve">norte de </w:t>
+      </w:r>
+      <w:proofErr w:type="gramStart"/>
+      <w:r>
+        <w:rPr>
+          <w:rFonts w:cstheme="minorHAnsi"/>
+          <w:color w:val="000000" w:themeColor="text1"/>
+        </w:rPr>
+        <w:t>{{ sur</w:t>
+      </w:r>
+      <w:proofErr w:type="gramEnd"/>
+      <w:r>
+        <w:rPr>
+          <w:rFonts w:cstheme="minorHAnsi"/>
+          <w:color w:val="000000" w:themeColor="text1"/>
+        </w:rPr>
+        <w:t xml:space="preserve"> }}, al este de </w:t>
+      </w:r>
+      <w:proofErr w:type="gramStart"/>
+      <w:r>
+        <w:rPr>
+          <w:rFonts w:cstheme="minorHAnsi"/>
+          <w:color w:val="000000" w:themeColor="text1"/>
+        </w:rPr>
+        <w:t>{{ oeste</w:t>
+      </w:r>
+      <w:proofErr w:type="gramEnd"/>
+      <w:r>
+        <w:rPr>
+          <w:rFonts w:cstheme="minorHAnsi"/>
+          <w:color w:val="000000" w:themeColor="text1"/>
+        </w:rPr>
+        <w:t xml:space="preserve"> }} y al oeste de </w:t>
+      </w:r>
+      <w:proofErr w:type="gramStart"/>
+      <w:r>
+        <w:rPr>
+          <w:rFonts w:cstheme="minorHAnsi"/>
+          <w:color w:val="000000" w:themeColor="text1"/>
+        </w:rPr>
+        <w:t>{{ este</w:t>
+      </w:r>
+      <w:proofErr w:type="gramEnd"/>
+      <w:r>
+        <w:rPr>
+          <w:rFonts w:cstheme="minorHAnsi"/>
+          <w:color w:val="000000" w:themeColor="text1"/>
+        </w:rPr>
+        <w:t xml:space="preserve"> }}</w:t>
       </w:r>
       <w:r>
         <w:rPr>
@@ -216,7 +326,15 @@
           <w:rFonts w:cstheme="minorHAnsi"/>
           <w:color w:val="000000" w:themeColor="text1"/>
         </w:rPr>
-        <w:t>_trabajo</w:t>
+        <w:t>_</w:t>
+      </w:r>
+      <w:proofErr w:type="gramStart"/>
+      <w:r>
+        <w:rPr>
+          <w:rFonts w:cstheme="minorHAnsi"/>
+          <w:color w:val="000000" w:themeColor="text1"/>
+        </w:rPr>
+        <w:t>trabajo</w:t>
       </w:r>
       <w:proofErr w:type="spellEnd"/>
       <w:r>
@@ -224,7 +342,15 @@
           <w:rFonts w:cstheme="minorHAnsi"/>
           <w:color w:val="000000" w:themeColor="text1"/>
         </w:rPr>
-        <w:t xml:space="preserve"> }}</w:t>
+        <w:t xml:space="preserve"> }</w:t>
+      </w:r>
+      <w:proofErr w:type="gramEnd"/>
+      <w:r>
+        <w:rPr>
+          <w:rFonts w:cstheme="minorHAnsi"/>
+          <w:color w:val="000000" w:themeColor="text1"/>
+        </w:rPr>
+        <w:t>}</w:t>
       </w:r>
       <w:r>
         <w:rPr>
@@ -233,12 +359,21 @@
         </w:rPr>
         <w:t xml:space="preserve"> de </w:t>
       </w:r>
+      <w:proofErr w:type="gramStart"/>
       <w:r>
         <w:rPr>
           <w:rFonts w:cstheme="minorHAnsi"/>
           <w:color w:val="000000" w:themeColor="text1"/>
         </w:rPr>
-        <w:t>{{ horario }}</w:t>
+        <w:t>{{ horario</w:t>
+      </w:r>
+      <w:proofErr w:type="gramEnd"/>
+      <w:r>
+        <w:rPr>
+          <w:rFonts w:cstheme="minorHAnsi"/>
+          <w:color w:val="000000" w:themeColor="text1"/>
+        </w:rPr>
+        <w:t xml:space="preserve"> }}</w:t>
       </w:r>
       <w:r>
         <w:rPr>
@@ -287,12 +422,21 @@
         </w:rPr>
         <w:t xml:space="preserve"> empleados fijos y afluencia durante el día de </w:t>
       </w:r>
+      <w:proofErr w:type="gramStart"/>
       <w:r>
         <w:rPr>
           <w:rFonts w:cstheme="minorHAnsi"/>
           <w:color w:val="000000" w:themeColor="text1"/>
         </w:rPr>
-        <w:t>{{ visitantes }}</w:t>
+        <w:t>{{ visitantes</w:t>
+      </w:r>
+      <w:proofErr w:type="gramEnd"/>
+      <w:r>
+        <w:rPr>
+          <w:rFonts w:cstheme="minorHAnsi"/>
+          <w:color w:val="000000" w:themeColor="text1"/>
+        </w:rPr>
+        <w:t xml:space="preserve"> }}</w:t>
       </w:r>
       <w:r>
         <w:rPr>
@@ -334,8 +478,294 @@
           <w:sz w:val="22"/>
           <w:szCs w:val="22"/>
         </w:rPr>
-        <w:t xml:space="preserve"> Con el objetivo de controlar el cumplimiento en materia de Protección civil y las normas de higiene y seguridad en el trabajo, puede establecerse que: </w:t>
+        <w:t xml:space="preserve"> Con el objetivo de controlar el cumplimiento en materia de Protección civil y las normas de higiene y seguridad en el trabajo, puede establecerse que:</w:t>
       </w:r>
+    </w:p>
+    <w:p>
+      <w:pPr>
+        <w:pStyle w:val="Default"/>
+        <w:spacing w:line="360" w:lineRule="auto"/>
+        <w:jc w:val="both"/>
+        <w:rPr>
+          <w:rFonts w:asciiTheme="minorHAnsi" w:hAnsiTheme="minorHAnsi" w:cstheme="minorHAnsi"/>
+          <w:color w:val="000000" w:themeColor="text1"/>
+          <w:sz w:val="22"/>
+          <w:szCs w:val="22"/>
+        </w:rPr>
+      </w:pPr>
+    </w:p>
+    <w:tbl>
+      <w:tblPr>
+        <w:tblStyle w:val="Tablaconcuadrcula"/>
+        <w:tblW w:w="0" w:type="auto"/>
+        <w:tblInd w:w="-5" w:type="dxa"/>
+        <w:tblBorders>
+          <w:top w:val="none" w:sz="0" w:space="0" w:color="auto"/>
+          <w:left w:val="none" w:sz="0" w:space="0" w:color="auto"/>
+          <w:bottom w:val="none" w:sz="0" w:space="0" w:color="auto"/>
+          <w:right w:val="none" w:sz="0" w:space="0" w:color="auto"/>
+          <w:insideH w:val="none" w:sz="0" w:space="0" w:color="auto"/>
+          <w:insideV w:val="none" w:sz="0" w:space="0" w:color="auto"/>
+        </w:tblBorders>
+        <w:tblLook w:val="04A0" w:firstRow="1" w:lastRow="0" w:firstColumn="1" w:lastColumn="0" w:noHBand="0" w:noVBand="1"/>
+      </w:tblPr>
+      <w:tblGrid>
+        <w:gridCol w:w="4416"/>
+        <w:gridCol w:w="4417"/>
+      </w:tblGrid>
+      <w:tr>
+        <w:tc>
+          <w:tcPr>
+            <w:tcW w:w="8833" w:type="dxa"/>
+            <w:gridSpan w:val="2"/>
+            <w:vAlign w:val="center"/>
+          </w:tcPr>
+          <w:p>
+            <w:pPr>
+              <w:pStyle w:val="Default"/>
+              <w:spacing w:line="360" w:lineRule="auto"/>
+              <w:rPr>
+                <w:rFonts w:asciiTheme="minorHAnsi" w:hAnsiTheme="minorHAnsi" w:cstheme="minorHAnsi"/>
+                <w:color w:val="000000" w:themeColor="text1"/>
+                <w:sz w:val="22"/>
+                <w:szCs w:val="22"/>
+              </w:rPr>
+            </w:pPr>
+            <w:r>
+              <w:rPr>
+                <w:rFonts w:asciiTheme="minorHAnsi" w:hAnsiTheme="minorHAnsi" w:cstheme="minorHAnsi"/>
+                <w:color w:val="000000" w:themeColor="text1"/>
+                <w:sz w:val="22"/>
+                <w:szCs w:val="22"/>
+              </w:rPr>
+              <w:t>La cantidad de equipos contra incendio se encuentran vigentes.  Se recomienda mantener a 1.50 metros y libres de obstáculos, previa señalamiento informativo</w:t>
+            </w:r>
+            <w:r>
+              <w:rPr>
+                <w:rFonts w:asciiTheme="minorHAnsi" w:hAnsiTheme="minorHAnsi" w:cstheme="minorHAnsi"/>
+                <w:color w:val="000000" w:themeColor="text1"/>
+                <w:sz w:val="22"/>
+                <w:szCs w:val="22"/>
+              </w:rPr>
+              <w:t>.</w:t>
+            </w:r>
+          </w:p>
+        </w:tc>
+      </w:tr>
+      <w:tr>
+        <w:trPr>
+          <w:trHeight w:val="3888"/>
+        </w:trPr>
+        <w:tc>
+          <w:tcPr>
+            <w:tcW w:w="4416" w:type="dxa"/>
+            <w:vAlign w:val="center"/>
+          </w:tcPr>
+          <w:p>
+            <w:pPr>
+              <w:pStyle w:val="Default"/>
+              <w:spacing w:line="360" w:lineRule="auto"/>
+              <w:jc w:val="center"/>
+              <w:rPr>
+                <w:rFonts w:asciiTheme="minorHAnsi" w:hAnsiTheme="minorHAnsi" w:cstheme="minorHAnsi"/>
+                <w:color w:val="000000" w:themeColor="text1"/>
+                <w:sz w:val="22"/>
+                <w:szCs w:val="22"/>
+              </w:rPr>
+            </w:pPr>
+            <w:proofErr w:type="gramStart"/>
+            <w:r>
+              <w:rPr>
+                <w:rFonts w:asciiTheme="minorHAnsi" w:hAnsiTheme="minorHAnsi" w:cstheme="minorHAnsi"/>
+                <w:color w:val="000000" w:themeColor="text1"/>
+                <w:sz w:val="22"/>
+                <w:szCs w:val="22"/>
+              </w:rPr>
+              <w:t>{{ ext</w:t>
+            </w:r>
+            <w:proofErr w:type="gramEnd"/>
+            <w:r>
+              <w:rPr>
+                <w:rFonts w:asciiTheme="minorHAnsi" w:hAnsiTheme="minorHAnsi" w:cstheme="minorHAnsi"/>
+                <w:color w:val="000000" w:themeColor="text1"/>
+                <w:sz w:val="22"/>
+                <w:szCs w:val="22"/>
+              </w:rPr>
+              <w:t>1 }}</w:t>
+            </w:r>
+          </w:p>
+        </w:tc>
+        <w:tc>
+          <w:tcPr>
+            <w:tcW w:w="4417" w:type="dxa"/>
+            <w:vAlign w:val="center"/>
+          </w:tcPr>
+          <w:p>
+            <w:pPr>
+              <w:pStyle w:val="Default"/>
+              <w:spacing w:line="360" w:lineRule="auto"/>
+              <w:jc w:val="center"/>
+              <w:rPr>
+                <w:rFonts w:asciiTheme="minorHAnsi" w:hAnsiTheme="minorHAnsi" w:cstheme="minorHAnsi"/>
+                <w:color w:val="000000" w:themeColor="text1"/>
+                <w:sz w:val="22"/>
+                <w:szCs w:val="22"/>
+              </w:rPr>
+            </w:pPr>
+            <w:proofErr w:type="gramStart"/>
+            <w:r>
+              <w:rPr>
+                <w:rFonts w:asciiTheme="minorHAnsi" w:hAnsiTheme="minorHAnsi" w:cstheme="minorHAnsi"/>
+                <w:color w:val="000000" w:themeColor="text1"/>
+                <w:sz w:val="22"/>
+                <w:szCs w:val="22"/>
+              </w:rPr>
+              <w:t>{{ ext</w:t>
+            </w:r>
+            <w:proofErr w:type="gramEnd"/>
+            <w:r>
+              <w:rPr>
+                <w:rFonts w:asciiTheme="minorHAnsi" w:hAnsiTheme="minorHAnsi" w:cstheme="minorHAnsi"/>
+                <w:color w:val="000000" w:themeColor="text1"/>
+                <w:sz w:val="22"/>
+                <w:szCs w:val="22"/>
+              </w:rPr>
+              <w:t>2</w:t>
+            </w:r>
+            <w:r>
+              <w:rPr>
+                <w:rFonts w:asciiTheme="minorHAnsi" w:hAnsiTheme="minorHAnsi" w:cstheme="minorHAnsi"/>
+                <w:color w:val="000000" w:themeColor="text1"/>
+                <w:sz w:val="22"/>
+                <w:szCs w:val="22"/>
+              </w:rPr>
+              <w:t xml:space="preserve"> }}</w:t>
+            </w:r>
+          </w:p>
+        </w:tc>
+      </w:tr>
+      <w:tr>
+        <w:trPr>
+          <w:trHeight w:val="3288"/>
+        </w:trPr>
+        <w:tc>
+          <w:tcPr>
+            <w:tcW w:w="4416" w:type="dxa"/>
+            <w:vAlign w:val="center"/>
+          </w:tcPr>
+          <w:p>
+            <w:pPr>
+              <w:pStyle w:val="Default"/>
+              <w:spacing w:line="360" w:lineRule="auto"/>
+              <w:jc w:val="both"/>
+              <w:rPr>
+                <w:rFonts w:asciiTheme="minorHAnsi" w:hAnsiTheme="minorHAnsi" w:cstheme="minorHAnsi"/>
+                <w:color w:val="000000" w:themeColor="text1"/>
+                <w:sz w:val="22"/>
+                <w:szCs w:val="22"/>
+              </w:rPr>
+            </w:pPr>
+            <w:r>
+              <w:rPr>
+                <w:rFonts w:asciiTheme="minorHAnsi" w:hAnsiTheme="minorHAnsi" w:cstheme="minorHAnsi"/>
+                <w:color w:val="000000" w:themeColor="text1"/>
+                <w:sz w:val="22"/>
+                <w:szCs w:val="22"/>
+              </w:rPr>
+              <w:t>Las vías de evacuación, tanto verticales y horizontales se encuentran calculadas para una correcta evacuación d</w:t>
+            </w:r>
+            <w:r>
+              <w:rPr>
+                <w:rFonts w:asciiTheme="minorHAnsi" w:hAnsiTheme="minorHAnsi" w:cstheme="minorHAnsi"/>
+                <w:color w:val="000000" w:themeColor="text1"/>
+                <w:sz w:val="22"/>
+                <w:szCs w:val="22"/>
+              </w:rPr>
+              <w:t>el inmueble</w:t>
+            </w:r>
+            <w:r>
+              <w:rPr>
+                <w:rFonts w:asciiTheme="minorHAnsi" w:hAnsiTheme="minorHAnsi" w:cstheme="minorHAnsi"/>
+                <w:color w:val="000000" w:themeColor="text1"/>
+                <w:sz w:val="22"/>
+                <w:szCs w:val="22"/>
+              </w:rPr>
+              <w:t>, debe mencionarse que deben permanecer libres de obstáculos permanentemente, aún en áreas de ingreso egreso en tiempo menor o provisional en el tramo de ingreso.</w:t>
+            </w:r>
+          </w:p>
+        </w:tc>
+        <w:tc>
+          <w:tcPr>
+            <w:tcW w:w="4417" w:type="dxa"/>
+            <w:vAlign w:val="center"/>
+          </w:tcPr>
+          <w:p>
+            <w:pPr>
+              <w:pStyle w:val="Default"/>
+              <w:spacing w:line="360" w:lineRule="auto"/>
+              <w:jc w:val="center"/>
+              <w:rPr>
+                <w:rFonts w:asciiTheme="minorHAnsi" w:hAnsiTheme="minorHAnsi" w:cstheme="minorHAnsi"/>
+                <w:color w:val="000000" w:themeColor="text1"/>
+                <w:sz w:val="22"/>
+                <w:szCs w:val="22"/>
+              </w:rPr>
+            </w:pPr>
+            <w:proofErr w:type="gramStart"/>
+            <w:r>
+              <w:rPr>
+                <w:rFonts w:asciiTheme="minorHAnsi" w:hAnsiTheme="minorHAnsi" w:cstheme="minorHAnsi"/>
+                <w:color w:val="000000" w:themeColor="text1"/>
+                <w:sz w:val="22"/>
+                <w:szCs w:val="22"/>
+              </w:rPr>
+              <w:t>{{ ruta</w:t>
+            </w:r>
+            <w:proofErr w:type="gramEnd"/>
+            <w:r>
+              <w:rPr>
+                <w:rFonts w:asciiTheme="minorHAnsi" w:hAnsiTheme="minorHAnsi" w:cstheme="minorHAnsi"/>
+                <w:color w:val="000000" w:themeColor="text1"/>
+                <w:sz w:val="22"/>
+                <w:szCs w:val="22"/>
+              </w:rPr>
+              <w:t>1</w:t>
+            </w:r>
+            <w:r>
+              <w:rPr>
+                <w:rFonts w:asciiTheme="minorHAnsi" w:hAnsiTheme="minorHAnsi" w:cstheme="minorHAnsi"/>
+                <w:color w:val="000000" w:themeColor="text1"/>
+                <w:sz w:val="22"/>
+                <w:szCs w:val="22"/>
+              </w:rPr>
+              <w:t xml:space="preserve"> }}</w:t>
+            </w:r>
+          </w:p>
+        </w:tc>
+      </w:tr>
+    </w:tbl>
+    <w:p>
+      <w:pPr>
+        <w:rPr>
+          <w:rFonts w:cstheme="minorHAnsi"/>
+          <w:color w:val="000000" w:themeColor="text1"/>
+        </w:rPr>
+      </w:pPr>
+      <w:r>
+        <w:rPr>
+          <w:rFonts w:cstheme="minorHAnsi"/>
+          <w:color w:val="000000" w:themeColor="text1"/>
+        </w:rPr>
+        <w:br w:type="page"/>
+      </w:r>
+    </w:p>
+    <w:p>
+      <w:pPr>
+        <w:rPr>
+          <w:rFonts w:cstheme="minorHAnsi"/>
+          <w:color w:val="000000" w:themeColor="text1"/>
+        </w:rPr>
+      </w:pPr>
     </w:p>
     <w:tbl>
       <w:tblPr>
@@ -366,24 +796,35 @@
           </w:tcPr>
           <w:p>
             <w:pPr>
-              <w:pStyle w:val="Default"/>
+              <w:pStyle w:val="Prrafodelista"/>
               <w:spacing w:line="360" w:lineRule="auto"/>
+              <w:ind w:left="0"/>
               <w:jc w:val="both"/>
               <w:rPr>
-                <w:rFonts w:asciiTheme="minorHAnsi" w:hAnsiTheme="minorHAnsi" w:cstheme="minorHAnsi"/>
-                <w:color w:val="000000" w:themeColor="text1"/>
-                <w:sz w:val="22"/>
-                <w:szCs w:val="22"/>
+                <w:rFonts w:cstheme="minorHAnsi"/>
+                <w:color w:val="000000" w:themeColor="text1"/>
               </w:rPr>
             </w:pPr>
             <w:r>
               <w:rPr>
-                <w:rFonts w:asciiTheme="minorHAnsi" w:hAnsiTheme="minorHAnsi" w:cstheme="minorHAnsi"/>
-                <w:color w:val="000000" w:themeColor="text1"/>
-                <w:sz w:val="22"/>
-                <w:szCs w:val="22"/>
-              </w:rPr>
-              <w:t>La resistencia al fuego de los materiales constitutivos de estructura constructiva del inmueble, cumplen con lo requerida en las normas vigentes, NOM 002 STPS 2010.</w:t>
+                <w:rFonts w:cstheme="minorHAnsi"/>
+                <w:color w:val="000000" w:themeColor="text1"/>
+              </w:rPr>
+              <w:t xml:space="preserve">El botiquín cuenta con material de curación (NO DEBE CONTENER MEDICAMENTO DE ACUERDO </w:t>
+            </w:r>
+            <w:r>
+              <w:rPr>
+                <w:rFonts w:cstheme="minorHAnsi"/>
+                <w:color w:val="000000" w:themeColor="text1"/>
+              </w:rPr>
+              <w:t>CON</w:t>
+            </w:r>
+            <w:r>
+              <w:rPr>
+                <w:rFonts w:cstheme="minorHAnsi"/>
+                <w:color w:val="000000" w:themeColor="text1"/>
+              </w:rPr>
+              <w:t xml:space="preserve"> LA NOM-030-STPS-2009 Y NOM-020-STPS-1994) debe contar con bitácora de mantenimiento a cargo de la brigada de Primeros auxilios indicación actual.</w:t>
             </w:r>
           </w:p>
         </w:tc>
@@ -394,43 +835,44 @@
           </w:tcPr>
           <w:p>
             <w:pPr>
-              <w:pStyle w:val="Default"/>
-              <w:spacing w:line="360" w:lineRule="auto"/>
+              <w:pStyle w:val="Prrafodelista"/>
+              <w:spacing w:after="0" w:line="360" w:lineRule="auto"/>
+              <w:ind w:left="0"/>
               <w:jc w:val="center"/>
               <w:rPr>
-                <w:rFonts w:asciiTheme="minorHAnsi" w:hAnsiTheme="minorHAnsi" w:cstheme="minorHAnsi"/>
-                <w:color w:val="000000" w:themeColor="text1"/>
-                <w:sz w:val="22"/>
-                <w:szCs w:val="22"/>
+                <w:rFonts w:cstheme="minorHAnsi"/>
+                <w:color w:val="000000" w:themeColor="text1"/>
               </w:rPr>
             </w:pPr>
             <w:proofErr w:type="gramStart"/>
             <w:r>
               <w:rPr>
-                <w:rFonts w:asciiTheme="minorHAnsi" w:hAnsiTheme="minorHAnsi" w:cstheme="minorHAnsi"/>
-                <w:color w:val="000000" w:themeColor="text1"/>
-                <w:sz w:val="22"/>
-                <w:szCs w:val="22"/>
-              </w:rPr>
-              <w:t>{{ mueble</w:t>
-            </w:r>
+                <w:rFonts w:cstheme="minorHAnsi"/>
+                <w:color w:val="000000" w:themeColor="text1"/>
+              </w:rPr>
+              <w:t xml:space="preserve">{{ </w:t>
+            </w:r>
+            <w:proofErr w:type="spellStart"/>
+            <w:r>
+              <w:rPr>
+                <w:rFonts w:cstheme="minorHAnsi"/>
+                <w:color w:val="000000" w:themeColor="text1"/>
+              </w:rPr>
+              <w:t>botiquin</w:t>
+            </w:r>
+            <w:proofErr w:type="spellEnd"/>
             <w:proofErr w:type="gramEnd"/>
             <w:r>
               <w:rPr>
-                <w:rFonts w:asciiTheme="minorHAnsi" w:hAnsiTheme="minorHAnsi" w:cstheme="minorHAnsi"/>
-                <w:color w:val="000000" w:themeColor="text1"/>
-                <w:sz w:val="22"/>
-                <w:szCs w:val="22"/>
-              </w:rPr>
-              <w:t>1 }}</w:t>
+                <w:rFonts w:cstheme="minorHAnsi"/>
+                <w:color w:val="000000" w:themeColor="text1"/>
+              </w:rPr>
+              <w:t xml:space="preserve"> }}</w:t>
             </w:r>
           </w:p>
         </w:tc>
       </w:tr>
       <w:tr>
-        <w:trPr>
-          <w:trHeight w:val="57"/>
-        </w:trPr>
         <w:tc>
           <w:tcPr>
             <w:tcW w:w="4414" w:type="dxa"/>
@@ -438,11 +880,11 @@
           </w:tcPr>
           <w:p>
             <w:pPr>
-              <w:pStyle w:val="Default"/>
+              <w:pStyle w:val="Prrafodelista"/>
+              <w:spacing w:line="240" w:lineRule="auto"/>
+              <w:ind w:left="0"/>
               <w:jc w:val="both"/>
               <w:rPr>
-                <w:rFonts w:asciiTheme="minorHAnsi" w:hAnsiTheme="minorHAnsi" w:cstheme="minorHAnsi"/>
-                <w:color w:val="000000" w:themeColor="text1"/>
                 <w:sz w:val="20"/>
                 <w:szCs w:val="20"/>
               </w:rPr>
@@ -456,10 +898,12 @@
           </w:tcPr>
           <w:p>
             <w:pPr>
-              <w:pStyle w:val="Default"/>
+              <w:pStyle w:val="Prrafodelista"/>
+              <w:spacing w:after="0" w:line="240" w:lineRule="auto"/>
+              <w:ind w:left="0"/>
               <w:jc w:val="center"/>
               <w:rPr>
-                <w:rFonts w:asciiTheme="minorHAnsi" w:hAnsiTheme="minorHAnsi" w:cstheme="minorHAnsi"/>
+                <w:rFonts w:cstheme="minorHAnsi"/>
                 <w:color w:val="000000" w:themeColor="text1"/>
                 <w:sz w:val="20"/>
                 <w:szCs w:val="20"/>
@@ -479,24 +923,40 @@
           </w:tcPr>
           <w:p>
             <w:pPr>
-              <w:pStyle w:val="Default"/>
+              <w:pStyle w:val="Prrafodelista"/>
               <w:spacing w:line="360" w:lineRule="auto"/>
+              <w:ind w:left="0"/>
               <w:jc w:val="both"/>
               <w:rPr>
-                <w:rFonts w:asciiTheme="minorHAnsi" w:hAnsiTheme="minorHAnsi" w:cstheme="minorHAnsi"/>
-                <w:color w:val="000000" w:themeColor="text1"/>
-                <w:sz w:val="22"/>
-                <w:szCs w:val="22"/>
+                <w:rFonts w:cstheme="minorHAnsi"/>
+                <w:color w:val="000000" w:themeColor="text1"/>
               </w:rPr>
             </w:pPr>
             <w:r>
               <w:rPr>
-                <w:rFonts w:asciiTheme="minorHAnsi" w:hAnsiTheme="minorHAnsi" w:cstheme="minorHAnsi"/>
-                <w:color w:val="000000" w:themeColor="text1"/>
-                <w:sz w:val="22"/>
-                <w:szCs w:val="22"/>
-              </w:rPr>
-              <w:t>Las vías de evacuación, tanto verticales y horizontales se encuentran calculadas para una correcta evacuación de la sucursal, debe mencionarse que deben permanecer libres de obstáculos permanentemente, aún en áreas de ingreso egreso en tiempo menor o provisional en el tramo de ingreso.</w:t>
+                <w:rFonts w:cstheme="minorHAnsi"/>
+                <w:color w:val="000000" w:themeColor="text1"/>
+              </w:rPr>
+              <w:t xml:space="preserve">La señalización, se recomienda colocar a una altura de </w:t>
+            </w:r>
+            <w:smartTag w:uri="urn:schemas-microsoft-com:office:smarttags" w:element="metricconverter">
+              <w:smartTagPr>
+                <w:attr w:name="ProductID" w:val="1.50 metros"/>
+              </w:smartTagPr>
+              <w:r>
+                <w:rPr>
+                  <w:rFonts w:cstheme="minorHAnsi"/>
+                  <w:color w:val="000000" w:themeColor="text1"/>
+                </w:rPr>
+                <w:t>1.50 metros</w:t>
+              </w:r>
+            </w:smartTag>
+            <w:r>
+              <w:rPr>
+                <w:rFonts w:cstheme="minorHAnsi"/>
+                <w:color w:val="000000" w:themeColor="text1"/>
+              </w:rPr>
+              <w:t xml:space="preserve"> de acuerdo con NOM 003 SEGOB 2002 Señales y avisos, cuenta en cantidad y calidad óptima de acuerdo con usos de espacios para un mejor desarrollo del plan de evacuación.</w:t>
             </w:r>
           </w:p>
         </w:tc>
@@ -507,42 +967,931 @@
           </w:tcPr>
           <w:p>
             <w:pPr>
-              <w:pStyle w:val="Default"/>
-              <w:spacing w:line="360" w:lineRule="auto"/>
+              <w:pStyle w:val="Prrafodelista"/>
+              <w:spacing w:after="0" w:line="360" w:lineRule="auto"/>
+              <w:ind w:left="0"/>
               <w:jc w:val="center"/>
               <w:rPr>
-                <w:rFonts w:asciiTheme="minorHAnsi" w:hAnsiTheme="minorHAnsi" w:cstheme="minorHAnsi"/>
-                <w:color w:val="000000" w:themeColor="text1"/>
-                <w:sz w:val="22"/>
-                <w:szCs w:val="22"/>
+                <w:rFonts w:cstheme="minorHAnsi"/>
+                <w:color w:val="000000" w:themeColor="text1"/>
               </w:rPr>
             </w:pPr>
             <w:proofErr w:type="gramStart"/>
             <w:r>
               <w:rPr>
-                <w:rFonts w:asciiTheme="minorHAnsi" w:hAnsiTheme="minorHAnsi" w:cstheme="minorHAnsi"/>
-                <w:color w:val="000000" w:themeColor="text1"/>
-                <w:sz w:val="22"/>
-                <w:szCs w:val="22"/>
+                <w:rFonts w:cstheme="minorHAnsi"/>
+                <w:color w:val="000000" w:themeColor="text1"/>
               </w:rPr>
               <w:t>{{ ruta</w:t>
             </w:r>
             <w:proofErr w:type="gramEnd"/>
             <w:r>
               <w:rPr>
-                <w:rFonts w:asciiTheme="minorHAnsi" w:hAnsiTheme="minorHAnsi" w:cstheme="minorHAnsi"/>
-                <w:color w:val="000000" w:themeColor="text1"/>
-                <w:sz w:val="22"/>
-                <w:szCs w:val="22"/>
-              </w:rPr>
-              <w:t>1</w:t>
-            </w:r>
-            <w:r>
-              <w:rPr>
-                <w:rFonts w:asciiTheme="minorHAnsi" w:hAnsiTheme="minorHAnsi" w:cstheme="minorHAnsi"/>
-                <w:color w:val="000000" w:themeColor="text1"/>
-                <w:sz w:val="22"/>
-                <w:szCs w:val="22"/>
+                <w:rFonts w:cstheme="minorHAnsi"/>
+                <w:color w:val="000000" w:themeColor="text1"/>
+              </w:rPr>
+              <w:t>2 }}</w:t>
+            </w:r>
+          </w:p>
+        </w:tc>
+      </w:tr>
+      <w:tr>
+        <w:trPr>
+          <w:trHeight w:val="57"/>
+        </w:trPr>
+        <w:tc>
+          <w:tcPr>
+            <w:tcW w:w="4414" w:type="dxa"/>
+            <w:vAlign w:val="center"/>
+          </w:tcPr>
+          <w:p>
+            <w:pPr>
+              <w:pStyle w:val="Prrafodelista"/>
+              <w:spacing w:after="0" w:line="240" w:lineRule="auto"/>
+              <w:ind w:left="0"/>
+              <w:jc w:val="center"/>
+              <w:rPr>
+                <w:rFonts w:cstheme="minorHAnsi"/>
+                <w:color w:val="000000" w:themeColor="text1"/>
+                <w:sz w:val="20"/>
+                <w:szCs w:val="20"/>
+              </w:rPr>
+            </w:pPr>
+          </w:p>
+        </w:tc>
+        <w:tc>
+          <w:tcPr>
+            <w:tcW w:w="4414" w:type="dxa"/>
+            <w:vAlign w:val="center"/>
+          </w:tcPr>
+          <w:p>
+            <w:pPr>
+              <w:pStyle w:val="Prrafodelista"/>
+              <w:spacing w:after="0" w:line="240" w:lineRule="auto"/>
+              <w:ind w:left="0"/>
+              <w:jc w:val="center"/>
+              <w:rPr>
+                <w:rFonts w:cstheme="minorHAnsi"/>
+                <w:color w:val="000000" w:themeColor="text1"/>
+                <w:sz w:val="20"/>
+                <w:szCs w:val="20"/>
+              </w:rPr>
+            </w:pPr>
+          </w:p>
+        </w:tc>
+      </w:tr>
+      <w:tr>
+        <w:trPr>
+          <w:trHeight w:val="3288"/>
+        </w:trPr>
+        <w:tc>
+          <w:tcPr>
+            <w:tcW w:w="4414" w:type="dxa"/>
+            <w:vAlign w:val="center"/>
+          </w:tcPr>
+          <w:p>
+            <w:pPr>
+              <w:pStyle w:val="Prrafodelista"/>
+              <w:spacing w:after="0" w:line="360" w:lineRule="auto"/>
+              <w:ind w:left="0"/>
+              <w:jc w:val="both"/>
+              <w:rPr>
+                <w:rFonts w:cstheme="minorHAnsi"/>
+                <w:color w:val="000000" w:themeColor="text1"/>
+              </w:rPr>
+            </w:pPr>
+            <w:r>
+              <w:rPr>
+                <w:rFonts w:cstheme="minorHAnsi"/>
+                <w:noProof/>
+                <w:color w:val="000000" w:themeColor="text1"/>
+                <w:lang w:eastAsia="es-MX"/>
+              </w:rPr>
+              <w:t>C</w:t>
+            </w:r>
+            <w:r>
+              <w:rPr>
+                <w:rFonts w:cstheme="minorHAnsi"/>
+                <w:noProof/>
+                <w:color w:val="000000" w:themeColor="text1"/>
+                <w:lang w:eastAsia="es-MX"/>
+              </w:rPr>
+              <w:t>uenta</w:t>
+            </w:r>
+            <w:r>
+              <w:rPr>
+                <w:rFonts w:cstheme="minorHAnsi"/>
+                <w:color w:val="000000" w:themeColor="text1"/>
+              </w:rPr>
+              <w:t xml:space="preserve"> con sistema de </w:t>
+            </w:r>
+            <w:r>
+              <w:rPr>
+                <w:rFonts w:cstheme="minorHAnsi"/>
+                <w:b/>
+                <w:color w:val="000000" w:themeColor="text1"/>
+              </w:rPr>
+              <w:t>al</w:t>
+            </w:r>
+            <w:r>
+              <w:rPr>
+                <w:rFonts w:cstheme="minorHAnsi"/>
+                <w:b/>
+                <w:color w:val="000000" w:themeColor="text1"/>
+              </w:rPr>
+              <w:t>a</w:t>
+            </w:r>
+            <w:r>
+              <w:rPr>
+                <w:rFonts w:cstheme="minorHAnsi"/>
+                <w:b/>
+                <w:color w:val="000000" w:themeColor="text1"/>
+              </w:rPr>
+              <w:t>r</w:t>
+            </w:r>
+            <w:r>
+              <w:rPr>
+                <w:rFonts w:cstheme="minorHAnsi"/>
+                <w:b/>
+                <w:color w:val="000000" w:themeColor="text1"/>
+              </w:rPr>
+              <w:t>ma</w:t>
+            </w:r>
+            <w:r>
+              <w:rPr>
+                <w:rFonts w:cstheme="minorHAnsi"/>
+                <w:color w:val="000000" w:themeColor="text1"/>
+              </w:rPr>
+              <w:t xml:space="preserve"> en caso de </w:t>
+            </w:r>
+            <w:r>
+              <w:rPr>
+                <w:rFonts w:cstheme="minorHAnsi"/>
+                <w:color w:val="000000" w:themeColor="text1"/>
+              </w:rPr>
+              <w:t>emergencia</w:t>
+            </w:r>
+            <w:r>
+              <w:rPr>
+                <w:rFonts w:cstheme="minorHAnsi"/>
+                <w:color w:val="000000" w:themeColor="text1"/>
+              </w:rPr>
+              <w:t xml:space="preserve">, se recomienda </w:t>
+            </w:r>
+            <w:r>
+              <w:rPr>
+                <w:rFonts w:cstheme="minorHAnsi"/>
+                <w:color w:val="000000" w:themeColor="text1"/>
+              </w:rPr>
+              <w:t>realizar inspección de manera regular para garantizar su buen funcionamiento</w:t>
+            </w:r>
+            <w:r>
+              <w:rPr>
+                <w:rFonts w:cstheme="minorHAnsi"/>
+                <w:color w:val="000000" w:themeColor="text1"/>
+              </w:rPr>
+              <w:t>.</w:t>
+            </w:r>
+          </w:p>
+        </w:tc>
+        <w:tc>
+          <w:tcPr>
+            <w:tcW w:w="4414" w:type="dxa"/>
+            <w:vAlign w:val="center"/>
+          </w:tcPr>
+          <w:p>
+            <w:pPr>
+              <w:pStyle w:val="Prrafodelista"/>
+              <w:spacing w:after="0" w:line="360" w:lineRule="auto"/>
+              <w:ind w:left="0"/>
+              <w:jc w:val="center"/>
+              <w:rPr>
+                <w:rFonts w:cstheme="minorHAnsi"/>
+                <w:color w:val="000000" w:themeColor="text1"/>
+              </w:rPr>
+            </w:pPr>
+            <w:proofErr w:type="gramStart"/>
+            <w:r>
+              <w:rPr>
+                <w:rFonts w:cstheme="minorHAnsi"/>
+                <w:color w:val="000000" w:themeColor="text1"/>
+              </w:rPr>
+              <w:t>{{ alarma</w:t>
+            </w:r>
+            <w:proofErr w:type="gramEnd"/>
+            <w:r>
+              <w:rPr>
+                <w:rFonts w:cstheme="minorHAnsi"/>
+                <w:color w:val="000000" w:themeColor="text1"/>
+              </w:rPr>
+              <w:t xml:space="preserve"> }}</w:t>
+            </w:r>
+          </w:p>
+        </w:tc>
+      </w:tr>
+    </w:tbl>
+    <w:p>
+      <w:pPr>
+        <w:rPr>
+          <w:rFonts w:cstheme="minorHAnsi"/>
+          <w:color w:val="000000" w:themeColor="text1"/>
+        </w:rPr>
+      </w:pPr>
+      <w:r>
+        <w:rPr>
+          <w:rFonts w:cstheme="minorHAnsi"/>
+          <w:color w:val="000000" w:themeColor="text1"/>
+        </w:rPr>
+        <w:br w:type="page"/>
+      </w:r>
+    </w:p>
+    <w:p>
+      <w:pPr>
+        <w:rPr>
+          <w:rFonts w:cstheme="minorHAnsi"/>
+          <w:color w:val="000000" w:themeColor="text1"/>
+        </w:rPr>
+      </w:pPr>
+    </w:p>
+    <w:tbl>
+      <w:tblPr>
+        <w:tblStyle w:val="Tablaconcuadrcula"/>
+        <w:tblW w:w="0" w:type="auto"/>
+        <w:tblBorders>
+          <w:top w:val="none" w:sz="0" w:space="0" w:color="auto"/>
+          <w:left w:val="none" w:sz="0" w:space="0" w:color="auto"/>
+          <w:bottom w:val="none" w:sz="0" w:space="0" w:color="auto"/>
+          <w:right w:val="none" w:sz="0" w:space="0" w:color="auto"/>
+          <w:insideH w:val="none" w:sz="0" w:space="0" w:color="auto"/>
+          <w:insideV w:val="none" w:sz="0" w:space="0" w:color="auto"/>
+        </w:tblBorders>
+        <w:tblLook w:val="04A0" w:firstRow="1" w:lastRow="0" w:firstColumn="1" w:lastColumn="0" w:noHBand="0" w:noVBand="1"/>
+      </w:tblPr>
+      <w:tblGrid>
+        <w:gridCol w:w="4414"/>
+        <w:gridCol w:w="4414"/>
+      </w:tblGrid>
+      <w:tr>
+        <w:trPr>
+          <w:trHeight w:val="3288"/>
+        </w:trPr>
+        <w:tc>
+          <w:tcPr>
+            <w:tcW w:w="4414" w:type="dxa"/>
+            <w:vAlign w:val="center"/>
+          </w:tcPr>
+          <w:p>
+            <w:pPr>
+              <w:pStyle w:val="Prrafodelista"/>
+              <w:spacing w:after="0" w:line="360" w:lineRule="auto"/>
+              <w:ind w:left="0"/>
+              <w:jc w:val="both"/>
+              <w:rPr>
+                <w:rFonts w:cstheme="minorHAnsi"/>
+                <w:color w:val="000000" w:themeColor="text1"/>
+              </w:rPr>
+            </w:pPr>
+            <w:r>
+              <w:rPr>
+                <w:rFonts w:cstheme="minorHAnsi"/>
+                <w:color w:val="000000" w:themeColor="text1"/>
+              </w:rPr>
+              <w:t xml:space="preserve">Cuenta con señales informativas </w:t>
+            </w:r>
+            <w:r>
+              <w:rPr>
+                <w:rFonts w:cstheme="minorHAnsi"/>
+                <w:color w:val="000000" w:themeColor="text1"/>
+              </w:rPr>
+              <w:t xml:space="preserve">de que hacer en caso de sismo e incendio </w:t>
+            </w:r>
+            <w:r>
+              <w:rPr>
+                <w:rFonts w:cstheme="minorHAnsi"/>
+                <w:color w:val="000000" w:themeColor="text1"/>
+              </w:rPr>
+              <w:t xml:space="preserve">con instrucciones claras sobre procedimientos de seguridad en caso de sismo o incendio, se sugiere </w:t>
+            </w:r>
+            <w:r>
+              <w:rPr>
+                <w:rFonts w:cstheme="minorHAnsi"/>
+                <w:color w:val="000000" w:themeColor="text1"/>
+              </w:rPr>
+              <w:t>mantener</w:t>
+            </w:r>
+            <w:r>
+              <w:rPr>
+                <w:rFonts w:cstheme="minorHAnsi"/>
+                <w:color w:val="000000" w:themeColor="text1"/>
+              </w:rPr>
+              <w:t xml:space="preserve"> su correcta ubicación.</w:t>
+            </w:r>
+          </w:p>
+        </w:tc>
+        <w:tc>
+          <w:tcPr>
+            <w:tcW w:w="4414" w:type="dxa"/>
+            <w:vAlign w:val="center"/>
+          </w:tcPr>
+          <w:p>
+            <w:pPr>
+              <w:pStyle w:val="Prrafodelista"/>
+              <w:spacing w:after="0" w:line="360" w:lineRule="auto"/>
+              <w:ind w:left="0"/>
+              <w:jc w:val="center"/>
+              <w:rPr>
+                <w:rFonts w:cstheme="minorHAnsi"/>
+                <w:color w:val="000000" w:themeColor="text1"/>
+              </w:rPr>
+            </w:pPr>
+            <w:proofErr w:type="gramStart"/>
+            <w:r>
+              <w:t xml:space="preserve">{{ </w:t>
+            </w:r>
+            <w:proofErr w:type="spellStart"/>
+            <w:r>
+              <w:t>sis</w:t>
+            </w:r>
+            <w:proofErr w:type="gramEnd"/>
+            <w:r>
+              <w:t>_inc</w:t>
+            </w:r>
+            <w:proofErr w:type="spellEnd"/>
+            <w:r>
+              <w:t xml:space="preserve"> }}</w:t>
+            </w:r>
+          </w:p>
+        </w:tc>
+      </w:tr>
+      <w:tr>
+        <w:trPr>
+          <w:trHeight w:val="20"/>
+        </w:trPr>
+        <w:tc>
+          <w:tcPr>
+            <w:tcW w:w="4414" w:type="dxa"/>
+            <w:vAlign w:val="center"/>
+          </w:tcPr>
+          <w:p>
+            <w:pPr>
+              <w:pStyle w:val="Prrafodelista"/>
+              <w:spacing w:after="0" w:line="240" w:lineRule="auto"/>
+              <w:ind w:left="0"/>
+              <w:jc w:val="both"/>
+              <w:rPr>
+                <w:rFonts w:cstheme="minorHAnsi"/>
+                <w:color w:val="000000" w:themeColor="text1"/>
+                <w:sz w:val="20"/>
+                <w:szCs w:val="20"/>
+              </w:rPr>
+            </w:pPr>
+          </w:p>
+        </w:tc>
+        <w:tc>
+          <w:tcPr>
+            <w:tcW w:w="4414" w:type="dxa"/>
+            <w:vAlign w:val="center"/>
+          </w:tcPr>
+          <w:p>
+            <w:pPr>
+              <w:pStyle w:val="Prrafodelista"/>
+              <w:spacing w:after="0" w:line="240" w:lineRule="auto"/>
+              <w:ind w:left="0"/>
+              <w:jc w:val="center"/>
+              <w:rPr>
+                <w:rFonts w:cstheme="minorHAnsi"/>
+                <w:color w:val="000000" w:themeColor="text1"/>
+              </w:rPr>
+            </w:pPr>
+          </w:p>
+        </w:tc>
+      </w:tr>
+      <w:tr>
+        <w:trPr>
+          <w:trHeight w:val="3288"/>
+        </w:trPr>
+        <w:tc>
+          <w:tcPr>
+            <w:tcW w:w="4414" w:type="dxa"/>
+            <w:vAlign w:val="center"/>
+          </w:tcPr>
+          <w:p>
+            <w:pPr>
+              <w:pStyle w:val="Prrafodelista"/>
+              <w:spacing w:after="0" w:line="360" w:lineRule="auto"/>
+              <w:ind w:left="0"/>
+              <w:jc w:val="both"/>
+              <w:rPr>
+                <w:rFonts w:cstheme="minorHAnsi"/>
+                <w:color w:val="000000" w:themeColor="text1"/>
+              </w:rPr>
+            </w:pPr>
+            <w:r>
+              <w:rPr>
+                <w:rFonts w:cstheme="minorHAnsi"/>
+                <w:noProof/>
+                <w:color w:val="000000" w:themeColor="text1"/>
+                <w:lang w:eastAsia="es-MX"/>
+              </w:rPr>
+              <w:t>C</w:t>
+            </w:r>
+            <w:r>
+              <w:rPr>
+                <w:rFonts w:cstheme="minorHAnsi"/>
+                <w:noProof/>
+                <w:color w:val="000000" w:themeColor="text1"/>
+                <w:lang w:eastAsia="es-MX"/>
+              </w:rPr>
+              <w:t>uenta</w:t>
+            </w:r>
+            <w:r>
+              <w:rPr>
+                <w:rFonts w:cstheme="minorHAnsi"/>
+                <w:color w:val="000000" w:themeColor="text1"/>
+              </w:rPr>
+              <w:t xml:space="preserve"> con </w:t>
+            </w:r>
+            <w:r>
+              <w:rPr>
+                <w:rFonts w:cstheme="minorHAnsi"/>
+                <w:color w:val="000000" w:themeColor="text1"/>
+              </w:rPr>
+              <w:t>señalización</w:t>
+            </w:r>
+            <w:r>
+              <w:rPr>
+                <w:rFonts w:cstheme="minorHAnsi"/>
+                <w:color w:val="000000" w:themeColor="text1"/>
+              </w:rPr>
+              <w:t xml:space="preserve"> de punto de reunión</w:t>
+            </w:r>
+            <w:r>
+              <w:rPr>
+                <w:rFonts w:cstheme="minorHAnsi"/>
+                <w:color w:val="000000" w:themeColor="text1"/>
+              </w:rPr>
+              <w:t xml:space="preserve"> visible que indica un área segura designada para concentrar al personal después de la evacuación en caso de emergencia, se recomienda verificar su accesibilidad y mantener libre de obstáculos de acuerdo con el plan de seguridad establecido.</w:t>
+            </w:r>
+          </w:p>
+        </w:tc>
+        <w:tc>
+          <w:tcPr>
+            <w:tcW w:w="4414" w:type="dxa"/>
+            <w:vAlign w:val="center"/>
+          </w:tcPr>
+          <w:p>
+            <w:pPr>
+              <w:pStyle w:val="Prrafodelista"/>
+              <w:spacing w:after="0" w:line="360" w:lineRule="auto"/>
+              <w:ind w:left="0"/>
+              <w:jc w:val="center"/>
+              <w:rPr>
+                <w:rFonts w:cstheme="minorHAnsi"/>
+                <w:color w:val="000000" w:themeColor="text1"/>
+              </w:rPr>
+            </w:pPr>
+            <w:proofErr w:type="gramStart"/>
+            <w:r>
+              <w:t xml:space="preserve">{{ </w:t>
+            </w:r>
+            <w:proofErr w:type="spellStart"/>
+            <w:r>
+              <w:t>punto</w:t>
+            </w:r>
+            <w:proofErr w:type="gramEnd"/>
+            <w:r>
+              <w:t>_reun</w:t>
+            </w:r>
+            <w:proofErr w:type="spellEnd"/>
+            <w:r>
+              <w:t xml:space="preserve"> }}</w:t>
+            </w:r>
+          </w:p>
+        </w:tc>
+      </w:tr>
+      <w:tr>
+        <w:tc>
+          <w:tcPr>
+            <w:tcW w:w="4414" w:type="dxa"/>
+            <w:vAlign w:val="center"/>
+          </w:tcPr>
+          <w:p>
+            <w:pPr>
+              <w:pStyle w:val="Prrafodelista"/>
+              <w:spacing w:after="0" w:line="240" w:lineRule="auto"/>
+              <w:ind w:left="0"/>
+              <w:jc w:val="both"/>
+              <w:rPr>
+                <w:sz w:val="20"/>
+                <w:szCs w:val="20"/>
+              </w:rPr>
+            </w:pPr>
+          </w:p>
+        </w:tc>
+        <w:tc>
+          <w:tcPr>
+            <w:tcW w:w="4414" w:type="dxa"/>
+            <w:vAlign w:val="center"/>
+          </w:tcPr>
+          <w:p>
+            <w:pPr>
+              <w:pStyle w:val="Prrafodelista"/>
+              <w:spacing w:after="0" w:line="240" w:lineRule="auto"/>
+              <w:ind w:left="0"/>
+              <w:jc w:val="center"/>
+              <w:rPr>
+                <w:sz w:val="20"/>
+                <w:szCs w:val="20"/>
+              </w:rPr>
+            </w:pPr>
+          </w:p>
+        </w:tc>
+      </w:tr>
+      <w:tr>
+        <w:trPr>
+          <w:trHeight w:val="3288"/>
+        </w:trPr>
+        <w:tc>
+          <w:tcPr>
+            <w:tcW w:w="4414" w:type="dxa"/>
+            <w:vAlign w:val="center"/>
+          </w:tcPr>
+          <w:p>
+            <w:pPr>
+              <w:pStyle w:val="Prrafodelista"/>
+              <w:spacing w:after="0" w:line="360" w:lineRule="auto"/>
+              <w:ind w:left="0"/>
+              <w:jc w:val="both"/>
+            </w:pPr>
+            <w:r>
+              <w:t xml:space="preserve">Cuenta con un área específica identificada </w:t>
+            </w:r>
+            <w:r>
+              <w:t xml:space="preserve">como zona de menor riesgo </w:t>
+            </w:r>
+            <w:r>
+              <w:t>para proporcionar resguardo temporal durante eventos peligrosos como sismos, se recomienda asegurar su visibilidad y accesibilidad conforme a los planes de emergencia establecidos.</w:t>
+            </w:r>
+          </w:p>
+        </w:tc>
+        <w:tc>
+          <w:tcPr>
+            <w:tcW w:w="4414" w:type="dxa"/>
+            <w:vAlign w:val="center"/>
+          </w:tcPr>
+          <w:p>
+            <w:pPr>
+              <w:pStyle w:val="Prrafodelista"/>
+              <w:spacing w:after="0" w:line="360" w:lineRule="auto"/>
+              <w:ind w:left="0"/>
+              <w:jc w:val="center"/>
+              <w:rPr>
+                <w:rFonts w:cstheme="minorHAnsi"/>
+                <w:color w:val="000000" w:themeColor="text1"/>
+              </w:rPr>
+            </w:pPr>
+            <w:proofErr w:type="gramStart"/>
+            <w:r>
+              <w:t xml:space="preserve">{{ </w:t>
+            </w:r>
+            <w:proofErr w:type="spellStart"/>
+            <w:r>
+              <w:t>zona</w:t>
+            </w:r>
+            <w:proofErr w:type="gramEnd"/>
+            <w:r>
+              <w:t>_sec</w:t>
+            </w:r>
+            <w:proofErr w:type="spellEnd"/>
+            <w:r>
+              <w:t xml:space="preserve"> }}</w:t>
+            </w:r>
+          </w:p>
+        </w:tc>
+      </w:tr>
+    </w:tbl>
+    <w:p>
+      <w:pPr>
+        <w:rPr>
+          <w:rFonts w:cstheme="minorHAnsi"/>
+          <w:color w:val="000000" w:themeColor="text1"/>
+        </w:rPr>
+      </w:pPr>
+      <w:r>
+        <w:rPr>
+          <w:rFonts w:cstheme="minorHAnsi"/>
+          <w:color w:val="000000" w:themeColor="text1"/>
+        </w:rPr>
+        <w:br w:type="page"/>
+      </w:r>
+    </w:p>
+    <w:p>
+      <w:pPr>
+        <w:rPr>
+          <w:rFonts w:cstheme="minorHAnsi"/>
+          <w:color w:val="000000" w:themeColor="text1"/>
+        </w:rPr>
+      </w:pPr>
+    </w:p>
+    <w:tbl>
+      <w:tblPr>
+        <w:tblStyle w:val="Tablaconcuadrcula"/>
+        <w:tblW w:w="0" w:type="auto"/>
+        <w:tblBorders>
+          <w:top w:val="none" w:sz="0" w:space="0" w:color="auto"/>
+          <w:left w:val="none" w:sz="0" w:space="0" w:color="auto"/>
+          <w:bottom w:val="none" w:sz="0" w:space="0" w:color="auto"/>
+          <w:right w:val="none" w:sz="0" w:space="0" w:color="auto"/>
+          <w:insideH w:val="none" w:sz="0" w:space="0" w:color="auto"/>
+          <w:insideV w:val="none" w:sz="0" w:space="0" w:color="auto"/>
+        </w:tblBorders>
+        <w:tblLook w:val="04A0" w:firstRow="1" w:lastRow="0" w:firstColumn="1" w:lastColumn="0" w:noHBand="0" w:noVBand="1"/>
+      </w:tblPr>
+      <w:tblGrid>
+        <w:gridCol w:w="4414"/>
+        <w:gridCol w:w="4414"/>
+      </w:tblGrid>
+      <w:tr>
+        <w:trPr>
+          <w:trHeight w:val="3288"/>
+        </w:trPr>
+        <w:tc>
+          <w:tcPr>
+            <w:tcW w:w="4414" w:type="dxa"/>
+            <w:vAlign w:val="center"/>
+          </w:tcPr>
+          <w:p>
+            <w:pPr>
+              <w:pStyle w:val="Prrafodelista"/>
+              <w:spacing w:after="0" w:line="360" w:lineRule="auto"/>
+              <w:ind w:left="0"/>
+              <w:jc w:val="both"/>
+              <w:rPr>
+                <w:rFonts w:cstheme="minorHAnsi"/>
+                <w:color w:val="000000" w:themeColor="text1"/>
+                <w:sz w:val="20"/>
+                <w:szCs w:val="20"/>
+              </w:rPr>
+            </w:pPr>
+            <w:r>
+              <w:t xml:space="preserve">Las salidas de </w:t>
+            </w:r>
+            <w:r>
+              <w:t>emergencia</w:t>
+            </w:r>
+            <w:r>
+              <w:t xml:space="preserve"> se encuentran diseñadas y calculadas para permitir una evacuación segura y eficiente del inmueble. Es importante señalar que dichas salidas deben permanecer libres de cualquier tipo de obstrucción en todo momento, incluyendo aquellas zonas utilizadas para ingreso o egreso, garantizando así su operatividad inmediata en caso de una emergencia.</w:t>
+            </w:r>
+          </w:p>
+        </w:tc>
+        <w:tc>
+          <w:tcPr>
+            <w:tcW w:w="4414" w:type="dxa"/>
+            <w:vAlign w:val="center"/>
+          </w:tcPr>
+          <w:p>
+            <w:pPr>
+              <w:pStyle w:val="Prrafodelista"/>
+              <w:spacing w:after="0" w:line="240" w:lineRule="auto"/>
+              <w:ind w:left="0"/>
+              <w:jc w:val="center"/>
+              <w:rPr>
+                <w:rFonts w:cstheme="minorHAnsi"/>
+                <w:color w:val="000000" w:themeColor="text1"/>
+              </w:rPr>
+            </w:pPr>
+            <w:proofErr w:type="gramStart"/>
+            <w:r>
+              <w:rPr>
+                <w:rFonts w:cstheme="minorHAnsi"/>
+                <w:color w:val="000000" w:themeColor="text1"/>
+              </w:rPr>
+              <w:t>{{ salida</w:t>
+            </w:r>
+            <w:proofErr w:type="gramEnd"/>
+            <w:r>
+              <w:rPr>
+                <w:rFonts w:cstheme="minorHAnsi"/>
+                <w:color w:val="000000" w:themeColor="text1"/>
+              </w:rPr>
+              <w:t xml:space="preserve"> }}</w:t>
+            </w:r>
+          </w:p>
+        </w:tc>
+      </w:tr>
+      <w:tr>
+        <w:trPr>
+          <w:trHeight w:val="20"/>
+        </w:trPr>
+        <w:tc>
+          <w:tcPr>
+            <w:tcW w:w="4414" w:type="dxa"/>
+            <w:vAlign w:val="center"/>
+          </w:tcPr>
+          <w:p>
+            <w:pPr>
+              <w:pStyle w:val="Prrafodelista"/>
+              <w:spacing w:after="0" w:line="240" w:lineRule="auto"/>
+              <w:ind w:left="0"/>
+              <w:jc w:val="both"/>
+              <w:rPr>
+                <w:rFonts w:cstheme="minorHAnsi"/>
+                <w:color w:val="000000" w:themeColor="text1"/>
+                <w:sz w:val="20"/>
+                <w:szCs w:val="20"/>
+              </w:rPr>
+            </w:pPr>
+          </w:p>
+        </w:tc>
+        <w:tc>
+          <w:tcPr>
+            <w:tcW w:w="4414" w:type="dxa"/>
+            <w:vAlign w:val="center"/>
+          </w:tcPr>
+          <w:p>
+            <w:pPr>
+              <w:pStyle w:val="Prrafodelista"/>
+              <w:spacing w:after="0" w:line="240" w:lineRule="auto"/>
+              <w:ind w:left="0"/>
+              <w:jc w:val="center"/>
+              <w:rPr>
+                <w:rFonts w:cstheme="minorHAnsi"/>
+                <w:color w:val="000000" w:themeColor="text1"/>
+              </w:rPr>
+            </w:pPr>
+          </w:p>
+        </w:tc>
+      </w:tr>
+      <w:tr>
+        <w:trPr>
+          <w:trHeight w:val="3288"/>
+        </w:trPr>
+        <w:tc>
+          <w:tcPr>
+            <w:tcW w:w="4414" w:type="dxa"/>
+            <w:vAlign w:val="center"/>
+          </w:tcPr>
+          <w:p>
+            <w:pPr>
+              <w:pStyle w:val="Prrafodelista"/>
+              <w:spacing w:after="0" w:line="360" w:lineRule="auto"/>
+              <w:ind w:left="0"/>
+              <w:jc w:val="both"/>
+              <w:rPr>
+                <w:rFonts w:cstheme="minorHAnsi"/>
+                <w:color w:val="000000" w:themeColor="text1"/>
+              </w:rPr>
+            </w:pPr>
+            <w:r>
+              <w:t>Cuenta con detectores de humo fotoeléctrico de acuerdo con norma y área de riesgo se encuentran vigentes, se recomienda dar seguimiento al programa de mantenimiento anual.</w:t>
+            </w:r>
+          </w:p>
+        </w:tc>
+        <w:tc>
+          <w:tcPr>
+            <w:tcW w:w="4414" w:type="dxa"/>
+            <w:vAlign w:val="center"/>
+          </w:tcPr>
+          <w:p>
+            <w:pPr>
+              <w:pStyle w:val="Prrafodelista"/>
+              <w:spacing w:after="0" w:line="360" w:lineRule="auto"/>
+              <w:ind w:left="0"/>
+              <w:jc w:val="center"/>
+              <w:rPr>
+                <w:rFonts w:cstheme="minorHAnsi"/>
+                <w:color w:val="000000" w:themeColor="text1"/>
+              </w:rPr>
+            </w:pPr>
+            <w:proofErr w:type="gramStart"/>
+            <w:r>
+              <w:t xml:space="preserve">{{ </w:t>
+            </w:r>
+            <w:proofErr w:type="spellStart"/>
+            <w:r>
+              <w:t>dh</w:t>
+            </w:r>
+            <w:proofErr w:type="spellEnd"/>
+            <w:proofErr w:type="gramEnd"/>
+            <w:r>
+              <w:t xml:space="preserve"> }}</w:t>
+            </w:r>
+          </w:p>
+        </w:tc>
+      </w:tr>
+      <w:tr>
+        <w:tc>
+          <w:tcPr>
+            <w:tcW w:w="4414" w:type="dxa"/>
+            <w:vAlign w:val="center"/>
+          </w:tcPr>
+          <w:p>
+            <w:pPr>
+              <w:pStyle w:val="Prrafodelista"/>
+              <w:spacing w:after="0" w:line="240" w:lineRule="auto"/>
+              <w:ind w:left="0"/>
+              <w:jc w:val="both"/>
+              <w:rPr>
+                <w:sz w:val="20"/>
+                <w:szCs w:val="20"/>
+              </w:rPr>
+            </w:pPr>
+          </w:p>
+        </w:tc>
+        <w:tc>
+          <w:tcPr>
+            <w:tcW w:w="4414" w:type="dxa"/>
+            <w:vAlign w:val="center"/>
+          </w:tcPr>
+          <w:p>
+            <w:pPr>
+              <w:pStyle w:val="Prrafodelista"/>
+              <w:spacing w:after="0" w:line="240" w:lineRule="auto"/>
+              <w:ind w:left="0"/>
+              <w:jc w:val="center"/>
+              <w:rPr>
+                <w:sz w:val="20"/>
+                <w:szCs w:val="20"/>
+              </w:rPr>
+            </w:pPr>
+          </w:p>
+        </w:tc>
+      </w:tr>
+      <w:tr>
+        <w:trPr>
+          <w:trHeight w:val="3288"/>
+        </w:trPr>
+        <w:tc>
+          <w:tcPr>
+            <w:tcW w:w="4414" w:type="dxa"/>
+            <w:vAlign w:val="center"/>
+          </w:tcPr>
+          <w:p>
+            <w:pPr>
+              <w:pStyle w:val="Prrafodelista"/>
+              <w:spacing w:after="0" w:line="360" w:lineRule="auto"/>
+              <w:ind w:left="0"/>
+              <w:jc w:val="both"/>
+            </w:pPr>
+            <w:r>
+              <w:t xml:space="preserve">Cuenta con </w:t>
+            </w:r>
+            <w:r>
+              <w:t>lámparas de emergencia</w:t>
+            </w:r>
+            <w:r>
+              <w:t xml:space="preserve"> de acuerdo con norma y área de riesgo se encuentran vigentes, se </w:t>
+            </w:r>
+            <w:r>
+              <w:t>recomienda</w:t>
+            </w:r>
+            <w:r>
+              <w:t xml:space="preserve"> </w:t>
+            </w:r>
+            <w:r>
+              <w:t>dar seguimiento al</w:t>
+            </w:r>
+            <w:r>
+              <w:t xml:space="preserve"> programa de mantenimiento anual.</w:t>
+            </w:r>
+          </w:p>
+        </w:tc>
+        <w:tc>
+          <w:tcPr>
+            <w:tcW w:w="4414" w:type="dxa"/>
+            <w:vAlign w:val="center"/>
+          </w:tcPr>
+          <w:p>
+            <w:pPr>
+              <w:pStyle w:val="Prrafodelista"/>
+              <w:spacing w:after="0" w:line="360" w:lineRule="auto"/>
+              <w:ind w:left="0"/>
+              <w:jc w:val="center"/>
+              <w:rPr>
+                <w:rFonts w:cstheme="minorHAnsi"/>
+                <w:color w:val="000000" w:themeColor="text1"/>
+              </w:rPr>
+            </w:pPr>
+            <w:proofErr w:type="gramStart"/>
+            <w:r>
+              <w:rPr>
+                <w:rFonts w:cstheme="minorHAnsi"/>
+                <w:color w:val="000000" w:themeColor="text1"/>
+              </w:rPr>
+              <w:t xml:space="preserve">{{ </w:t>
+            </w:r>
+            <w:r>
+              <w:rPr>
+                <w:rFonts w:cstheme="minorHAnsi"/>
+                <w:color w:val="000000" w:themeColor="text1"/>
+              </w:rPr>
+              <w:t>lampara</w:t>
+            </w:r>
+            <w:proofErr w:type="gramEnd"/>
+            <w:r>
+              <w:rPr>
+                <w:rFonts w:cstheme="minorHAnsi"/>
+                <w:color w:val="000000" w:themeColor="text1"/>
               </w:rPr>
               <w:t xml:space="preserve"> }}</w:t>
             </w:r>
@@ -589,13 +1938,235 @@
         <w:tblLook w:val="04A0" w:firstRow="1" w:lastRow="0" w:firstColumn="1" w:lastColumn="0" w:noHBand="0" w:noVBand="1"/>
       </w:tblPr>
       <w:tblGrid>
-        <w:gridCol w:w="4416"/>
-        <w:gridCol w:w="4417"/>
+        <w:gridCol w:w="2977"/>
+        <w:gridCol w:w="1559"/>
+        <w:gridCol w:w="1158"/>
+        <w:gridCol w:w="3139"/>
       </w:tblGrid>
       <w:tr>
         <w:tc>
           <w:tcPr>
             <w:tcW w:w="8833" w:type="dxa"/>
+            <w:gridSpan w:val="4"/>
+          </w:tcPr>
+          <w:p>
+            <w:pPr>
+              <w:pStyle w:val="Default"/>
+              <w:spacing w:line="360" w:lineRule="auto"/>
+              <w:jc w:val="both"/>
+              <w:rPr>
+                <w:rFonts w:asciiTheme="minorHAnsi" w:hAnsiTheme="minorHAnsi" w:cstheme="minorHAnsi"/>
+                <w:color w:val="000000" w:themeColor="text1"/>
+                <w:sz w:val="22"/>
+                <w:szCs w:val="22"/>
+              </w:rPr>
+            </w:pPr>
+            <w:r>
+              <w:rPr>
+                <w:rFonts w:asciiTheme="minorHAnsi" w:hAnsiTheme="minorHAnsi" w:cstheme="minorHAnsi"/>
+                <w:color w:val="000000" w:themeColor="text1"/>
+                <w:sz w:val="22"/>
+                <w:szCs w:val="22"/>
+              </w:rPr>
+              <w:t xml:space="preserve">Se cuenta con un plan de emergencia para casos de incendio, definido en el presente Programa interno de Protección civil, mismo que debe ser difundido y socializado con el personal de </w:t>
+            </w:r>
+            <w:proofErr w:type="gramStart"/>
+            <w:r>
+              <w:rPr>
+                <w:rFonts w:asciiTheme="minorHAnsi" w:hAnsiTheme="minorHAnsi" w:cstheme="minorHAnsi"/>
+                <w:b/>
+                <w:bCs/>
+                <w:color w:val="000000" w:themeColor="text1"/>
+                <w:sz w:val="22"/>
+                <w:szCs w:val="22"/>
+              </w:rPr>
+              <w:t xml:space="preserve">{{ </w:t>
+            </w:r>
+            <w:proofErr w:type="spellStart"/>
+            <w:r>
+              <w:rPr>
+                <w:rFonts w:asciiTheme="minorHAnsi" w:hAnsiTheme="minorHAnsi" w:cstheme="minorHAnsi"/>
+                <w:b/>
+                <w:bCs/>
+                <w:color w:val="000000" w:themeColor="text1"/>
+                <w:sz w:val="22"/>
+                <w:szCs w:val="22"/>
+              </w:rPr>
+              <w:t>razon</w:t>
+            </w:r>
+            <w:proofErr w:type="gramEnd"/>
+            <w:r>
+              <w:rPr>
+                <w:rFonts w:asciiTheme="minorHAnsi" w:hAnsiTheme="minorHAnsi" w:cstheme="minorHAnsi"/>
+                <w:b/>
+                <w:bCs/>
+                <w:color w:val="000000" w:themeColor="text1"/>
+                <w:sz w:val="22"/>
+                <w:szCs w:val="22"/>
+              </w:rPr>
+              <w:t>_</w:t>
+            </w:r>
+            <w:proofErr w:type="gramStart"/>
+            <w:r>
+              <w:rPr>
+                <w:rFonts w:asciiTheme="minorHAnsi" w:hAnsiTheme="minorHAnsi" w:cstheme="minorHAnsi"/>
+                <w:b/>
+                <w:bCs/>
+                <w:color w:val="000000" w:themeColor="text1"/>
+                <w:sz w:val="22"/>
+                <w:szCs w:val="22"/>
+              </w:rPr>
+              <w:t>social</w:t>
+            </w:r>
+            <w:proofErr w:type="spellEnd"/>
+            <w:r>
+              <w:rPr>
+                <w:rFonts w:asciiTheme="minorHAnsi" w:hAnsiTheme="minorHAnsi" w:cstheme="minorHAnsi"/>
+                <w:b/>
+                <w:bCs/>
+                <w:color w:val="000000" w:themeColor="text1"/>
+                <w:sz w:val="22"/>
+                <w:szCs w:val="22"/>
+              </w:rPr>
+              <w:t xml:space="preserve"> }</w:t>
+            </w:r>
+            <w:proofErr w:type="gramEnd"/>
+            <w:r>
+              <w:rPr>
+                <w:rFonts w:asciiTheme="minorHAnsi" w:hAnsiTheme="minorHAnsi" w:cstheme="minorHAnsi"/>
+                <w:b/>
+                <w:bCs/>
+                <w:color w:val="000000" w:themeColor="text1"/>
+                <w:sz w:val="22"/>
+                <w:szCs w:val="22"/>
+              </w:rPr>
+              <w:t xml:space="preserve">} </w:t>
+            </w:r>
+            <w:proofErr w:type="gramStart"/>
+            <w:r>
+              <w:rPr>
+                <w:rFonts w:asciiTheme="minorHAnsi" w:hAnsiTheme="minorHAnsi" w:cstheme="minorHAnsi"/>
+                <w:b/>
+                <w:color w:val="000000" w:themeColor="text1"/>
+                <w:sz w:val="22"/>
+                <w:szCs w:val="22"/>
+              </w:rPr>
+              <w:t xml:space="preserve">{{ </w:t>
+            </w:r>
+            <w:proofErr w:type="spellStart"/>
+            <w:r>
+              <w:rPr>
+                <w:rFonts w:asciiTheme="minorHAnsi" w:hAnsiTheme="minorHAnsi" w:cstheme="minorHAnsi"/>
+                <w:b/>
+                <w:color w:val="000000" w:themeColor="text1"/>
+                <w:sz w:val="22"/>
+                <w:szCs w:val="22"/>
+              </w:rPr>
+              <w:t>nombre</w:t>
+            </w:r>
+            <w:proofErr w:type="gramEnd"/>
+            <w:r>
+              <w:rPr>
+                <w:rFonts w:asciiTheme="minorHAnsi" w:hAnsiTheme="minorHAnsi" w:cstheme="minorHAnsi"/>
+                <w:b/>
+                <w:color w:val="000000" w:themeColor="text1"/>
+                <w:sz w:val="22"/>
+                <w:szCs w:val="22"/>
+              </w:rPr>
+              <w:t>_</w:t>
+            </w:r>
+            <w:proofErr w:type="gramStart"/>
+            <w:r>
+              <w:rPr>
+                <w:rFonts w:asciiTheme="minorHAnsi" w:hAnsiTheme="minorHAnsi" w:cstheme="minorHAnsi"/>
+                <w:b/>
+                <w:color w:val="000000" w:themeColor="text1"/>
+                <w:sz w:val="22"/>
+                <w:szCs w:val="22"/>
+              </w:rPr>
+              <w:t>comercial</w:t>
+            </w:r>
+            <w:proofErr w:type="spellEnd"/>
+            <w:r>
+              <w:rPr>
+                <w:rFonts w:asciiTheme="minorHAnsi" w:hAnsiTheme="minorHAnsi" w:cstheme="minorHAnsi"/>
+                <w:b/>
+                <w:color w:val="000000" w:themeColor="text1"/>
+                <w:sz w:val="22"/>
+                <w:szCs w:val="22"/>
+              </w:rPr>
+              <w:t xml:space="preserve"> }</w:t>
+            </w:r>
+            <w:proofErr w:type="gramEnd"/>
+            <w:r>
+              <w:rPr>
+                <w:rFonts w:asciiTheme="minorHAnsi" w:hAnsiTheme="minorHAnsi" w:cstheme="minorHAnsi"/>
+                <w:b/>
+                <w:color w:val="000000" w:themeColor="text1"/>
+                <w:sz w:val="22"/>
+                <w:szCs w:val="22"/>
+              </w:rPr>
+              <w:t>}</w:t>
+            </w:r>
+            <w:r>
+              <w:rPr>
+                <w:rFonts w:asciiTheme="minorHAnsi" w:hAnsiTheme="minorHAnsi" w:cstheme="minorHAnsi"/>
+                <w:color w:val="000000" w:themeColor="text1"/>
+                <w:sz w:val="22"/>
+                <w:szCs w:val="22"/>
+              </w:rPr>
+              <w:t>, así como observar en el inmueble los requisitos de la NOM 002 STPS 2010 para centros de trabajo</w:t>
+            </w:r>
+          </w:p>
+        </w:tc>
+      </w:tr>
+      <w:tr>
+        <w:trPr>
+          <w:trHeight w:val="3062"/>
+        </w:trPr>
+        <w:tc>
+          <w:tcPr>
+            <w:tcW w:w="2977" w:type="dxa"/>
+            <w:vAlign w:val="center"/>
+          </w:tcPr>
+          <w:p>
+            <w:pPr>
+              <w:pStyle w:val="Default"/>
+              <w:spacing w:line="360" w:lineRule="auto"/>
+              <w:ind w:right="-110"/>
+              <w:jc w:val="center"/>
+              <w:rPr>
+                <w:rFonts w:asciiTheme="minorHAnsi" w:hAnsiTheme="minorHAnsi" w:cstheme="minorHAnsi"/>
+                <w:color w:val="000000" w:themeColor="text1"/>
+                <w:sz w:val="22"/>
+                <w:szCs w:val="22"/>
+              </w:rPr>
+            </w:pPr>
+            <w:proofErr w:type="gramStart"/>
+            <w:r>
+              <w:rPr>
+                <w:rFonts w:asciiTheme="minorHAnsi" w:hAnsiTheme="minorHAnsi" w:cstheme="minorHAnsi"/>
+                <w:color w:val="000000" w:themeColor="text1"/>
+                <w:sz w:val="22"/>
+                <w:szCs w:val="22"/>
+              </w:rPr>
+              <w:t>{{ plan</w:t>
+            </w:r>
+            <w:proofErr w:type="gramEnd"/>
+            <w:r>
+              <w:rPr>
+                <w:rFonts w:asciiTheme="minorHAnsi" w:hAnsiTheme="minorHAnsi" w:cstheme="minorHAnsi"/>
+                <w:color w:val="000000" w:themeColor="text1"/>
+                <w:sz w:val="22"/>
+                <w:szCs w:val="22"/>
+              </w:rPr>
+              <w:t>1 }}</w:t>
+            </w:r>
+          </w:p>
+        </w:tc>
+        <w:tc>
+          <w:tcPr>
+            <w:tcW w:w="2717" w:type="dxa"/>
             <w:gridSpan w:val="2"/>
             <w:vAlign w:val="center"/>
           </w:tcPr>
@@ -603,6 +2174,8 @@
             <w:pPr>
               <w:pStyle w:val="Default"/>
               <w:spacing w:line="360" w:lineRule="auto"/>
+              <w:ind w:right="-83"/>
+              <w:jc w:val="center"/>
               <w:rPr>
                 <w:rFonts w:asciiTheme="minorHAnsi" w:hAnsiTheme="minorHAnsi" w:cstheme="minorHAnsi"/>
                 <w:color w:val="000000" w:themeColor="text1"/>
@@ -610,6 +2183,7 @@
                 <w:szCs w:val="22"/>
               </w:rPr>
             </w:pPr>
+            <w:proofErr w:type="gramStart"/>
             <w:r>
               <w:rPr>
                 <w:rFonts w:asciiTheme="minorHAnsi" w:hAnsiTheme="minorHAnsi" w:cstheme="minorHAnsi"/>
@@ -617,8 +2191,9 @@
                 <w:sz w:val="22"/>
                 <w:szCs w:val="22"/>
               </w:rPr>
-              <w:t>La cantidad de equipos contra incendio se encuentran vigentes.  Se recomienda mantener a 1.50 metros y libres de obstáculos, previa señalamiento informativo</w:t>
-            </w:r>
+              <w:t>{{ plan</w:t>
+            </w:r>
+            <w:proofErr w:type="gramEnd"/>
             <w:r>
               <w:rPr>
                 <w:rFonts w:asciiTheme="minorHAnsi" w:hAnsiTheme="minorHAnsi" w:cstheme="minorHAnsi"/>
@@ -626,24 +2201,20 @@
                 <w:sz w:val="22"/>
                 <w:szCs w:val="22"/>
               </w:rPr>
-              <w:t>.</w:t>
+              <w:t>2 }}</w:t>
             </w:r>
           </w:p>
         </w:tc>
-      </w:tr>
-      <w:tr>
-        <w:trPr>
-          <w:trHeight w:val="3888"/>
-        </w:trPr>
         <w:tc>
           <w:tcPr>
-            <w:tcW w:w="4416" w:type="dxa"/>
+            <w:tcW w:w="3139" w:type="dxa"/>
             <w:vAlign w:val="center"/>
           </w:tcPr>
           <w:p>
             <w:pPr>
               <w:pStyle w:val="Default"/>
               <w:spacing w:line="360" w:lineRule="auto"/>
+              <w:ind w:right="-69"/>
               <w:jc w:val="center"/>
               <w:rPr>
                 <w:rFonts w:asciiTheme="minorHAnsi" w:hAnsiTheme="minorHAnsi" w:cstheme="minorHAnsi"/>
@@ -660,7 +2231,7 @@
                 <w:sz w:val="22"/>
                 <w:szCs w:val="22"/>
               </w:rPr>
-              <w:t>{{ ext</w:t>
+              <w:t>{{ plan</w:t>
             </w:r>
             <w:proofErr w:type="gramEnd"/>
             <w:r>
@@ -670,155 +2241,25 @@
                 <w:sz w:val="22"/>
                 <w:szCs w:val="22"/>
               </w:rPr>
-              <w:t>1 }}</w:t>
+              <w:t>3 }}</w:t>
             </w:r>
           </w:p>
         </w:tc>
+      </w:tr>
+      <w:tr>
+        <w:trPr>
+          <w:trHeight w:val="227"/>
+        </w:trPr>
         <w:tc>
           <w:tcPr>
-            <w:tcW w:w="4417" w:type="dxa"/>
+            <w:tcW w:w="4536" w:type="dxa"/>
+            <w:gridSpan w:val="2"/>
             <w:vAlign w:val="center"/>
           </w:tcPr>
           <w:p>
             <w:pPr>
               <w:pStyle w:val="Default"/>
-              <w:spacing w:line="360" w:lineRule="auto"/>
-              <w:jc w:val="center"/>
-              <w:rPr>
-                <w:rFonts w:asciiTheme="minorHAnsi" w:hAnsiTheme="minorHAnsi" w:cstheme="minorHAnsi"/>
-                <w:color w:val="000000" w:themeColor="text1"/>
-                <w:sz w:val="22"/>
-                <w:szCs w:val="22"/>
-              </w:rPr>
-            </w:pPr>
-            <w:proofErr w:type="gramStart"/>
-            <w:r>
-              <w:rPr>
-                <w:rFonts w:asciiTheme="minorHAnsi" w:hAnsiTheme="minorHAnsi" w:cstheme="minorHAnsi"/>
-                <w:color w:val="000000" w:themeColor="text1"/>
-                <w:sz w:val="22"/>
-                <w:szCs w:val="22"/>
-              </w:rPr>
-              <w:t>{{ ext</w:t>
-            </w:r>
-            <w:proofErr w:type="gramEnd"/>
-            <w:r>
-              <w:rPr>
-                <w:rFonts w:asciiTheme="minorHAnsi" w:hAnsiTheme="minorHAnsi" w:cstheme="minorHAnsi"/>
-                <w:color w:val="000000" w:themeColor="text1"/>
-                <w:sz w:val="22"/>
-                <w:szCs w:val="22"/>
-              </w:rPr>
-              <w:t>2</w:t>
-            </w:r>
-            <w:r>
-              <w:rPr>
-                <w:rFonts w:asciiTheme="minorHAnsi" w:hAnsiTheme="minorHAnsi" w:cstheme="minorHAnsi"/>
-                <w:color w:val="000000" w:themeColor="text1"/>
-                <w:sz w:val="22"/>
-                <w:szCs w:val="22"/>
-              </w:rPr>
-              <w:t xml:space="preserve"> }}</w:t>
-            </w:r>
-          </w:p>
-        </w:tc>
-      </w:tr>
-      <w:tr>
-        <w:trPr>
-          <w:trHeight w:val="3288"/>
-        </w:trPr>
-        <w:tc>
-          <w:tcPr>
-            <w:tcW w:w="4416" w:type="dxa"/>
-            <w:vAlign w:val="center"/>
-          </w:tcPr>
-          <w:p>
-            <w:pPr>
-              <w:pStyle w:val="Default"/>
-              <w:spacing w:line="360" w:lineRule="auto"/>
-              <w:jc w:val="both"/>
-              <w:rPr>
-                <w:rFonts w:asciiTheme="minorHAnsi" w:hAnsiTheme="minorHAnsi" w:cstheme="minorHAnsi"/>
-                <w:color w:val="000000" w:themeColor="text1"/>
-                <w:sz w:val="22"/>
-                <w:szCs w:val="22"/>
-              </w:rPr>
-            </w:pPr>
-            <w:r>
-              <w:rPr>
-                <w:rFonts w:asciiTheme="minorHAnsi" w:hAnsiTheme="minorHAnsi" w:cstheme="minorHAnsi"/>
-                <w:color w:val="000000" w:themeColor="text1"/>
-                <w:sz w:val="22"/>
-                <w:szCs w:val="22"/>
-              </w:rPr>
-              <w:t>Cuenta con mantenimiento a techo, lozas y azotea debe registrarse en bitácora, dando evidencia de limpieza en bajadas pluviales, aplicación de impermeabilizante, mantenimiento preventivo y correctivo</w:t>
-            </w:r>
-            <w:r>
-              <w:rPr>
-                <w:rFonts w:asciiTheme="minorHAnsi" w:hAnsiTheme="minorHAnsi" w:cstheme="minorHAnsi"/>
-                <w:noProof/>
-                <w:color w:val="000000" w:themeColor="text1"/>
-                <w:sz w:val="22"/>
-                <w:szCs w:val="22"/>
-                <w:lang w:eastAsia="es-MX"/>
-              </w:rPr>
-              <w:t>.  En techo cuenta con iluminación tipo LED y ahorradores de energía.</w:t>
-            </w:r>
-          </w:p>
-        </w:tc>
-        <w:tc>
-          <w:tcPr>
-            <w:tcW w:w="4417" w:type="dxa"/>
-            <w:vAlign w:val="center"/>
-          </w:tcPr>
-          <w:p>
-            <w:pPr>
-              <w:pStyle w:val="Default"/>
-              <w:spacing w:line="360" w:lineRule="auto"/>
-              <w:jc w:val="center"/>
-              <w:rPr>
-                <w:rFonts w:asciiTheme="minorHAnsi" w:hAnsiTheme="minorHAnsi" w:cstheme="minorHAnsi"/>
-                <w:color w:val="000000" w:themeColor="text1"/>
-                <w:sz w:val="22"/>
-                <w:szCs w:val="22"/>
-              </w:rPr>
-            </w:pPr>
-            <w:proofErr w:type="gramStart"/>
-            <w:r>
-              <w:rPr>
-                <w:rFonts w:asciiTheme="minorHAnsi" w:hAnsiTheme="minorHAnsi" w:cstheme="minorHAnsi"/>
-                <w:color w:val="000000" w:themeColor="text1"/>
-                <w:sz w:val="22"/>
-                <w:szCs w:val="22"/>
-              </w:rPr>
-              <w:t>{{ techo</w:t>
-            </w:r>
-            <w:proofErr w:type="gramEnd"/>
-            <w:r>
-              <w:rPr>
-                <w:rFonts w:asciiTheme="minorHAnsi" w:hAnsiTheme="minorHAnsi" w:cstheme="minorHAnsi"/>
-                <w:color w:val="000000" w:themeColor="text1"/>
-                <w:sz w:val="22"/>
-                <w:szCs w:val="22"/>
-              </w:rPr>
-              <w:t xml:space="preserve"> }}</w:t>
-            </w:r>
-          </w:p>
-        </w:tc>
-      </w:tr>
-      <w:tr>
-        <w:trPr>
-          <w:trHeight w:val="57"/>
-        </w:trPr>
-        <w:tc>
-          <w:tcPr>
-            <w:tcW w:w="4416" w:type="dxa"/>
-            <w:vAlign w:val="center"/>
-          </w:tcPr>
-          <w:p>
-            <w:pPr>
-              <w:pStyle w:val="Default"/>
-              <w:jc w:val="both"/>
+              <w:ind w:right="-60"/>
               <w:rPr>
                 <w:rFonts w:asciiTheme="minorHAnsi" w:hAnsiTheme="minorHAnsi" w:cstheme="minorHAnsi"/>
                 <w:color w:val="000000" w:themeColor="text1"/>
@@ -830,7 +2271,8 @@
         </w:tc>
         <w:tc>
           <w:tcPr>
-            <w:tcW w:w="4417" w:type="dxa"/>
+            <w:tcW w:w="4297" w:type="dxa"/>
+            <w:gridSpan w:val="2"/>
             <w:vAlign w:val="center"/>
           </w:tcPr>
           <w:p>
@@ -853,14 +2295,15 @@
         </w:trPr>
         <w:tc>
           <w:tcPr>
-            <w:tcW w:w="4416" w:type="dxa"/>
+            <w:tcW w:w="4536" w:type="dxa"/>
+            <w:gridSpan w:val="2"/>
             <w:vAlign w:val="center"/>
           </w:tcPr>
           <w:p>
             <w:pPr>
               <w:pStyle w:val="Default"/>
               <w:spacing w:line="360" w:lineRule="auto"/>
-              <w:jc w:val="both"/>
+              <w:ind w:right="-60"/>
               <w:rPr>
                 <w:rFonts w:asciiTheme="minorHAnsi" w:hAnsiTheme="minorHAnsi" w:cstheme="minorHAnsi"/>
                 <w:color w:val="000000" w:themeColor="text1"/>
@@ -875,16 +2318,17 @@
                 <w:sz w:val="22"/>
                 <w:szCs w:val="22"/>
               </w:rPr>
-              <w:t xml:space="preserve">Cuenta con instalaciones de gas </w:t>
+              <w:t>Instalación eléctrica maneja voltaje de 110 volts, se encuentran dentro de canaleta, no presenta cableado provisional,</w:t>
             </w:r>
             <w:r>
               <w:rPr>
                 <w:rFonts w:asciiTheme="minorHAnsi" w:hAnsiTheme="minorHAnsi" w:cstheme="minorHAnsi"/>
+                <w:noProof/>
                 <w:color w:val="000000" w:themeColor="text1"/>
                 <w:sz w:val="22"/>
                 <w:szCs w:val="22"/>
               </w:rPr>
-              <w:t>LP</w:t>
+              <w:t xml:space="preserve"> </w:t>
             </w:r>
             <w:r>
               <w:rPr>
@@ -893,85 +2337,14 @@
                 <w:sz w:val="22"/>
                 <w:szCs w:val="22"/>
               </w:rPr>
-              <w:t xml:space="preserve"> con una capacidad de suministro de </w:t>
-            </w:r>
-            <w:proofErr w:type="gramStart"/>
-            <w:r>
-              <w:rPr>
-                <w:rFonts w:asciiTheme="minorHAnsi" w:hAnsiTheme="minorHAnsi" w:cstheme="minorHAnsi"/>
-                <w:color w:val="000000" w:themeColor="text1"/>
-                <w:sz w:val="22"/>
-                <w:szCs w:val="22"/>
-              </w:rPr>
-              <w:t xml:space="preserve">{{ </w:t>
-            </w:r>
-            <w:proofErr w:type="spellStart"/>
-            <w:r>
-              <w:rPr>
-                <w:rFonts w:asciiTheme="minorHAnsi" w:hAnsiTheme="minorHAnsi" w:cstheme="minorHAnsi"/>
-                <w:color w:val="000000" w:themeColor="text1"/>
-                <w:sz w:val="22"/>
-                <w:szCs w:val="22"/>
-              </w:rPr>
-              <w:t>gas</w:t>
-            </w:r>
-            <w:proofErr w:type="gramEnd"/>
-            <w:r>
-              <w:rPr>
-                <w:rFonts w:asciiTheme="minorHAnsi" w:hAnsiTheme="minorHAnsi" w:cstheme="minorHAnsi"/>
-                <w:color w:val="000000" w:themeColor="text1"/>
-                <w:sz w:val="22"/>
-                <w:szCs w:val="22"/>
-              </w:rPr>
-              <w:t>_inflamable</w:t>
-            </w:r>
-            <w:proofErr w:type="spellEnd"/>
-            <w:r>
-              <w:rPr>
-                <w:rFonts w:asciiTheme="minorHAnsi" w:hAnsiTheme="minorHAnsi" w:cstheme="minorHAnsi"/>
-                <w:color w:val="000000" w:themeColor="text1"/>
-                <w:sz w:val="22"/>
-                <w:szCs w:val="22"/>
-              </w:rPr>
-              <w:t xml:space="preserve"> }}</w:t>
-            </w:r>
-            <w:r>
-              <w:rPr>
-                <w:rFonts w:asciiTheme="minorHAnsi" w:hAnsiTheme="minorHAnsi" w:cstheme="minorHAnsi"/>
-                <w:color w:val="000000" w:themeColor="text1"/>
-                <w:sz w:val="22"/>
-                <w:szCs w:val="22"/>
-              </w:rPr>
-              <w:t xml:space="preserve"> litros. Se con los dictámenes correspondientes que garantizan su correcta instalación y operación.</w:t>
-            </w:r>
-          </w:p>
-          <w:p>
-            <w:pPr>
-              <w:pStyle w:val="Default"/>
-              <w:spacing w:line="360" w:lineRule="auto"/>
-              <w:jc w:val="both"/>
-              <w:rPr>
-                <w:rFonts w:asciiTheme="minorHAnsi" w:hAnsiTheme="minorHAnsi" w:cstheme="minorHAnsi"/>
-                <w:color w:val="000000" w:themeColor="text1"/>
-                <w:sz w:val="22"/>
-                <w:szCs w:val="22"/>
-              </w:rPr>
-            </w:pPr>
-            <w:r>
-              <w:rPr>
-                <w:rFonts w:asciiTheme="minorHAnsi" w:hAnsiTheme="minorHAnsi" w:cstheme="minorHAnsi"/>
-                <w:color w:val="000000" w:themeColor="text1"/>
-                <w:sz w:val="22"/>
-                <w:szCs w:val="22"/>
-                <w:highlight w:val="yellow"/>
-              </w:rPr>
-              <w:t>No cuenta con instalación de gas.</w:t>
+              <w:t xml:space="preserve">mismo que se realiza evitando riesgos.  </w:t>
             </w:r>
           </w:p>
         </w:tc>
         <w:tc>
           <w:tcPr>
-            <w:tcW w:w="4417" w:type="dxa"/>
+            <w:tcW w:w="4297" w:type="dxa"/>
+            <w:gridSpan w:val="2"/>
             <w:vAlign w:val="center"/>
           </w:tcPr>
           <w:p>
@@ -1004,8 +2377,9 @@
                 <w:sz w:val="22"/>
                 <w:szCs w:val="22"/>
               </w:rPr>
-              <w:t>tanques</w:t>
-            </w:r>
+              <w:t>electrico</w:t>
+            </w:r>
+            <w:proofErr w:type="spellEnd"/>
             <w:proofErr w:type="gramEnd"/>
             <w:r>
               <w:rPr>
@@ -1014,9 +2388,128 @@
                 <w:sz w:val="22"/>
                 <w:szCs w:val="22"/>
               </w:rPr>
-              <w:t>_gaso</w:t>
+              <w:t xml:space="preserve"> }}</w:t>
+            </w:r>
+          </w:p>
+        </w:tc>
+      </w:tr>
+      <w:tr>
+        <w:trPr>
+          <w:trHeight w:val="20"/>
+        </w:trPr>
+        <w:tc>
+          <w:tcPr>
+            <w:tcW w:w="4536" w:type="dxa"/>
+            <w:gridSpan w:val="2"/>
+            <w:vAlign w:val="center"/>
+          </w:tcPr>
+          <w:p>
+            <w:pPr>
+              <w:pStyle w:val="Default"/>
+              <w:ind w:right="-60"/>
+              <w:rPr>
+                <w:rFonts w:asciiTheme="minorHAnsi" w:hAnsiTheme="minorHAnsi" w:cstheme="minorHAnsi"/>
+                <w:color w:val="000000" w:themeColor="text1"/>
+                <w:sz w:val="20"/>
+                <w:szCs w:val="20"/>
+              </w:rPr>
+            </w:pPr>
+          </w:p>
+        </w:tc>
+        <w:tc>
+          <w:tcPr>
+            <w:tcW w:w="4297" w:type="dxa"/>
+            <w:gridSpan w:val="2"/>
+            <w:vAlign w:val="center"/>
+          </w:tcPr>
+          <w:p>
+            <w:pPr>
+              <w:pStyle w:val="Default"/>
+              <w:ind w:right="-60"/>
+              <w:rPr>
+                <w:rFonts w:asciiTheme="minorHAnsi" w:hAnsiTheme="minorHAnsi" w:cstheme="minorHAnsi"/>
+                <w:color w:val="000000" w:themeColor="text1"/>
+                <w:sz w:val="20"/>
+                <w:szCs w:val="20"/>
+              </w:rPr>
+            </w:pPr>
+          </w:p>
+        </w:tc>
+      </w:tr>
+      <w:tr>
+        <w:trPr>
+          <w:trHeight w:val="3288"/>
+        </w:trPr>
+        <w:tc>
+          <w:tcPr>
+            <w:tcW w:w="4536" w:type="dxa"/>
+            <w:gridSpan w:val="2"/>
+            <w:vAlign w:val="center"/>
+          </w:tcPr>
+          <w:p>
+            <w:pPr>
+              <w:pStyle w:val="Default"/>
+              <w:spacing w:line="360" w:lineRule="auto"/>
+              <w:ind w:right="-60"/>
+              <w:jc w:val="both"/>
+              <w:rPr>
+                <w:rFonts w:asciiTheme="minorHAnsi" w:hAnsiTheme="minorHAnsi" w:cstheme="minorHAnsi"/>
+                <w:color w:val="000000" w:themeColor="text1"/>
+                <w:sz w:val="22"/>
+                <w:szCs w:val="22"/>
+              </w:rPr>
+            </w:pPr>
+            <w:r>
+              <w:rPr>
+                <w:rFonts w:asciiTheme="minorHAnsi" w:hAnsiTheme="minorHAnsi" w:cstheme="minorHAnsi"/>
+                <w:color w:val="000000" w:themeColor="text1"/>
+                <w:sz w:val="22"/>
+                <w:szCs w:val="22"/>
+              </w:rPr>
+              <w:t>Los sanitarios se encuentran higiénicos y sanitizados, con medidas acorde a la población usuarios. Evitar el transvase en productos de limpieza y preferentemente utilizar sustancias con las mismas propiedades químicas, pero menos peligrosas para la salud durante su aseo.</w:t>
+            </w:r>
+          </w:p>
+        </w:tc>
+        <w:tc>
+          <w:tcPr>
+            <w:tcW w:w="4297" w:type="dxa"/>
+            <w:gridSpan w:val="2"/>
+            <w:vAlign w:val="center"/>
+          </w:tcPr>
+          <w:p>
+            <w:pPr>
+              <w:pStyle w:val="Default"/>
+              <w:spacing w:line="360" w:lineRule="auto"/>
+              <w:jc w:val="center"/>
+              <w:rPr>
+                <w:rFonts w:asciiTheme="minorHAnsi" w:hAnsiTheme="minorHAnsi" w:cstheme="minorHAnsi"/>
+                <w:color w:val="000000" w:themeColor="text1"/>
+                <w:sz w:val="22"/>
+                <w:szCs w:val="22"/>
+              </w:rPr>
+            </w:pPr>
+            <w:proofErr w:type="gramStart"/>
+            <w:r>
+              <w:rPr>
+                <w:rFonts w:asciiTheme="minorHAnsi" w:hAnsiTheme="minorHAnsi" w:cstheme="minorHAnsi"/>
+                <w:color w:val="000000" w:themeColor="text1"/>
+                <w:sz w:val="22"/>
+                <w:szCs w:val="22"/>
+              </w:rPr>
+              <w:t xml:space="preserve">{{ </w:t>
+            </w:r>
+            <w:proofErr w:type="spellStart"/>
+            <w:r>
+              <w:rPr>
+                <w:rFonts w:asciiTheme="minorHAnsi" w:hAnsiTheme="minorHAnsi" w:cstheme="minorHAnsi"/>
+                <w:color w:val="000000" w:themeColor="text1"/>
+                <w:sz w:val="22"/>
+                <w:szCs w:val="22"/>
+              </w:rPr>
+              <w:t>banio</w:t>
             </w:r>
             <w:proofErr w:type="spellEnd"/>
+            <w:proofErr w:type="gramEnd"/>
             <w:r>
               <w:rPr>
                 <w:rFonts w:asciiTheme="minorHAnsi" w:hAnsiTheme="minorHAnsi" w:cstheme="minorHAnsi"/>
@@ -1050,8 +2543,6 @@
         <w:rPr>
           <w:rFonts w:cstheme="minorHAnsi"/>
           <w:color w:val="000000" w:themeColor="text1"/>
-          <w:kern w:val="0"/>
-          <w14:ligatures w14:val="none"/>
         </w:rPr>
       </w:pPr>
     </w:p>
@@ -1060,533 +2551,6 @@
         <w:tblStyle w:val="Tablaconcuadrcula"/>
         <w:tblW w:w="0" w:type="auto"/>
         <w:tblInd w:w="-5" w:type="dxa"/>
-        <w:tblBorders>
-          <w:top w:val="none" w:sz="0" w:space="0" w:color="auto"/>
-          <w:left w:val="none" w:sz="0" w:space="0" w:color="auto"/>
-          <w:bottom w:val="none" w:sz="0" w:space="0" w:color="auto"/>
-          <w:right w:val="none" w:sz="0" w:space="0" w:color="auto"/>
-          <w:insideH w:val="none" w:sz="0" w:space="0" w:color="auto"/>
-          <w:insideV w:val="none" w:sz="0" w:space="0" w:color="auto"/>
-        </w:tblBorders>
-        <w:tblLook w:val="04A0" w:firstRow="1" w:lastRow="0" w:firstColumn="1" w:lastColumn="0" w:noHBand="0" w:noVBand="1"/>
-      </w:tblPr>
-      <w:tblGrid>
-        <w:gridCol w:w="2977"/>
-        <w:gridCol w:w="2717"/>
-        <w:gridCol w:w="451"/>
-        <w:gridCol w:w="2688"/>
-      </w:tblGrid>
-      <w:tr>
-        <w:tc>
-          <w:tcPr>
-            <w:tcW w:w="8833" w:type="dxa"/>
-            <w:gridSpan w:val="4"/>
-          </w:tcPr>
-          <w:p>
-            <w:pPr>
-              <w:pStyle w:val="Default"/>
-              <w:spacing w:line="360" w:lineRule="auto"/>
-              <w:jc w:val="both"/>
-              <w:rPr>
-                <w:rFonts w:asciiTheme="minorHAnsi" w:hAnsiTheme="minorHAnsi" w:cstheme="minorHAnsi"/>
-                <w:color w:val="000000" w:themeColor="text1"/>
-                <w:sz w:val="22"/>
-                <w:szCs w:val="22"/>
-              </w:rPr>
-            </w:pPr>
-            <w:r>
-              <w:rPr>
-                <w:rFonts w:asciiTheme="minorHAnsi" w:hAnsiTheme="minorHAnsi" w:cstheme="minorHAnsi"/>
-                <w:color w:val="000000" w:themeColor="text1"/>
-                <w:sz w:val="22"/>
-                <w:szCs w:val="22"/>
-              </w:rPr>
-              <w:t xml:space="preserve">Se cuenta con un plan de emergencia para casos de incendio, definido en el presente Programa interno de Protección civil, mismo que debe ser difundido y socializado con el personal de </w:t>
-            </w:r>
-            <w:proofErr w:type="gramStart"/>
-            <w:r>
-              <w:rPr>
-                <w:rFonts w:asciiTheme="minorHAnsi" w:hAnsiTheme="minorHAnsi" w:cstheme="minorHAnsi"/>
-                <w:b/>
-                <w:bCs/>
-                <w:color w:val="000000" w:themeColor="text1"/>
-                <w:sz w:val="22"/>
-                <w:szCs w:val="22"/>
-              </w:rPr>
-              <w:t xml:space="preserve">{{ </w:t>
-            </w:r>
-            <w:proofErr w:type="spellStart"/>
-            <w:r>
-              <w:rPr>
-                <w:rFonts w:asciiTheme="minorHAnsi" w:hAnsiTheme="minorHAnsi" w:cstheme="minorHAnsi"/>
-                <w:b/>
-                <w:bCs/>
-                <w:color w:val="000000" w:themeColor="text1"/>
-                <w:sz w:val="22"/>
-                <w:szCs w:val="22"/>
-              </w:rPr>
-              <w:t>razon</w:t>
-            </w:r>
-            <w:proofErr w:type="gramEnd"/>
-            <w:r>
-              <w:rPr>
-                <w:rFonts w:asciiTheme="minorHAnsi" w:hAnsiTheme="minorHAnsi" w:cstheme="minorHAnsi"/>
-                <w:b/>
-                <w:bCs/>
-                <w:color w:val="000000" w:themeColor="text1"/>
-                <w:sz w:val="22"/>
-                <w:szCs w:val="22"/>
-              </w:rPr>
-              <w:t>_social</w:t>
-            </w:r>
-            <w:proofErr w:type="spellEnd"/>
-            <w:r>
-              <w:rPr>
-                <w:rFonts w:asciiTheme="minorHAnsi" w:hAnsiTheme="minorHAnsi" w:cstheme="minorHAnsi"/>
-                <w:b/>
-                <w:bCs/>
-                <w:color w:val="000000" w:themeColor="text1"/>
-                <w:sz w:val="22"/>
-                <w:szCs w:val="22"/>
-              </w:rPr>
-              <w:t xml:space="preserve"> }} </w:t>
-            </w:r>
-            <w:r>
-              <w:rPr>
-                <w:rFonts w:asciiTheme="minorHAnsi" w:hAnsiTheme="minorHAnsi" w:cstheme="minorHAnsi"/>
-                <w:b/>
-                <w:color w:val="000000" w:themeColor="text1"/>
-                <w:sz w:val="22"/>
-                <w:szCs w:val="22"/>
-              </w:rPr>
-              <w:t xml:space="preserve">{{ </w:t>
-            </w:r>
-            <w:proofErr w:type="spellStart"/>
-            <w:r>
-              <w:rPr>
-                <w:rFonts w:asciiTheme="minorHAnsi" w:hAnsiTheme="minorHAnsi" w:cstheme="minorHAnsi"/>
-                <w:b/>
-                <w:color w:val="000000" w:themeColor="text1"/>
-                <w:sz w:val="22"/>
-                <w:szCs w:val="22"/>
-              </w:rPr>
-              <w:t>nombre_comercial</w:t>
-            </w:r>
-            <w:proofErr w:type="spellEnd"/>
-            <w:r>
-              <w:rPr>
-                <w:rFonts w:asciiTheme="minorHAnsi" w:hAnsiTheme="minorHAnsi" w:cstheme="minorHAnsi"/>
-                <w:b/>
-                <w:color w:val="000000" w:themeColor="text1"/>
-                <w:sz w:val="22"/>
-                <w:szCs w:val="22"/>
-              </w:rPr>
-              <w:t xml:space="preserve"> }}</w:t>
-            </w:r>
-            <w:r>
-              <w:rPr>
-                <w:rFonts w:asciiTheme="minorHAnsi" w:hAnsiTheme="minorHAnsi" w:cstheme="minorHAnsi"/>
-                <w:color w:val="000000" w:themeColor="text1"/>
-                <w:sz w:val="22"/>
-                <w:szCs w:val="22"/>
-              </w:rPr>
-              <w:t>, así como observar en el inmueble los requisitos de la NOM 002 STPS 2010 para centros de trabajo</w:t>
-            </w:r>
-          </w:p>
-        </w:tc>
-      </w:tr>
-      <w:tr>
-        <w:trPr>
-          <w:trHeight w:val="3062"/>
-        </w:trPr>
-        <w:tc>
-          <w:tcPr>
-            <w:tcW w:w="2977" w:type="dxa"/>
-            <w:vAlign w:val="center"/>
-          </w:tcPr>
-          <w:p>
-            <w:pPr>
-              <w:pStyle w:val="Default"/>
-              <w:spacing w:line="360" w:lineRule="auto"/>
-              <w:ind w:right="-110"/>
-              <w:jc w:val="center"/>
-              <w:rPr>
-                <w:rFonts w:asciiTheme="minorHAnsi" w:hAnsiTheme="minorHAnsi" w:cstheme="minorHAnsi"/>
-                <w:color w:val="000000" w:themeColor="text1"/>
-                <w:sz w:val="22"/>
-                <w:szCs w:val="22"/>
-              </w:rPr>
-            </w:pPr>
-            <w:proofErr w:type="gramStart"/>
-            <w:r>
-              <w:rPr>
-                <w:rFonts w:asciiTheme="minorHAnsi" w:hAnsiTheme="minorHAnsi" w:cstheme="minorHAnsi"/>
-                <w:color w:val="000000" w:themeColor="text1"/>
-                <w:sz w:val="22"/>
-                <w:szCs w:val="22"/>
-              </w:rPr>
-              <w:t>{{ plan</w:t>
-            </w:r>
-            <w:proofErr w:type="gramEnd"/>
-            <w:r>
-              <w:rPr>
-                <w:rFonts w:asciiTheme="minorHAnsi" w:hAnsiTheme="minorHAnsi" w:cstheme="minorHAnsi"/>
-                <w:color w:val="000000" w:themeColor="text1"/>
-                <w:sz w:val="22"/>
-                <w:szCs w:val="22"/>
-              </w:rPr>
-              <w:t>1 }}</w:t>
-            </w:r>
-          </w:p>
-        </w:tc>
-        <w:tc>
-          <w:tcPr>
-            <w:tcW w:w="2717" w:type="dxa"/>
-            <w:vAlign w:val="center"/>
-          </w:tcPr>
-          <w:p>
-            <w:pPr>
-              <w:pStyle w:val="Default"/>
-              <w:spacing w:line="360" w:lineRule="auto"/>
-              <w:ind w:right="-83"/>
-              <w:jc w:val="center"/>
-              <w:rPr>
-                <w:rFonts w:asciiTheme="minorHAnsi" w:hAnsiTheme="minorHAnsi" w:cstheme="minorHAnsi"/>
-                <w:color w:val="000000" w:themeColor="text1"/>
-                <w:sz w:val="22"/>
-                <w:szCs w:val="22"/>
-              </w:rPr>
-            </w:pPr>
-            <w:proofErr w:type="gramStart"/>
-            <w:r>
-              <w:rPr>
-                <w:rFonts w:asciiTheme="minorHAnsi" w:hAnsiTheme="minorHAnsi" w:cstheme="minorHAnsi"/>
-                <w:color w:val="000000" w:themeColor="text1"/>
-                <w:sz w:val="22"/>
-                <w:szCs w:val="22"/>
-              </w:rPr>
-              <w:t>{{ plan</w:t>
-            </w:r>
-            <w:proofErr w:type="gramEnd"/>
-            <w:r>
-              <w:rPr>
-                <w:rFonts w:asciiTheme="minorHAnsi" w:hAnsiTheme="minorHAnsi" w:cstheme="minorHAnsi"/>
-                <w:color w:val="000000" w:themeColor="text1"/>
-                <w:sz w:val="22"/>
-                <w:szCs w:val="22"/>
-              </w:rPr>
-              <w:t>2</w:t>
-            </w:r>
-            <w:r>
-              <w:rPr>
-                <w:rFonts w:asciiTheme="minorHAnsi" w:hAnsiTheme="minorHAnsi" w:cstheme="minorHAnsi"/>
-                <w:color w:val="000000" w:themeColor="text1"/>
-                <w:sz w:val="22"/>
-                <w:szCs w:val="22"/>
-              </w:rPr>
-              <w:t xml:space="preserve"> }}</w:t>
-            </w:r>
-          </w:p>
-        </w:tc>
-        <w:tc>
-          <w:tcPr>
-            <w:tcW w:w="3139" w:type="dxa"/>
-            <w:gridSpan w:val="2"/>
-            <w:vAlign w:val="center"/>
-          </w:tcPr>
-          <w:p>
-            <w:pPr>
-              <w:pStyle w:val="Default"/>
-              <w:spacing w:line="360" w:lineRule="auto"/>
-              <w:ind w:right="-69"/>
-              <w:jc w:val="center"/>
-              <w:rPr>
-                <w:rFonts w:asciiTheme="minorHAnsi" w:hAnsiTheme="minorHAnsi" w:cstheme="minorHAnsi"/>
-                <w:color w:val="000000" w:themeColor="text1"/>
-                <w:sz w:val="22"/>
-                <w:szCs w:val="22"/>
-              </w:rPr>
-            </w:pPr>
-            <w:proofErr w:type="gramStart"/>
-            <w:r>
-              <w:rPr>
-                <w:rFonts w:asciiTheme="minorHAnsi" w:hAnsiTheme="minorHAnsi" w:cstheme="minorHAnsi"/>
-                <w:color w:val="000000" w:themeColor="text1"/>
-                <w:sz w:val="22"/>
-                <w:szCs w:val="22"/>
-              </w:rPr>
-              <w:t>{{ plan</w:t>
-            </w:r>
-            <w:proofErr w:type="gramEnd"/>
-            <w:r>
-              <w:rPr>
-                <w:rFonts w:asciiTheme="minorHAnsi" w:hAnsiTheme="minorHAnsi" w:cstheme="minorHAnsi"/>
-                <w:color w:val="000000" w:themeColor="text1"/>
-                <w:sz w:val="22"/>
-                <w:szCs w:val="22"/>
-              </w:rPr>
-              <w:t>3</w:t>
-            </w:r>
-            <w:r>
-              <w:rPr>
-                <w:rFonts w:asciiTheme="minorHAnsi" w:hAnsiTheme="minorHAnsi" w:cstheme="minorHAnsi"/>
-                <w:color w:val="000000" w:themeColor="text1"/>
-                <w:sz w:val="22"/>
-                <w:szCs w:val="22"/>
-              </w:rPr>
-              <w:t xml:space="preserve"> }}</w:t>
-            </w:r>
-          </w:p>
-        </w:tc>
-      </w:tr>
-      <w:tr>
-        <w:trPr>
-          <w:trHeight w:val="3288"/>
-        </w:trPr>
-        <w:tc>
-          <w:tcPr>
-            <w:tcW w:w="6145" w:type="dxa"/>
-            <w:gridSpan w:val="3"/>
-            <w:vAlign w:val="center"/>
-          </w:tcPr>
-          <w:p>
-            <w:pPr>
-              <w:pStyle w:val="Default"/>
-              <w:spacing w:line="360" w:lineRule="auto"/>
-              <w:ind w:right="-60"/>
-              <w:rPr>
-                <w:rFonts w:asciiTheme="minorHAnsi" w:hAnsiTheme="minorHAnsi" w:cstheme="minorHAnsi"/>
-                <w:color w:val="000000" w:themeColor="text1"/>
-                <w:sz w:val="22"/>
-                <w:szCs w:val="22"/>
-              </w:rPr>
-            </w:pPr>
-            <w:r>
-              <w:rPr>
-                <w:rFonts w:asciiTheme="minorHAnsi" w:hAnsiTheme="minorHAnsi" w:cstheme="minorHAnsi"/>
-                <w:color w:val="000000" w:themeColor="text1"/>
-                <w:sz w:val="22"/>
-                <w:szCs w:val="22"/>
-              </w:rPr>
-              <w:t>Los pisos deben mantenerse limpios y libres de obstáculos permanentemente, evitar malas condiciones pudiendo propiciar un accidente como caídas, resbalones, golpes que amenace a los trabajadores o los usuarios y usuarios según la NOM 001 STPS 2008.</w:t>
-            </w:r>
-          </w:p>
-        </w:tc>
-        <w:tc>
-          <w:tcPr>
-            <w:tcW w:w="2688" w:type="dxa"/>
-            <w:vAlign w:val="center"/>
-          </w:tcPr>
-          <w:p>
-            <w:pPr>
-              <w:pStyle w:val="Default"/>
-              <w:spacing w:line="360" w:lineRule="auto"/>
-              <w:jc w:val="center"/>
-              <w:rPr>
-                <w:rFonts w:asciiTheme="minorHAnsi" w:hAnsiTheme="minorHAnsi" w:cstheme="minorHAnsi"/>
-                <w:color w:val="000000" w:themeColor="text1"/>
-                <w:sz w:val="22"/>
-                <w:szCs w:val="22"/>
-              </w:rPr>
-            </w:pPr>
-            <w:proofErr w:type="gramStart"/>
-            <w:r>
-              <w:rPr>
-                <w:rFonts w:asciiTheme="minorHAnsi" w:hAnsiTheme="minorHAnsi" w:cstheme="minorHAnsi"/>
-                <w:color w:val="000000" w:themeColor="text1"/>
-                <w:sz w:val="22"/>
-                <w:szCs w:val="22"/>
-              </w:rPr>
-              <w:t>{{ pisos</w:t>
-            </w:r>
-            <w:proofErr w:type="gramEnd"/>
-            <w:r>
-              <w:rPr>
-                <w:rFonts w:asciiTheme="minorHAnsi" w:hAnsiTheme="minorHAnsi" w:cstheme="minorHAnsi"/>
-                <w:color w:val="000000" w:themeColor="text1"/>
-                <w:sz w:val="22"/>
-                <w:szCs w:val="22"/>
-              </w:rPr>
-              <w:t xml:space="preserve"> }}</w:t>
-            </w:r>
-          </w:p>
-        </w:tc>
-      </w:tr>
-      <w:tr>
-        <w:trPr>
-          <w:trHeight w:val="227"/>
-        </w:trPr>
-        <w:tc>
-          <w:tcPr>
-            <w:tcW w:w="6145" w:type="dxa"/>
-            <w:gridSpan w:val="3"/>
-            <w:vAlign w:val="center"/>
-          </w:tcPr>
-          <w:p>
-            <w:pPr>
-              <w:pStyle w:val="Default"/>
-              <w:ind w:right="-60"/>
-              <w:rPr>
-                <w:rFonts w:asciiTheme="minorHAnsi" w:hAnsiTheme="minorHAnsi" w:cstheme="minorHAnsi"/>
-                <w:color w:val="000000" w:themeColor="text1"/>
-                <w:sz w:val="20"/>
-                <w:szCs w:val="20"/>
-              </w:rPr>
-            </w:pPr>
-          </w:p>
-        </w:tc>
-        <w:tc>
-          <w:tcPr>
-            <w:tcW w:w="2688" w:type="dxa"/>
-            <w:vAlign w:val="center"/>
-          </w:tcPr>
-          <w:p>
-            <w:pPr>
-              <w:pStyle w:val="Default"/>
-              <w:jc w:val="center"/>
-              <w:rPr>
-                <w:rFonts w:asciiTheme="minorHAnsi" w:hAnsiTheme="minorHAnsi" w:cstheme="minorHAnsi"/>
-                <w:color w:val="000000" w:themeColor="text1"/>
-                <w:sz w:val="20"/>
-                <w:szCs w:val="20"/>
-              </w:rPr>
-            </w:pPr>
-          </w:p>
-        </w:tc>
-      </w:tr>
-      <w:tr>
-        <w:trPr>
-          <w:trHeight w:val="3288"/>
-        </w:trPr>
-        <w:tc>
-          <w:tcPr>
-            <w:tcW w:w="6145" w:type="dxa"/>
-            <w:gridSpan w:val="3"/>
-            <w:vAlign w:val="center"/>
-          </w:tcPr>
-          <w:p>
-            <w:pPr>
-              <w:pStyle w:val="Default"/>
-              <w:spacing w:line="360" w:lineRule="auto"/>
-              <w:ind w:right="-60"/>
-              <w:rPr>
-                <w:rFonts w:asciiTheme="minorHAnsi" w:hAnsiTheme="minorHAnsi" w:cstheme="minorHAnsi"/>
-                <w:color w:val="000000" w:themeColor="text1"/>
-                <w:sz w:val="22"/>
-                <w:szCs w:val="22"/>
-              </w:rPr>
-            </w:pPr>
-            <w:r>
-              <w:rPr>
-                <w:rFonts w:asciiTheme="minorHAnsi" w:hAnsiTheme="minorHAnsi" w:cstheme="minorHAnsi"/>
-                <w:color w:val="000000" w:themeColor="text1"/>
-                <w:sz w:val="22"/>
-                <w:szCs w:val="22"/>
-              </w:rPr>
-              <w:t>Instalación eléctrica maneja voltaje de 110 volts, se encuentran dentro de canaleta, no presenta cableado provisional,</w:t>
-            </w:r>
-            <w:r>
-              <w:rPr>
-                <w:rFonts w:asciiTheme="minorHAnsi" w:hAnsiTheme="minorHAnsi" w:cstheme="minorHAnsi"/>
-                <w:noProof/>
-                <w:color w:val="000000" w:themeColor="text1"/>
-                <w:sz w:val="22"/>
-                <w:szCs w:val="22"/>
-              </w:rPr>
-              <w:t xml:space="preserve"> </w:t>
-            </w:r>
-            <w:r>
-              <w:rPr>
-                <w:rFonts w:asciiTheme="minorHAnsi" w:hAnsiTheme="minorHAnsi" w:cstheme="minorHAnsi"/>
-                <w:color w:val="000000" w:themeColor="text1"/>
-                <w:sz w:val="22"/>
-                <w:szCs w:val="22"/>
-              </w:rPr>
-              <w:t xml:space="preserve">mismo que se realiza evitando riesgos.  </w:t>
-            </w:r>
-          </w:p>
-        </w:tc>
-        <w:tc>
-          <w:tcPr>
-            <w:tcW w:w="2688" w:type="dxa"/>
-            <w:vAlign w:val="center"/>
-          </w:tcPr>
-          <w:p>
-            <w:pPr>
-              <w:pStyle w:val="Default"/>
-              <w:spacing w:line="360" w:lineRule="auto"/>
-              <w:jc w:val="center"/>
-              <w:rPr>
-                <w:rFonts w:asciiTheme="minorHAnsi" w:hAnsiTheme="minorHAnsi" w:cstheme="minorHAnsi"/>
-                <w:color w:val="000000" w:themeColor="text1"/>
-                <w:sz w:val="22"/>
-                <w:szCs w:val="22"/>
-              </w:rPr>
-            </w:pPr>
-            <w:proofErr w:type="gramStart"/>
-            <w:r>
-              <w:rPr>
-                <w:rFonts w:asciiTheme="minorHAnsi" w:hAnsiTheme="minorHAnsi" w:cstheme="minorHAnsi"/>
-                <w:color w:val="000000" w:themeColor="text1"/>
-                <w:sz w:val="22"/>
-                <w:szCs w:val="22"/>
-              </w:rPr>
-              <w:t xml:space="preserve">{{ </w:t>
-            </w:r>
-            <w:proofErr w:type="spellStart"/>
-            <w:r>
-              <w:rPr>
-                <w:rFonts w:asciiTheme="minorHAnsi" w:hAnsiTheme="minorHAnsi" w:cstheme="minorHAnsi"/>
-                <w:color w:val="000000" w:themeColor="text1"/>
-                <w:sz w:val="22"/>
-                <w:szCs w:val="22"/>
-              </w:rPr>
-              <w:t>electrico</w:t>
-            </w:r>
-            <w:proofErr w:type="spellEnd"/>
-            <w:proofErr w:type="gramEnd"/>
-            <w:r>
-              <w:rPr>
-                <w:rFonts w:asciiTheme="minorHAnsi" w:hAnsiTheme="minorHAnsi" w:cstheme="minorHAnsi"/>
-                <w:color w:val="000000" w:themeColor="text1"/>
-                <w:sz w:val="22"/>
-                <w:szCs w:val="22"/>
-              </w:rPr>
-              <w:t xml:space="preserve"> }}</w:t>
-            </w:r>
-          </w:p>
-        </w:tc>
-      </w:tr>
-    </w:tbl>
-    <w:p>
-      <w:pPr>
-        <w:rPr>
-          <w:rFonts w:cstheme="minorHAnsi"/>
-          <w:color w:val="000000" w:themeColor="text1"/>
-        </w:rPr>
-      </w:pPr>
-      <w:r>
-        <w:rPr>
-          <w:rFonts w:cstheme="minorHAnsi"/>
-          <w:color w:val="000000" w:themeColor="text1"/>
-        </w:rPr>
-        <w:br w:type="page"/>
-      </w:r>
-    </w:p>
-    <w:p>
-      <w:pPr>
-        <w:rPr>
-          <w:rFonts w:cstheme="minorHAnsi"/>
-          <w:color w:val="000000" w:themeColor="text1"/>
-          <w:kern w:val="0"/>
-          <w14:ligatures w14:val="none"/>
-        </w:rPr>
-      </w:pPr>
-    </w:p>
-    <w:tbl>
-      <w:tblPr>
-        <w:tblStyle w:val="Tablaconcuadrcula"/>
-        <w:tblW w:w="0" w:type="auto"/>
         <w:tblBorders>
           <w:top w:val="none" w:sz="0" w:space="0" w:color="auto"/>
           <w:left w:val="none" w:sz="0" w:space="0" w:color="auto"/>
@@ -1612,17 +2576,35 @@
           </w:tcPr>
           <w:p>
             <w:pPr>
-              <w:pStyle w:val="Prrafodelista"/>
+              <w:pStyle w:val="Default"/>
               <w:spacing w:line="360" w:lineRule="auto"/>
-              <w:ind w:left="0"/>
               <w:jc w:val="both"/>
               <w:rPr>
-                <w:rFonts w:cstheme="minorHAnsi"/>
-                <w:color w:val="000000" w:themeColor="text1"/>
+                <w:rFonts w:asciiTheme="minorHAnsi" w:hAnsiTheme="minorHAnsi" w:cstheme="minorHAnsi"/>
+                <w:color w:val="000000" w:themeColor="text1"/>
+                <w:sz w:val="22"/>
+                <w:szCs w:val="22"/>
               </w:rPr>
             </w:pPr>
             <w:r>
-              <w:t>Los sanitarios se encuentran higiénicos y sanitizados, con medidas acorde a la población usuarios. Evitar el transvase en productos de limpieza y preferentemente utilizar sustancias con las mismas propiedades químicas, pero menos peligrosas para la salud durante su aseo.</w:t>
+              <w:rPr>
+                <w:rFonts w:asciiTheme="minorHAnsi" w:hAnsiTheme="minorHAnsi" w:cstheme="minorHAnsi"/>
+                <w:color w:val="000000" w:themeColor="text1"/>
+                <w:sz w:val="22"/>
+                <w:szCs w:val="22"/>
+              </w:rPr>
+              <w:t>Cuenta con mantenimiento a techo, lozas y azotea debe registrarse en bitácora, dando evidencia de limpieza en bajadas pluviales, aplicación de impermeabilizante, mantenimiento preventivo y correctivo</w:t>
+            </w:r>
+            <w:r>
+              <w:rPr>
+                <w:rFonts w:asciiTheme="minorHAnsi" w:hAnsiTheme="minorHAnsi" w:cstheme="minorHAnsi"/>
+                <w:noProof/>
+                <w:color w:val="000000" w:themeColor="text1"/>
+                <w:sz w:val="22"/>
+                <w:szCs w:val="22"/>
+                <w:lang w:eastAsia="es-MX"/>
+              </w:rPr>
+              <w:t>.  En techo cuenta con iluminación tipo LED y ahorradores de energía.</w:t>
             </w:r>
           </w:p>
         </w:tc>
@@ -1633,26 +2615,34 @@
           </w:tcPr>
           <w:p>
             <w:pPr>
-              <w:pStyle w:val="Prrafodelista"/>
-              <w:spacing w:after="0" w:line="360" w:lineRule="auto"/>
-              <w:ind w:left="0"/>
+              <w:pStyle w:val="Default"/>
+              <w:spacing w:line="360" w:lineRule="auto"/>
               <w:jc w:val="center"/>
               <w:rPr>
-                <w:rFonts w:cstheme="minorHAnsi"/>
-                <w:color w:val="000000" w:themeColor="text1"/>
+                <w:rFonts w:asciiTheme="minorHAnsi" w:hAnsiTheme="minorHAnsi" w:cstheme="minorHAnsi"/>
+                <w:color w:val="000000" w:themeColor="text1"/>
+                <w:sz w:val="22"/>
+                <w:szCs w:val="22"/>
               </w:rPr>
             </w:pPr>
             <w:proofErr w:type="gramStart"/>
             <w:r>
-              <w:t xml:space="preserve">{{ </w:t>
-            </w:r>
-            <w:proofErr w:type="spellStart"/>
-            <w:r>
-              <w:t>banio</w:t>
-            </w:r>
-            <w:proofErr w:type="spellEnd"/>
+              <w:rPr>
+                <w:rFonts w:asciiTheme="minorHAnsi" w:hAnsiTheme="minorHAnsi" w:cstheme="minorHAnsi"/>
+                <w:color w:val="000000" w:themeColor="text1"/>
+                <w:sz w:val="22"/>
+                <w:szCs w:val="22"/>
+              </w:rPr>
+              <w:t>{{ techo</w:t>
+            </w:r>
             <w:proofErr w:type="gramEnd"/>
             <w:r>
+              <w:rPr>
+                <w:rFonts w:asciiTheme="minorHAnsi" w:hAnsiTheme="minorHAnsi" w:cstheme="minorHAnsi"/>
+                <w:color w:val="000000" w:themeColor="text1"/>
+                <w:sz w:val="22"/>
+                <w:szCs w:val="22"/>
+              </w:rPr>
               <w:t xml:space="preserve"> }}</w:t>
             </w:r>
           </w:p>
@@ -1660,7 +2650,7 @@
       </w:tr>
       <w:tr>
         <w:trPr>
-          <w:trHeight w:val="20"/>
+          <w:trHeight w:val="57"/>
         </w:trPr>
         <w:tc>
           <w:tcPr>
@@ -1669,17 +2659,13 @@
           </w:tcPr>
           <w:p>
             <w:pPr>
-              <w:pStyle w:val="Prrafodelista"/>
-              <w:spacing w:line="240" w:lineRule="auto"/>
-              <w:ind w:left="0"/>
+              <w:pStyle w:val="Default"/>
               <w:jc w:val="both"/>
               <w:rPr>
-                <w:rFonts w:cstheme="minorHAnsi"/>
-                <w:noProof/>
+                <w:rFonts w:asciiTheme="minorHAnsi" w:hAnsiTheme="minorHAnsi" w:cstheme="minorHAnsi"/>
                 <w:color w:val="000000" w:themeColor="text1"/>
                 <w:sz w:val="20"/>
                 <w:szCs w:val="20"/>
-                <w:lang w:eastAsia="es-MX"/>
               </w:rPr>
             </w:pPr>
           </w:p>
@@ -1691,12 +2677,10 @@
           </w:tcPr>
           <w:p>
             <w:pPr>
-              <w:pStyle w:val="Prrafodelista"/>
-              <w:spacing w:after="0" w:line="240" w:lineRule="auto"/>
-              <w:ind w:left="0"/>
+              <w:pStyle w:val="Default"/>
               <w:jc w:val="center"/>
               <w:rPr>
-                <w:rFonts w:cstheme="minorHAnsi"/>
+                <w:rFonts w:asciiTheme="minorHAnsi" w:hAnsiTheme="minorHAnsi" w:cstheme="minorHAnsi"/>
                 <w:color w:val="000000" w:themeColor="text1"/>
                 <w:sz w:val="20"/>
                 <w:szCs w:val="20"/>
@@ -1716,35 +2700,24 @@
           </w:tcPr>
           <w:p>
             <w:pPr>
-              <w:pStyle w:val="Prrafodelista"/>
+              <w:pStyle w:val="Default"/>
               <w:spacing w:line="360" w:lineRule="auto"/>
-              <w:ind w:left="0"/>
               <w:jc w:val="both"/>
               <w:rPr>
-                <w:rFonts w:cstheme="minorHAnsi"/>
-                <w:color w:val="000000" w:themeColor="text1"/>
+                <w:rFonts w:asciiTheme="minorHAnsi" w:hAnsiTheme="minorHAnsi" w:cstheme="minorHAnsi"/>
+                <w:color w:val="000000" w:themeColor="text1"/>
+                <w:sz w:val="22"/>
+                <w:szCs w:val="22"/>
               </w:rPr>
             </w:pPr>
             <w:r>
               <w:rPr>
-                <w:rFonts w:cstheme="minorHAnsi"/>
-                <w:color w:val="000000" w:themeColor="text1"/>
-              </w:rPr>
-              <w:t xml:space="preserve">El botiquín cuenta con material de curación (NO DEBE CONTENER MEDICAMENTO DE ACUERDO </w:t>
-            </w:r>
-            <w:r>
-              <w:rPr>
-                <w:rFonts w:cstheme="minorHAnsi"/>
-                <w:color w:val="000000" w:themeColor="text1"/>
-              </w:rPr>
-              <w:t>CON</w:t>
-            </w:r>
-            <w:r>
-              <w:rPr>
-                <w:rFonts w:cstheme="minorHAnsi"/>
-                <w:color w:val="000000" w:themeColor="text1"/>
-              </w:rPr>
-              <w:t xml:space="preserve"> LA NOM-030-STPS-2009 Y NOM-020-STPS-1994) debe contar con bitácora de mantenimiento a cargo de la brigada de Primeros auxilios indicación actual.</w:t>
+                <w:rFonts w:asciiTheme="minorHAnsi" w:hAnsiTheme="minorHAnsi" w:cstheme="minorHAnsi"/>
+                <w:color w:val="000000" w:themeColor="text1"/>
+                <w:sz w:val="22"/>
+                <w:szCs w:val="22"/>
+              </w:rPr>
+              <w:t>Los pisos deben mantenerse limpios y libres de obstáculos permanentemente, evitar malas condiciones pudiendo propiciar un accidente como caídas, resbalones, golpes que amenace a los trabajadores o los usuarios y usuarios según la NOM 001 STPS 2008.</w:t>
             </w:r>
           </w:p>
         </w:tc>
@@ -1755,37 +2728,33 @@
           </w:tcPr>
           <w:p>
             <w:pPr>
-              <w:pStyle w:val="Prrafodelista"/>
-              <w:spacing w:after="0" w:line="360" w:lineRule="auto"/>
-              <w:ind w:left="0"/>
+              <w:pStyle w:val="Default"/>
+              <w:spacing w:line="360" w:lineRule="auto"/>
               <w:jc w:val="center"/>
               <w:rPr>
-                <w:rFonts w:cstheme="minorHAnsi"/>
-                <w:color w:val="000000" w:themeColor="text1"/>
+                <w:rFonts w:asciiTheme="minorHAnsi" w:hAnsiTheme="minorHAnsi" w:cstheme="minorHAnsi"/>
+                <w:color w:val="000000" w:themeColor="text1"/>
+                <w:sz w:val="22"/>
+                <w:szCs w:val="22"/>
               </w:rPr>
             </w:pPr>
             <w:proofErr w:type="gramStart"/>
             <w:r>
               <w:rPr>
-                <w:rFonts w:cstheme="minorHAnsi"/>
-                <w:color w:val="000000" w:themeColor="text1"/>
-              </w:rPr>
-              <w:t xml:space="preserve">{{ </w:t>
-            </w:r>
-            <w:proofErr w:type="spellStart"/>
-            <w:r>
-              <w:rPr>
-                <w:rFonts w:cstheme="minorHAnsi"/>
-                <w:color w:val="000000" w:themeColor="text1"/>
-              </w:rPr>
-              <w:t>botiquin</w:t>
-            </w:r>
-            <w:proofErr w:type="spellEnd"/>
+                <w:rFonts w:asciiTheme="minorHAnsi" w:hAnsiTheme="minorHAnsi" w:cstheme="minorHAnsi"/>
+                <w:color w:val="000000" w:themeColor="text1"/>
+                <w:sz w:val="22"/>
+                <w:szCs w:val="22"/>
+              </w:rPr>
+              <w:t>{{ pisos</w:t>
+            </w:r>
             <w:proofErr w:type="gramEnd"/>
             <w:r>
               <w:rPr>
-                <w:rFonts w:cstheme="minorHAnsi"/>
-                <w:color w:val="000000" w:themeColor="text1"/>
+                <w:rFonts w:asciiTheme="minorHAnsi" w:hAnsiTheme="minorHAnsi" w:cstheme="minorHAnsi"/>
+                <w:color w:val="000000" w:themeColor="text1"/>
+                <w:sz w:val="22"/>
+                <w:szCs w:val="22"/>
               </w:rPr>
               <w:t xml:space="preserve"> }}</w:t>
             </w:r>
@@ -1793,6 +2762,9 @@
         </w:tc>
       </w:tr>
       <w:tr>
+        <w:trPr>
+          <w:trHeight w:val="272"/>
+        </w:trPr>
         <w:tc>
           <w:tcPr>
             <w:tcW w:w="4414" w:type="dxa"/>
@@ -1800,11 +2772,11 @@
           </w:tcPr>
           <w:p>
             <w:pPr>
-              <w:pStyle w:val="Prrafodelista"/>
-              <w:spacing w:line="240" w:lineRule="auto"/>
-              <w:ind w:left="0"/>
+              <w:pStyle w:val="Default"/>
               <w:jc w:val="both"/>
               <w:rPr>
+                <w:rFonts w:asciiTheme="minorHAnsi" w:hAnsiTheme="minorHAnsi" w:cstheme="minorHAnsi"/>
+                <w:color w:val="000000" w:themeColor="text1"/>
                 <w:sz w:val="20"/>
                 <w:szCs w:val="20"/>
               </w:rPr>
@@ -1818,12 +2790,10 @@
           </w:tcPr>
           <w:p>
             <w:pPr>
-              <w:pStyle w:val="Prrafodelista"/>
-              <w:spacing w:after="0" w:line="240" w:lineRule="auto"/>
-              <w:ind w:left="0"/>
+              <w:pStyle w:val="Default"/>
               <w:jc w:val="center"/>
               <w:rPr>
-                <w:rFonts w:cstheme="minorHAnsi"/>
+                <w:rFonts w:asciiTheme="minorHAnsi" w:hAnsiTheme="minorHAnsi" w:cstheme="minorHAnsi"/>
                 <w:color w:val="000000" w:themeColor="text1"/>
                 <w:sz w:val="20"/>
                 <w:szCs w:val="20"/>
@@ -1843,40 +2813,24 @@
           </w:tcPr>
           <w:p>
             <w:pPr>
-              <w:pStyle w:val="Prrafodelista"/>
+              <w:pStyle w:val="Default"/>
               <w:spacing w:line="360" w:lineRule="auto"/>
-              <w:ind w:left="0"/>
               <w:jc w:val="both"/>
               <w:rPr>
-                <w:rFonts w:cstheme="minorHAnsi"/>
-                <w:color w:val="000000" w:themeColor="text1"/>
+                <w:rFonts w:asciiTheme="minorHAnsi" w:hAnsiTheme="minorHAnsi" w:cstheme="minorHAnsi"/>
+                <w:color w:val="000000" w:themeColor="text1"/>
+                <w:sz w:val="22"/>
+                <w:szCs w:val="22"/>
               </w:rPr>
             </w:pPr>
             <w:r>
               <w:rPr>
-                <w:rFonts w:cstheme="minorHAnsi"/>
-                <w:color w:val="000000" w:themeColor="text1"/>
-              </w:rPr>
-              <w:t xml:space="preserve">La señalización, se recomienda colocar a una altura de </w:t>
-            </w:r>
-            <w:smartTag w:uri="urn:schemas-microsoft-com:office:smarttags" w:element="metricconverter">
-              <w:smartTagPr>
-                <w:attr w:name="ProductID" w:val="1.50 metros"/>
-              </w:smartTagPr>
-              <w:r>
-                <w:rPr>
-                  <w:rFonts w:cstheme="minorHAnsi"/>
-                  <w:color w:val="000000" w:themeColor="text1"/>
-                </w:rPr>
-                <w:t>1.50 metros</w:t>
-              </w:r>
-            </w:smartTag>
-            <w:r>
-              <w:rPr>
-                <w:rFonts w:cstheme="minorHAnsi"/>
-                <w:color w:val="000000" w:themeColor="text1"/>
-              </w:rPr>
-              <w:t xml:space="preserve"> de acuerdo con NOM 003 SEGOB 2002 Señales y avisos, cuenta en cantidad y calidad óptima de acuerdo con usos de espacios para un mejor desarrollo del plan de evacuación.</w:t>
+                <w:rFonts w:asciiTheme="minorHAnsi" w:hAnsiTheme="minorHAnsi" w:cstheme="minorHAnsi"/>
+                <w:color w:val="000000" w:themeColor="text1"/>
+                <w:sz w:val="22"/>
+                <w:szCs w:val="22"/>
+              </w:rPr>
+              <w:t>La resistencia al fuego de los materiales constitutivos de estructura constructiva del inmueble, cumplen con lo requerida en las normas vigentes, NOM 002 STPS 2010.</w:t>
             </w:r>
           </w:p>
         </w:tc>
@@ -1887,22 +2841,77 @@
           </w:tcPr>
           <w:p>
             <w:pPr>
-              <w:pStyle w:val="Prrafodelista"/>
-              <w:spacing w:after="0" w:line="360" w:lineRule="auto"/>
-              <w:ind w:left="0"/>
+              <w:pStyle w:val="Default"/>
+              <w:spacing w:line="360" w:lineRule="auto"/>
               <w:jc w:val="center"/>
               <w:rPr>
-                <w:rFonts w:cstheme="minorHAnsi"/>
-                <w:color w:val="000000" w:themeColor="text1"/>
+                <w:rFonts w:asciiTheme="minorHAnsi" w:hAnsiTheme="minorHAnsi" w:cstheme="minorHAnsi"/>
+                <w:color w:val="000000" w:themeColor="text1"/>
+                <w:sz w:val="22"/>
+                <w:szCs w:val="22"/>
               </w:rPr>
             </w:pPr>
-            <w:r>
-              <w:rPr>
-                <w:rFonts w:cstheme="minorHAnsi"/>
-                <w:color w:val="000000" w:themeColor="text1"/>
-              </w:rPr>
-              <w:t>{{ ruta2 }}</w:t>
-            </w:r>
+            <w:proofErr w:type="gramStart"/>
+            <w:r>
+              <w:rPr>
+                <w:rFonts w:asciiTheme="minorHAnsi" w:hAnsiTheme="minorHAnsi" w:cstheme="minorHAnsi"/>
+                <w:color w:val="000000" w:themeColor="text1"/>
+                <w:sz w:val="22"/>
+                <w:szCs w:val="22"/>
+              </w:rPr>
+              <w:t>{{ mueble</w:t>
+            </w:r>
+            <w:proofErr w:type="gramEnd"/>
+            <w:r>
+              <w:rPr>
+                <w:rFonts w:asciiTheme="minorHAnsi" w:hAnsiTheme="minorHAnsi" w:cstheme="minorHAnsi"/>
+                <w:color w:val="000000" w:themeColor="text1"/>
+                <w:sz w:val="22"/>
+                <w:szCs w:val="22"/>
+              </w:rPr>
+              <w:t>1 }}</w:t>
+            </w:r>
+          </w:p>
+        </w:tc>
+      </w:tr>
+      <w:tr>
+        <w:trPr>
+          <w:trHeight w:val="57"/>
+        </w:trPr>
+        <w:tc>
+          <w:tcPr>
+            <w:tcW w:w="4414" w:type="dxa"/>
+            <w:vAlign w:val="center"/>
+          </w:tcPr>
+          <w:p>
+            <w:pPr>
+              <w:pStyle w:val="Default"/>
+              <w:jc w:val="both"/>
+              <w:rPr>
+                <w:rFonts w:asciiTheme="minorHAnsi" w:hAnsiTheme="minorHAnsi" w:cstheme="minorHAnsi"/>
+                <w:color w:val="000000" w:themeColor="text1"/>
+                <w:sz w:val="20"/>
+                <w:szCs w:val="20"/>
+              </w:rPr>
+            </w:pPr>
+          </w:p>
+        </w:tc>
+        <w:tc>
+          <w:tcPr>
+            <w:tcW w:w="4414" w:type="dxa"/>
+            <w:vAlign w:val="center"/>
+          </w:tcPr>
+          <w:p>
+            <w:pPr>
+              <w:pStyle w:val="Default"/>
+              <w:jc w:val="center"/>
+              <w:rPr>
+                <w:rFonts w:asciiTheme="minorHAnsi" w:hAnsiTheme="minorHAnsi" w:cstheme="minorHAnsi"/>
+                <w:color w:val="000000" w:themeColor="text1"/>
+                <w:sz w:val="20"/>
+                <w:szCs w:val="20"/>
+              </w:rPr>
+            </w:pPr>
           </w:p>
         </w:tc>
       </w:tr>
@@ -1973,11 +2982,9 @@
             <w:r>
               <w:rPr>
                 <w:rFonts w:cstheme="minorHAnsi"/>
-                <w:noProof/>
-                <w:color w:val="000000" w:themeColor="text1"/>
-                <w:lang w:eastAsia="es-MX"/>
-              </w:rPr>
-              <w:t>C</w:t>
+                <w:color w:val="000000" w:themeColor="text1"/>
+              </w:rPr>
+              <w:t>Se recomienda que las instalaciones, se mantengan siempre sin llave hasta el cese de actividades diarias, libres de obstáculos.</w:t>
             </w:r>
             <w:r>
               <w:rPr>
@@ -1986,67 +2993,14 @@
                 <w:color w:val="000000" w:themeColor="text1"/>
                 <w:lang w:eastAsia="es-MX"/>
               </w:rPr>
-              <w:t>uenta</w:t>
+              <w:t xml:space="preserve">  </w:t>
             </w:r>
             <w:r>
               <w:rPr>
                 <w:rFonts w:cstheme="minorHAnsi"/>
                 <w:color w:val="000000" w:themeColor="text1"/>
               </w:rPr>
-              <w:t xml:space="preserve"> con sistema de </w:t>
-            </w:r>
-            <w:r>
-              <w:rPr>
-                <w:rFonts w:cstheme="minorHAnsi"/>
-                <w:b/>
-                <w:color w:val="000000" w:themeColor="text1"/>
-              </w:rPr>
-              <w:t>al</w:t>
-            </w:r>
-            <w:r>
-              <w:rPr>
-                <w:rFonts w:cstheme="minorHAnsi"/>
-                <w:b/>
-                <w:color w:val="000000" w:themeColor="text1"/>
-              </w:rPr>
-              <w:t>a</w:t>
-            </w:r>
-            <w:r>
-              <w:rPr>
-                <w:rFonts w:cstheme="minorHAnsi"/>
-                <w:b/>
-                <w:color w:val="000000" w:themeColor="text1"/>
-              </w:rPr>
-              <w:t>r</w:t>
-            </w:r>
-            <w:r>
-              <w:rPr>
-                <w:rFonts w:cstheme="minorHAnsi"/>
-                <w:b/>
-                <w:color w:val="000000" w:themeColor="text1"/>
-              </w:rPr>
-              <w:t>ma</w:t>
-            </w:r>
-            <w:r>
-              <w:rPr>
-                <w:rFonts w:cstheme="minorHAnsi"/>
-                <w:color w:val="000000" w:themeColor="text1"/>
-              </w:rPr>
-              <w:t xml:space="preserve"> en caso de contingencia, se recomienda </w:t>
-            </w:r>
-            <w:r>
-              <w:rPr>
-                <w:rFonts w:cstheme="minorHAnsi"/>
-                <w:color w:val="000000" w:themeColor="text1"/>
-              </w:rPr>
-              <w:t>realizar inspección de manera regular para garantizar su buen funcionamiento</w:t>
-            </w:r>
-            <w:r>
-              <w:rPr>
-                <w:rFonts w:cstheme="minorHAnsi"/>
-                <w:color w:val="000000" w:themeColor="text1"/>
-              </w:rPr>
-              <w:t>.</w:t>
+              <w:t>Revisar la disposición de objetos no empotrados y que puedan volcarse, plafones que presentan humedad, pueden caer o deslizarse en caso de sismo, ubicados en zona de tránsito peatonal, así como la disposición de pesos en su almacenaje.</w:t>
             </w:r>
           </w:p>
         </w:tc>
@@ -2066,12 +3020,21 @@
                 <w:color w:val="000000" w:themeColor="text1"/>
               </w:rPr>
             </w:pPr>
+            <w:proofErr w:type="gramStart"/>
             <w:r>
               <w:rPr>
                 <w:rFonts w:cstheme="minorHAnsi"/>
                 <w:color w:val="000000" w:themeColor="text1"/>
               </w:rPr>
-              <w:t>{{ alarma }}</w:t>
+              <w:t>{{ puerta</w:t>
+            </w:r>
+            <w:proofErr w:type="gramEnd"/>
+            <w:r>
+              <w:rPr>
+                <w:rFonts w:cstheme="minorHAnsi"/>
+                <w:color w:val="000000" w:themeColor="text1"/>
+              </w:rPr>
+              <w:t xml:space="preserve"> }}</w:t>
             </w:r>
           </w:p>
         </w:tc>
@@ -2140,7 +3103,11 @@
               </w:rPr>
             </w:pPr>
             <w:r>
-              <w:t>Cuenta con detectores de humo fotoeléctrico de acuerdo con norma y área de riesgo se encuentran vigentes, se recomienda dar seguimiento al programa de mantenimiento anual.</w:t>
+              <w:rPr>
+                <w:rFonts w:cstheme="minorHAnsi"/>
+                <w:color w:val="000000" w:themeColor="text1"/>
+              </w:rPr>
+              <w:t>La estantería se encuentra bien empotrada con material colocado de acuerdo con peso, con bordes romos sin riesgo para los usuarios.</w:t>
             </w:r>
           </w:p>
         </w:tc>
@@ -2160,15 +3127,20 @@
                 <w:color w:val="000000" w:themeColor="text1"/>
               </w:rPr>
             </w:pPr>
-            <w:r>
-              <w:t xml:space="preserve">{{ </w:t>
-            </w:r>
-            <w:proofErr w:type="spellStart"/>
-            <w:r>
-              <w:t>dh</w:t>
-            </w:r>
-            <w:proofErr w:type="spellEnd"/>
-            <w:r>
+            <w:proofErr w:type="gramStart"/>
+            <w:r>
+              <w:rPr>
+                <w:rFonts w:cstheme="minorHAnsi"/>
+                <w:color w:val="000000" w:themeColor="text1"/>
+              </w:rPr>
+              <w:t>{{ estantes</w:t>
+            </w:r>
+            <w:proofErr w:type="gramEnd"/>
+            <w:r>
+              <w:rPr>
+                <w:rFonts w:cstheme="minorHAnsi"/>
+                <w:color w:val="000000" w:themeColor="text1"/>
+              </w:rPr>
               <w:t xml:space="preserve"> }}</w:t>
             </w:r>
           </w:p>
@@ -2229,25 +3201,27 @@
               <w:jc w:val="both"/>
             </w:pPr>
             <w:r>
-              <w:t xml:space="preserve">Cuenta con </w:t>
-            </w:r>
-            <w:r>
-              <w:t>lámparas de emergencia</w:t>
-            </w:r>
-            <w:r>
-              <w:t xml:space="preserve"> de acuerdo con norma y área de riesgo se encuentran vigentes, se </w:t>
-            </w:r>
-            <w:r>
-              <w:t>recomienda</w:t>
-            </w:r>
-            <w:r>
-              <w:t xml:space="preserve"> </w:t>
-            </w:r>
-            <w:r>
-              <w:t>dar seguimiento al</w:t>
-            </w:r>
-            <w:r>
-              <w:t xml:space="preserve"> programa de mantenimiento anual.</w:t>
+              <w:rPr>
+                <w:rFonts w:cstheme="minorHAnsi"/>
+                <w:color w:val="000000" w:themeColor="text1"/>
+              </w:rPr>
+              <w:t xml:space="preserve">El site se encuentra restringido en su acceso, limpio de almacenaje de combustibles sólidos y otros, con detector de humo vigente, toda la instalación eléctrica bajo resguardo tubo </w:t>
+            </w:r>
+            <w:proofErr w:type="spellStart"/>
+            <w:r>
+              <w:rPr>
+                <w:rFonts w:cstheme="minorHAnsi"/>
+                <w:color w:val="000000" w:themeColor="text1"/>
+              </w:rPr>
+              <w:t>conduit</w:t>
+            </w:r>
+            <w:proofErr w:type="spellEnd"/>
+            <w:r>
+              <w:rPr>
+                <w:rFonts w:cstheme="minorHAnsi"/>
+                <w:color w:val="000000" w:themeColor="text1"/>
+              </w:rPr>
+              <w:t>, señalizado en sus tableros de control, con sistema de ventilación adecuado.</w:t>
             </w:r>
           </w:p>
         </w:tc>
@@ -2267,20 +3241,15 @@
                 <w:color w:val="000000" w:themeColor="text1"/>
               </w:rPr>
             </w:pPr>
+            <w:proofErr w:type="gramStart"/>
             <w:r>
               <w:rPr>
                 <w:rFonts w:cstheme="minorHAnsi"/>
                 <w:color w:val="000000" w:themeColor="text1"/>
               </w:rPr>
-              <w:t xml:space="preserve">{{ </w:t>
-            </w:r>
-            <w:r>
-              <w:rPr>
-                <w:rFonts w:cstheme="minorHAnsi"/>
-                <w:color w:val="000000" w:themeColor="text1"/>
-              </w:rPr>
-              <w:t>lampara</w:t>
-            </w:r>
+              <w:t>{{ site</w:t>
+            </w:r>
+            <w:proofErr w:type="gramEnd"/>
             <w:r>
               <w:rPr>
                 <w:rFonts w:cstheme="minorHAnsi"/>
@@ -2292,13 +3261,35 @@
         </w:tc>
       </w:tr>
     </w:tbl>
-    <w:p/>
     <w:p>
+      <w:pPr>
+        <w:rPr>
+          <w:rFonts w:cstheme="minorHAnsi"/>
+          <w:color w:val="000000" w:themeColor="text1"/>
+          <w:kern w:val="0"/>
+          <w14:ligatures w14:val="none"/>
+        </w:rPr>
+      </w:pPr>
       <w:r>
+        <w:rPr>
+          <w:rFonts w:cstheme="minorHAnsi"/>
+          <w:color w:val="000000" w:themeColor="text1"/>
+          <w:kern w:val="0"/>
+          <w14:ligatures w14:val="none"/>
+        </w:rPr>
         <w:br w:type="page"/>
       </w:r>
     </w:p>
-    <w:p/>
+    <w:p>
+      <w:pPr>
+        <w:rPr>
+          <w:rFonts w:cstheme="minorHAnsi"/>
+          <w:color w:val="000000" w:themeColor="text1"/>
+          <w:kern w:val="0"/>
+          <w14:ligatures w14:val="none"/>
+        </w:rPr>
+      </w:pPr>
+    </w:p>
     <w:tbl>
       <w:tblPr>
         <w:tblStyle w:val="Tablaconcuadrcula"/>
@@ -2328,49 +3319,111 @@
           </w:tcPr>
           <w:p>
             <w:pPr>
-              <w:pStyle w:val="Prrafodelista"/>
-              <w:spacing w:after="0" w:line="360" w:lineRule="auto"/>
-              <w:ind w:left="0"/>
+              <w:pStyle w:val="Default"/>
+              <w:spacing w:line="360" w:lineRule="auto"/>
               <w:jc w:val="both"/>
               <w:rPr>
-                <w:rFonts w:cstheme="minorHAnsi"/>
-                <w:color w:val="000000" w:themeColor="text1"/>
+                <w:rFonts w:asciiTheme="minorHAnsi" w:hAnsiTheme="minorHAnsi" w:cstheme="minorHAnsi"/>
+                <w:color w:val="000000" w:themeColor="text1"/>
+                <w:sz w:val="22"/>
+                <w:szCs w:val="22"/>
               </w:rPr>
             </w:pPr>
             <w:r>
               <w:rPr>
-                <w:rFonts w:cstheme="minorHAnsi"/>
-                <w:color w:val="000000" w:themeColor="text1"/>
-              </w:rPr>
-              <w:t xml:space="preserve">Cuenta con señales informativas </w:t>
-            </w:r>
-            <w:r>
-              <w:rPr>
-                <w:rFonts w:cstheme="minorHAnsi"/>
-                <w:color w:val="000000" w:themeColor="text1"/>
-              </w:rPr>
-              <w:t xml:space="preserve">de que hacer en caso de sismo e incendio </w:t>
-            </w:r>
-            <w:r>
-              <w:rPr>
-                <w:rFonts w:cstheme="minorHAnsi"/>
-                <w:color w:val="000000" w:themeColor="text1"/>
-              </w:rPr>
-              <w:t xml:space="preserve">con instrucciones claras sobre procedimientos de seguridad en caso de sismo o incendio, se sugiere </w:t>
-            </w:r>
-            <w:r>
-              <w:rPr>
-                <w:rFonts w:cstheme="minorHAnsi"/>
-                <w:color w:val="000000" w:themeColor="text1"/>
-              </w:rPr>
-              <w:t>mantener</w:t>
-            </w:r>
-            <w:r>
-              <w:rPr>
-                <w:rFonts w:cstheme="minorHAnsi"/>
-                <w:color w:val="000000" w:themeColor="text1"/>
-              </w:rPr>
-              <w:t xml:space="preserve"> su correcta ubicación.</w:t>
+                <w:rFonts w:asciiTheme="minorHAnsi" w:hAnsiTheme="minorHAnsi" w:cstheme="minorHAnsi"/>
+                <w:color w:val="000000" w:themeColor="text1"/>
+                <w:sz w:val="22"/>
+                <w:szCs w:val="22"/>
+              </w:rPr>
+              <w:t xml:space="preserve">Cuenta con instalaciones de gas </w:t>
+            </w:r>
+            <w:r>
+              <w:rPr>
+                <w:rFonts w:asciiTheme="minorHAnsi" w:hAnsiTheme="minorHAnsi" w:cstheme="minorHAnsi"/>
+                <w:color w:val="000000" w:themeColor="text1"/>
+                <w:sz w:val="22"/>
+                <w:szCs w:val="22"/>
+              </w:rPr>
+              <w:t>LP</w:t>
+            </w:r>
+            <w:r>
+              <w:rPr>
+                <w:rFonts w:asciiTheme="minorHAnsi" w:hAnsiTheme="minorHAnsi" w:cstheme="minorHAnsi"/>
+                <w:color w:val="000000" w:themeColor="text1"/>
+                <w:sz w:val="22"/>
+                <w:szCs w:val="22"/>
+              </w:rPr>
+              <w:t xml:space="preserve"> con una capacidad de suministro de </w:t>
+            </w:r>
+            <w:proofErr w:type="gramStart"/>
+            <w:r>
+              <w:rPr>
+                <w:rFonts w:asciiTheme="minorHAnsi" w:hAnsiTheme="minorHAnsi" w:cstheme="minorHAnsi"/>
+                <w:color w:val="000000" w:themeColor="text1"/>
+                <w:sz w:val="22"/>
+                <w:szCs w:val="22"/>
+              </w:rPr>
+              <w:t xml:space="preserve">{{ </w:t>
+            </w:r>
+            <w:proofErr w:type="spellStart"/>
+            <w:r>
+              <w:rPr>
+                <w:rFonts w:asciiTheme="minorHAnsi" w:hAnsiTheme="minorHAnsi" w:cstheme="minorHAnsi"/>
+                <w:color w:val="000000" w:themeColor="text1"/>
+                <w:sz w:val="22"/>
+                <w:szCs w:val="22"/>
+              </w:rPr>
+              <w:t>gas</w:t>
+            </w:r>
+            <w:proofErr w:type="gramEnd"/>
+            <w:r>
+              <w:rPr>
+                <w:rFonts w:asciiTheme="minorHAnsi" w:hAnsiTheme="minorHAnsi" w:cstheme="minorHAnsi"/>
+                <w:color w:val="000000" w:themeColor="text1"/>
+                <w:sz w:val="22"/>
+                <w:szCs w:val="22"/>
+              </w:rPr>
+              <w:t>_</w:t>
+            </w:r>
+            <w:proofErr w:type="gramStart"/>
+            <w:r>
+              <w:rPr>
+                <w:rFonts w:asciiTheme="minorHAnsi" w:hAnsiTheme="minorHAnsi" w:cstheme="minorHAnsi"/>
+                <w:color w:val="000000" w:themeColor="text1"/>
+                <w:sz w:val="22"/>
+                <w:szCs w:val="22"/>
+              </w:rPr>
+              <w:t>inflamable</w:t>
+            </w:r>
+            <w:proofErr w:type="spellEnd"/>
+            <w:r>
+              <w:rPr>
+                <w:rFonts w:asciiTheme="minorHAnsi" w:hAnsiTheme="minorHAnsi" w:cstheme="minorHAnsi"/>
+                <w:color w:val="000000" w:themeColor="text1"/>
+                <w:sz w:val="22"/>
+                <w:szCs w:val="22"/>
+              </w:rPr>
+              <w:t xml:space="preserve"> }</w:t>
+            </w:r>
+            <w:proofErr w:type="gramEnd"/>
+            <w:r>
+              <w:rPr>
+                <w:rFonts w:asciiTheme="minorHAnsi" w:hAnsiTheme="minorHAnsi" w:cstheme="minorHAnsi"/>
+                <w:color w:val="000000" w:themeColor="text1"/>
+                <w:sz w:val="22"/>
+                <w:szCs w:val="22"/>
+              </w:rPr>
+              <w:t>}</w:t>
+            </w:r>
+            <w:r>
+              <w:rPr>
+                <w:rFonts w:asciiTheme="minorHAnsi" w:hAnsiTheme="minorHAnsi" w:cstheme="minorHAnsi"/>
+                <w:color w:val="000000" w:themeColor="text1"/>
+                <w:sz w:val="22"/>
+                <w:szCs w:val="22"/>
+              </w:rPr>
+              <w:t xml:space="preserve"> litros. Se con los dictámenes correspondientes que garantizan su correcta instalación y operación.</w:t>
             </w:r>
           </w:p>
         </w:tc>
@@ -2390,15 +3443,36 @@
                 <w:color w:val="000000" w:themeColor="text1"/>
               </w:rPr>
             </w:pPr>
-            <w:r>
+            <w:proofErr w:type="gramStart"/>
+            <w:r>
+              <w:rPr>
+                <w:rFonts w:cstheme="minorHAnsi"/>
+                <w:color w:val="000000" w:themeColor="text1"/>
+              </w:rPr>
               <w:t xml:space="preserve">{{ </w:t>
             </w:r>
             <w:proofErr w:type="spellStart"/>
             <w:r>
-              <w:t>sis_inc</w:t>
+              <w:rPr>
+                <w:rFonts w:cstheme="minorHAnsi"/>
+                <w:color w:val="000000" w:themeColor="text1"/>
+              </w:rPr>
+              <w:t>tanques</w:t>
+            </w:r>
+            <w:proofErr w:type="gramEnd"/>
+            <w:r>
+              <w:rPr>
+                <w:rFonts w:cstheme="minorHAnsi"/>
+                <w:color w:val="000000" w:themeColor="text1"/>
+              </w:rPr>
+              <w:t>_gaso</w:t>
             </w:r>
             <w:proofErr w:type="spellEnd"/>
             <w:r>
+              <w:rPr>
+                <w:rFonts w:cstheme="minorHAnsi"/>
+                <w:color w:val="000000" w:themeColor="text1"/>
+              </w:rPr>
               <w:t xml:space="preserve"> }}</w:t>
             </w:r>
           </w:p>
@@ -2416,14 +3490,16 @@
           <w:p>
             <w:pPr>
               <w:pStyle w:val="Prrafodelista"/>
-              <w:spacing w:after="0" w:line="240" w:lineRule="auto"/>
+              <w:spacing w:line="240" w:lineRule="auto"/>
               <w:ind w:left="0"/>
               <w:jc w:val="both"/>
               <w:rPr>
                 <w:rFonts w:cstheme="minorHAnsi"/>
+                <w:noProof/>
                 <w:color w:val="000000" w:themeColor="text1"/>
                 <w:sz w:val="20"/>
                 <w:szCs w:val="20"/>
+                <w:lang w:eastAsia="es-MX"/>
               </w:rPr>
             </w:pPr>
           </w:p>
@@ -2442,6 +3518,8 @@
               <w:rPr>
                 <w:rFonts w:cstheme="minorHAnsi"/>
                 <w:color w:val="000000" w:themeColor="text1"/>
+                <w:sz w:val="20"/>
+                <w:szCs w:val="20"/>
               </w:rPr>
             </w:pPr>
           </w:p>
@@ -2458,110 +3536,81 @@
           </w:tcPr>
           <w:p>
             <w:pPr>
-              <w:pStyle w:val="Prrafodelista"/>
-              <w:spacing w:after="0" w:line="360" w:lineRule="auto"/>
-              <w:ind w:left="0"/>
+              <w:pStyle w:val="Default"/>
+              <w:spacing w:line="360" w:lineRule="auto"/>
               <w:jc w:val="both"/>
-              <w:rPr>
-                <w:rFonts w:cstheme="minorHAnsi"/>
-                <w:color w:val="000000" w:themeColor="text1"/>
-              </w:rPr>
-            </w:pPr>
-            <w:r>
               <w:rPr>
                 <w:rFonts w:cstheme="minorHAnsi"/>
                 <w:noProof/>
                 <w:color w:val="000000" w:themeColor="text1"/>
-                <w:lang w:eastAsia="es-MX"/>
-              </w:rPr>
-              <w:t>C</w:t>
-            </w:r>
-            <w:r>
-              <w:rPr>
-                <w:rFonts w:cstheme="minorHAnsi"/>
-                <w:noProof/>
-                <w:color w:val="000000" w:themeColor="text1"/>
-                <w:lang w:eastAsia="es-MX"/>
-              </w:rPr>
-              <w:t>uenta</w:t>
-            </w:r>
-            <w:r>
-              <w:rPr>
-                <w:rFonts w:cstheme="minorHAnsi"/>
-                <w:color w:val="000000" w:themeColor="text1"/>
-              </w:rPr>
-              <w:t xml:space="preserve"> con </w:t>
-            </w:r>
-            <w:r>
-              <w:rPr>
-                <w:rFonts w:cstheme="minorHAnsi"/>
-                <w:color w:val="000000" w:themeColor="text1"/>
-              </w:rPr>
-              <w:t>señalización</w:t>
-            </w:r>
-            <w:r>
-              <w:rPr>
-                <w:rFonts w:cstheme="minorHAnsi"/>
-                <w:color w:val="000000" w:themeColor="text1"/>
-              </w:rPr>
-              <w:t xml:space="preserve"> de punto de reunión</w:t>
-            </w:r>
-            <w:r>
-              <w:rPr>
-                <w:rFonts w:cstheme="minorHAnsi"/>
-                <w:color w:val="000000" w:themeColor="text1"/>
-              </w:rPr>
-              <w:t xml:space="preserve"> visible que indica un área segura designada para concentrar al personal después de la evacuación en caso de emergencia, se recomienda verificar su accesibilidad y mantener libre de obstáculos de acuerdo con el plan de seguridad establecido.</w:t>
-            </w:r>
-          </w:p>
-        </w:tc>
-        <w:tc>
-          <w:tcPr>
-            <w:tcW w:w="4414" w:type="dxa"/>
-            <w:vAlign w:val="center"/>
-          </w:tcPr>
-          <w:p>
-            <w:pPr>
-              <w:pStyle w:val="Prrafodelista"/>
-              <w:spacing w:after="0" w:line="360" w:lineRule="auto"/>
-              <w:ind w:left="0"/>
-              <w:jc w:val="center"/>
-              <w:rPr>
-                <w:rFonts w:cstheme="minorHAnsi"/>
-                <w:color w:val="000000" w:themeColor="text1"/>
-              </w:rPr>
-            </w:pPr>
-            <w:r>
-              <w:t xml:space="preserve">{{ </w:t>
-            </w:r>
-            <w:proofErr w:type="spellStart"/>
-            <w:r>
-              <w:t>punto_reun</w:t>
-            </w:r>
-            <w:proofErr w:type="spellEnd"/>
-            <w:r>
-              <w:t xml:space="preserve"> }}</w:t>
-            </w:r>
-          </w:p>
-        </w:tc>
-      </w:tr>
-      <w:tr>
-        <w:tc>
-          <w:tcPr>
-            <w:tcW w:w="4414" w:type="dxa"/>
-            <w:vAlign w:val="center"/>
-          </w:tcPr>
-          <w:p>
-            <w:pPr>
-              <w:pStyle w:val="Prrafodelista"/>
-              <w:spacing w:after="0" w:line="240" w:lineRule="auto"/>
-              <w:ind w:left="0"/>
-              <w:jc w:val="both"/>
-              <w:rPr>
                 <w:sz w:val="20"/>
                 <w:szCs w:val="20"/>
+                <w:lang w:eastAsia="es-MX"/>
               </w:rPr>
             </w:pPr>
+            <w:r>
+              <w:rPr>
+                <w:rFonts w:asciiTheme="minorHAnsi" w:hAnsiTheme="minorHAnsi" w:cstheme="minorHAnsi"/>
+                <w:color w:val="000000" w:themeColor="text1"/>
+                <w:sz w:val="22"/>
+                <w:szCs w:val="22"/>
+              </w:rPr>
+              <w:t xml:space="preserve">Las válvulas de gas </w:t>
+            </w:r>
+            <w:r>
+              <w:rPr>
+                <w:rFonts w:asciiTheme="minorHAnsi" w:hAnsiTheme="minorHAnsi" w:cstheme="minorHAnsi"/>
+                <w:color w:val="000000" w:themeColor="text1"/>
+                <w:sz w:val="22"/>
+                <w:szCs w:val="22"/>
+              </w:rPr>
+              <w:t xml:space="preserve">se encuentran </w:t>
+            </w:r>
+            <w:r>
+              <w:rPr>
+                <w:rFonts w:asciiTheme="minorHAnsi" w:hAnsiTheme="minorHAnsi" w:cstheme="minorHAnsi"/>
+                <w:color w:val="000000" w:themeColor="text1"/>
+                <w:sz w:val="22"/>
+                <w:szCs w:val="22"/>
+              </w:rPr>
+              <w:t>en buenas condiciones no presentan fugas, corrosión</w:t>
+            </w:r>
+            <w:r>
+              <w:rPr>
+                <w:rFonts w:asciiTheme="minorHAnsi" w:hAnsiTheme="minorHAnsi" w:cstheme="minorHAnsi"/>
+                <w:color w:val="000000" w:themeColor="text1"/>
+                <w:sz w:val="22"/>
+                <w:szCs w:val="22"/>
+              </w:rPr>
+              <w:t>,</w:t>
+            </w:r>
+            <w:r>
+              <w:rPr>
+                <w:rFonts w:asciiTheme="minorHAnsi" w:hAnsiTheme="minorHAnsi" w:cstheme="minorHAnsi"/>
+                <w:color w:val="000000" w:themeColor="text1"/>
+                <w:sz w:val="22"/>
+                <w:szCs w:val="22"/>
+              </w:rPr>
+              <w:t xml:space="preserve"> ni obstrucciones; operan con facilidad</w:t>
+            </w:r>
+            <w:r>
+              <w:rPr>
+                <w:rFonts w:asciiTheme="minorHAnsi" w:hAnsiTheme="minorHAnsi" w:cstheme="minorHAnsi"/>
+                <w:color w:val="000000" w:themeColor="text1"/>
+                <w:sz w:val="22"/>
+                <w:szCs w:val="22"/>
+              </w:rPr>
+              <w:t xml:space="preserve"> y </w:t>
+            </w:r>
+            <w:r>
+              <w:rPr>
+                <w:rFonts w:asciiTheme="minorHAnsi" w:hAnsiTheme="minorHAnsi" w:cstheme="minorHAnsi"/>
+                <w:color w:val="000000" w:themeColor="text1"/>
+                <w:sz w:val="22"/>
+                <w:szCs w:val="22"/>
+              </w:rPr>
+              <w:t>sellan correctamente</w:t>
+            </w:r>
           </w:p>
         </w:tc>
         <w:tc>
@@ -2576,166 +3625,42 @@
               <w:ind w:left="0"/>
               <w:jc w:val="center"/>
               <w:rPr>
+                <w:rFonts w:cstheme="minorHAnsi"/>
+                <w:color w:val="000000" w:themeColor="text1"/>
                 <w:sz w:val="20"/>
                 <w:szCs w:val="20"/>
               </w:rPr>
             </w:pPr>
-          </w:p>
-        </w:tc>
-      </w:tr>
-      <w:tr>
-        <w:trPr>
-          <w:trHeight w:val="3288"/>
-        </w:trPr>
-        <w:tc>
-          <w:tcPr>
-            <w:tcW w:w="4414" w:type="dxa"/>
-            <w:vAlign w:val="center"/>
-          </w:tcPr>
-          <w:p>
-            <w:pPr>
-              <w:pStyle w:val="Prrafodelista"/>
-              <w:spacing w:after="0" w:line="360" w:lineRule="auto"/>
-              <w:ind w:left="0"/>
-              <w:jc w:val="both"/>
-            </w:pPr>
-            <w:r>
-              <w:t xml:space="preserve">Cuenta con un área específica identificada </w:t>
-            </w:r>
-            <w:r>
-              <w:t xml:space="preserve">como </w:t>
-            </w:r>
-            <w:r>
-              <w:t xml:space="preserve">zona de menor riesgo </w:t>
-            </w:r>
-            <w:r>
-              <w:t>para proporcionar resguardo temporal durante eventos peligrosos como sismos, se recomienda asegurar su visibilidad y accesibilidad conforme a los planes de emergencia establecidos.</w:t>
-            </w:r>
-          </w:p>
-        </w:tc>
-        <w:tc>
-          <w:tcPr>
-            <w:tcW w:w="4414" w:type="dxa"/>
-            <w:vAlign w:val="center"/>
-          </w:tcPr>
-          <w:p>
-            <w:pPr>
-              <w:pStyle w:val="Prrafodelista"/>
-              <w:spacing w:after="0" w:line="360" w:lineRule="auto"/>
-              <w:ind w:left="0"/>
-              <w:jc w:val="center"/>
+            <w:proofErr w:type="gramStart"/>
+            <w:r>
               <w:rPr>
                 <w:rFonts w:cstheme="minorHAnsi"/>
                 <w:color w:val="000000" w:themeColor="text1"/>
-              </w:rPr>
-            </w:pPr>
-            <w:r>
+                <w:sz w:val="20"/>
+                <w:szCs w:val="20"/>
+              </w:rPr>
               <w:t xml:space="preserve">{{ </w:t>
             </w:r>
             <w:proofErr w:type="spellStart"/>
             <w:r>
-              <w:t>zona_sec</w:t>
+              <w:rPr>
+                <w:rFonts w:cstheme="minorHAnsi"/>
+                <w:color w:val="000000" w:themeColor="text1"/>
+                <w:sz w:val="20"/>
+                <w:szCs w:val="20"/>
+              </w:rPr>
+              <w:t>valvulas</w:t>
             </w:r>
             <w:proofErr w:type="spellEnd"/>
-            <w:r>
+            <w:proofErr w:type="gramEnd"/>
+            <w:r>
+              <w:rPr>
+                <w:rFonts w:cstheme="minorHAnsi"/>
+                <w:color w:val="000000" w:themeColor="text1"/>
+                <w:sz w:val="20"/>
+                <w:szCs w:val="20"/>
+              </w:rPr>
               <w:t xml:space="preserve"> }}</w:t>
-            </w:r>
-          </w:p>
-        </w:tc>
-      </w:tr>
-    </w:tbl>
-    <w:p>
-      <w:r>
-        <w:br w:type="page"/>
-      </w:r>
-    </w:p>
-    <w:p/>
-    <w:p/>
-    <w:tbl>
-      <w:tblPr>
-        <w:tblStyle w:val="Tablaconcuadrcula"/>
-        <w:tblW w:w="0" w:type="auto"/>
-        <w:tblBorders>
-          <w:top w:val="none" w:sz="0" w:space="0" w:color="auto"/>
-          <w:left w:val="none" w:sz="0" w:space="0" w:color="auto"/>
-          <w:bottom w:val="none" w:sz="0" w:space="0" w:color="auto"/>
-          <w:right w:val="none" w:sz="0" w:space="0" w:color="auto"/>
-          <w:insideH w:val="none" w:sz="0" w:space="0" w:color="auto"/>
-          <w:insideV w:val="none" w:sz="0" w:space="0" w:color="auto"/>
-        </w:tblBorders>
-        <w:tblLook w:val="04A0" w:firstRow="1" w:lastRow="0" w:firstColumn="1" w:lastColumn="0" w:noHBand="0" w:noVBand="1"/>
-      </w:tblPr>
-      <w:tblGrid>
-        <w:gridCol w:w="4414"/>
-        <w:gridCol w:w="4414"/>
-      </w:tblGrid>
-      <w:tr>
-        <w:trPr>
-          <w:trHeight w:val="3288"/>
-        </w:trPr>
-        <w:tc>
-          <w:tcPr>
-            <w:tcW w:w="4414" w:type="dxa"/>
-            <w:vAlign w:val="center"/>
-          </w:tcPr>
-          <w:p>
-            <w:pPr>
-              <w:pStyle w:val="Prrafodelista"/>
-              <w:spacing w:after="0" w:line="360" w:lineRule="auto"/>
-              <w:ind w:left="0"/>
-              <w:jc w:val="both"/>
-              <w:rPr>
-                <w:rFonts w:cstheme="minorHAnsi"/>
-                <w:color w:val="000000" w:themeColor="text1"/>
-              </w:rPr>
-            </w:pPr>
-            <w:r>
-              <w:rPr>
-                <w:rFonts w:cstheme="minorHAnsi"/>
-                <w:color w:val="000000" w:themeColor="text1"/>
-              </w:rPr>
-              <w:t>Se recomienda que las instalaciones, se mantengan siempre sin llave hasta el cese de actividades diarias, libres de obstáculos.</w:t>
-            </w:r>
-            <w:r>
-              <w:rPr>
-                <w:rFonts w:cstheme="minorHAnsi"/>
-                <w:noProof/>
-                <w:color w:val="000000" w:themeColor="text1"/>
-                <w:lang w:eastAsia="es-MX"/>
-              </w:rPr>
-              <w:t xml:space="preserve">  </w:t>
-            </w:r>
-            <w:r>
-              <w:rPr>
-                <w:rFonts w:cstheme="minorHAnsi"/>
-                <w:color w:val="000000" w:themeColor="text1"/>
-              </w:rPr>
-              <w:t>Revisar la disposición de objetos no empotrados y que puedan volcarse, plafones que presentan humedad, pueden caer o deslizarse en caso de sismo, ubicados en zona de tránsito peatonal, así como la disposición de pesos en su almacenaje.</w:t>
-            </w:r>
-          </w:p>
-        </w:tc>
-        <w:tc>
-          <w:tcPr>
-            <w:tcW w:w="4414" w:type="dxa"/>
-            <w:vAlign w:val="center"/>
-          </w:tcPr>
-          <w:p>
-            <w:pPr>
-              <w:pStyle w:val="Prrafodelista"/>
-              <w:spacing w:after="0" w:line="360" w:lineRule="auto"/>
-              <w:ind w:left="0"/>
-              <w:jc w:val="center"/>
-              <w:rPr>
-                <w:rFonts w:cstheme="minorHAnsi"/>
-                <w:color w:val="000000" w:themeColor="text1"/>
-              </w:rPr>
-            </w:pPr>
-            <w:r>
-              <w:rPr>
-                <w:rFonts w:cstheme="minorHAnsi"/>
-                <w:color w:val="000000" w:themeColor="text1"/>
-              </w:rPr>
-              <w:t>{{ puerta }}</w:t>
             </w:r>
           </w:p>
         </w:tc>
@@ -2752,14 +3677,16 @@
           <w:p>
             <w:pPr>
               <w:pStyle w:val="Prrafodelista"/>
-              <w:spacing w:after="0" w:line="240" w:lineRule="auto"/>
+              <w:spacing w:line="240" w:lineRule="auto"/>
               <w:ind w:left="0"/>
               <w:jc w:val="both"/>
               <w:rPr>
                 <w:rFonts w:cstheme="minorHAnsi"/>
+                <w:noProof/>
                 <w:color w:val="000000" w:themeColor="text1"/>
                 <w:sz w:val="20"/>
                 <w:szCs w:val="20"/>
+                <w:lang w:eastAsia="es-MX"/>
               </w:rPr>
             </w:pPr>
           </w:p>
@@ -2778,172 +3705,23 @@
               <w:rPr>
                 <w:rFonts w:cstheme="minorHAnsi"/>
                 <w:color w:val="000000" w:themeColor="text1"/>
+                <w:sz w:val="20"/>
+                <w:szCs w:val="20"/>
               </w:rPr>
             </w:pPr>
           </w:p>
         </w:tc>
       </w:tr>
-      <w:tr>
-        <w:trPr>
-          <w:trHeight w:val="3288"/>
-        </w:trPr>
-        <w:tc>
-          <w:tcPr>
-            <w:tcW w:w="4414" w:type="dxa"/>
-            <w:vAlign w:val="center"/>
-          </w:tcPr>
-          <w:p>
-            <w:pPr>
-              <w:pStyle w:val="Prrafodelista"/>
-              <w:spacing w:after="0" w:line="360" w:lineRule="auto"/>
-              <w:ind w:left="0"/>
-              <w:jc w:val="both"/>
-              <w:rPr>
-                <w:rFonts w:cstheme="minorHAnsi"/>
-                <w:color w:val="000000" w:themeColor="text1"/>
-              </w:rPr>
-            </w:pPr>
-            <w:r>
-              <w:rPr>
-                <w:rFonts w:cstheme="minorHAnsi"/>
-                <w:color w:val="000000" w:themeColor="text1"/>
-              </w:rPr>
-              <w:t>La estantería se encuentra bien empotrada con material colocado de acuerdo con peso, con bordes romos sin riesgo para los usuarios.</w:t>
-            </w:r>
-          </w:p>
-        </w:tc>
-        <w:tc>
-          <w:tcPr>
-            <w:tcW w:w="4414" w:type="dxa"/>
-            <w:vAlign w:val="center"/>
-          </w:tcPr>
-          <w:p>
-            <w:pPr>
-              <w:pStyle w:val="Prrafodelista"/>
-              <w:spacing w:after="0" w:line="360" w:lineRule="auto"/>
-              <w:ind w:left="0"/>
-              <w:jc w:val="center"/>
-              <w:rPr>
-                <w:rFonts w:cstheme="minorHAnsi"/>
-                <w:color w:val="000000" w:themeColor="text1"/>
-              </w:rPr>
-            </w:pPr>
-            <w:r>
-              <w:rPr>
-                <w:rFonts w:cstheme="minorHAnsi"/>
-                <w:color w:val="000000" w:themeColor="text1"/>
-              </w:rPr>
-              <w:t>{{ estantes }}</w:t>
-            </w:r>
-          </w:p>
-        </w:tc>
-      </w:tr>
-      <w:tr>
-        <w:tc>
-          <w:tcPr>
-            <w:tcW w:w="4414" w:type="dxa"/>
-            <w:vAlign w:val="center"/>
-          </w:tcPr>
-          <w:p>
-            <w:pPr>
-              <w:pStyle w:val="Prrafodelista"/>
-              <w:spacing w:after="0" w:line="240" w:lineRule="auto"/>
-              <w:ind w:left="0"/>
-              <w:jc w:val="both"/>
-              <w:rPr>
-                <w:sz w:val="20"/>
-                <w:szCs w:val="20"/>
-              </w:rPr>
-            </w:pPr>
-          </w:p>
-        </w:tc>
-        <w:tc>
-          <w:tcPr>
-            <w:tcW w:w="4414" w:type="dxa"/>
-            <w:vAlign w:val="center"/>
-          </w:tcPr>
-          <w:p>
-            <w:pPr>
-              <w:pStyle w:val="Prrafodelista"/>
-              <w:spacing w:after="0" w:line="240" w:lineRule="auto"/>
-              <w:ind w:left="0"/>
-              <w:jc w:val="center"/>
-              <w:rPr>
-                <w:sz w:val="20"/>
-                <w:szCs w:val="20"/>
-              </w:rPr>
-            </w:pPr>
-          </w:p>
-        </w:tc>
-      </w:tr>
-      <w:tr>
-        <w:trPr>
-          <w:trHeight w:val="3288"/>
-        </w:trPr>
-        <w:tc>
-          <w:tcPr>
-            <w:tcW w:w="4414" w:type="dxa"/>
-            <w:vAlign w:val="center"/>
-          </w:tcPr>
-          <w:p>
-            <w:pPr>
-              <w:pStyle w:val="Prrafodelista"/>
-              <w:spacing w:after="0" w:line="360" w:lineRule="auto"/>
-              <w:ind w:left="0"/>
-              <w:jc w:val="both"/>
-            </w:pPr>
-            <w:r>
-              <w:rPr>
-                <w:rFonts w:cstheme="minorHAnsi"/>
-                <w:color w:val="000000" w:themeColor="text1"/>
-              </w:rPr>
-              <w:t xml:space="preserve">El site se encuentra restringido en su acceso, limpio de almacenaje de combustibles sólidos y otros, con detector de humo vigente, toda la instalación eléctrica bajo resguardo tubo </w:t>
-            </w:r>
-            <w:proofErr w:type="spellStart"/>
-            <w:r>
-              <w:rPr>
-                <w:rFonts w:cstheme="minorHAnsi"/>
-                <w:color w:val="000000" w:themeColor="text1"/>
-              </w:rPr>
-              <w:t>conduit</w:t>
-            </w:r>
-            <w:proofErr w:type="spellEnd"/>
-            <w:r>
-              <w:rPr>
-                <w:rFonts w:cstheme="minorHAnsi"/>
-                <w:color w:val="000000" w:themeColor="text1"/>
-              </w:rPr>
-              <w:t>, señalizado en sus tableros de control, con sistema de ventilación adecuado.</w:t>
-            </w:r>
-          </w:p>
-        </w:tc>
-        <w:tc>
-          <w:tcPr>
-            <w:tcW w:w="4414" w:type="dxa"/>
-            <w:vAlign w:val="center"/>
-          </w:tcPr>
-          <w:p>
-            <w:pPr>
-              <w:pStyle w:val="Prrafodelista"/>
-              <w:spacing w:after="0" w:line="360" w:lineRule="auto"/>
-              <w:ind w:left="0"/>
-              <w:jc w:val="center"/>
-              <w:rPr>
-                <w:rFonts w:cstheme="minorHAnsi"/>
-                <w:color w:val="000000" w:themeColor="text1"/>
-              </w:rPr>
-            </w:pPr>
-            <w:r>
-              <w:rPr>
-                <w:rFonts w:cstheme="minorHAnsi"/>
-                <w:color w:val="000000" w:themeColor="text1"/>
-              </w:rPr>
-              <w:t>{{ site }}</w:t>
-            </w:r>
-          </w:p>
-        </w:tc>
-      </w:tr>
     </w:tbl>
+    <w:p>
+      <w:pPr>
+        <w:rPr>
+          <w:rFonts w:cstheme="minorHAnsi"/>
+          <w:color w:val="000000" w:themeColor="text1"/>
+        </w:rPr>
+      </w:pPr>
+    </w:p>
+    <w:p/>
     <w:p>
       <w:pPr>
         <w:sectPr>

--- a/Inputs/Templates/MF General.docx
+++ b/Inputs/Templates/MF General.docx
@@ -397,7 +397,7 @@
           <w:rFonts w:cstheme="minorHAnsi"/>
           <w:color w:val="000000" w:themeColor="text1"/>
         </w:rPr>
-        <w:t xml:space="preserve"> Cuenta con </w:t>
+        <w:t xml:space="preserve">Cuenta con </w:t>
       </w:r>
       <w:proofErr w:type="gramStart"/>
       <w:r>
@@ -478,7 +478,7 @@
           <w:sz w:val="22"/>
           <w:szCs w:val="22"/>
         </w:rPr>
-        <w:t xml:space="preserve"> Con el objetivo de controlar el cumplimiento en materia de Protección civil y las normas de higiene y seguridad en el trabajo, puede establecerse que:</w:t>
+        <w:t>Con el objetivo de controlar el cumplimiento en materia de Protección civil y las normas de higiene y seguridad en el trabajo, puede establecerse que:</w:t>
       </w:r>
     </w:p>
     <w:p>
@@ -554,7 +554,7 @@
       </w:tr>
       <w:tr>
         <w:trPr>
-          <w:trHeight w:val="3888"/>
+          <w:trHeight w:val="3628"/>
         </w:trPr>
         <w:tc>
           <w:tcPr>
@@ -640,6 +640,202 @@
                 <w:szCs w:val="22"/>
               </w:rPr>
               <w:t xml:space="preserve"> }}</w:t>
+            </w:r>
+          </w:p>
+        </w:tc>
+      </w:tr>
+      <w:tr>
+        <w:trPr>
+          <w:trHeight w:val="3628"/>
+        </w:trPr>
+        <w:tc>
+          <w:tcPr>
+            <w:tcW w:w="4416" w:type="dxa"/>
+            <w:vAlign w:val="center"/>
+          </w:tcPr>
+          <w:p>
+            <w:pPr>
+              <w:pStyle w:val="Default"/>
+              <w:spacing w:line="360" w:lineRule="auto"/>
+              <w:jc w:val="center"/>
+              <w:rPr>
+                <w:rFonts w:asciiTheme="minorHAnsi" w:hAnsiTheme="minorHAnsi" w:cstheme="minorHAnsi"/>
+                <w:color w:val="000000" w:themeColor="text1"/>
+                <w:sz w:val="22"/>
+                <w:szCs w:val="22"/>
+              </w:rPr>
+            </w:pPr>
+            <w:proofErr w:type="gramStart"/>
+            <w:r>
+              <w:rPr>
+                <w:rFonts w:asciiTheme="minorHAnsi" w:hAnsiTheme="minorHAnsi" w:cstheme="minorHAnsi"/>
+                <w:color w:val="000000" w:themeColor="text1"/>
+                <w:sz w:val="22"/>
+                <w:szCs w:val="22"/>
+              </w:rPr>
+              <w:t>{{ ext</w:t>
+            </w:r>
+            <w:proofErr w:type="gramEnd"/>
+            <w:r>
+              <w:rPr>
+                <w:rFonts w:asciiTheme="minorHAnsi" w:hAnsiTheme="minorHAnsi" w:cstheme="minorHAnsi"/>
+                <w:color w:val="000000" w:themeColor="text1"/>
+                <w:sz w:val="22"/>
+                <w:szCs w:val="22"/>
+              </w:rPr>
+              <w:t>3</w:t>
+            </w:r>
+            <w:r>
+              <w:rPr>
+                <w:rFonts w:asciiTheme="minorHAnsi" w:hAnsiTheme="minorHAnsi" w:cstheme="minorHAnsi"/>
+                <w:color w:val="000000" w:themeColor="text1"/>
+                <w:sz w:val="22"/>
+                <w:szCs w:val="22"/>
+              </w:rPr>
+              <w:t xml:space="preserve"> }}</w:t>
+            </w:r>
+          </w:p>
+        </w:tc>
+        <w:tc>
+          <w:tcPr>
+            <w:tcW w:w="4417" w:type="dxa"/>
+            <w:vAlign w:val="center"/>
+          </w:tcPr>
+          <w:p>
+            <w:pPr>
+              <w:pStyle w:val="Default"/>
+              <w:spacing w:line="360" w:lineRule="auto"/>
+              <w:jc w:val="center"/>
+              <w:rPr>
+                <w:rFonts w:asciiTheme="minorHAnsi" w:hAnsiTheme="minorHAnsi" w:cstheme="minorHAnsi"/>
+                <w:color w:val="000000" w:themeColor="text1"/>
+                <w:sz w:val="22"/>
+                <w:szCs w:val="22"/>
+              </w:rPr>
+            </w:pPr>
+            <w:proofErr w:type="gramStart"/>
+            <w:r>
+              <w:rPr>
+                <w:rFonts w:asciiTheme="minorHAnsi" w:hAnsiTheme="minorHAnsi" w:cstheme="minorHAnsi"/>
+                <w:color w:val="000000" w:themeColor="text1"/>
+                <w:sz w:val="22"/>
+                <w:szCs w:val="22"/>
+              </w:rPr>
+              <w:t>{{ ext</w:t>
+            </w:r>
+            <w:proofErr w:type="gramEnd"/>
+            <w:r>
+              <w:rPr>
+                <w:rFonts w:asciiTheme="minorHAnsi" w:hAnsiTheme="minorHAnsi" w:cstheme="minorHAnsi"/>
+                <w:color w:val="000000" w:themeColor="text1"/>
+                <w:sz w:val="22"/>
+                <w:szCs w:val="22"/>
+              </w:rPr>
+              <w:t>4</w:t>
+            </w:r>
+            <w:r>
+              <w:rPr>
+                <w:rFonts w:asciiTheme="minorHAnsi" w:hAnsiTheme="minorHAnsi" w:cstheme="minorHAnsi"/>
+                <w:color w:val="000000" w:themeColor="text1"/>
+                <w:sz w:val="22"/>
+                <w:szCs w:val="22"/>
+              </w:rPr>
+              <w:t xml:space="preserve"> }}</w:t>
+            </w:r>
+          </w:p>
+        </w:tc>
+      </w:tr>
+    </w:tbl>
+    <w:p>
+      <w:pPr>
+        <w:rPr>
+          <w:rFonts w:cstheme="minorHAnsi"/>
+          <w:color w:val="000000" w:themeColor="text1"/>
+        </w:rPr>
+      </w:pPr>
+      <w:r>
+        <w:rPr>
+          <w:rFonts w:cstheme="minorHAnsi"/>
+          <w:color w:val="000000" w:themeColor="text1"/>
+        </w:rPr>
+        <w:br w:type="page"/>
+      </w:r>
+    </w:p>
+    <w:p>
+      <w:pPr>
+        <w:rPr>
+          <w:rFonts w:cstheme="minorHAnsi"/>
+          <w:color w:val="000000" w:themeColor="text1"/>
+        </w:rPr>
+      </w:pPr>
+    </w:p>
+    <w:tbl>
+      <w:tblPr>
+        <w:tblStyle w:val="Tablaconcuadrcula"/>
+        <w:tblW w:w="0" w:type="auto"/>
+        <w:tblInd w:w="-5" w:type="dxa"/>
+        <w:tblBorders>
+          <w:top w:val="none" w:sz="0" w:space="0" w:color="auto"/>
+          <w:left w:val="none" w:sz="0" w:space="0" w:color="auto"/>
+          <w:bottom w:val="none" w:sz="0" w:space="0" w:color="auto"/>
+          <w:right w:val="none" w:sz="0" w:space="0" w:color="auto"/>
+          <w:insideH w:val="none" w:sz="0" w:space="0" w:color="auto"/>
+          <w:insideV w:val="none" w:sz="0" w:space="0" w:color="auto"/>
+        </w:tblBorders>
+        <w:tblLook w:val="04A0" w:firstRow="1" w:lastRow="0" w:firstColumn="1" w:lastColumn="0" w:noHBand="0" w:noVBand="1"/>
+      </w:tblPr>
+      <w:tblGrid>
+        <w:gridCol w:w="4416"/>
+        <w:gridCol w:w="4417"/>
+      </w:tblGrid>
+      <w:tr>
+        <w:trPr>
+          <w:trHeight w:val="1701"/>
+        </w:trPr>
+        <w:tc>
+          <w:tcPr>
+            <w:tcW w:w="8833" w:type="dxa"/>
+            <w:gridSpan w:val="2"/>
+            <w:vAlign w:val="center"/>
+          </w:tcPr>
+          <w:p>
+            <w:pPr>
+              <w:pStyle w:val="Default"/>
+              <w:spacing w:line="360" w:lineRule="auto"/>
+              <w:jc w:val="both"/>
+              <w:rPr>
+                <w:rFonts w:asciiTheme="minorHAnsi" w:hAnsiTheme="minorHAnsi" w:cstheme="minorHAnsi"/>
+                <w:color w:val="000000" w:themeColor="text1"/>
+                <w:sz w:val="22"/>
+                <w:szCs w:val="22"/>
+              </w:rPr>
+            </w:pPr>
+            <w:r>
+              <w:rPr>
+                <w:rFonts w:asciiTheme="minorHAnsi" w:hAnsiTheme="minorHAnsi" w:cstheme="minorHAnsi"/>
+                <w:color w:val="000000" w:themeColor="text1"/>
+                <w:sz w:val="22"/>
+                <w:szCs w:val="22"/>
+              </w:rPr>
+              <w:t>Las vías de evacuación, tanto verticales y horizontales se encuentran calculadas para una correcta evacuación d</w:t>
+            </w:r>
+            <w:r>
+              <w:rPr>
+                <w:rFonts w:asciiTheme="minorHAnsi" w:hAnsiTheme="minorHAnsi" w:cstheme="minorHAnsi"/>
+                <w:color w:val="000000" w:themeColor="text1"/>
+                <w:sz w:val="22"/>
+                <w:szCs w:val="22"/>
+              </w:rPr>
+              <w:t>el inmueble</w:t>
+            </w:r>
+            <w:r>
+              <w:rPr>
+                <w:rFonts w:asciiTheme="minorHAnsi" w:hAnsiTheme="minorHAnsi" w:cstheme="minorHAnsi"/>
+                <w:color w:val="000000" w:themeColor="text1"/>
+                <w:sz w:val="22"/>
+                <w:szCs w:val="22"/>
+              </w:rPr>
+              <w:t>, debe mencionarse que deben permanecer libres de obstáculos permanentemente, aún en áreas de ingreso egreso en tiempo menor o provisional en el tramo de ingreso.</w:t>
             </w:r>
           </w:p>
         </w:tc>
@@ -657,7 +853,7 @@
             <w:pPr>
               <w:pStyle w:val="Default"/>
               <w:spacing w:line="360" w:lineRule="auto"/>
-              <w:jc w:val="both"/>
+              <w:jc w:val="center"/>
               <w:rPr>
                 <w:rFonts w:asciiTheme="minorHAnsi" w:hAnsiTheme="minorHAnsi" w:cstheme="minorHAnsi"/>
                 <w:color w:val="000000" w:themeColor="text1"/>
@@ -665,6 +861,7 @@
                 <w:szCs w:val="22"/>
               </w:rPr>
             </w:pPr>
+            <w:proofErr w:type="gramStart"/>
             <w:r>
               <w:rPr>
                 <w:rFonts w:asciiTheme="minorHAnsi" w:hAnsiTheme="minorHAnsi" w:cstheme="minorHAnsi"/>
@@ -672,8 +869,9 @@
                 <w:sz w:val="22"/>
                 <w:szCs w:val="22"/>
               </w:rPr>
-              <w:t>Las vías de evacuación, tanto verticales y horizontales se encuentran calculadas para una correcta evacuación d</w:t>
-            </w:r>
+              <w:t>{{ ruta</w:t>
+            </w:r>
+            <w:proofErr w:type="gramEnd"/>
             <w:r>
               <w:rPr>
                 <w:rFonts w:asciiTheme="minorHAnsi" w:hAnsiTheme="minorHAnsi" w:cstheme="minorHAnsi"/>
@@ -681,16 +879,7 @@
                 <w:sz w:val="22"/>
                 <w:szCs w:val="22"/>
               </w:rPr>
-              <w:t>el inmueble</w:t>
-            </w:r>
-            <w:r>
-              <w:rPr>
-                <w:rFonts w:asciiTheme="minorHAnsi" w:hAnsiTheme="minorHAnsi" w:cstheme="minorHAnsi"/>
-                <w:color w:val="000000" w:themeColor="text1"/>
-                <w:sz w:val="22"/>
-                <w:szCs w:val="22"/>
-              </w:rPr>
-              <w:t>, debe mencionarse que deben permanecer libres de obstáculos permanentemente, aún en áreas de ingreso egreso en tiempo menor o provisional en el tramo de ingreso.</w:t>
+              <w:t>1 }}</w:t>
             </w:r>
           </w:p>
         </w:tc>
@@ -719,9 +908,8 @@
                 <w:sz w:val="22"/>
                 <w:szCs w:val="22"/>
               </w:rPr>
-              <w:t>{{ ruta</w:t>
-            </w:r>
-            <w:proofErr w:type="gramEnd"/>
+              <w:t xml:space="preserve">{{ </w:t>
+            </w:r>
             <w:r>
               <w:rPr>
                 <w:rFonts w:asciiTheme="minorHAnsi" w:hAnsiTheme="minorHAnsi" w:cstheme="minorHAnsi"/>
@@ -729,8 +917,9 @@
                 <w:sz w:val="22"/>
                 <w:szCs w:val="22"/>
               </w:rPr>
-              <w:t>1</w:t>
-            </w:r>
+              <w:t>ruta</w:t>
+            </w:r>
+            <w:proofErr w:type="gramEnd"/>
             <w:r>
               <w:rPr>
                 <w:rFonts w:asciiTheme="minorHAnsi" w:hAnsiTheme="minorHAnsi" w:cstheme="minorHAnsi"/>
@@ -738,7 +927,133 @@
                 <w:sz w:val="22"/>
                 <w:szCs w:val="22"/>
               </w:rPr>
+              <w:t>4</w:t>
+            </w:r>
+            <w:r>
+              <w:rPr>
+                <w:rFonts w:asciiTheme="minorHAnsi" w:hAnsiTheme="minorHAnsi" w:cstheme="minorHAnsi"/>
+                <w:color w:val="000000" w:themeColor="text1"/>
+                <w:sz w:val="22"/>
+                <w:szCs w:val="22"/>
+              </w:rPr>
               <w:t xml:space="preserve"> }}</w:t>
+            </w:r>
+          </w:p>
+        </w:tc>
+      </w:tr>
+      <w:tr>
+        <w:trPr>
+          <w:trHeight w:val="20"/>
+        </w:trPr>
+        <w:tc>
+          <w:tcPr>
+            <w:tcW w:w="4416" w:type="dxa"/>
+            <w:vAlign w:val="center"/>
+          </w:tcPr>
+          <w:p>
+            <w:pPr>
+              <w:pStyle w:val="Default"/>
+              <w:jc w:val="center"/>
+              <w:rPr>
+                <w:rFonts w:asciiTheme="minorHAnsi" w:hAnsiTheme="minorHAnsi" w:cstheme="minorHAnsi"/>
+                <w:color w:val="000000" w:themeColor="text1"/>
+                <w:sz w:val="22"/>
+                <w:szCs w:val="22"/>
+              </w:rPr>
+            </w:pPr>
+          </w:p>
+        </w:tc>
+        <w:tc>
+          <w:tcPr>
+            <w:tcW w:w="4417" w:type="dxa"/>
+            <w:vAlign w:val="center"/>
+          </w:tcPr>
+          <w:p>
+            <w:pPr>
+              <w:pStyle w:val="Default"/>
+              <w:jc w:val="center"/>
+              <w:rPr>
+                <w:rFonts w:asciiTheme="minorHAnsi" w:hAnsiTheme="minorHAnsi" w:cstheme="minorHAnsi"/>
+                <w:color w:val="000000" w:themeColor="text1"/>
+                <w:sz w:val="22"/>
+                <w:szCs w:val="22"/>
+              </w:rPr>
+            </w:pPr>
+          </w:p>
+        </w:tc>
+      </w:tr>
+      <w:tr>
+        <w:trPr>
+          <w:trHeight w:val="3288"/>
+        </w:trPr>
+        <w:tc>
+          <w:tcPr>
+            <w:tcW w:w="4416" w:type="dxa"/>
+            <w:vAlign w:val="center"/>
+          </w:tcPr>
+          <w:p>
+            <w:pPr>
+              <w:pStyle w:val="Prrafodelista"/>
+              <w:spacing w:after="0" w:line="360" w:lineRule="auto"/>
+              <w:ind w:left="0"/>
+              <w:jc w:val="both"/>
+              <w:rPr>
+                <w:rFonts w:cstheme="minorHAnsi"/>
+                <w:color w:val="000000" w:themeColor="text1"/>
+                <w:sz w:val="20"/>
+                <w:szCs w:val="20"/>
+              </w:rPr>
+            </w:pPr>
+            <w:r>
+              <w:t>Las salidas de emergencia se encuentran diseñadas y calculadas para permitir una evacuación segura y eficiente del inmueble. Es importante señalar que dichas salidas deben permanecer libres de cualquier tipo de obstrucción en todo momento, incluyendo aquellas zonas utilizadas para ingreso o egreso, garantizando así su operatividad inmediata en caso de una emergencia.</w:t>
+            </w:r>
+          </w:p>
+        </w:tc>
+        <w:tc>
+          <w:tcPr>
+            <w:tcW w:w="4417" w:type="dxa"/>
+            <w:vAlign w:val="center"/>
+          </w:tcPr>
+          <w:p>
+            <w:pPr>
+              <w:pStyle w:val="Prrafodelista"/>
+              <w:spacing w:after="0" w:line="240" w:lineRule="auto"/>
+              <w:ind w:left="0"/>
+              <w:jc w:val="center"/>
+              <w:rPr>
+                <w:rFonts w:cstheme="minorHAnsi"/>
+                <w:color w:val="000000" w:themeColor="text1"/>
+              </w:rPr>
+            </w:pPr>
+            <w:proofErr w:type="gramStart"/>
+            <w:r>
+              <w:rPr>
+                <w:rFonts w:cstheme="minorHAnsi"/>
+                <w:color w:val="000000" w:themeColor="text1"/>
+              </w:rPr>
+              <w:t xml:space="preserve">{{ </w:t>
+            </w:r>
+            <w:r>
+              <w:rPr>
+                <w:rFonts w:cstheme="minorHAnsi"/>
+                <w:color w:val="000000" w:themeColor="text1"/>
+              </w:rPr>
+              <w:t>salida</w:t>
+            </w:r>
+            <w:proofErr w:type="gramEnd"/>
+            <w:r>
+              <w:rPr>
+                <w:rFonts w:cstheme="minorHAnsi"/>
+                <w:color w:val="000000" w:themeColor="text1"/>
+              </w:rPr>
+              <w:t xml:space="preserve"> </w:t>
+            </w:r>
+            <w:r>
+              <w:rPr>
+                <w:rFonts w:cstheme="minorHAnsi"/>
+                <w:color w:val="000000" w:themeColor="text1"/>
+              </w:rPr>
+              <w:t>}}</w:t>
             </w:r>
           </w:p>
         </w:tc>
@@ -787,50 +1102,12 @@
       </w:tblGrid>
       <w:tr>
         <w:trPr>
-          <w:trHeight w:val="3288"/>
+          <w:trHeight w:val="1701"/>
         </w:trPr>
         <w:tc>
           <w:tcPr>
-            <w:tcW w:w="4414" w:type="dxa"/>
-            <w:vAlign w:val="center"/>
-          </w:tcPr>
-          <w:p>
-            <w:pPr>
-              <w:pStyle w:val="Prrafodelista"/>
-              <w:spacing w:line="360" w:lineRule="auto"/>
-              <w:ind w:left="0"/>
-              <w:jc w:val="both"/>
-              <w:rPr>
-                <w:rFonts w:cstheme="minorHAnsi"/>
-                <w:color w:val="000000" w:themeColor="text1"/>
-              </w:rPr>
-            </w:pPr>
-            <w:r>
-              <w:rPr>
-                <w:rFonts w:cstheme="minorHAnsi"/>
-                <w:color w:val="000000" w:themeColor="text1"/>
-              </w:rPr>
-              <w:t xml:space="preserve">El botiquín cuenta con material de curación (NO DEBE CONTENER MEDICAMENTO DE ACUERDO </w:t>
-            </w:r>
-            <w:r>
-              <w:rPr>
-                <w:rFonts w:cstheme="minorHAnsi"/>
-                <w:color w:val="000000" w:themeColor="text1"/>
-              </w:rPr>
-              <w:t>CON</w:t>
-            </w:r>
-            <w:r>
-              <w:rPr>
-                <w:rFonts w:cstheme="minorHAnsi"/>
-                <w:color w:val="000000" w:themeColor="text1"/>
-              </w:rPr>
-              <w:t xml:space="preserve"> LA NOM-030-STPS-2009 Y NOM-020-STPS-1994) debe contar con bitácora de mantenimiento a cargo de la brigada de Primeros auxilios indicación actual.</w:t>
-            </w:r>
-          </w:p>
-        </w:tc>
-        <w:tc>
-          <w:tcPr>
-            <w:tcW w:w="4414" w:type="dxa"/>
+            <w:tcW w:w="8828" w:type="dxa"/>
+            <w:gridSpan w:val="2"/>
             <w:vAlign w:val="center"/>
           </w:tcPr>
           <w:p>
@@ -838,77 +1115,33 @@
               <w:pStyle w:val="Prrafodelista"/>
               <w:spacing w:after="0" w:line="360" w:lineRule="auto"/>
               <w:ind w:left="0"/>
-              <w:jc w:val="center"/>
+              <w:jc w:val="both"/>
               <w:rPr>
                 <w:rFonts w:cstheme="minorHAnsi"/>
                 <w:color w:val="000000" w:themeColor="text1"/>
               </w:rPr>
             </w:pPr>
-            <w:proofErr w:type="gramStart"/>
             <w:r>
               <w:rPr>
                 <w:rFonts w:cstheme="minorHAnsi"/>
                 <w:color w:val="000000" w:themeColor="text1"/>
               </w:rPr>
-              <w:t xml:space="preserve">{{ </w:t>
-            </w:r>
-            <w:proofErr w:type="spellStart"/>
+              <w:t xml:space="preserve">El botiquín cuenta con material de curación (NO DEBE CONTENER MEDICAMENTO DE ACUERDO </w:t>
+            </w:r>
             <w:r>
               <w:rPr>
                 <w:rFonts w:cstheme="minorHAnsi"/>
                 <w:color w:val="000000" w:themeColor="text1"/>
               </w:rPr>
-              <w:t>botiquin</w:t>
-            </w:r>
-            <w:proofErr w:type="spellEnd"/>
-            <w:proofErr w:type="gramEnd"/>
+              <w:t>CON</w:t>
+            </w:r>
             <w:r>
               <w:rPr>
                 <w:rFonts w:cstheme="minorHAnsi"/>
                 <w:color w:val="000000" w:themeColor="text1"/>
               </w:rPr>
-              <w:t xml:space="preserve"> }}</w:t>
-            </w:r>
-          </w:p>
-        </w:tc>
-      </w:tr>
-      <w:tr>
-        <w:tc>
-          <w:tcPr>
-            <w:tcW w:w="4414" w:type="dxa"/>
-            <w:vAlign w:val="center"/>
-          </w:tcPr>
-          <w:p>
-            <w:pPr>
-              <w:pStyle w:val="Prrafodelista"/>
-              <w:spacing w:line="240" w:lineRule="auto"/>
-              <w:ind w:left="0"/>
-              <w:jc w:val="both"/>
-              <w:rPr>
-                <w:sz w:val="20"/>
-                <w:szCs w:val="20"/>
-              </w:rPr>
-            </w:pPr>
-          </w:p>
-        </w:tc>
-        <w:tc>
-          <w:tcPr>
-            <w:tcW w:w="4414" w:type="dxa"/>
-            <w:vAlign w:val="center"/>
-          </w:tcPr>
-          <w:p>
-            <w:pPr>
-              <w:pStyle w:val="Prrafodelista"/>
-              <w:spacing w:after="0" w:line="240" w:lineRule="auto"/>
-              <w:ind w:left="0"/>
-              <w:jc w:val="center"/>
-              <w:rPr>
-                <w:rFonts w:cstheme="minorHAnsi"/>
-                <w:color w:val="000000" w:themeColor="text1"/>
-                <w:sz w:val="20"/>
-                <w:szCs w:val="20"/>
-              </w:rPr>
-            </w:pPr>
+              <w:t xml:space="preserve"> LA NOM-030-STPS-2009 Y NOM-020-STPS-1994) debe contar con bitácora de mantenimiento a cargo de la brigada de Primeros auxilios indicación actual.</w:t>
+            </w:r>
           </w:p>
         </w:tc>
       </w:tr>
@@ -926,37 +1159,36 @@
               <w:pStyle w:val="Prrafodelista"/>
               <w:spacing w:line="360" w:lineRule="auto"/>
               <w:ind w:left="0"/>
-              <w:jc w:val="both"/>
+              <w:jc w:val="center"/>
               <w:rPr>
                 <w:rFonts w:cstheme="minorHAnsi"/>
                 <w:color w:val="000000" w:themeColor="text1"/>
               </w:rPr>
             </w:pPr>
+            <w:proofErr w:type="gramStart"/>
             <w:r>
               <w:rPr>
                 <w:rFonts w:cstheme="minorHAnsi"/>
                 <w:color w:val="000000" w:themeColor="text1"/>
               </w:rPr>
-              <w:t xml:space="preserve">La señalización, se recomienda colocar a una altura de </w:t>
-            </w:r>
-            <w:smartTag w:uri="urn:schemas-microsoft-com:office:smarttags" w:element="metricconverter">
-              <w:smartTagPr>
-                <w:attr w:name="ProductID" w:val="1.50 metros"/>
-              </w:smartTagPr>
-              <w:r>
-                <w:rPr>
-                  <w:rFonts w:cstheme="minorHAnsi"/>
-                  <w:color w:val="000000" w:themeColor="text1"/>
-                </w:rPr>
-                <w:t>1.50 metros</w:t>
-              </w:r>
-            </w:smartTag>
+              <w:t xml:space="preserve">{{ </w:t>
+            </w:r>
+            <w:proofErr w:type="spellStart"/>
             <w:r>
               <w:rPr>
                 <w:rFonts w:cstheme="minorHAnsi"/>
                 <w:color w:val="000000" w:themeColor="text1"/>
               </w:rPr>
-              <w:t xml:space="preserve"> de acuerdo con NOM 003 SEGOB 2002 Señales y avisos, cuenta en cantidad y calidad óptima de acuerdo con usos de espacios para un mejor desarrollo del plan de evacuación.</w:t>
+              <w:t>botiquin</w:t>
+            </w:r>
+            <w:proofErr w:type="spellEnd"/>
+            <w:proofErr w:type="gramEnd"/>
+            <w:r>
+              <w:rPr>
+                <w:rFonts w:cstheme="minorHAnsi"/>
+                <w:color w:val="000000" w:themeColor="text1"/>
+              </w:rPr>
+              <w:t xml:space="preserve"> }}</w:t>
             </w:r>
           </w:p>
         </w:tc>
@@ -982,7 +1214,7 @@
                 <w:rFonts w:cstheme="minorHAnsi"/>
                 <w:color w:val="000000" w:themeColor="text1"/>
               </w:rPr>
-              <w:t>{{ ruta</w:t>
+              <w:t>{{ botiquin</w:t>
             </w:r>
             <w:proofErr w:type="gramEnd"/>
             <w:r>
@@ -990,15 +1222,19 @@
                 <w:rFonts w:cstheme="minorHAnsi"/>
                 <w:color w:val="000000" w:themeColor="text1"/>
               </w:rPr>
-              <w:t>2 }}</w:t>
+              <w:t>1</w:t>
+            </w:r>
+            <w:r>
+              <w:rPr>
+                <w:rFonts w:cstheme="minorHAnsi"/>
+                <w:color w:val="000000" w:themeColor="text1"/>
+              </w:rPr>
+              <w:t xml:space="preserve"> }}</w:t>
             </w:r>
           </w:p>
         </w:tc>
       </w:tr>
       <w:tr>
-        <w:trPr>
-          <w:trHeight w:val="57"/>
-        </w:trPr>
         <w:tc>
           <w:tcPr>
             <w:tcW w:w="4414" w:type="dxa"/>
@@ -1007,12 +1243,10 @@
           <w:p>
             <w:pPr>
               <w:pStyle w:val="Prrafodelista"/>
-              <w:spacing w:after="0" w:line="240" w:lineRule="auto"/>
+              <w:spacing w:line="240" w:lineRule="auto"/>
               <w:ind w:left="0"/>
-              <w:jc w:val="center"/>
-              <w:rPr>
-                <w:rFonts w:cstheme="minorHAnsi"/>
-                <w:color w:val="000000" w:themeColor="text1"/>
+              <w:jc w:val="both"/>
+              <w:rPr>
                 <w:sz w:val="20"/>
                 <w:szCs w:val="20"/>
               </w:rPr>
@@ -1037,6 +1271,56 @@
                 <w:szCs w:val="20"/>
               </w:rPr>
             </w:pPr>
+          </w:p>
+        </w:tc>
+      </w:tr>
+      <w:tr>
+        <w:trPr>
+          <w:trHeight w:val="1701"/>
+        </w:trPr>
+        <w:tc>
+          <w:tcPr>
+            <w:tcW w:w="8828" w:type="dxa"/>
+            <w:gridSpan w:val="2"/>
+            <w:vAlign w:val="center"/>
+          </w:tcPr>
+          <w:p>
+            <w:pPr>
+              <w:pStyle w:val="Prrafodelista"/>
+              <w:spacing w:after="0" w:line="360" w:lineRule="auto"/>
+              <w:ind w:left="0"/>
+              <w:jc w:val="both"/>
+              <w:rPr>
+                <w:rFonts w:cstheme="minorHAnsi"/>
+                <w:color w:val="000000" w:themeColor="text1"/>
+              </w:rPr>
+            </w:pPr>
+            <w:r>
+              <w:rPr>
+                <w:rFonts w:cstheme="minorHAnsi"/>
+                <w:color w:val="000000" w:themeColor="text1"/>
+              </w:rPr>
+              <w:t xml:space="preserve">La señalización, se recomienda colocar a una altura de </w:t>
+            </w:r>
+            <w:smartTag w:uri="urn:schemas-microsoft-com:office:smarttags" w:element="metricconverter">
+              <w:smartTagPr>
+                <w:attr w:name="ProductID" w:val="1.50 metros"/>
+              </w:smartTagPr>
+              <w:r>
+                <w:rPr>
+                  <w:rFonts w:cstheme="minorHAnsi"/>
+                  <w:color w:val="000000" w:themeColor="text1"/>
+                </w:rPr>
+                <w:t>1.50 metros</w:t>
+              </w:r>
+            </w:smartTag>
+            <w:r>
+              <w:rPr>
+                <w:rFonts w:cstheme="minorHAnsi"/>
+                <w:color w:val="000000" w:themeColor="text1"/>
+              </w:rPr>
+              <w:t xml:space="preserve"> de acuerdo con NOM 003 SEGOB 2002 Señales y avisos, cuenta en cantidad y calidad óptima de acuerdo con usos de espacios para un mejor desarrollo del plan de evacuación.</w:t>
+            </w:r>
           </w:p>
         </w:tc>
       </w:tr>
@@ -1052,105 +1336,29 @@
           <w:p>
             <w:pPr>
               <w:pStyle w:val="Prrafodelista"/>
-              <w:spacing w:after="0" w:line="360" w:lineRule="auto"/>
+              <w:spacing w:line="360" w:lineRule="auto"/>
               <w:ind w:left="0"/>
-              <w:jc w:val="both"/>
+              <w:jc w:val="center"/>
               <w:rPr>
                 <w:rFonts w:cstheme="minorHAnsi"/>
                 <w:color w:val="000000" w:themeColor="text1"/>
               </w:rPr>
             </w:pPr>
+            <w:proofErr w:type="gramStart"/>
             <w:r>
               <w:rPr>
                 <w:rFonts w:cstheme="minorHAnsi"/>
-                <w:noProof/>
-                <w:color w:val="000000" w:themeColor="text1"/>
-                <w:lang w:eastAsia="es-MX"/>
-              </w:rPr>
-              <w:t>C</w:t>
-            </w:r>
+                <w:color w:val="000000" w:themeColor="text1"/>
+              </w:rPr>
+              <w:t>{{ ruta</w:t>
+            </w:r>
+            <w:proofErr w:type="gramEnd"/>
             <w:r>
               <w:rPr>
                 <w:rFonts w:cstheme="minorHAnsi"/>
-                <w:noProof/>
-                <w:color w:val="000000" w:themeColor="text1"/>
-                <w:lang w:eastAsia="es-MX"/>
-              </w:rPr>
-              <w:t>uenta</w:t>
-            </w:r>
-            <w:r>
-              <w:rPr>
-                <w:rFonts w:cstheme="minorHAnsi"/>
-                <w:color w:val="000000" w:themeColor="text1"/>
-              </w:rPr>
-              <w:t xml:space="preserve"> con sistema de </w:t>
-            </w:r>
-            <w:r>
-              <w:rPr>
-                <w:rFonts w:cstheme="minorHAnsi"/>
-                <w:b/>
-                <w:color w:val="000000" w:themeColor="text1"/>
-              </w:rPr>
-              <w:t>al</w:t>
-            </w:r>
-            <w:r>
-              <w:rPr>
-                <w:rFonts w:cstheme="minorHAnsi"/>
-                <w:b/>
-                <w:color w:val="000000" w:themeColor="text1"/>
-              </w:rPr>
-              <w:t>a</w:t>
-            </w:r>
-            <w:r>
-              <w:rPr>
-                <w:rFonts w:cstheme="minorHAnsi"/>
-                <w:b/>
-                <w:color w:val="000000" w:themeColor="text1"/>
-              </w:rPr>
-              <w:t>r</w:t>
-            </w:r>
-            <w:r>
-              <w:rPr>
-                <w:rFonts w:cstheme="minorHAnsi"/>
-                <w:b/>
-                <w:color w:val="000000" w:themeColor="text1"/>
-              </w:rPr>
-              <w:t>ma</w:t>
-            </w:r>
-            <w:r>
-              <w:rPr>
-                <w:rFonts w:cstheme="minorHAnsi"/>
-                <w:color w:val="000000" w:themeColor="text1"/>
-              </w:rPr>
-              <w:t xml:space="preserve"> en caso de </w:t>
-            </w:r>
-            <w:r>
-              <w:rPr>
-                <w:rFonts w:cstheme="minorHAnsi"/>
-                <w:color w:val="000000" w:themeColor="text1"/>
-              </w:rPr>
-              <w:t>emergencia</w:t>
-            </w:r>
-            <w:r>
-              <w:rPr>
-                <w:rFonts w:cstheme="minorHAnsi"/>
-                <w:color w:val="000000" w:themeColor="text1"/>
-              </w:rPr>
-              <w:t xml:space="preserve">, se recomienda </w:t>
-            </w:r>
-            <w:r>
-              <w:rPr>
-                <w:rFonts w:cstheme="minorHAnsi"/>
-                <w:color w:val="000000" w:themeColor="text1"/>
-              </w:rPr>
-              <w:t>realizar inspección de manera regular para garantizar su buen funcionamiento</w:t>
-            </w:r>
-            <w:r>
-              <w:rPr>
-                <w:rFonts w:cstheme="minorHAnsi"/>
-                <w:color w:val="000000" w:themeColor="text1"/>
-              </w:rPr>
-              <w:t>.</w:t>
+                <w:color w:val="000000" w:themeColor="text1"/>
+              </w:rPr>
+              <w:t>2 }}</w:t>
             </w:r>
           </w:p>
         </w:tc>
@@ -1176,9 +1384,16 @@
                 <w:rFonts w:cstheme="minorHAnsi"/>
                 <w:color w:val="000000" w:themeColor="text1"/>
               </w:rPr>
-              <w:t>{{ alarma</w:t>
+              <w:t>{{ ruta</w:t>
             </w:r>
             <w:proofErr w:type="gramEnd"/>
+            <w:r>
+              <w:rPr>
+                <w:rFonts w:cstheme="minorHAnsi"/>
+                <w:color w:val="000000" w:themeColor="text1"/>
+              </w:rPr>
+              <w:t>3</w:t>
+            </w:r>
             <w:r>
               <w:rPr>
                 <w:rFonts w:cstheme="minorHAnsi"/>
@@ -1254,37 +1469,94 @@
             <w:r>
               <w:rPr>
                 <w:rFonts w:cstheme="minorHAnsi"/>
-                <w:color w:val="000000" w:themeColor="text1"/>
-              </w:rPr>
-              <w:t xml:space="preserve">Cuenta con señales informativas </w:t>
+                <w:noProof/>
+                <w:color w:val="000000" w:themeColor="text1"/>
+                <w:lang w:eastAsia="es-MX"/>
+              </w:rPr>
+              <w:t>C</w:t>
             </w:r>
             <w:r>
               <w:rPr>
                 <w:rFonts w:cstheme="minorHAnsi"/>
-                <w:color w:val="000000" w:themeColor="text1"/>
-              </w:rPr>
-              <w:t xml:space="preserve">de que hacer en caso de sismo e incendio </w:t>
+                <w:noProof/>
+                <w:color w:val="000000" w:themeColor="text1"/>
+                <w:lang w:eastAsia="es-MX"/>
+              </w:rPr>
+              <w:t>uenta</w:t>
             </w:r>
             <w:r>
               <w:rPr>
                 <w:rFonts w:cstheme="minorHAnsi"/>
                 <w:color w:val="000000" w:themeColor="text1"/>
               </w:rPr>
-              <w:t xml:space="preserve">con instrucciones claras sobre procedimientos de seguridad en caso de sismo o incendio, se sugiere </w:t>
+              <w:t xml:space="preserve"> con sistema de </w:t>
             </w:r>
             <w:r>
               <w:rPr>
                 <w:rFonts w:cstheme="minorHAnsi"/>
-                <w:color w:val="000000" w:themeColor="text1"/>
-              </w:rPr>
-              <w:t>mantener</w:t>
+                <w:b/>
+                <w:color w:val="000000" w:themeColor="text1"/>
+              </w:rPr>
+              <w:t>al</w:t>
             </w:r>
             <w:r>
               <w:rPr>
                 <w:rFonts w:cstheme="minorHAnsi"/>
-                <w:color w:val="000000" w:themeColor="text1"/>
-              </w:rPr>
-              <w:t xml:space="preserve"> su correcta ubicación.</w:t>
+                <w:b/>
+                <w:color w:val="000000" w:themeColor="text1"/>
+              </w:rPr>
+              <w:t>a</w:t>
+            </w:r>
+            <w:r>
+              <w:rPr>
+                <w:rFonts w:cstheme="minorHAnsi"/>
+                <w:b/>
+                <w:color w:val="000000" w:themeColor="text1"/>
+              </w:rPr>
+              <w:t>r</w:t>
+            </w:r>
+            <w:r>
+              <w:rPr>
+                <w:rFonts w:cstheme="minorHAnsi"/>
+                <w:b/>
+                <w:color w:val="000000" w:themeColor="text1"/>
+              </w:rPr>
+              <w:t>ma</w:t>
+            </w:r>
+            <w:r>
+              <w:rPr>
+                <w:rFonts w:cstheme="minorHAnsi"/>
+                <w:color w:val="000000" w:themeColor="text1"/>
+              </w:rPr>
+              <w:t xml:space="preserve"> en caso de </w:t>
+            </w:r>
+            <w:r>
+              <w:rPr>
+                <w:rFonts w:cstheme="minorHAnsi"/>
+                <w:color w:val="000000" w:themeColor="text1"/>
+              </w:rPr>
+              <w:t>emergencia</w:t>
+            </w:r>
+            <w:r>
+              <w:rPr>
+                <w:rFonts w:cstheme="minorHAnsi"/>
+                <w:color w:val="000000" w:themeColor="text1"/>
+              </w:rPr>
+              <w:t xml:space="preserve">, se recomienda </w:t>
+            </w:r>
+            <w:r>
+              <w:rPr>
+                <w:rFonts w:cstheme="minorHAnsi"/>
+                <w:color w:val="000000" w:themeColor="text1"/>
+              </w:rPr>
+              <w:t>realizar inspección de manera regular para garantizar su buen funcionamiento</w:t>
+            </w:r>
+            <w:r>
+              <w:rPr>
+                <w:rFonts w:cstheme="minorHAnsi"/>
+                <w:color w:val="000000" w:themeColor="text1"/>
+              </w:rPr>
+              <w:t>.</w:t>
             </w:r>
           </w:p>
         </w:tc>
@@ -1306,18 +1578,18 @@
             </w:pPr>
             <w:proofErr w:type="gramStart"/>
             <w:r>
-              <w:t xml:space="preserve">{{ </w:t>
-            </w:r>
-            <w:proofErr w:type="spellStart"/>
-            <w:r>
-              <w:t>sis</w:t>
+              <w:rPr>
+                <w:rFonts w:cstheme="minorHAnsi"/>
+                <w:color w:val="000000" w:themeColor="text1"/>
+              </w:rPr>
+              <w:t>{{ alarma</w:t>
             </w:r>
             <w:proofErr w:type="gramEnd"/>
             <w:r>
-              <w:t>_inc</w:t>
-            </w:r>
-            <w:proofErr w:type="spellEnd"/>
-            <w:r>
+              <w:rPr>
+                <w:rFonts w:cstheme="minorHAnsi"/>
+                <w:color w:val="000000" w:themeColor="text1"/>
+              </w:rPr>
               <w:t xml:space="preserve"> }}</w:t>
             </w:r>
           </w:p>
@@ -1330,7 +1602,6 @@
         <w:tc>
           <w:tcPr>
             <w:tcW w:w="4414" w:type="dxa"/>
-            <w:vAlign w:val="center"/>
           </w:tcPr>
           <w:p>
             <w:pPr>
@@ -1350,7 +1621,6 @@
         <w:tc>
           <w:tcPr>
             <w:tcW w:w="4414" w:type="dxa"/>
-            <w:vAlign w:val="center"/>
           </w:tcPr>
           <w:p>
             <w:pPr>
@@ -1380,7 +1650,6 @@
               <w:pStyle w:val="Prrafodelista"/>
               <w:spacing w:after="0" w:line="360" w:lineRule="auto"/>
               <w:ind w:left="0"/>
-              <w:jc w:val="both"/>
               <w:rPr>
                 <w:rFonts w:cstheme="minorHAnsi"/>
                 <w:color w:val="000000" w:themeColor="text1"/>
@@ -1470,6 +1739,9 @@
         </w:tc>
       </w:tr>
       <w:tr>
+        <w:trPr>
+          <w:trHeight w:val="20"/>
+        </w:trPr>
         <w:tc>
           <w:tcPr>
             <w:tcW w:w="4414" w:type="dxa"/>
@@ -1480,10 +1752,11 @@
               <w:pStyle w:val="Prrafodelista"/>
               <w:spacing w:after="0" w:line="240" w:lineRule="auto"/>
               <w:ind w:left="0"/>
-              <w:jc w:val="both"/>
-              <w:rPr>
-                <w:sz w:val="20"/>
-                <w:szCs w:val="20"/>
+              <w:rPr>
+                <w:rFonts w:cstheme="minorHAnsi"/>
+                <w:noProof/>
+                <w:color w:val="000000" w:themeColor="text1"/>
+                <w:lang w:eastAsia="es-MX"/>
               </w:rPr>
             </w:pPr>
           </w:p>
@@ -1499,10 +1772,6 @@
               <w:spacing w:after="0" w:line="240" w:lineRule="auto"/>
               <w:ind w:left="0"/>
               <w:jc w:val="center"/>
-              <w:rPr>
-                <w:sz w:val="20"/>
-                <w:szCs w:val="20"/>
-              </w:rPr>
             </w:pPr>
           </w:p>
         </w:tc>
@@ -1514,7 +1783,6 @@
         <w:tc>
           <w:tcPr>
             <w:tcW w:w="4414" w:type="dxa"/>
-            <w:vAlign w:val="center"/>
           </w:tcPr>
           <w:p>
             <w:pPr>
@@ -1522,15 +1790,33 @@
               <w:spacing w:after="0" w:line="360" w:lineRule="auto"/>
               <w:ind w:left="0"/>
               <w:jc w:val="both"/>
+              <w:rPr>
+                <w:rFonts w:cstheme="minorHAnsi"/>
+                <w:color w:val="000000" w:themeColor="text1"/>
+              </w:rPr>
             </w:pPr>
             <w:r>
-              <w:t xml:space="preserve">Cuenta con un área específica identificada </w:t>
-            </w:r>
-            <w:r>
-              <w:t xml:space="preserve">como zona de menor riesgo </w:t>
-            </w:r>
-            <w:r>
-              <w:t>para proporcionar resguardo temporal durante eventos peligrosos como sismos, se recomienda asegurar su visibilidad y accesibilidad conforme a los planes de emergencia establecidos.</w:t>
+              <w:rPr>
+                <w:rFonts w:cstheme="minorHAnsi"/>
+                <w:color w:val="000000" w:themeColor="text1"/>
+              </w:rPr>
+              <w:t>Se recomienda que las instalaciones, se mantengan siempre sin llave hasta el cese de actividades diarias, libres de obstáculos.</w:t>
+            </w:r>
+            <w:r>
+              <w:rPr>
+                <w:rFonts w:cstheme="minorHAnsi"/>
+                <w:noProof/>
+                <w:color w:val="000000" w:themeColor="text1"/>
+                <w:lang w:eastAsia="es-MX"/>
+              </w:rPr>
+              <w:t xml:space="preserve">  </w:t>
+            </w:r>
+            <w:r>
+              <w:rPr>
+                <w:rFonts w:cstheme="minorHAnsi"/>
+                <w:color w:val="000000" w:themeColor="text1"/>
+              </w:rPr>
+              <w:t>Revisar la disposición de objetos no empotrados y que puedan volcarse, plafones que presentan humedad, pueden caer o deslizarse en caso de sismo, ubicados en zona de tránsito peatonal, así como la disposición de pesos en su almacenaje.</w:t>
             </w:r>
           </w:p>
         </w:tc>
@@ -1552,18 +1838,18 @@
             </w:pPr>
             <w:proofErr w:type="gramStart"/>
             <w:r>
-              <w:t xml:space="preserve">{{ </w:t>
-            </w:r>
-            <w:proofErr w:type="spellStart"/>
-            <w:r>
-              <w:t>zona</w:t>
+              <w:rPr>
+                <w:rFonts w:cstheme="minorHAnsi"/>
+                <w:color w:val="000000" w:themeColor="text1"/>
+              </w:rPr>
+              <w:t>{{ puerta</w:t>
             </w:r>
             <w:proofErr w:type="gramEnd"/>
             <w:r>
-              <w:t>_sec</w:t>
-            </w:r>
-            <w:proofErr w:type="spellEnd"/>
-            <w:r>
+              <w:rPr>
+                <w:rFonts w:cstheme="minorHAnsi"/>
+                <w:color w:val="000000" w:themeColor="text1"/>
+              </w:rPr>
               <w:t xml:space="preserve"> }}</w:t>
             </w:r>
           </w:p>
@@ -1613,11 +1899,12 @@
       </w:tblGrid>
       <w:tr>
         <w:trPr>
-          <w:trHeight w:val="3288"/>
+          <w:trHeight w:val="1701"/>
         </w:trPr>
         <w:tc>
           <w:tcPr>
-            <w:tcW w:w="4414" w:type="dxa"/>
+            <w:tcW w:w="8828" w:type="dxa"/>
+            <w:gridSpan w:val="2"/>
             <w:vAlign w:val="center"/>
           </w:tcPr>
           <w:p>
@@ -1629,96 +1916,43 @@
               <w:rPr>
                 <w:rFonts w:cstheme="minorHAnsi"/>
                 <w:color w:val="000000" w:themeColor="text1"/>
-                <w:sz w:val="20"/>
-                <w:szCs w:val="20"/>
               </w:rPr>
             </w:pPr>
             <w:r>
-              <w:t xml:space="preserve">Las salidas de </w:t>
-            </w:r>
-            <w:r>
-              <w:t>emergencia</w:t>
-            </w:r>
-            <w:r>
-              <w:t xml:space="preserve"> se encuentran diseñadas y calculadas para permitir una evacuación segura y eficiente del inmueble. Es importante señalar que dichas salidas deben permanecer libres de cualquier tipo de obstrucción en todo momento, incluyendo aquellas zonas utilizadas para ingreso o egreso, garantizando así su operatividad inmediata en caso de una emergencia.</w:t>
-            </w:r>
-          </w:p>
-        </w:tc>
-        <w:tc>
-          <w:tcPr>
-            <w:tcW w:w="4414" w:type="dxa"/>
-            <w:vAlign w:val="center"/>
-          </w:tcPr>
-          <w:p>
-            <w:pPr>
-              <w:pStyle w:val="Prrafodelista"/>
-              <w:spacing w:after="0" w:line="240" w:lineRule="auto"/>
-              <w:ind w:left="0"/>
-              <w:jc w:val="center"/>
               <w:rPr>
                 <w:rFonts w:cstheme="minorHAnsi"/>
                 <w:color w:val="000000" w:themeColor="text1"/>
               </w:rPr>
-            </w:pPr>
-            <w:proofErr w:type="gramStart"/>
+              <w:t xml:space="preserve">Cuenta con señales informativas </w:t>
+            </w:r>
             <w:r>
               <w:rPr>
                 <w:rFonts w:cstheme="minorHAnsi"/>
                 <w:color w:val="000000" w:themeColor="text1"/>
               </w:rPr>
-              <w:t>{{ salida</w:t>
-            </w:r>
-            <w:proofErr w:type="gramEnd"/>
+              <w:t xml:space="preserve">de que hacer en caso de sismo e incendio </w:t>
+            </w:r>
             <w:r>
               <w:rPr>
                 <w:rFonts w:cstheme="minorHAnsi"/>
                 <w:color w:val="000000" w:themeColor="text1"/>
               </w:rPr>
-              <w:t xml:space="preserve"> }}</w:t>
-            </w:r>
-          </w:p>
-        </w:tc>
-      </w:tr>
-      <w:tr>
-        <w:trPr>
-          <w:trHeight w:val="20"/>
-        </w:trPr>
-        <w:tc>
-          <w:tcPr>
-            <w:tcW w:w="4414" w:type="dxa"/>
-            <w:vAlign w:val="center"/>
-          </w:tcPr>
-          <w:p>
-            <w:pPr>
-              <w:pStyle w:val="Prrafodelista"/>
-              <w:spacing w:after="0" w:line="240" w:lineRule="auto"/>
-              <w:ind w:left="0"/>
-              <w:jc w:val="both"/>
+              <w:t xml:space="preserve">con instrucciones claras sobre procedimientos de seguridad en caso de sismo o incendio, se sugiere </w:t>
+            </w:r>
+            <w:r>
               <w:rPr>
                 <w:rFonts w:cstheme="minorHAnsi"/>
                 <w:color w:val="000000" w:themeColor="text1"/>
-                <w:sz w:val="20"/>
-                <w:szCs w:val="20"/>
-              </w:rPr>
-            </w:pPr>
-          </w:p>
-        </w:tc>
-        <w:tc>
-          <w:tcPr>
-            <w:tcW w:w="4414" w:type="dxa"/>
-            <w:vAlign w:val="center"/>
-          </w:tcPr>
-          <w:p>
-            <w:pPr>
-              <w:pStyle w:val="Prrafodelista"/>
-              <w:spacing w:after="0" w:line="240" w:lineRule="auto"/>
-              <w:ind w:left="0"/>
-              <w:jc w:val="center"/>
+              </w:rPr>
+              <w:t>mantener</w:t>
+            </w:r>
+            <w:r>
               <w:rPr>
                 <w:rFonts w:cstheme="minorHAnsi"/>
                 <w:color w:val="000000" w:themeColor="text1"/>
               </w:rPr>
-            </w:pPr>
+              <w:t xml:space="preserve"> su correcta ubicación.</w:t>
+            </w:r>
           </w:p>
         </w:tc>
       </w:tr>
@@ -1736,14 +1970,27 @@
               <w:pStyle w:val="Prrafodelista"/>
               <w:spacing w:after="0" w:line="360" w:lineRule="auto"/>
               <w:ind w:left="0"/>
-              <w:jc w:val="both"/>
+              <w:jc w:val="center"/>
               <w:rPr>
                 <w:rFonts w:cstheme="minorHAnsi"/>
                 <w:color w:val="000000" w:themeColor="text1"/>
               </w:rPr>
             </w:pPr>
-            <w:r>
-              <w:t>Cuenta con detectores de humo fotoeléctrico de acuerdo con norma y área de riesgo se encuentran vigentes, se recomienda dar seguimiento al programa de mantenimiento anual.</w:t>
+            <w:proofErr w:type="gramStart"/>
+            <w:r>
+              <w:t xml:space="preserve">{{ </w:t>
+            </w:r>
+            <w:proofErr w:type="spellStart"/>
+            <w:r>
+              <w:t>sis</w:t>
+            </w:r>
+            <w:proofErr w:type="gramEnd"/>
+            <w:r>
+              <w:t>_inc</w:t>
+            </w:r>
+            <w:proofErr w:type="spellEnd"/>
+            <w:r>
+              <w:t xml:space="preserve"> }}</w:t>
             </w:r>
           </w:p>
         </w:tc>
@@ -1758,21 +2005,18 @@
               <w:spacing w:after="0" w:line="360" w:lineRule="auto"/>
               <w:ind w:left="0"/>
               <w:jc w:val="center"/>
-              <w:rPr>
-                <w:rFonts w:cstheme="minorHAnsi"/>
-                <w:color w:val="000000" w:themeColor="text1"/>
-              </w:rPr>
             </w:pPr>
             <w:proofErr w:type="gramStart"/>
             <w:r>
-              <w:t xml:space="preserve">{{ </w:t>
-            </w:r>
-            <w:proofErr w:type="spellStart"/>
-            <w:r>
-              <w:t>dh</w:t>
-            </w:r>
-            <w:proofErr w:type="spellEnd"/>
+              <w:t>{{ sis</w:t>
+            </w:r>
             <w:proofErr w:type="gramEnd"/>
+            <w:r>
+              <w:t>_inc</w:t>
+            </w:r>
+            <w:r>
+              <w:t>1</w:t>
+            </w:r>
             <w:r>
               <w:t xml:space="preserve"> }}</w:t>
             </w:r>
@@ -1814,6 +2058,39 @@
                 <w:szCs w:val="20"/>
               </w:rPr>
             </w:pPr>
+          </w:p>
+        </w:tc>
+      </w:tr>
+      <w:tr>
+        <w:trPr>
+          <w:trHeight w:val="1701"/>
+        </w:trPr>
+        <w:tc>
+          <w:tcPr>
+            <w:tcW w:w="8828" w:type="dxa"/>
+            <w:gridSpan w:val="2"/>
+            <w:vAlign w:val="center"/>
+          </w:tcPr>
+          <w:p>
+            <w:pPr>
+              <w:pStyle w:val="Prrafodelista"/>
+              <w:spacing w:after="0" w:line="360" w:lineRule="auto"/>
+              <w:ind w:left="0"/>
+              <w:jc w:val="both"/>
+              <w:rPr>
+                <w:rFonts w:cstheme="minorHAnsi"/>
+                <w:color w:val="000000" w:themeColor="text1"/>
+              </w:rPr>
+            </w:pPr>
+            <w:r>
+              <w:t xml:space="preserve">Cuenta con un área específica identificada </w:t>
+            </w:r>
+            <w:r>
+              <w:t xml:space="preserve">como zona de menor riesgo </w:t>
+            </w:r>
+            <w:r>
+              <w:t>para proporcionar resguardo temporal durante eventos peligrosos como sismos, se recomienda asegurar su visibilidad y accesibilidad conforme a los planes de emergencia establecidos.</w:t>
+            </w:r>
           </w:p>
         </w:tc>
       </w:tr>
@@ -1831,28 +2108,23 @@
               <w:pStyle w:val="Prrafodelista"/>
               <w:spacing w:after="0" w:line="360" w:lineRule="auto"/>
               <w:ind w:left="0"/>
-              <w:jc w:val="both"/>
+              <w:jc w:val="center"/>
             </w:pPr>
-            <w:r>
-              <w:t xml:space="preserve">Cuenta con </w:t>
-            </w:r>
-            <w:r>
-              <w:t>lámparas de emergencia</w:t>
-            </w:r>
-            <w:r>
-              <w:t xml:space="preserve"> de acuerdo con norma y área de riesgo se encuentran vigentes, se </w:t>
-            </w:r>
-            <w:r>
-              <w:t>recomienda</w:t>
-            </w:r>
-            <w:r>
-              <w:t xml:space="preserve"> </w:t>
-            </w:r>
-            <w:r>
-              <w:t>dar seguimiento al</w:t>
-            </w:r>
-            <w:r>
-              <w:t xml:space="preserve"> programa de mantenimiento anual.</w:t>
+            <w:proofErr w:type="gramStart"/>
+            <w:r>
+              <w:t xml:space="preserve">{{ </w:t>
+            </w:r>
+            <w:proofErr w:type="spellStart"/>
+            <w:r>
+              <w:t>zona</w:t>
+            </w:r>
+            <w:proofErr w:type="gramEnd"/>
+            <w:r>
+              <w:t>_sec</w:t>
+            </w:r>
+            <w:proofErr w:type="spellEnd"/>
+            <w:r>
+              <w:t xml:space="preserve"> }}</w:t>
             </w:r>
           </w:p>
         </w:tc>
@@ -1867,27 +2139,281 @@
               <w:spacing w:after="0" w:line="360" w:lineRule="auto"/>
               <w:ind w:left="0"/>
               <w:jc w:val="center"/>
-              <w:rPr>
-                <w:rFonts w:cstheme="minorHAnsi"/>
-                <w:color w:val="000000" w:themeColor="text1"/>
-              </w:rPr>
             </w:pPr>
             <w:proofErr w:type="gramStart"/>
             <w:r>
+              <w:t>{{ zona</w:t>
+            </w:r>
+            <w:proofErr w:type="gramEnd"/>
+            <w:r>
+              <w:t>_sec</w:t>
+            </w:r>
+            <w:r>
+              <w:t>1</w:t>
+            </w:r>
+            <w:r>
+              <w:t xml:space="preserve"> }}</w:t>
+            </w:r>
+          </w:p>
+        </w:tc>
+      </w:tr>
+    </w:tbl>
+    <w:p>
+      <w:pPr>
+        <w:rPr>
+          <w:rFonts w:cstheme="minorHAnsi"/>
+          <w:color w:val="000000" w:themeColor="text1"/>
+        </w:rPr>
+      </w:pPr>
+      <w:r>
+        <w:rPr>
+          <w:rFonts w:cstheme="minorHAnsi"/>
+          <w:color w:val="000000" w:themeColor="text1"/>
+        </w:rPr>
+        <w:br w:type="page"/>
+      </w:r>
+    </w:p>
+    <w:p>
+      <w:pPr>
+        <w:rPr>
+          <w:rFonts w:cstheme="minorHAnsi"/>
+          <w:color w:val="000000" w:themeColor="text1"/>
+        </w:rPr>
+      </w:pPr>
+    </w:p>
+    <w:tbl>
+      <w:tblPr>
+        <w:tblStyle w:val="Tablaconcuadrcula"/>
+        <w:tblW w:w="0" w:type="auto"/>
+        <w:tblBorders>
+          <w:top w:val="none" w:sz="0" w:space="0" w:color="auto"/>
+          <w:left w:val="none" w:sz="0" w:space="0" w:color="auto"/>
+          <w:bottom w:val="none" w:sz="0" w:space="0" w:color="auto"/>
+          <w:right w:val="none" w:sz="0" w:space="0" w:color="auto"/>
+          <w:insideH w:val="none" w:sz="0" w:space="0" w:color="auto"/>
+          <w:insideV w:val="none" w:sz="0" w:space="0" w:color="auto"/>
+        </w:tblBorders>
+        <w:tblLook w:val="04A0" w:firstRow="1" w:lastRow="0" w:firstColumn="1" w:lastColumn="0" w:noHBand="0" w:noVBand="1"/>
+      </w:tblPr>
+      <w:tblGrid>
+        <w:gridCol w:w="4414"/>
+        <w:gridCol w:w="4414"/>
+      </w:tblGrid>
+      <w:tr>
+        <w:trPr>
+          <w:trHeight w:val="1701"/>
+        </w:trPr>
+        <w:tc>
+          <w:tcPr>
+            <w:tcW w:w="8828" w:type="dxa"/>
+            <w:gridSpan w:val="2"/>
+            <w:vAlign w:val="center"/>
+          </w:tcPr>
+          <w:p>
+            <w:pPr>
+              <w:pStyle w:val="Prrafodelista"/>
+              <w:spacing w:after="0" w:line="360" w:lineRule="auto"/>
+              <w:ind w:left="0"/>
+              <w:jc w:val="both"/>
               <w:rPr>
                 <w:rFonts w:cstheme="minorHAnsi"/>
                 <w:color w:val="000000" w:themeColor="text1"/>
               </w:rPr>
+            </w:pPr>
+            <w:r>
+              <w:t>Cuenta con detectores de humo fotoeléctrico de acuerdo con norma y área de riesgo se encuentran vigentes, se recomienda dar seguimiento al programa de mantenimiento anual.</w:t>
+            </w:r>
+          </w:p>
+        </w:tc>
+      </w:tr>
+      <w:tr>
+        <w:trPr>
+          <w:trHeight w:val="3288"/>
+        </w:trPr>
+        <w:tc>
+          <w:tcPr>
+            <w:tcW w:w="4414" w:type="dxa"/>
+            <w:vAlign w:val="center"/>
+          </w:tcPr>
+          <w:p>
+            <w:pPr>
+              <w:pStyle w:val="Prrafodelista"/>
+              <w:spacing w:after="0" w:line="360" w:lineRule="auto"/>
+              <w:ind w:left="0"/>
+              <w:jc w:val="center"/>
+            </w:pPr>
+            <w:proofErr w:type="gramStart"/>
+            <w:r>
               <w:t xml:space="preserve">{{ </w:t>
             </w:r>
-            <w:r>
+            <w:proofErr w:type="spellStart"/>
+            <w:r>
+              <w:t>dh</w:t>
+            </w:r>
+            <w:proofErr w:type="spellEnd"/>
+            <w:proofErr w:type="gramEnd"/>
+            <w:r>
+              <w:t xml:space="preserve"> }}</w:t>
+            </w:r>
+          </w:p>
+        </w:tc>
+        <w:tc>
+          <w:tcPr>
+            <w:tcW w:w="4414" w:type="dxa"/>
+            <w:vAlign w:val="center"/>
+          </w:tcPr>
+          <w:p>
+            <w:pPr>
+              <w:pStyle w:val="Prrafodelista"/>
+              <w:spacing w:after="0" w:line="360" w:lineRule="auto"/>
+              <w:ind w:left="0"/>
+              <w:jc w:val="center"/>
+            </w:pPr>
+            <w:proofErr w:type="gramStart"/>
+            <w:r>
+              <w:t>{{ dh</w:t>
+            </w:r>
+            <w:proofErr w:type="gramEnd"/>
+            <w:r>
+              <w:t>1</w:t>
+            </w:r>
+            <w:r>
+              <w:t xml:space="preserve"> }}</w:t>
+            </w:r>
+          </w:p>
+        </w:tc>
+      </w:tr>
+      <w:tr>
+        <w:tc>
+          <w:tcPr>
+            <w:tcW w:w="4414" w:type="dxa"/>
+            <w:vAlign w:val="center"/>
+          </w:tcPr>
+          <w:p>
+            <w:pPr>
+              <w:pStyle w:val="Prrafodelista"/>
+              <w:spacing w:after="0" w:line="240" w:lineRule="auto"/>
+              <w:ind w:left="0"/>
+              <w:jc w:val="both"/>
+              <w:rPr>
+                <w:sz w:val="20"/>
+                <w:szCs w:val="20"/>
+              </w:rPr>
+            </w:pPr>
+          </w:p>
+        </w:tc>
+        <w:tc>
+          <w:tcPr>
+            <w:tcW w:w="4414" w:type="dxa"/>
+            <w:vAlign w:val="center"/>
+          </w:tcPr>
+          <w:p>
+            <w:pPr>
+              <w:pStyle w:val="Prrafodelista"/>
+              <w:spacing w:after="0" w:line="240" w:lineRule="auto"/>
+              <w:ind w:left="0"/>
+              <w:jc w:val="center"/>
+              <w:rPr>
+                <w:sz w:val="20"/>
+                <w:szCs w:val="20"/>
+              </w:rPr>
+            </w:pPr>
+          </w:p>
+        </w:tc>
+      </w:tr>
+      <w:tr>
+        <w:trPr>
+          <w:trHeight w:val="1701"/>
+        </w:trPr>
+        <w:tc>
+          <w:tcPr>
+            <w:tcW w:w="8828" w:type="dxa"/>
+            <w:gridSpan w:val="2"/>
+            <w:vAlign w:val="center"/>
+          </w:tcPr>
+          <w:p>
+            <w:pPr>
+              <w:pStyle w:val="Prrafodelista"/>
+              <w:spacing w:after="0" w:line="360" w:lineRule="auto"/>
+              <w:ind w:left="0"/>
+              <w:jc w:val="both"/>
               <w:rPr>
                 <w:rFonts w:cstheme="minorHAnsi"/>
                 <w:color w:val="000000" w:themeColor="text1"/>
               </w:rPr>
-              <w:t>lampara</w:t>
+            </w:pPr>
+            <w:r>
+              <w:t>Cuenta con lámparas de emergencia de acuerdo con norma y área de riesgo se encuentran vigentes, se recomienda dar seguimiento al programa de mantenimiento anual.</w:t>
+            </w:r>
+          </w:p>
+        </w:tc>
+      </w:tr>
+      <w:tr>
+        <w:trPr>
+          <w:trHeight w:val="3288"/>
+        </w:trPr>
+        <w:tc>
+          <w:tcPr>
+            <w:tcW w:w="4414" w:type="dxa"/>
+            <w:vAlign w:val="center"/>
+          </w:tcPr>
+          <w:p>
+            <w:pPr>
+              <w:pStyle w:val="Prrafodelista"/>
+              <w:spacing w:after="0" w:line="360" w:lineRule="auto"/>
+              <w:ind w:left="0"/>
+              <w:jc w:val="center"/>
+            </w:pPr>
+            <w:proofErr w:type="gramStart"/>
+            <w:r>
+              <w:rPr>
+                <w:rFonts w:cstheme="minorHAnsi"/>
+                <w:color w:val="000000" w:themeColor="text1"/>
+              </w:rPr>
+              <w:t>{{ lampara</w:t>
             </w:r>
             <w:proofErr w:type="gramEnd"/>
+            <w:r>
+              <w:rPr>
+                <w:rFonts w:cstheme="minorHAnsi"/>
+                <w:color w:val="000000" w:themeColor="text1"/>
+              </w:rPr>
+              <w:t xml:space="preserve"> }}</w:t>
+            </w:r>
+          </w:p>
+        </w:tc>
+        <w:tc>
+          <w:tcPr>
+            <w:tcW w:w="4414" w:type="dxa"/>
+            <w:vAlign w:val="center"/>
+          </w:tcPr>
+          <w:p>
+            <w:pPr>
+              <w:pStyle w:val="Prrafodelista"/>
+              <w:spacing w:after="0" w:line="360" w:lineRule="auto"/>
+              <w:ind w:left="0"/>
+              <w:jc w:val="center"/>
+              <w:rPr>
+                <w:rFonts w:cstheme="minorHAnsi"/>
+                <w:color w:val="000000" w:themeColor="text1"/>
+              </w:rPr>
+            </w:pPr>
+            <w:proofErr w:type="gramStart"/>
+            <w:r>
+              <w:rPr>
+                <w:rFonts w:cstheme="minorHAnsi"/>
+                <w:color w:val="000000" w:themeColor="text1"/>
+              </w:rPr>
+              <w:t>{{ lampara</w:t>
+            </w:r>
+            <w:proofErr w:type="gramEnd"/>
+            <w:r>
+              <w:rPr>
+                <w:rFonts w:cstheme="minorHAnsi"/>
+                <w:color w:val="000000" w:themeColor="text1"/>
+              </w:rPr>
+              <w:t>1</w:t>
+            </w:r>
             <w:r>
               <w:rPr>
                 <w:rFonts w:cstheme="minorHAnsi"/>
@@ -2290,6 +2816,16 @@
         </w:tc>
       </w:tr>
       <w:tr>
+        <w:tblPrEx>
+          <w:tblBorders>
+            <w:top w:val="single" w:sz="4" w:space="0" w:color="auto"/>
+            <w:left w:val="single" w:sz="4" w:space="0" w:color="auto"/>
+            <w:bottom w:val="single" w:sz="4" w:space="0" w:color="auto"/>
+            <w:right w:val="single" w:sz="4" w:space="0" w:color="auto"/>
+            <w:insideH w:val="single" w:sz="4" w:space="0" w:color="auto"/>
+            <w:insideV w:val="single" w:sz="4" w:space="0" w:color="auto"/>
+          </w:tblBorders>
+        </w:tblPrEx>
         <w:trPr>
           <w:trHeight w:val="3288"/>
         </w:trPr>
@@ -2297,47 +2833,31 @@
           <w:tcPr>
             <w:tcW w:w="4536" w:type="dxa"/>
             <w:gridSpan w:val="2"/>
+            <w:tcBorders>
+              <w:top w:val="nil"/>
+              <w:left w:val="nil"/>
+              <w:bottom w:val="nil"/>
+              <w:right w:val="nil"/>
+            </w:tcBorders>
             <w:vAlign w:val="center"/>
           </w:tcPr>
           <w:p>
             <w:pPr>
-              <w:pStyle w:val="Default"/>
-              <w:spacing w:line="360" w:lineRule="auto"/>
-              <w:ind w:right="-60"/>
-              <w:rPr>
-                <w:rFonts w:asciiTheme="minorHAnsi" w:hAnsiTheme="minorHAnsi" w:cstheme="minorHAnsi"/>
-                <w:color w:val="000000" w:themeColor="text1"/>
-                <w:sz w:val="22"/>
-                <w:szCs w:val="22"/>
+              <w:pStyle w:val="Prrafodelista"/>
+              <w:spacing w:after="0" w:line="360" w:lineRule="auto"/>
+              <w:ind w:left="0"/>
+              <w:jc w:val="both"/>
+              <w:rPr>
+                <w:rFonts w:cstheme="minorHAnsi"/>
+                <w:color w:val="000000" w:themeColor="text1"/>
               </w:rPr>
             </w:pPr>
             <w:r>
               <w:rPr>
-                <w:rFonts w:asciiTheme="minorHAnsi" w:hAnsiTheme="minorHAnsi" w:cstheme="minorHAnsi"/>
-                <w:color w:val="000000" w:themeColor="text1"/>
-                <w:sz w:val="22"/>
-                <w:szCs w:val="22"/>
-              </w:rPr>
-              <w:t>Instalación eléctrica maneja voltaje de 110 volts, se encuentran dentro de canaleta, no presenta cableado provisional,</w:t>
-            </w:r>
-            <w:r>
-              <w:rPr>
-                <w:rFonts w:asciiTheme="minorHAnsi" w:hAnsiTheme="minorHAnsi" w:cstheme="minorHAnsi"/>
-                <w:noProof/>
-                <w:color w:val="000000" w:themeColor="text1"/>
-                <w:sz w:val="22"/>
-                <w:szCs w:val="22"/>
-              </w:rPr>
-              <w:t xml:space="preserve"> </w:t>
-            </w:r>
-            <w:r>
-              <w:rPr>
-                <w:rFonts w:asciiTheme="minorHAnsi" w:hAnsiTheme="minorHAnsi" w:cstheme="minorHAnsi"/>
-                <w:color w:val="000000" w:themeColor="text1"/>
-                <w:sz w:val="22"/>
-                <w:szCs w:val="22"/>
-              </w:rPr>
-              <w:t xml:space="preserve">mismo que se realiza evitando riesgos.  </w:t>
+                <w:rFonts w:cstheme="minorHAnsi"/>
+                <w:color w:val="000000" w:themeColor="text1"/>
+              </w:rPr>
+              <w:t>La estantería se encuentra bien empotrada con material colocado de acuerdo con peso, con bordes romos sin riesgo para los usuarios.</w:t>
             </w:r>
           </w:p>
         </w:tc>
@@ -2345,48 +2865,38 @@
           <w:tcPr>
             <w:tcW w:w="4297" w:type="dxa"/>
             <w:gridSpan w:val="2"/>
+            <w:tcBorders>
+              <w:top w:val="nil"/>
+              <w:left w:val="nil"/>
+              <w:bottom w:val="nil"/>
+              <w:right w:val="nil"/>
+            </w:tcBorders>
             <w:vAlign w:val="center"/>
           </w:tcPr>
           <w:p>
             <w:pPr>
-              <w:pStyle w:val="Default"/>
-              <w:spacing w:line="360" w:lineRule="auto"/>
+              <w:pStyle w:val="Prrafodelista"/>
+              <w:spacing w:after="0" w:line="360" w:lineRule="auto"/>
+              <w:ind w:left="0"/>
               <w:jc w:val="center"/>
               <w:rPr>
-                <w:rFonts w:asciiTheme="minorHAnsi" w:hAnsiTheme="minorHAnsi" w:cstheme="minorHAnsi"/>
-                <w:color w:val="000000" w:themeColor="text1"/>
-                <w:sz w:val="22"/>
-                <w:szCs w:val="22"/>
+                <w:rFonts w:cstheme="minorHAnsi"/>
+                <w:color w:val="000000" w:themeColor="text1"/>
               </w:rPr>
             </w:pPr>
             <w:proofErr w:type="gramStart"/>
             <w:r>
               <w:rPr>
-                <w:rFonts w:asciiTheme="minorHAnsi" w:hAnsiTheme="minorHAnsi" w:cstheme="minorHAnsi"/>
-                <w:color w:val="000000" w:themeColor="text1"/>
-                <w:sz w:val="22"/>
-                <w:szCs w:val="22"/>
-              </w:rPr>
-              <w:t xml:space="preserve">{{ </w:t>
-            </w:r>
-            <w:proofErr w:type="spellStart"/>
-            <w:r>
-              <w:rPr>
-                <w:rFonts w:asciiTheme="minorHAnsi" w:hAnsiTheme="minorHAnsi" w:cstheme="minorHAnsi"/>
-                <w:color w:val="000000" w:themeColor="text1"/>
-                <w:sz w:val="22"/>
-                <w:szCs w:val="22"/>
-              </w:rPr>
-              <w:t>electrico</w:t>
-            </w:r>
-            <w:proofErr w:type="spellEnd"/>
+                <w:rFonts w:cstheme="minorHAnsi"/>
+                <w:color w:val="000000" w:themeColor="text1"/>
+              </w:rPr>
+              <w:t>{{ estantes</w:t>
+            </w:r>
             <w:proofErr w:type="gramEnd"/>
             <w:r>
               <w:rPr>
-                <w:rFonts w:asciiTheme="minorHAnsi" w:hAnsiTheme="minorHAnsi" w:cstheme="minorHAnsi"/>
-                <w:color w:val="000000" w:themeColor="text1"/>
-                <w:sz w:val="22"/>
-                <w:szCs w:val="22"/>
+                <w:rFonts w:cstheme="minorHAnsi"/>
+                <w:color w:val="000000" w:themeColor="text1"/>
               </w:rPr>
               <w:t xml:space="preserve"> }}</w:t>
             </w:r>
@@ -2394,22 +2904,35 @@
         </w:tc>
       </w:tr>
       <w:tr>
-        <w:trPr>
-          <w:trHeight w:val="20"/>
-        </w:trPr>
+        <w:tblPrEx>
+          <w:tblBorders>
+            <w:top w:val="single" w:sz="4" w:space="0" w:color="auto"/>
+            <w:left w:val="single" w:sz="4" w:space="0" w:color="auto"/>
+            <w:bottom w:val="single" w:sz="4" w:space="0" w:color="auto"/>
+            <w:right w:val="single" w:sz="4" w:space="0" w:color="auto"/>
+            <w:insideH w:val="single" w:sz="4" w:space="0" w:color="auto"/>
+            <w:insideV w:val="single" w:sz="4" w:space="0" w:color="auto"/>
+          </w:tblBorders>
+        </w:tblPrEx>
         <w:tc>
           <w:tcPr>
             <w:tcW w:w="4536" w:type="dxa"/>
             <w:gridSpan w:val="2"/>
+            <w:tcBorders>
+              <w:top w:val="nil"/>
+              <w:left w:val="nil"/>
+              <w:bottom w:val="nil"/>
+              <w:right w:val="nil"/>
+            </w:tcBorders>
             <w:vAlign w:val="center"/>
           </w:tcPr>
           <w:p>
             <w:pPr>
-              <w:pStyle w:val="Default"/>
-              <w:ind w:right="-60"/>
-              <w:rPr>
-                <w:rFonts w:asciiTheme="minorHAnsi" w:hAnsiTheme="minorHAnsi" w:cstheme="minorHAnsi"/>
-                <w:color w:val="000000" w:themeColor="text1"/>
+              <w:pStyle w:val="Prrafodelista"/>
+              <w:spacing w:after="0" w:line="240" w:lineRule="auto"/>
+              <w:ind w:left="0"/>
+              <w:jc w:val="both"/>
+              <w:rPr>
                 <w:sz w:val="20"/>
                 <w:szCs w:val="20"/>
               </w:rPr>
@@ -2420,15 +2943,21 @@
           <w:tcPr>
             <w:tcW w:w="4297" w:type="dxa"/>
             <w:gridSpan w:val="2"/>
+            <w:tcBorders>
+              <w:top w:val="nil"/>
+              <w:left w:val="nil"/>
+              <w:bottom w:val="nil"/>
+              <w:right w:val="nil"/>
+            </w:tcBorders>
             <w:vAlign w:val="center"/>
           </w:tcPr>
           <w:p>
             <w:pPr>
-              <w:pStyle w:val="Default"/>
-              <w:ind w:right="-60"/>
-              <w:rPr>
-                <w:rFonts w:asciiTheme="minorHAnsi" w:hAnsiTheme="minorHAnsi" w:cstheme="minorHAnsi"/>
-                <w:color w:val="000000" w:themeColor="text1"/>
+              <w:pStyle w:val="Prrafodelista"/>
+              <w:spacing w:after="0" w:line="240" w:lineRule="auto"/>
+              <w:ind w:left="0"/>
+              <w:jc w:val="center"/>
+              <w:rPr>
                 <w:sz w:val="20"/>
                 <w:szCs w:val="20"/>
               </w:rPr>
@@ -2437,6 +2966,16 @@
         </w:tc>
       </w:tr>
       <w:tr>
+        <w:tblPrEx>
+          <w:tblBorders>
+            <w:top w:val="single" w:sz="4" w:space="0" w:color="auto"/>
+            <w:left w:val="single" w:sz="4" w:space="0" w:color="auto"/>
+            <w:bottom w:val="single" w:sz="4" w:space="0" w:color="auto"/>
+            <w:right w:val="single" w:sz="4" w:space="0" w:color="auto"/>
+            <w:insideH w:val="single" w:sz="4" w:space="0" w:color="auto"/>
+            <w:insideV w:val="single" w:sz="4" w:space="0" w:color="auto"/>
+          </w:tblBorders>
+        </w:tblPrEx>
         <w:trPr>
           <w:trHeight w:val="3288"/>
         </w:trPr>
@@ -2444,29 +2983,43 @@
           <w:tcPr>
             <w:tcW w:w="4536" w:type="dxa"/>
             <w:gridSpan w:val="2"/>
+            <w:tcBorders>
+              <w:top w:val="nil"/>
+              <w:left w:val="nil"/>
+              <w:bottom w:val="nil"/>
+              <w:right w:val="nil"/>
+            </w:tcBorders>
             <w:vAlign w:val="center"/>
           </w:tcPr>
           <w:p>
             <w:pPr>
-              <w:pStyle w:val="Default"/>
-              <w:spacing w:line="360" w:lineRule="auto"/>
-              <w:ind w:right="-60"/>
+              <w:pStyle w:val="Prrafodelista"/>
+              <w:spacing w:after="0" w:line="360" w:lineRule="auto"/>
+              <w:ind w:left="0"/>
               <w:jc w:val="both"/>
-              <w:rPr>
-                <w:rFonts w:asciiTheme="minorHAnsi" w:hAnsiTheme="minorHAnsi" w:cstheme="minorHAnsi"/>
-                <w:color w:val="000000" w:themeColor="text1"/>
-                <w:sz w:val="22"/>
-                <w:szCs w:val="22"/>
-              </w:rPr>
             </w:pPr>
             <w:r>
               <w:rPr>
-                <w:rFonts w:asciiTheme="minorHAnsi" w:hAnsiTheme="minorHAnsi" w:cstheme="minorHAnsi"/>
-                <w:color w:val="000000" w:themeColor="text1"/>
-                <w:sz w:val="22"/>
-                <w:szCs w:val="22"/>
-              </w:rPr>
-              <w:t>Los sanitarios se encuentran higiénicos y sanitizados, con medidas acorde a la población usuarios. Evitar el transvase en productos de limpieza y preferentemente utilizar sustancias con las mismas propiedades químicas, pero menos peligrosas para la salud durante su aseo.</w:t>
+                <w:rFonts w:cstheme="minorHAnsi"/>
+                <w:color w:val="000000" w:themeColor="text1"/>
+              </w:rPr>
+              <w:t xml:space="preserve">El site se encuentra restringido en su acceso, limpio de almacenaje de combustibles sólidos y otros, con detector de humo vigente, toda la instalación eléctrica bajo resguardo tubo </w:t>
+            </w:r>
+            <w:proofErr w:type="spellStart"/>
+            <w:r>
+              <w:rPr>
+                <w:rFonts w:cstheme="minorHAnsi"/>
+                <w:color w:val="000000" w:themeColor="text1"/>
+              </w:rPr>
+              <w:t>conduit</w:t>
+            </w:r>
+            <w:proofErr w:type="spellEnd"/>
+            <w:r>
+              <w:rPr>
+                <w:rFonts w:cstheme="minorHAnsi"/>
+                <w:color w:val="000000" w:themeColor="text1"/>
+              </w:rPr>
+              <w:t>, señalizado en sus tableros de control, con sistema de ventilación adecuado.</w:t>
             </w:r>
           </w:p>
         </w:tc>
@@ -2474,48 +3027,38 @@
           <w:tcPr>
             <w:tcW w:w="4297" w:type="dxa"/>
             <w:gridSpan w:val="2"/>
+            <w:tcBorders>
+              <w:top w:val="nil"/>
+              <w:left w:val="nil"/>
+              <w:bottom w:val="nil"/>
+              <w:right w:val="nil"/>
+            </w:tcBorders>
             <w:vAlign w:val="center"/>
           </w:tcPr>
           <w:p>
             <w:pPr>
-              <w:pStyle w:val="Default"/>
-              <w:spacing w:line="360" w:lineRule="auto"/>
+              <w:pStyle w:val="Prrafodelista"/>
+              <w:spacing w:after="0" w:line="360" w:lineRule="auto"/>
+              <w:ind w:left="0"/>
               <w:jc w:val="center"/>
               <w:rPr>
-                <w:rFonts w:asciiTheme="minorHAnsi" w:hAnsiTheme="minorHAnsi" w:cstheme="minorHAnsi"/>
-                <w:color w:val="000000" w:themeColor="text1"/>
-                <w:sz w:val="22"/>
-                <w:szCs w:val="22"/>
+                <w:rFonts w:cstheme="minorHAnsi"/>
+                <w:color w:val="000000" w:themeColor="text1"/>
               </w:rPr>
             </w:pPr>
             <w:proofErr w:type="gramStart"/>
             <w:r>
               <w:rPr>
-                <w:rFonts w:asciiTheme="minorHAnsi" w:hAnsiTheme="minorHAnsi" w:cstheme="minorHAnsi"/>
-                <w:color w:val="000000" w:themeColor="text1"/>
-                <w:sz w:val="22"/>
-                <w:szCs w:val="22"/>
-              </w:rPr>
-              <w:t xml:space="preserve">{{ </w:t>
-            </w:r>
-            <w:proofErr w:type="spellStart"/>
-            <w:r>
-              <w:rPr>
-                <w:rFonts w:asciiTheme="minorHAnsi" w:hAnsiTheme="minorHAnsi" w:cstheme="minorHAnsi"/>
-                <w:color w:val="000000" w:themeColor="text1"/>
-                <w:sz w:val="22"/>
-                <w:szCs w:val="22"/>
-              </w:rPr>
-              <w:t>banio</w:t>
-            </w:r>
-            <w:proofErr w:type="spellEnd"/>
+                <w:rFonts w:cstheme="minorHAnsi"/>
+                <w:color w:val="000000" w:themeColor="text1"/>
+              </w:rPr>
+              <w:t>{{ site</w:t>
+            </w:r>
             <w:proofErr w:type="gramEnd"/>
             <w:r>
               <w:rPr>
-                <w:rFonts w:asciiTheme="minorHAnsi" w:hAnsiTheme="minorHAnsi" w:cstheme="minorHAnsi"/>
-                <w:color w:val="000000" w:themeColor="text1"/>
-                <w:sz w:val="22"/>
-                <w:szCs w:val="22"/>
+                <w:rFonts w:cstheme="minorHAnsi"/>
+                <w:color w:val="000000" w:themeColor="text1"/>
               </w:rPr>
               <w:t xml:space="preserve"> }}</w:t>
             </w:r>
@@ -2567,6 +3110,51 @@
       </w:tblGrid>
       <w:tr>
         <w:trPr>
+          <w:trHeight w:val="1701"/>
+        </w:trPr>
+        <w:tc>
+          <w:tcPr>
+            <w:tcW w:w="8828" w:type="dxa"/>
+            <w:gridSpan w:val="2"/>
+            <w:vAlign w:val="center"/>
+          </w:tcPr>
+          <w:p>
+            <w:pPr>
+              <w:pStyle w:val="Default"/>
+              <w:spacing w:line="360" w:lineRule="auto"/>
+              <w:jc w:val="both"/>
+              <w:rPr>
+                <w:rFonts w:asciiTheme="minorHAnsi" w:hAnsiTheme="minorHAnsi" w:cstheme="minorHAnsi"/>
+                <w:color w:val="000000" w:themeColor="text1"/>
+                <w:sz w:val="22"/>
+                <w:szCs w:val="22"/>
+              </w:rPr>
+            </w:pPr>
+            <w:r>
+              <w:rPr>
+                <w:rFonts w:asciiTheme="minorHAnsi" w:hAnsiTheme="minorHAnsi" w:cstheme="minorHAnsi"/>
+                <w:color w:val="000000" w:themeColor="text1"/>
+                <w:sz w:val="22"/>
+                <w:szCs w:val="22"/>
+              </w:rPr>
+              <w:t>Cuenta con mantenimiento a techo, lozas y azotea debe registrarse en bitácora, dando evidencia de limpieza en bajadas pluviales, aplicación de impermeabilizante, mantenimiento preventivo y correctivo</w:t>
+            </w:r>
+            <w:r>
+              <w:rPr>
+                <w:rFonts w:asciiTheme="minorHAnsi" w:hAnsiTheme="minorHAnsi" w:cstheme="minorHAnsi"/>
+                <w:noProof/>
+                <w:color w:val="000000" w:themeColor="text1"/>
+                <w:sz w:val="22"/>
+                <w:szCs w:val="22"/>
+                <w:lang w:eastAsia="es-MX"/>
+              </w:rPr>
+              <w:t>.  En techo cuenta con iluminación tipo LED y ahorradores de energía.</w:t>
+            </w:r>
+          </w:p>
+        </w:tc>
+      </w:tr>
+      <w:tr>
+        <w:trPr>
           <w:trHeight w:val="3288"/>
         </w:trPr>
         <w:tc>
@@ -2578,7 +3166,7 @@
             <w:pPr>
               <w:pStyle w:val="Default"/>
               <w:spacing w:line="360" w:lineRule="auto"/>
-              <w:jc w:val="both"/>
+              <w:jc w:val="center"/>
               <w:rPr>
                 <w:rFonts w:asciiTheme="minorHAnsi" w:hAnsiTheme="minorHAnsi" w:cstheme="minorHAnsi"/>
                 <w:color w:val="000000" w:themeColor="text1"/>
@@ -2586,6 +3174,7 @@
                 <w:szCs w:val="22"/>
               </w:rPr>
             </w:pPr>
+            <w:proofErr w:type="gramStart"/>
             <w:r>
               <w:rPr>
                 <w:rFonts w:asciiTheme="minorHAnsi" w:hAnsiTheme="minorHAnsi" w:cstheme="minorHAnsi"/>
@@ -2593,18 +3182,17 @@
                 <w:sz w:val="22"/>
                 <w:szCs w:val="22"/>
               </w:rPr>
-              <w:t>Cuenta con mantenimiento a techo, lozas y azotea debe registrarse en bitácora, dando evidencia de limpieza en bajadas pluviales, aplicación de impermeabilizante, mantenimiento preventivo y correctivo</w:t>
-            </w:r>
+              <w:t>{{ techo</w:t>
+            </w:r>
+            <w:proofErr w:type="gramEnd"/>
             <w:r>
               <w:rPr>
                 <w:rFonts w:asciiTheme="minorHAnsi" w:hAnsiTheme="minorHAnsi" w:cstheme="minorHAnsi"/>
-                <w:noProof/>
                 <w:color w:val="000000" w:themeColor="text1"/>
                 <w:sz w:val="22"/>
                 <w:szCs w:val="22"/>
-                <w:lang w:eastAsia="es-MX"/>
-              </w:rPr>
-              <w:t>.  En techo cuenta con iluminación tipo LED y ahorradores de energía.</w:t>
+              </w:rPr>
+              <w:t xml:space="preserve"> }}</w:t>
             </w:r>
           </w:p>
         </w:tc>
@@ -2636,6 +3224,15 @@
               <w:t>{{ techo</w:t>
             </w:r>
             <w:proofErr w:type="gramEnd"/>
+            <w:r>
+              <w:rPr>
+                <w:rFonts w:asciiTheme="minorHAnsi" w:hAnsiTheme="minorHAnsi" w:cstheme="minorHAnsi"/>
+                <w:color w:val="000000" w:themeColor="text1"/>
+                <w:sz w:val="22"/>
+                <w:szCs w:val="22"/>
+              </w:rPr>
+              <w:t>1</w:t>
+            </w:r>
             <w:r>
               <w:rPr>
                 <w:rFonts w:asciiTheme="minorHAnsi" w:hAnsiTheme="minorHAnsi" w:cstheme="minorHAnsi"/>
@@ -2691,11 +3288,12 @@
       </w:tr>
       <w:tr>
         <w:trPr>
-          <w:trHeight w:val="3288"/>
+          <w:trHeight w:val="1701"/>
         </w:trPr>
         <w:tc>
           <w:tcPr>
-            <w:tcW w:w="4414" w:type="dxa"/>
+            <w:tcW w:w="8828" w:type="dxa"/>
+            <w:gridSpan w:val="2"/>
             <w:vAlign w:val="center"/>
           </w:tcPr>
           <w:p>
@@ -2719,86 +3317,6 @@
               </w:rPr>
               <w:t>Los pisos deben mantenerse limpios y libres de obstáculos permanentemente, evitar malas condiciones pudiendo propiciar un accidente como caídas, resbalones, golpes que amenace a los trabajadores o los usuarios y usuarios según la NOM 001 STPS 2008.</w:t>
             </w:r>
-          </w:p>
-        </w:tc>
-        <w:tc>
-          <w:tcPr>
-            <w:tcW w:w="4414" w:type="dxa"/>
-            <w:vAlign w:val="center"/>
-          </w:tcPr>
-          <w:p>
-            <w:pPr>
-              <w:pStyle w:val="Default"/>
-              <w:spacing w:line="360" w:lineRule="auto"/>
-              <w:jc w:val="center"/>
-              <w:rPr>
-                <w:rFonts w:asciiTheme="minorHAnsi" w:hAnsiTheme="minorHAnsi" w:cstheme="minorHAnsi"/>
-                <w:color w:val="000000" w:themeColor="text1"/>
-                <w:sz w:val="22"/>
-                <w:szCs w:val="22"/>
-              </w:rPr>
-            </w:pPr>
-            <w:proofErr w:type="gramStart"/>
-            <w:r>
-              <w:rPr>
-                <w:rFonts w:asciiTheme="minorHAnsi" w:hAnsiTheme="minorHAnsi" w:cstheme="minorHAnsi"/>
-                <w:color w:val="000000" w:themeColor="text1"/>
-                <w:sz w:val="22"/>
-                <w:szCs w:val="22"/>
-              </w:rPr>
-              <w:t>{{ pisos</w:t>
-            </w:r>
-            <w:proofErr w:type="gramEnd"/>
-            <w:r>
-              <w:rPr>
-                <w:rFonts w:asciiTheme="minorHAnsi" w:hAnsiTheme="minorHAnsi" w:cstheme="minorHAnsi"/>
-                <w:color w:val="000000" w:themeColor="text1"/>
-                <w:sz w:val="22"/>
-                <w:szCs w:val="22"/>
-              </w:rPr>
-              <w:t xml:space="preserve"> }}</w:t>
-            </w:r>
-          </w:p>
-        </w:tc>
-      </w:tr>
-      <w:tr>
-        <w:trPr>
-          <w:trHeight w:val="272"/>
-        </w:trPr>
-        <w:tc>
-          <w:tcPr>
-            <w:tcW w:w="4414" w:type="dxa"/>
-            <w:vAlign w:val="center"/>
-          </w:tcPr>
-          <w:p>
-            <w:pPr>
-              <w:pStyle w:val="Default"/>
-              <w:jc w:val="both"/>
-              <w:rPr>
-                <w:rFonts w:asciiTheme="minorHAnsi" w:hAnsiTheme="minorHAnsi" w:cstheme="minorHAnsi"/>
-                <w:color w:val="000000" w:themeColor="text1"/>
-                <w:sz w:val="20"/>
-                <w:szCs w:val="20"/>
-              </w:rPr>
-            </w:pPr>
-          </w:p>
-        </w:tc>
-        <w:tc>
-          <w:tcPr>
-            <w:tcW w:w="4414" w:type="dxa"/>
-            <w:vAlign w:val="center"/>
-          </w:tcPr>
-          <w:p>
-            <w:pPr>
-              <w:pStyle w:val="Default"/>
-              <w:jc w:val="center"/>
-              <w:rPr>
-                <w:rFonts w:asciiTheme="minorHAnsi" w:hAnsiTheme="minorHAnsi" w:cstheme="minorHAnsi"/>
-                <w:color w:val="000000" w:themeColor="text1"/>
-                <w:sz w:val="20"/>
-                <w:szCs w:val="20"/>
-              </w:rPr>
-            </w:pPr>
           </w:p>
         </w:tc>
       </w:tr>
@@ -2815,7 +3333,7 @@
             <w:pPr>
               <w:pStyle w:val="Default"/>
               <w:spacing w:line="360" w:lineRule="auto"/>
-              <w:jc w:val="both"/>
+              <w:jc w:val="center"/>
               <w:rPr>
                 <w:rFonts w:asciiTheme="minorHAnsi" w:hAnsiTheme="minorHAnsi" w:cstheme="minorHAnsi"/>
                 <w:color w:val="000000" w:themeColor="text1"/>
@@ -2823,6 +3341,7 @@
                 <w:szCs w:val="22"/>
               </w:rPr>
             </w:pPr>
+            <w:proofErr w:type="gramStart"/>
             <w:r>
               <w:rPr>
                 <w:rFonts w:asciiTheme="minorHAnsi" w:hAnsiTheme="minorHAnsi" w:cstheme="minorHAnsi"/>
@@ -2830,7 +3349,17 @@
                 <w:sz w:val="22"/>
                 <w:szCs w:val="22"/>
               </w:rPr>
-              <w:t>La resistencia al fuego de los materiales constitutivos de estructura constructiva del inmueble, cumplen con lo requerida en las normas vigentes, NOM 002 STPS 2010.</w:t>
+              <w:t>{{ pisos</w:t>
+            </w:r>
+            <w:proofErr w:type="gramEnd"/>
+            <w:r>
+              <w:rPr>
+                <w:rFonts w:asciiTheme="minorHAnsi" w:hAnsiTheme="minorHAnsi" w:cstheme="minorHAnsi"/>
+                <w:color w:val="000000" w:themeColor="text1"/>
+                <w:sz w:val="22"/>
+                <w:szCs w:val="22"/>
+              </w:rPr>
+              <w:t xml:space="preserve"> }}</w:t>
             </w:r>
           </w:p>
         </w:tc>
@@ -2859,7 +3388,7 @@
                 <w:sz w:val="22"/>
                 <w:szCs w:val="22"/>
               </w:rPr>
-              <w:t>{{ mueble</w:t>
+              <w:t>{{ pisos</w:t>
             </w:r>
             <w:proofErr w:type="gramEnd"/>
             <w:r>
@@ -2869,49 +3398,17 @@
                 <w:sz w:val="22"/>
                 <w:szCs w:val="22"/>
               </w:rPr>
-              <w:t>1 }}</w:t>
-            </w:r>
-          </w:p>
-        </w:tc>
-      </w:tr>
-      <w:tr>
-        <w:trPr>
-          <w:trHeight w:val="57"/>
-        </w:trPr>
-        <w:tc>
-          <w:tcPr>
-            <w:tcW w:w="4414" w:type="dxa"/>
-            <w:vAlign w:val="center"/>
-          </w:tcPr>
-          <w:p>
-            <w:pPr>
-              <w:pStyle w:val="Default"/>
-              <w:jc w:val="both"/>
+              <w:t>1</w:t>
+            </w:r>
+            <w:r>
               <w:rPr>
                 <w:rFonts w:asciiTheme="minorHAnsi" w:hAnsiTheme="minorHAnsi" w:cstheme="minorHAnsi"/>
                 <w:color w:val="000000" w:themeColor="text1"/>
-                <w:sz w:val="20"/>
-                <w:szCs w:val="20"/>
-              </w:rPr>
-            </w:pPr>
-          </w:p>
-        </w:tc>
-        <w:tc>
-          <w:tcPr>
-            <w:tcW w:w="4414" w:type="dxa"/>
-            <w:vAlign w:val="center"/>
-          </w:tcPr>
-          <w:p>
-            <w:pPr>
-              <w:pStyle w:val="Default"/>
-              <w:jc w:val="center"/>
-              <w:rPr>
-                <w:rFonts w:asciiTheme="minorHAnsi" w:hAnsiTheme="minorHAnsi" w:cstheme="minorHAnsi"/>
-                <w:color w:val="000000" w:themeColor="text1"/>
-                <w:sz w:val="20"/>
-                <w:szCs w:val="20"/>
-              </w:rPr>
-            </w:pPr>
+                <w:sz w:val="22"/>
+                <w:szCs w:val="22"/>
+              </w:rPr>
+              <w:t xml:space="preserve"> }}</w:t>
+            </w:r>
           </w:p>
         </w:tc>
       </w:tr>
@@ -2936,8 +3433,6 @@
         <w:rPr>
           <w:rFonts w:cstheme="minorHAnsi"/>
           <w:color w:val="000000" w:themeColor="text1"/>
-          <w:kern w:val="0"/>
-          <w14:ligatures w14:val="none"/>
         </w:rPr>
       </w:pPr>
     </w:p>
@@ -2945,6 +3440,7 @@
       <w:tblPr>
         <w:tblStyle w:val="Tablaconcuadrcula"/>
         <w:tblW w:w="0" w:type="auto"/>
+        <w:tblInd w:w="-5" w:type="dxa"/>
         <w:tblBorders>
           <w:top w:val="none" w:sz="0" w:space="0" w:color="auto"/>
           <w:left w:val="none" w:sz="0" w:space="0" w:color="auto"/>
@@ -2961,124 +3457,35 @@
       </w:tblGrid>
       <w:tr>
         <w:trPr>
-          <w:trHeight w:val="3288"/>
+          <w:trHeight w:val="1701"/>
         </w:trPr>
         <w:tc>
           <w:tcPr>
-            <w:tcW w:w="4414" w:type="dxa"/>
+            <w:tcW w:w="8828" w:type="dxa"/>
+            <w:gridSpan w:val="2"/>
             <w:vAlign w:val="center"/>
           </w:tcPr>
           <w:p>
             <w:pPr>
-              <w:pStyle w:val="Prrafodelista"/>
-              <w:spacing w:after="0" w:line="360" w:lineRule="auto"/>
-              <w:ind w:left="0"/>
+              <w:pStyle w:val="Default"/>
+              <w:spacing w:line="360" w:lineRule="auto"/>
               <w:jc w:val="both"/>
               <w:rPr>
-                <w:rFonts w:cstheme="minorHAnsi"/>
-                <w:color w:val="000000" w:themeColor="text1"/>
+                <w:rFonts w:asciiTheme="minorHAnsi" w:hAnsiTheme="minorHAnsi" w:cstheme="minorHAnsi"/>
+                <w:color w:val="000000" w:themeColor="text1"/>
+                <w:sz w:val="22"/>
+                <w:szCs w:val="22"/>
               </w:rPr>
             </w:pPr>
             <w:r>
               <w:rPr>
-                <w:rFonts w:cstheme="minorHAnsi"/>
-                <w:color w:val="000000" w:themeColor="text1"/>
-              </w:rPr>
-              <w:t>Se recomienda que las instalaciones, se mantengan siempre sin llave hasta el cese de actividades diarias, libres de obstáculos.</w:t>
-            </w:r>
-            <w:r>
-              <w:rPr>
-                <w:rFonts w:cstheme="minorHAnsi"/>
-                <w:noProof/>
-                <w:color w:val="000000" w:themeColor="text1"/>
-                <w:lang w:eastAsia="es-MX"/>
-              </w:rPr>
-              <w:t xml:space="preserve">  </w:t>
-            </w:r>
-            <w:r>
-              <w:rPr>
-                <w:rFonts w:cstheme="minorHAnsi"/>
-                <w:color w:val="000000" w:themeColor="text1"/>
-              </w:rPr>
-              <w:t>Revisar la disposición de objetos no empotrados y que puedan volcarse, plafones que presentan humedad, pueden caer o deslizarse en caso de sismo, ubicados en zona de tránsito peatonal, así como la disposición de pesos en su almacenaje.</w:t>
-            </w:r>
-          </w:p>
-        </w:tc>
-        <w:tc>
-          <w:tcPr>
-            <w:tcW w:w="4414" w:type="dxa"/>
-            <w:vAlign w:val="center"/>
-          </w:tcPr>
-          <w:p>
-            <w:pPr>
-              <w:pStyle w:val="Prrafodelista"/>
-              <w:spacing w:after="0" w:line="360" w:lineRule="auto"/>
-              <w:ind w:left="0"/>
-              <w:jc w:val="center"/>
-              <w:rPr>
-                <w:rFonts w:cstheme="minorHAnsi"/>
-                <w:color w:val="000000" w:themeColor="text1"/>
-              </w:rPr>
-            </w:pPr>
-            <w:proofErr w:type="gramStart"/>
-            <w:r>
-              <w:rPr>
-                <w:rFonts w:cstheme="minorHAnsi"/>
-                <w:color w:val="000000" w:themeColor="text1"/>
-              </w:rPr>
-              <w:t>{{ puerta</w:t>
-            </w:r>
-            <w:proofErr w:type="gramEnd"/>
-            <w:r>
-              <w:rPr>
-                <w:rFonts w:cstheme="minorHAnsi"/>
-                <w:color w:val="000000" w:themeColor="text1"/>
-              </w:rPr>
-              <w:t xml:space="preserve"> }}</w:t>
-            </w:r>
-          </w:p>
-        </w:tc>
-      </w:tr>
-      <w:tr>
-        <w:trPr>
-          <w:trHeight w:val="20"/>
-        </w:trPr>
-        <w:tc>
-          <w:tcPr>
-            <w:tcW w:w="4414" w:type="dxa"/>
-            <w:vAlign w:val="center"/>
-          </w:tcPr>
-          <w:p>
-            <w:pPr>
-              <w:pStyle w:val="Prrafodelista"/>
-              <w:spacing w:after="0" w:line="240" w:lineRule="auto"/>
-              <w:ind w:left="0"/>
-              <w:jc w:val="both"/>
-              <w:rPr>
-                <w:rFonts w:cstheme="minorHAnsi"/>
-                <w:color w:val="000000" w:themeColor="text1"/>
-                <w:sz w:val="20"/>
-                <w:szCs w:val="20"/>
-              </w:rPr>
-            </w:pPr>
-          </w:p>
-        </w:tc>
-        <w:tc>
-          <w:tcPr>
-            <w:tcW w:w="4414" w:type="dxa"/>
-            <w:vAlign w:val="center"/>
-          </w:tcPr>
-          <w:p>
-            <w:pPr>
-              <w:pStyle w:val="Prrafodelista"/>
-              <w:spacing w:after="0" w:line="240" w:lineRule="auto"/>
-              <w:ind w:left="0"/>
-              <w:jc w:val="center"/>
-              <w:rPr>
-                <w:rFonts w:cstheme="minorHAnsi"/>
-                <w:color w:val="000000" w:themeColor="text1"/>
-              </w:rPr>
-            </w:pPr>
+                <w:rFonts w:asciiTheme="minorHAnsi" w:hAnsiTheme="minorHAnsi" w:cstheme="minorHAnsi"/>
+                <w:color w:val="000000" w:themeColor="text1"/>
+                <w:sz w:val="22"/>
+                <w:szCs w:val="22"/>
+              </w:rPr>
+              <w:t>La resistencia al fuego de los materiales constitutivos de estructura constructiva del inmueble, cumplen con lo requerida en las normas vigentes, NOM 002 STPS 2010.</w:t>
+            </w:r>
           </w:p>
         </w:tc>
       </w:tr>
@@ -3093,21 +3500,35 @@
           </w:tcPr>
           <w:p>
             <w:pPr>
-              <w:pStyle w:val="Prrafodelista"/>
-              <w:spacing w:after="0" w:line="360" w:lineRule="auto"/>
-              <w:ind w:left="0"/>
-              <w:jc w:val="both"/>
-              <w:rPr>
-                <w:rFonts w:cstheme="minorHAnsi"/>
-                <w:color w:val="000000" w:themeColor="text1"/>
+              <w:pStyle w:val="Default"/>
+              <w:spacing w:line="360" w:lineRule="auto"/>
+              <w:jc w:val="center"/>
+              <w:rPr>
+                <w:rFonts w:asciiTheme="minorHAnsi" w:hAnsiTheme="minorHAnsi" w:cstheme="minorHAnsi"/>
+                <w:color w:val="000000" w:themeColor="text1"/>
+                <w:sz w:val="22"/>
+                <w:szCs w:val="22"/>
               </w:rPr>
             </w:pPr>
-            <w:r>
-              <w:rPr>
-                <w:rFonts w:cstheme="minorHAnsi"/>
-                <w:color w:val="000000" w:themeColor="text1"/>
-              </w:rPr>
-              <w:t>La estantería se encuentra bien empotrada con material colocado de acuerdo con peso, con bordes romos sin riesgo para los usuarios.</w:t>
+            <w:proofErr w:type="gramStart"/>
+            <w:r>
+              <w:rPr>
+                <w:rFonts w:asciiTheme="minorHAnsi" w:hAnsiTheme="minorHAnsi" w:cstheme="minorHAnsi"/>
+                <w:color w:val="000000" w:themeColor="text1"/>
+                <w:sz w:val="22"/>
+                <w:szCs w:val="22"/>
+              </w:rPr>
+              <w:t>{{ mueble</w:t>
+            </w:r>
+            <w:proofErr w:type="gramEnd"/>
+            <w:r>
+              <w:rPr>
+                <w:rFonts w:asciiTheme="minorHAnsi" w:hAnsiTheme="minorHAnsi" w:cstheme="minorHAnsi"/>
+                <w:color w:val="000000" w:themeColor="text1"/>
+                <w:sz w:val="22"/>
+                <w:szCs w:val="22"/>
+              </w:rPr>
+              <w:t>1 }}</w:t>
             </w:r>
           </w:p>
         </w:tc>
@@ -3118,35 +3539,61 @@
           </w:tcPr>
           <w:p>
             <w:pPr>
-              <w:pStyle w:val="Prrafodelista"/>
-              <w:spacing w:after="0" w:line="360" w:lineRule="auto"/>
-              <w:ind w:left="0"/>
+              <w:pStyle w:val="Default"/>
+              <w:spacing w:line="360" w:lineRule="auto"/>
               <w:jc w:val="center"/>
               <w:rPr>
-                <w:rFonts w:cstheme="minorHAnsi"/>
-                <w:color w:val="000000" w:themeColor="text1"/>
+                <w:rFonts w:asciiTheme="minorHAnsi" w:hAnsiTheme="minorHAnsi" w:cstheme="minorHAnsi"/>
+                <w:color w:val="000000" w:themeColor="text1"/>
+                <w:sz w:val="22"/>
+                <w:szCs w:val="22"/>
               </w:rPr>
             </w:pPr>
             <w:proofErr w:type="gramStart"/>
             <w:r>
               <w:rPr>
-                <w:rFonts w:cstheme="minorHAnsi"/>
-                <w:color w:val="000000" w:themeColor="text1"/>
-              </w:rPr>
-              <w:t>{{ estantes</w:t>
+                <w:rFonts w:asciiTheme="minorHAnsi" w:hAnsiTheme="minorHAnsi" w:cstheme="minorHAnsi"/>
+                <w:color w:val="000000" w:themeColor="text1"/>
+                <w:sz w:val="22"/>
+                <w:szCs w:val="22"/>
+              </w:rPr>
+              <w:t xml:space="preserve">{{ </w:t>
+            </w:r>
+            <w:r>
+              <w:rPr>
+                <w:rFonts w:asciiTheme="minorHAnsi" w:hAnsiTheme="minorHAnsi" w:cstheme="minorHAnsi"/>
+                <w:color w:val="000000" w:themeColor="text1"/>
+                <w:sz w:val="22"/>
+                <w:szCs w:val="22"/>
+              </w:rPr>
+              <w:t>in</w:t>
+            </w:r>
+            <w:r>
+              <w:rPr>
+                <w:rFonts w:asciiTheme="minorHAnsi" w:hAnsiTheme="minorHAnsi" w:cstheme="minorHAnsi"/>
+                <w:color w:val="000000" w:themeColor="text1"/>
+                <w:sz w:val="22"/>
+                <w:szCs w:val="22"/>
+              </w:rPr>
+              <w:t>mueble</w:t>
             </w:r>
             <w:proofErr w:type="gramEnd"/>
             <w:r>
               <w:rPr>
-                <w:rFonts w:cstheme="minorHAnsi"/>
-                <w:color w:val="000000" w:themeColor="text1"/>
-              </w:rPr>
-              <w:t xml:space="preserve"> }}</w:t>
+                <w:rFonts w:asciiTheme="minorHAnsi" w:hAnsiTheme="minorHAnsi" w:cstheme="minorHAnsi"/>
+                <w:color w:val="000000" w:themeColor="text1"/>
+                <w:sz w:val="22"/>
+                <w:szCs w:val="22"/>
+              </w:rPr>
+              <w:t>1 }}</w:t>
             </w:r>
           </w:p>
         </w:tc>
       </w:tr>
       <w:tr>
+        <w:trPr>
+          <w:trHeight w:val="57"/>
+        </w:trPr>
         <w:tc>
           <w:tcPr>
             <w:tcW w:w="4414" w:type="dxa"/>
@@ -3154,11 +3601,11 @@
           </w:tcPr>
           <w:p>
             <w:pPr>
-              <w:pStyle w:val="Prrafodelista"/>
-              <w:spacing w:after="0" w:line="240" w:lineRule="auto"/>
-              <w:ind w:left="0"/>
+              <w:pStyle w:val="Default"/>
               <w:jc w:val="both"/>
               <w:rPr>
+                <w:rFonts w:asciiTheme="minorHAnsi" w:hAnsiTheme="minorHAnsi" w:cstheme="minorHAnsi"/>
+                <w:color w:val="000000" w:themeColor="text1"/>
                 <w:sz w:val="20"/>
                 <w:szCs w:val="20"/>
               </w:rPr>
@@ -3172,15 +3619,67 @@
           </w:tcPr>
           <w:p>
             <w:pPr>
-              <w:pStyle w:val="Prrafodelista"/>
-              <w:spacing w:after="0" w:line="240" w:lineRule="auto"/>
-              <w:ind w:left="0"/>
+              <w:pStyle w:val="Default"/>
               <w:jc w:val="center"/>
               <w:rPr>
+                <w:rFonts w:asciiTheme="minorHAnsi" w:hAnsiTheme="minorHAnsi" w:cstheme="minorHAnsi"/>
+                <w:color w:val="000000" w:themeColor="text1"/>
                 <w:sz w:val="20"/>
                 <w:szCs w:val="20"/>
               </w:rPr>
             </w:pPr>
+          </w:p>
+        </w:tc>
+      </w:tr>
+      <w:tr>
+        <w:trPr>
+          <w:trHeight w:val="1701"/>
+        </w:trPr>
+        <w:tc>
+          <w:tcPr>
+            <w:tcW w:w="8828" w:type="dxa"/>
+            <w:gridSpan w:val="2"/>
+            <w:vAlign w:val="center"/>
+          </w:tcPr>
+          <w:p>
+            <w:pPr>
+              <w:pStyle w:val="Default"/>
+              <w:spacing w:line="360" w:lineRule="auto"/>
+              <w:rPr>
+                <w:rFonts w:asciiTheme="minorHAnsi" w:hAnsiTheme="minorHAnsi" w:cstheme="minorHAnsi"/>
+                <w:color w:val="000000" w:themeColor="text1"/>
+                <w:sz w:val="22"/>
+                <w:szCs w:val="22"/>
+              </w:rPr>
+            </w:pPr>
+            <w:r>
+              <w:rPr>
+                <w:rFonts w:asciiTheme="minorHAnsi" w:hAnsiTheme="minorHAnsi" w:cstheme="minorHAnsi"/>
+                <w:color w:val="000000" w:themeColor="text1"/>
+                <w:sz w:val="22"/>
+                <w:szCs w:val="22"/>
+              </w:rPr>
+              <w:t>Instalación eléctrica maneja voltaje de 110 volts, se encuentran dentro de canaleta, no presenta cableado provisional,</w:t>
+            </w:r>
+            <w:r>
+              <w:rPr>
+                <w:rFonts w:asciiTheme="minorHAnsi" w:hAnsiTheme="minorHAnsi" w:cstheme="minorHAnsi"/>
+                <w:noProof/>
+                <w:color w:val="000000" w:themeColor="text1"/>
+                <w:sz w:val="22"/>
+                <w:szCs w:val="22"/>
+              </w:rPr>
+              <w:t xml:space="preserve"> </w:t>
+            </w:r>
+            <w:r>
+              <w:rPr>
+                <w:rFonts w:asciiTheme="minorHAnsi" w:hAnsiTheme="minorHAnsi" w:cstheme="minorHAnsi"/>
+                <w:color w:val="000000" w:themeColor="text1"/>
+                <w:sz w:val="22"/>
+                <w:szCs w:val="22"/>
+              </w:rPr>
+              <w:t>mismo que se realiza evitando riesgos.</w:t>
+            </w:r>
           </w:p>
         </w:tc>
       </w:tr>
@@ -3195,33 +3694,47 @@
           </w:tcPr>
           <w:p>
             <w:pPr>
-              <w:pStyle w:val="Prrafodelista"/>
-              <w:spacing w:after="0" w:line="360" w:lineRule="auto"/>
-              <w:ind w:left="0"/>
-              <w:jc w:val="both"/>
+              <w:pStyle w:val="Default"/>
+              <w:spacing w:line="360" w:lineRule="auto"/>
+              <w:ind w:right="-60"/>
+              <w:jc w:val="center"/>
+              <w:rPr>
+                <w:rFonts w:asciiTheme="minorHAnsi" w:hAnsiTheme="minorHAnsi" w:cstheme="minorHAnsi"/>
+                <w:color w:val="000000" w:themeColor="text1"/>
+                <w:sz w:val="22"/>
+                <w:szCs w:val="22"/>
+              </w:rPr>
             </w:pPr>
-            <w:r>
-              <w:rPr>
-                <w:rFonts w:cstheme="minorHAnsi"/>
-                <w:color w:val="000000" w:themeColor="text1"/>
-              </w:rPr>
-              <w:t xml:space="preserve">El site se encuentra restringido en su acceso, limpio de almacenaje de combustibles sólidos y otros, con detector de humo vigente, toda la instalación eléctrica bajo resguardo tubo </w:t>
+            <w:proofErr w:type="gramStart"/>
+            <w:r>
+              <w:rPr>
+                <w:rFonts w:asciiTheme="minorHAnsi" w:hAnsiTheme="minorHAnsi" w:cstheme="minorHAnsi"/>
+                <w:color w:val="000000" w:themeColor="text1"/>
+                <w:sz w:val="22"/>
+                <w:szCs w:val="22"/>
+              </w:rPr>
+              <w:t xml:space="preserve">{{ </w:t>
             </w:r>
             <w:proofErr w:type="spellStart"/>
             <w:r>
               <w:rPr>
-                <w:rFonts w:cstheme="minorHAnsi"/>
-                <w:color w:val="000000" w:themeColor="text1"/>
-              </w:rPr>
-              <w:t>conduit</w:t>
+                <w:rFonts w:asciiTheme="minorHAnsi" w:hAnsiTheme="minorHAnsi" w:cstheme="minorHAnsi"/>
+                <w:color w:val="000000" w:themeColor="text1"/>
+                <w:sz w:val="22"/>
+                <w:szCs w:val="22"/>
+              </w:rPr>
+              <w:t>electrico</w:t>
             </w:r>
             <w:proofErr w:type="spellEnd"/>
-            <w:r>
-              <w:rPr>
-                <w:rFonts w:cstheme="minorHAnsi"/>
-                <w:color w:val="000000" w:themeColor="text1"/>
-              </w:rPr>
-              <w:t>, señalizado en sus tableros de control, con sistema de ventilación adecuado.</w:t>
+            <w:proofErr w:type="gramEnd"/>
+            <w:r>
+              <w:rPr>
+                <w:rFonts w:asciiTheme="minorHAnsi" w:hAnsiTheme="minorHAnsi" w:cstheme="minorHAnsi"/>
+                <w:color w:val="000000" w:themeColor="text1"/>
+                <w:sz w:val="22"/>
+                <w:szCs w:val="22"/>
+              </w:rPr>
+              <w:t xml:space="preserve"> }}</w:t>
             </w:r>
           </w:p>
         </w:tc>
@@ -3232,28 +3745,42 @@
           </w:tcPr>
           <w:p>
             <w:pPr>
-              <w:pStyle w:val="Prrafodelista"/>
-              <w:spacing w:after="0" w:line="360" w:lineRule="auto"/>
-              <w:ind w:left="0"/>
+              <w:pStyle w:val="Default"/>
+              <w:spacing w:line="360" w:lineRule="auto"/>
               <w:jc w:val="center"/>
               <w:rPr>
-                <w:rFonts w:cstheme="minorHAnsi"/>
-                <w:color w:val="000000" w:themeColor="text1"/>
+                <w:rFonts w:asciiTheme="minorHAnsi" w:hAnsiTheme="minorHAnsi" w:cstheme="minorHAnsi"/>
+                <w:color w:val="000000" w:themeColor="text1"/>
+                <w:sz w:val="22"/>
+                <w:szCs w:val="22"/>
               </w:rPr>
             </w:pPr>
             <w:proofErr w:type="gramStart"/>
             <w:r>
               <w:rPr>
-                <w:rFonts w:cstheme="minorHAnsi"/>
-                <w:color w:val="000000" w:themeColor="text1"/>
-              </w:rPr>
-              <w:t>{{ site</w:t>
+                <w:rFonts w:asciiTheme="minorHAnsi" w:hAnsiTheme="minorHAnsi" w:cstheme="minorHAnsi"/>
+                <w:color w:val="000000" w:themeColor="text1"/>
+                <w:sz w:val="22"/>
+                <w:szCs w:val="22"/>
+              </w:rPr>
+              <w:t>{{ electrico</w:t>
             </w:r>
             <w:proofErr w:type="gramEnd"/>
             <w:r>
               <w:rPr>
-                <w:rFonts w:cstheme="minorHAnsi"/>
-                <w:color w:val="000000" w:themeColor="text1"/>
+                <w:rFonts w:asciiTheme="minorHAnsi" w:hAnsiTheme="minorHAnsi" w:cstheme="minorHAnsi"/>
+                <w:color w:val="000000" w:themeColor="text1"/>
+                <w:sz w:val="22"/>
+                <w:szCs w:val="22"/>
+              </w:rPr>
+              <w:t>1</w:t>
+            </w:r>
+            <w:r>
+              <w:rPr>
+                <w:rFonts w:asciiTheme="minorHAnsi" w:hAnsiTheme="minorHAnsi" w:cstheme="minorHAnsi"/>
+                <w:color w:val="000000" w:themeColor="text1"/>
+                <w:sz w:val="22"/>
+                <w:szCs w:val="22"/>
               </w:rPr>
               <w:t xml:space="preserve"> }}</w:t>
             </w:r>
@@ -3266,34 +3793,29 @@
         <w:rPr>
           <w:rFonts w:cstheme="minorHAnsi"/>
           <w:color w:val="000000" w:themeColor="text1"/>
-          <w:kern w:val="0"/>
-          <w14:ligatures w14:val="none"/>
+        </w:rPr>
+      </w:pPr>
+    </w:p>
+    <w:p>
+      <w:pPr>
+        <w:rPr>
+          <w:rFonts w:cstheme="minorHAnsi"/>
+          <w:color w:val="000000" w:themeColor="text1"/>
         </w:rPr>
       </w:pPr>
       <w:r>
         <w:rPr>
           <w:rFonts w:cstheme="minorHAnsi"/>
           <w:color w:val="000000" w:themeColor="text1"/>
-          <w:kern w:val="0"/>
-          <w14:ligatures w14:val="none"/>
         </w:rPr>
         <w:br w:type="page"/>
       </w:r>
-    </w:p>
-    <w:p>
-      <w:pPr>
-        <w:rPr>
-          <w:rFonts w:cstheme="minorHAnsi"/>
-          <w:color w:val="000000" w:themeColor="text1"/>
-          <w:kern w:val="0"/>
-          <w14:ligatures w14:val="none"/>
-        </w:rPr>
-      </w:pPr>
     </w:p>
     <w:tbl>
       <w:tblPr>
         <w:tblStyle w:val="Tablaconcuadrcula"/>
         <w:tblW w:w="0" w:type="auto"/>
+        <w:tblInd w:w="-5" w:type="dxa"/>
         <w:tblBorders>
           <w:top w:val="none" w:sz="0" w:space="0" w:color="auto"/>
           <w:left w:val="none" w:sz="0" w:space="0" w:color="auto"/>
@@ -3310,6 +3832,144 @@
       </w:tblGrid>
       <w:tr>
         <w:trPr>
+          <w:trHeight w:val="1701"/>
+        </w:trPr>
+        <w:tc>
+          <w:tcPr>
+            <w:tcW w:w="8828" w:type="dxa"/>
+            <w:gridSpan w:val="2"/>
+            <w:vAlign w:val="center"/>
+          </w:tcPr>
+          <w:p>
+            <w:pPr>
+              <w:pStyle w:val="Default"/>
+              <w:spacing w:line="360" w:lineRule="auto"/>
+              <w:rPr>
+                <w:rFonts w:asciiTheme="minorHAnsi" w:hAnsiTheme="minorHAnsi" w:cstheme="minorHAnsi"/>
+                <w:color w:val="000000" w:themeColor="text1"/>
+                <w:sz w:val="22"/>
+                <w:szCs w:val="22"/>
+              </w:rPr>
+            </w:pPr>
+            <w:r>
+              <w:rPr>
+                <w:rFonts w:asciiTheme="minorHAnsi" w:hAnsiTheme="minorHAnsi" w:cstheme="minorHAnsi"/>
+                <w:color w:val="000000" w:themeColor="text1"/>
+                <w:sz w:val="22"/>
+                <w:szCs w:val="22"/>
+              </w:rPr>
+              <w:lastRenderedPageBreak/>
+              <w:t>Los sanitarios se encuentran higiénicos y sanitizados, con medidas acorde a la población usuarios. Evitar el transvase en productos de limpieza y preferentemente utilizar sustancias con las mismas propiedades químicas, pero menos peligrosas para la salud durante su aseo.</w:t>
+            </w:r>
+          </w:p>
+        </w:tc>
+      </w:tr>
+      <w:tr>
+        <w:trPr>
+          <w:trHeight w:val="3288"/>
+        </w:trPr>
+        <w:tc>
+          <w:tcPr>
+            <w:tcW w:w="4414" w:type="dxa"/>
+            <w:vAlign w:val="center"/>
+          </w:tcPr>
+          <w:p>
+            <w:pPr>
+              <w:pStyle w:val="Default"/>
+              <w:spacing w:line="360" w:lineRule="auto"/>
+              <w:ind w:right="-60"/>
+              <w:jc w:val="center"/>
+              <w:rPr>
+                <w:rFonts w:asciiTheme="minorHAnsi" w:hAnsiTheme="minorHAnsi" w:cstheme="minorHAnsi"/>
+                <w:color w:val="000000" w:themeColor="text1"/>
+                <w:sz w:val="22"/>
+                <w:szCs w:val="22"/>
+              </w:rPr>
+            </w:pPr>
+            <w:proofErr w:type="gramStart"/>
+            <w:r>
+              <w:rPr>
+                <w:rFonts w:asciiTheme="minorHAnsi" w:hAnsiTheme="minorHAnsi" w:cstheme="minorHAnsi"/>
+                <w:color w:val="000000" w:themeColor="text1"/>
+                <w:sz w:val="22"/>
+                <w:szCs w:val="22"/>
+              </w:rPr>
+              <w:t xml:space="preserve">{{ </w:t>
+            </w:r>
+            <w:proofErr w:type="spellStart"/>
+            <w:r>
+              <w:rPr>
+                <w:rFonts w:asciiTheme="minorHAnsi" w:hAnsiTheme="minorHAnsi" w:cstheme="minorHAnsi"/>
+                <w:color w:val="000000" w:themeColor="text1"/>
+                <w:sz w:val="22"/>
+                <w:szCs w:val="22"/>
+              </w:rPr>
+              <w:t>banio</w:t>
+            </w:r>
+            <w:proofErr w:type="spellEnd"/>
+            <w:proofErr w:type="gramEnd"/>
+            <w:r>
+              <w:rPr>
+                <w:rFonts w:asciiTheme="minorHAnsi" w:hAnsiTheme="minorHAnsi" w:cstheme="minorHAnsi"/>
+                <w:color w:val="000000" w:themeColor="text1"/>
+                <w:sz w:val="22"/>
+                <w:szCs w:val="22"/>
+              </w:rPr>
+              <w:t xml:space="preserve"> }}</w:t>
+            </w:r>
+          </w:p>
+        </w:tc>
+        <w:tc>
+          <w:tcPr>
+            <w:tcW w:w="4414" w:type="dxa"/>
+            <w:vAlign w:val="center"/>
+          </w:tcPr>
+          <w:p>
+            <w:pPr>
+              <w:pStyle w:val="Default"/>
+              <w:spacing w:line="360" w:lineRule="auto"/>
+              <w:jc w:val="center"/>
+              <w:rPr>
+                <w:rFonts w:asciiTheme="minorHAnsi" w:hAnsiTheme="minorHAnsi" w:cstheme="minorHAnsi"/>
+                <w:color w:val="000000" w:themeColor="text1"/>
+                <w:sz w:val="22"/>
+                <w:szCs w:val="22"/>
+              </w:rPr>
+            </w:pPr>
+            <w:proofErr w:type="gramStart"/>
+            <w:r>
+              <w:rPr>
+                <w:rFonts w:asciiTheme="minorHAnsi" w:hAnsiTheme="minorHAnsi" w:cstheme="minorHAnsi"/>
+                <w:color w:val="000000" w:themeColor="text1"/>
+                <w:sz w:val="22"/>
+                <w:szCs w:val="22"/>
+              </w:rPr>
+              <w:t>{{ banio</w:t>
+            </w:r>
+            <w:proofErr w:type="gramEnd"/>
+            <w:r>
+              <w:rPr>
+                <w:rFonts w:asciiTheme="minorHAnsi" w:hAnsiTheme="minorHAnsi" w:cstheme="minorHAnsi"/>
+                <w:color w:val="000000" w:themeColor="text1"/>
+                <w:sz w:val="22"/>
+                <w:szCs w:val="22"/>
+              </w:rPr>
+              <w:t>1</w:t>
+            </w:r>
+            <w:r>
+              <w:rPr>
+                <w:rFonts w:asciiTheme="minorHAnsi" w:hAnsiTheme="minorHAnsi" w:cstheme="minorHAnsi"/>
+                <w:color w:val="000000" w:themeColor="text1"/>
+                <w:sz w:val="22"/>
+                <w:szCs w:val="22"/>
+              </w:rPr>
+              <w:t xml:space="preserve"> }}</w:t>
+            </w:r>
+          </w:p>
+        </w:tc>
+      </w:tr>
+      <w:tr>
+        <w:trPr>
           <w:trHeight w:val="3288"/>
         </w:trPr>
         <w:tc>
@@ -3423,7 +4083,25 @@
                 <w:sz w:val="22"/>
                 <w:szCs w:val="22"/>
               </w:rPr>
-              <w:t xml:space="preserve"> litros. Se con los dictámenes correspondientes que garantizan su correcta instalación y operación.</w:t>
+              <w:t xml:space="preserve"> litros. Se </w:t>
+            </w:r>
+            <w:r>
+              <w:rPr>
+                <w:rFonts w:asciiTheme="minorHAnsi" w:hAnsiTheme="minorHAnsi" w:cstheme="minorHAnsi"/>
+                <w:color w:val="000000" w:themeColor="text1"/>
+                <w:sz w:val="22"/>
+                <w:szCs w:val="22"/>
+              </w:rPr>
+              <w:t xml:space="preserve">cuenta </w:t>
+            </w:r>
+            <w:r>
+              <w:rPr>
+                <w:rFonts w:asciiTheme="minorHAnsi" w:hAnsiTheme="minorHAnsi" w:cstheme="minorHAnsi"/>
+                <w:color w:val="000000" w:themeColor="text1"/>
+                <w:sz w:val="22"/>
+                <w:szCs w:val="22"/>
+              </w:rPr>
+              <w:t>con los dictámenes correspondientes que garantizan su correcta instalación y operación.</w:t>
             </w:r>
           </w:p>
         </w:tc>
@@ -3555,61 +4233,7 @@
                 <w:sz w:val="22"/>
                 <w:szCs w:val="22"/>
               </w:rPr>
-              <w:t xml:space="preserve">Las válvulas de gas </w:t>
-            </w:r>
-            <w:r>
-              <w:rPr>
-                <w:rFonts w:asciiTheme="minorHAnsi" w:hAnsiTheme="minorHAnsi" w:cstheme="minorHAnsi"/>
-                <w:color w:val="000000" w:themeColor="text1"/>
-                <w:sz w:val="22"/>
-                <w:szCs w:val="22"/>
-              </w:rPr>
-              <w:t xml:space="preserve">se encuentran </w:t>
-            </w:r>
-            <w:r>
-              <w:rPr>
-                <w:rFonts w:asciiTheme="minorHAnsi" w:hAnsiTheme="minorHAnsi" w:cstheme="minorHAnsi"/>
-                <w:color w:val="000000" w:themeColor="text1"/>
-                <w:sz w:val="22"/>
-                <w:szCs w:val="22"/>
-              </w:rPr>
-              <w:t>en buenas condiciones no presentan fugas, corrosión</w:t>
-            </w:r>
-            <w:r>
-              <w:rPr>
-                <w:rFonts w:asciiTheme="minorHAnsi" w:hAnsiTheme="minorHAnsi" w:cstheme="minorHAnsi"/>
-                <w:color w:val="000000" w:themeColor="text1"/>
-                <w:sz w:val="22"/>
-                <w:szCs w:val="22"/>
-              </w:rPr>
-              <w:t>,</w:t>
-            </w:r>
-            <w:r>
-              <w:rPr>
-                <w:rFonts w:asciiTheme="minorHAnsi" w:hAnsiTheme="minorHAnsi" w:cstheme="minorHAnsi"/>
-                <w:color w:val="000000" w:themeColor="text1"/>
-                <w:sz w:val="22"/>
-                <w:szCs w:val="22"/>
-              </w:rPr>
-              <w:t xml:space="preserve"> ni obstrucciones; operan con facilidad</w:t>
-            </w:r>
-            <w:r>
-              <w:rPr>
-                <w:rFonts w:asciiTheme="minorHAnsi" w:hAnsiTheme="minorHAnsi" w:cstheme="minorHAnsi"/>
-                <w:color w:val="000000" w:themeColor="text1"/>
-                <w:sz w:val="22"/>
-                <w:szCs w:val="22"/>
-              </w:rPr>
-              <w:t xml:space="preserve"> y </w:t>
-            </w:r>
-            <w:r>
-              <w:rPr>
-                <w:rFonts w:asciiTheme="minorHAnsi" w:hAnsiTheme="minorHAnsi" w:cstheme="minorHAnsi"/>
-                <w:color w:val="000000" w:themeColor="text1"/>
-                <w:sz w:val="22"/>
-                <w:szCs w:val="22"/>
-              </w:rPr>
-              <w:t>sellan correctamente</w:t>
+              <w:t>Las válvulas de gas se encuentran en buenas condiciones no presentan fugas, corrosión, ni obstrucciones; operan con facilidad y sellan correctamente</w:t>
             </w:r>
           </w:p>
         </w:tc>
@@ -3713,14 +4337,6 @@
         </w:tc>
       </w:tr>
     </w:tbl>
-    <w:p>
-      <w:pPr>
-        <w:rPr>
-          <w:rFonts w:cstheme="minorHAnsi"/>
-          <w:color w:val="000000" w:themeColor="text1"/>
-        </w:rPr>
-      </w:pPr>
-    </w:p>
     <w:p/>
     <w:p>
       <w:pPr>

--- a/Inputs/Templates/MF General.docx
+++ b/Inputs/Templates/MF General.docx
@@ -2146,13 +2146,7 @@
             </w:r>
             <w:proofErr w:type="gramEnd"/>
             <w:r>
-              <w:t>_sec</w:t>
-            </w:r>
-            <w:r>
-              <w:t>1</w:t>
-            </w:r>
-            <w:r>
-              <w:t xml:space="preserve"> }}</w:t>
+              <w:t>_sec1 }}</w:t>
             </w:r>
           </w:p>
         </w:tc>
@@ -2275,10 +2269,7 @@
             </w:r>
             <w:proofErr w:type="gramEnd"/>
             <w:r>
-              <w:t>1</w:t>
-            </w:r>
-            <w:r>
-              <w:t xml:space="preserve"> }}</w:t>
+              <w:t>1 }}</w:t>
             </w:r>
           </w:p>
         </w:tc>
@@ -2412,14 +2403,7 @@
                 <w:rFonts w:cstheme="minorHAnsi"/>
                 <w:color w:val="000000" w:themeColor="text1"/>
               </w:rPr>
-              <w:t>1</w:t>
-            </w:r>
-            <w:r>
-              <w:rPr>
-                <w:rFonts w:cstheme="minorHAnsi"/>
-                <w:color w:val="000000" w:themeColor="text1"/>
-              </w:rPr>
-              <w:t xml:space="preserve"> }}</w:t>
+              <w:t>1 }}</w:t>
             </w:r>
           </w:p>
         </w:tc>
@@ -3231,16 +3215,7 @@
                 <w:sz w:val="22"/>
                 <w:szCs w:val="22"/>
               </w:rPr>
-              <w:t>1</w:t>
-            </w:r>
-            <w:r>
-              <w:rPr>
-                <w:rFonts w:asciiTheme="minorHAnsi" w:hAnsiTheme="minorHAnsi" w:cstheme="minorHAnsi"/>
-                <w:color w:val="000000" w:themeColor="text1"/>
-                <w:sz w:val="22"/>
-                <w:szCs w:val="22"/>
-              </w:rPr>
-              <w:t xml:space="preserve"> }}</w:t>
+              <w:t>1 }}</w:t>
             </w:r>
           </w:p>
         </w:tc>
@@ -3398,16 +3373,7 @@
                 <w:sz w:val="22"/>
                 <w:szCs w:val="22"/>
               </w:rPr>
-              <w:t>1</w:t>
-            </w:r>
-            <w:r>
-              <w:rPr>
-                <w:rFonts w:asciiTheme="minorHAnsi" w:hAnsiTheme="minorHAnsi" w:cstheme="minorHAnsi"/>
-                <w:color w:val="000000" w:themeColor="text1"/>
-                <w:sz w:val="22"/>
-                <w:szCs w:val="22"/>
-              </w:rPr>
-              <w:t xml:space="preserve"> }}</w:t>
+              <w:t>1 }}</w:t>
             </w:r>
           </w:p>
         </w:tc>
@@ -3844,6 +3810,7 @@
             <w:pPr>
               <w:pStyle w:val="Default"/>
               <w:spacing w:line="360" w:lineRule="auto"/>
+              <w:jc w:val="both"/>
               <w:rPr>
                 <w:rFonts w:asciiTheme="minorHAnsi" w:hAnsiTheme="minorHAnsi" w:cstheme="minorHAnsi"/>
                 <w:color w:val="000000" w:themeColor="text1"/>

--- a/Inputs/Templates/MF General.docx
+++ b/Inputs/Templates/MF General.docx
@@ -50,7 +50,6 @@
         </w:rPr>
         <w:t xml:space="preserve"> </w:t>
       </w:r>
-      <w:proofErr w:type="gramStart"/>
       <w:r>
         <w:rPr>
           <w:rFonts w:cstheme="minorHAnsi"/>
@@ -66,25 +65,7 @@
           <w:b/>
           <w:color w:val="000000" w:themeColor="text1"/>
         </w:rPr>
-        <w:t>razon</w:t>
-      </w:r>
-      <w:proofErr w:type="gramEnd"/>
-      <w:r>
-        <w:rPr>
-          <w:rFonts w:cstheme="minorHAnsi"/>
-          <w:b/>
-          <w:color w:val="000000" w:themeColor="text1"/>
-        </w:rPr>
-        <w:t>_</w:t>
-      </w:r>
-      <w:proofErr w:type="gramStart"/>
-      <w:r>
-        <w:rPr>
-          <w:rFonts w:cstheme="minorHAnsi"/>
-          <w:b/>
-          <w:color w:val="000000" w:themeColor="text1"/>
-        </w:rPr>
-        <w:t>social</w:t>
+        <w:t>razon_social</w:t>
       </w:r>
       <w:proofErr w:type="spellEnd"/>
       <w:r>
@@ -93,16 +74,7 @@
           <w:b/>
           <w:color w:val="000000" w:themeColor="text1"/>
         </w:rPr>
-        <w:t xml:space="preserve"> }</w:t>
-      </w:r>
-      <w:proofErr w:type="gramEnd"/>
-      <w:r>
-        <w:rPr>
-          <w:rFonts w:cstheme="minorHAnsi"/>
-          <w:b/>
-          <w:color w:val="000000" w:themeColor="text1"/>
-        </w:rPr>
-        <w:t>}</w:t>
+        <w:t xml:space="preserve"> }}</w:t>
       </w:r>
       <w:r>
         <w:rPr>
@@ -112,7 +84,6 @@
         </w:rPr>
         <w:t>, “</w:t>
       </w:r>
-      <w:proofErr w:type="gramStart"/>
       <w:r>
         <w:rPr>
           <w:rFonts w:cstheme="minorHAnsi"/>
@@ -128,25 +99,7 @@
           <w:b/>
           <w:color w:val="000000" w:themeColor="text1"/>
         </w:rPr>
-        <w:t>nombre</w:t>
-      </w:r>
-      <w:proofErr w:type="gramEnd"/>
-      <w:r>
-        <w:rPr>
-          <w:rFonts w:cstheme="minorHAnsi"/>
-          <w:b/>
-          <w:color w:val="000000" w:themeColor="text1"/>
-        </w:rPr>
-        <w:t>_</w:t>
-      </w:r>
-      <w:proofErr w:type="gramStart"/>
-      <w:r>
-        <w:rPr>
-          <w:rFonts w:cstheme="minorHAnsi"/>
-          <w:b/>
-          <w:color w:val="000000" w:themeColor="text1"/>
-        </w:rPr>
-        <w:t>comercial</w:t>
+        <w:t>nombre_comercial</w:t>
       </w:r>
       <w:proofErr w:type="spellEnd"/>
       <w:r>
@@ -155,16 +108,7 @@
           <w:b/>
           <w:color w:val="000000" w:themeColor="text1"/>
         </w:rPr>
-        <w:t xml:space="preserve"> }</w:t>
-      </w:r>
-      <w:proofErr w:type="gramEnd"/>
-      <w:r>
-        <w:rPr>
-          <w:rFonts w:cstheme="minorHAnsi"/>
-          <w:b/>
-          <w:color w:val="000000" w:themeColor="text1"/>
-        </w:rPr>
-        <w:t>}</w:t>
+        <w:t xml:space="preserve"> }}</w:t>
       </w:r>
       <w:r>
         <w:rPr>
@@ -194,78 +138,14 @@
           <w:rFonts w:cstheme="minorHAnsi"/>
           <w:color w:val="000000" w:themeColor="text1"/>
         </w:rPr>
-        <w:t xml:space="preserve">al sur de </w:t>
-      </w:r>
-      <w:proofErr w:type="gramStart"/>
-      <w:r>
-        <w:rPr>
-          <w:rFonts w:cstheme="minorHAnsi"/>
-          <w:color w:val="000000" w:themeColor="text1"/>
-        </w:rPr>
-        <w:t>{{ norte</w:t>
-      </w:r>
-      <w:proofErr w:type="gramEnd"/>
-      <w:r>
-        <w:rPr>
-          <w:rFonts w:cstheme="minorHAnsi"/>
-          <w:color w:val="000000" w:themeColor="text1"/>
-        </w:rPr>
-        <w:t xml:space="preserve"> }}, al </w:t>
+        <w:t xml:space="preserve">al sur de {{ norte }}, al </w:t>
       </w:r>
       <w:r>
         <w:rPr>
           <w:rFonts w:cstheme="minorHAnsi"/>
           <w:color w:val="000000" w:themeColor="text1"/>
         </w:rPr>
-        <w:t xml:space="preserve">norte de </w:t>
-      </w:r>
-      <w:proofErr w:type="gramStart"/>
-      <w:r>
-        <w:rPr>
-          <w:rFonts w:cstheme="minorHAnsi"/>
-          <w:color w:val="000000" w:themeColor="text1"/>
-        </w:rPr>
-        <w:t>{{ sur</w:t>
-      </w:r>
-      <w:proofErr w:type="gramEnd"/>
-      <w:r>
-        <w:rPr>
-          <w:rFonts w:cstheme="minorHAnsi"/>
-          <w:color w:val="000000" w:themeColor="text1"/>
-        </w:rPr>
-        <w:t xml:space="preserve"> }}, al este de </w:t>
-      </w:r>
-      <w:proofErr w:type="gramStart"/>
-      <w:r>
-        <w:rPr>
-          <w:rFonts w:cstheme="minorHAnsi"/>
-          <w:color w:val="000000" w:themeColor="text1"/>
-        </w:rPr>
-        <w:t>{{ oeste</w:t>
-      </w:r>
-      <w:proofErr w:type="gramEnd"/>
-      <w:r>
-        <w:rPr>
-          <w:rFonts w:cstheme="minorHAnsi"/>
-          <w:color w:val="000000" w:themeColor="text1"/>
-        </w:rPr>
-        <w:t xml:space="preserve"> }} y al oeste de </w:t>
-      </w:r>
-      <w:proofErr w:type="gramStart"/>
-      <w:r>
-        <w:rPr>
-          <w:rFonts w:cstheme="minorHAnsi"/>
-          <w:color w:val="000000" w:themeColor="text1"/>
-        </w:rPr>
-        <w:t>{{ este</w:t>
-      </w:r>
-      <w:proofErr w:type="gramEnd"/>
-      <w:r>
-        <w:rPr>
-          <w:rFonts w:cstheme="minorHAnsi"/>
-          <w:color w:val="000000" w:themeColor="text1"/>
-        </w:rPr>
-        <w:t xml:space="preserve"> }}</w:t>
+        <w:t>norte de {{ sur }}, al este de {{ oeste }} y al oeste de {{ este }}</w:t>
       </w:r>
       <w:r>
         <w:rPr>
@@ -304,7 +184,6 @@
         </w:rPr>
         <w:t xml:space="preserve">El horario de atención es de </w:t>
       </w:r>
-      <w:proofErr w:type="gramStart"/>
       <w:r>
         <w:rPr>
           <w:rFonts w:cstheme="minorHAnsi"/>
@@ -318,23 +197,7 @@
           <w:rFonts w:cstheme="minorHAnsi"/>
           <w:color w:val="000000" w:themeColor="text1"/>
         </w:rPr>
-        <w:t>dias</w:t>
-      </w:r>
-      <w:proofErr w:type="gramEnd"/>
-      <w:r>
-        <w:rPr>
-          <w:rFonts w:cstheme="minorHAnsi"/>
-          <w:color w:val="000000" w:themeColor="text1"/>
-        </w:rPr>
-        <w:t>_</w:t>
-      </w:r>
-      <w:proofErr w:type="gramStart"/>
-      <w:r>
-        <w:rPr>
-          <w:rFonts w:cstheme="minorHAnsi"/>
-          <w:color w:val="000000" w:themeColor="text1"/>
-        </w:rPr>
-        <w:t>trabajo</w:t>
+        <w:t>dias_trabajo</w:t>
       </w:r>
       <w:proofErr w:type="spellEnd"/>
       <w:r>
@@ -342,15 +205,7 @@
           <w:rFonts w:cstheme="minorHAnsi"/>
           <w:color w:val="000000" w:themeColor="text1"/>
         </w:rPr>
-        <w:t xml:space="preserve"> }</w:t>
-      </w:r>
-      <w:proofErr w:type="gramEnd"/>
-      <w:r>
-        <w:rPr>
-          <w:rFonts w:cstheme="minorHAnsi"/>
-          <w:color w:val="000000" w:themeColor="text1"/>
-        </w:rPr>
-        <w:t>}</w:t>
+        <w:t xml:space="preserve"> }}</w:t>
       </w:r>
       <w:r>
         <w:rPr>
@@ -359,21 +214,12 @@
         </w:rPr>
         <w:t xml:space="preserve"> de </w:t>
       </w:r>
-      <w:proofErr w:type="gramStart"/>
       <w:r>
         <w:rPr>
           <w:rFonts w:cstheme="minorHAnsi"/>
           <w:color w:val="000000" w:themeColor="text1"/>
         </w:rPr>
-        <w:t>{{ horario</w:t>
-      </w:r>
-      <w:proofErr w:type="gramEnd"/>
-      <w:r>
-        <w:rPr>
-          <w:rFonts w:cstheme="minorHAnsi"/>
-          <w:color w:val="000000" w:themeColor="text1"/>
-        </w:rPr>
-        <w:t xml:space="preserve"> }}</w:t>
+        <w:t>{{ horario }}</w:t>
       </w:r>
       <w:r>
         <w:rPr>
@@ -399,21 +245,12 @@
         </w:rPr>
         <w:t xml:space="preserve">Cuenta con </w:t>
       </w:r>
-      <w:proofErr w:type="gramStart"/>
       <w:r>
         <w:rPr>
           <w:rFonts w:cstheme="minorHAnsi"/>
           <w:color w:val="000000" w:themeColor="text1"/>
         </w:rPr>
-        <w:t>{{ trabajadores</w:t>
-      </w:r>
-      <w:proofErr w:type="gramEnd"/>
-      <w:r>
-        <w:rPr>
-          <w:rFonts w:cstheme="minorHAnsi"/>
-          <w:color w:val="000000" w:themeColor="text1"/>
-        </w:rPr>
-        <w:t xml:space="preserve"> }}</w:t>
+        <w:t>{{ trabajadores }}</w:t>
       </w:r>
       <w:r>
         <w:rPr>
@@ -422,21 +259,12 @@
         </w:rPr>
         <w:t xml:space="preserve"> empleados fijos y afluencia durante el día de </w:t>
       </w:r>
-      <w:proofErr w:type="gramStart"/>
       <w:r>
         <w:rPr>
           <w:rFonts w:cstheme="minorHAnsi"/>
           <w:color w:val="000000" w:themeColor="text1"/>
         </w:rPr>
-        <w:t>{{ visitantes</w:t>
-      </w:r>
-      <w:proofErr w:type="gramEnd"/>
-      <w:r>
-        <w:rPr>
-          <w:rFonts w:cstheme="minorHAnsi"/>
-          <w:color w:val="000000" w:themeColor="text1"/>
-        </w:rPr>
-        <w:t xml:space="preserve"> }}</w:t>
+        <w:t>{{ visitantes }}</w:t>
       </w:r>
       <w:r>
         <w:rPr>
@@ -481,19 +309,6 @@
         <w:t>Con el objetivo de controlar el cumplimiento en materia de Protección civil y las normas de higiene y seguridad en el trabajo, puede establecerse que:</w:t>
       </w:r>
     </w:p>
-    <w:p>
-      <w:pPr>
-        <w:pStyle w:val="Default"/>
-        <w:spacing w:line="360" w:lineRule="auto"/>
-        <w:jc w:val="both"/>
-        <w:rPr>
-          <w:rFonts w:asciiTheme="minorHAnsi" w:hAnsiTheme="minorHAnsi" w:cstheme="minorHAnsi"/>
-          <w:color w:val="000000" w:themeColor="text1"/>
-          <w:sz w:val="22"/>
-          <w:szCs w:val="22"/>
-        </w:rPr>
-      </w:pPr>
-    </w:p>
     <w:tbl>
       <w:tblPr>
         <w:tblStyle w:val="Tablaconcuadrcula"/>
@@ -573,7 +388,6 @@
                 <w:szCs w:val="22"/>
               </w:rPr>
             </w:pPr>
-            <w:proofErr w:type="gramStart"/>
             <w:r>
               <w:rPr>
                 <w:rFonts w:asciiTheme="minorHAnsi" w:hAnsiTheme="minorHAnsi" w:cstheme="minorHAnsi"/>
@@ -581,17 +395,7 @@
                 <w:sz w:val="22"/>
                 <w:szCs w:val="22"/>
               </w:rPr>
-              <w:t>{{ ext</w:t>
-            </w:r>
-            <w:proofErr w:type="gramEnd"/>
-            <w:r>
-              <w:rPr>
-                <w:rFonts w:asciiTheme="minorHAnsi" w:hAnsiTheme="minorHAnsi" w:cstheme="minorHAnsi"/>
-                <w:color w:val="000000" w:themeColor="text1"/>
-                <w:sz w:val="22"/>
-                <w:szCs w:val="22"/>
-              </w:rPr>
-              <w:t>1 }}</w:t>
+              <w:t>{{ ext1 }}</w:t>
             </w:r>
           </w:p>
         </w:tc>
@@ -612,7 +416,6 @@
                 <w:szCs w:val="22"/>
               </w:rPr>
             </w:pPr>
-            <w:proofErr w:type="gramStart"/>
             <w:r>
               <w:rPr>
                 <w:rFonts w:asciiTheme="minorHAnsi" w:hAnsiTheme="minorHAnsi" w:cstheme="minorHAnsi"/>
@@ -622,7 +425,6 @@
               </w:rPr>
               <w:t>{{ ext</w:t>
             </w:r>
-            <w:proofErr w:type="gramEnd"/>
             <w:r>
               <w:rPr>
                 <w:rFonts w:asciiTheme="minorHAnsi" w:hAnsiTheme="minorHAnsi" w:cstheme="minorHAnsi"/>
@@ -665,7 +467,6 @@
                 <w:szCs w:val="22"/>
               </w:rPr>
             </w:pPr>
-            <w:proofErr w:type="gramStart"/>
             <w:r>
               <w:rPr>
                 <w:rFonts w:asciiTheme="minorHAnsi" w:hAnsiTheme="minorHAnsi" w:cstheme="minorHAnsi"/>
@@ -675,7 +476,6 @@
               </w:rPr>
               <w:t>{{ ext</w:t>
             </w:r>
-            <w:proofErr w:type="gramEnd"/>
             <w:r>
               <w:rPr>
                 <w:rFonts w:asciiTheme="minorHAnsi" w:hAnsiTheme="minorHAnsi" w:cstheme="minorHAnsi"/>
@@ -713,7 +513,6 @@
                 <w:szCs w:val="22"/>
               </w:rPr>
             </w:pPr>
-            <w:proofErr w:type="gramStart"/>
             <w:r>
               <w:rPr>
                 <w:rFonts w:asciiTheme="minorHAnsi" w:hAnsiTheme="minorHAnsi" w:cstheme="minorHAnsi"/>
@@ -723,7 +522,6 @@
               </w:rPr>
               <w:t>{{ ext</w:t>
             </w:r>
-            <w:proofErr w:type="gramEnd"/>
             <w:r>
               <w:rPr>
                 <w:rFonts w:asciiTheme="minorHAnsi" w:hAnsiTheme="minorHAnsi" w:cstheme="minorHAnsi"/>
@@ -861,7 +659,6 @@
                 <w:szCs w:val="22"/>
               </w:rPr>
             </w:pPr>
-            <w:proofErr w:type="gramStart"/>
             <w:r>
               <w:rPr>
                 <w:rFonts w:asciiTheme="minorHAnsi" w:hAnsiTheme="minorHAnsi" w:cstheme="minorHAnsi"/>
@@ -869,17 +666,7 @@
                 <w:sz w:val="22"/>
                 <w:szCs w:val="22"/>
               </w:rPr>
-              <w:t>{{ ruta</w:t>
-            </w:r>
-            <w:proofErr w:type="gramEnd"/>
-            <w:r>
-              <w:rPr>
-                <w:rFonts w:asciiTheme="minorHAnsi" w:hAnsiTheme="minorHAnsi" w:cstheme="minorHAnsi"/>
-                <w:color w:val="000000" w:themeColor="text1"/>
-                <w:sz w:val="22"/>
-                <w:szCs w:val="22"/>
-              </w:rPr>
-              <w:t>1 }}</w:t>
+              <w:t>{{ ruta1 }}</w:t>
             </w:r>
           </w:p>
         </w:tc>
@@ -900,7 +687,6 @@
                 <w:szCs w:val="22"/>
               </w:rPr>
             </w:pPr>
-            <w:proofErr w:type="gramStart"/>
             <w:r>
               <w:rPr>
                 <w:rFonts w:asciiTheme="minorHAnsi" w:hAnsiTheme="minorHAnsi" w:cstheme="minorHAnsi"/>
@@ -917,17 +703,7 @@
                 <w:sz w:val="22"/>
                 <w:szCs w:val="22"/>
               </w:rPr>
-              <w:t>ruta</w:t>
-            </w:r>
-            <w:proofErr w:type="gramEnd"/>
-            <w:r>
-              <w:rPr>
-                <w:rFonts w:asciiTheme="minorHAnsi" w:hAnsiTheme="minorHAnsi" w:cstheme="minorHAnsi"/>
-                <w:color w:val="000000" w:themeColor="text1"/>
-                <w:sz w:val="22"/>
-                <w:szCs w:val="22"/>
-              </w:rPr>
-              <w:t>4</w:t>
+              <w:t>ruta4</w:t>
             </w:r>
             <w:r>
               <w:rPr>
@@ -1025,7 +801,6 @@
                 <w:color w:val="000000" w:themeColor="text1"/>
               </w:rPr>
             </w:pPr>
-            <w:proofErr w:type="gramStart"/>
             <w:r>
               <w:rPr>
                 <w:rFonts w:cstheme="minorHAnsi"/>
@@ -1038,15 +813,7 @@
                 <w:rFonts w:cstheme="minorHAnsi"/>
                 <w:color w:val="000000" w:themeColor="text1"/>
               </w:rPr>
-              <w:t>salida</w:t>
-            </w:r>
-            <w:proofErr w:type="gramEnd"/>
-            <w:r>
-              <w:rPr>
-                <w:rFonts w:cstheme="minorHAnsi"/>
-                <w:color w:val="000000" w:themeColor="text1"/>
-              </w:rPr>
-              <w:t xml:space="preserve"> </w:t>
+              <w:t xml:space="preserve">salida </w:t>
             </w:r>
             <w:r>
               <w:rPr>
@@ -1165,7 +932,6 @@
                 <w:color w:val="000000" w:themeColor="text1"/>
               </w:rPr>
             </w:pPr>
-            <w:proofErr w:type="gramStart"/>
             <w:r>
               <w:rPr>
                 <w:rFonts w:cstheme="minorHAnsi"/>
@@ -1182,7 +948,6 @@
               <w:t>botiquin</w:t>
             </w:r>
             <w:proofErr w:type="spellEnd"/>
-            <w:proofErr w:type="gramEnd"/>
             <w:r>
               <w:rPr>
                 <w:rFonts w:cstheme="minorHAnsi"/>
@@ -1208,7 +973,6 @@
                 <w:color w:val="000000" w:themeColor="text1"/>
               </w:rPr>
             </w:pPr>
-            <w:proofErr w:type="gramStart"/>
             <w:r>
               <w:rPr>
                 <w:rFonts w:cstheme="minorHAnsi"/>
@@ -1216,7 +980,6 @@
               </w:rPr>
               <w:t>{{ botiquin</w:t>
             </w:r>
-            <w:proofErr w:type="gramEnd"/>
             <w:r>
               <w:rPr>
                 <w:rFonts w:cstheme="minorHAnsi"/>
@@ -1344,21 +1107,12 @@
                 <w:color w:val="000000" w:themeColor="text1"/>
               </w:rPr>
             </w:pPr>
-            <w:proofErr w:type="gramStart"/>
             <w:r>
               <w:rPr>
                 <w:rFonts w:cstheme="minorHAnsi"/>
                 <w:color w:val="000000" w:themeColor="text1"/>
               </w:rPr>
-              <w:t>{{ ruta</w:t>
-            </w:r>
-            <w:proofErr w:type="gramEnd"/>
-            <w:r>
-              <w:rPr>
-                <w:rFonts w:cstheme="minorHAnsi"/>
-                <w:color w:val="000000" w:themeColor="text1"/>
-              </w:rPr>
-              <w:t>2 }}</w:t>
+              <w:t>{{ ruta2 }}</w:t>
             </w:r>
           </w:p>
         </w:tc>
@@ -1378,7 +1132,6 @@
                 <w:color w:val="000000" w:themeColor="text1"/>
               </w:rPr>
             </w:pPr>
-            <w:proofErr w:type="gramStart"/>
             <w:r>
               <w:rPr>
                 <w:rFonts w:cstheme="minorHAnsi"/>
@@ -1386,7 +1139,6 @@
               </w:rPr>
               <w:t>{{ ruta</w:t>
             </w:r>
-            <w:proofErr w:type="gramEnd"/>
             <w:r>
               <w:rPr>
                 <w:rFonts w:cstheme="minorHAnsi"/>
@@ -1576,21 +1328,12 @@
                 <w:color w:val="000000" w:themeColor="text1"/>
               </w:rPr>
             </w:pPr>
-            <w:proofErr w:type="gramStart"/>
             <w:r>
               <w:rPr>
                 <w:rFonts w:cstheme="minorHAnsi"/>
                 <w:color w:val="000000" w:themeColor="text1"/>
               </w:rPr>
-              <w:t>{{ alarma</w:t>
-            </w:r>
-            <w:proofErr w:type="gramEnd"/>
-            <w:r>
-              <w:rPr>
-                <w:rFonts w:cstheme="minorHAnsi"/>
-                <w:color w:val="000000" w:themeColor="text1"/>
-              </w:rPr>
-              <w:t xml:space="preserve"> }}</w:t>
+              <w:t>{{ alarma }}</w:t>
             </w:r>
           </w:p>
         </w:tc>
@@ -1719,17 +1462,12 @@
                 <w:color w:val="000000" w:themeColor="text1"/>
               </w:rPr>
             </w:pPr>
-            <w:proofErr w:type="gramStart"/>
             <w:r>
               <w:t xml:space="preserve">{{ </w:t>
             </w:r>
             <w:proofErr w:type="spellStart"/>
             <w:r>
-              <w:t>punto</w:t>
-            </w:r>
-            <w:proofErr w:type="gramEnd"/>
-            <w:r>
-              <w:t>_reun</w:t>
+              <w:t>punto_reun</w:t>
             </w:r>
             <w:proofErr w:type="spellEnd"/>
             <w:r>
@@ -1836,21 +1574,12 @@
                 <w:color w:val="000000" w:themeColor="text1"/>
               </w:rPr>
             </w:pPr>
-            <w:proofErr w:type="gramStart"/>
             <w:r>
               <w:rPr>
                 <w:rFonts w:cstheme="minorHAnsi"/>
                 <w:color w:val="000000" w:themeColor="text1"/>
               </w:rPr>
-              <w:t>{{ puerta</w:t>
-            </w:r>
-            <w:proofErr w:type="gramEnd"/>
-            <w:r>
-              <w:rPr>
-                <w:rFonts w:cstheme="minorHAnsi"/>
-                <w:color w:val="000000" w:themeColor="text1"/>
-              </w:rPr>
-              <w:t xml:space="preserve"> }}</w:t>
+              <w:t>{{ puerta }}</w:t>
             </w:r>
           </w:p>
         </w:tc>
@@ -1976,17 +1705,12 @@
                 <w:color w:val="000000" w:themeColor="text1"/>
               </w:rPr>
             </w:pPr>
-            <w:proofErr w:type="gramStart"/>
             <w:r>
               <w:t xml:space="preserve">{{ </w:t>
             </w:r>
             <w:proofErr w:type="spellStart"/>
             <w:r>
-              <w:t>sis</w:t>
-            </w:r>
-            <w:proofErr w:type="gramEnd"/>
-            <w:r>
-              <w:t>_inc</w:t>
+              <w:t>sis_inc</w:t>
             </w:r>
             <w:proofErr w:type="spellEnd"/>
             <w:r>
@@ -2006,13 +1730,8 @@
               <w:ind w:left="0"/>
               <w:jc w:val="center"/>
             </w:pPr>
-            <w:proofErr w:type="gramStart"/>
-            <w:r>
-              <w:t>{{ sis</w:t>
-            </w:r>
-            <w:proofErr w:type="gramEnd"/>
-            <w:r>
-              <w:t>_inc</w:t>
+            <w:r>
+              <w:t>{{ sis_inc</w:t>
             </w:r>
             <w:r>
               <w:t>1</w:t>
@@ -2110,17 +1829,12 @@
               <w:ind w:left="0"/>
               <w:jc w:val="center"/>
             </w:pPr>
-            <w:proofErr w:type="gramStart"/>
             <w:r>
               <w:t xml:space="preserve">{{ </w:t>
             </w:r>
             <w:proofErr w:type="spellStart"/>
             <w:r>
-              <w:t>zona</w:t>
-            </w:r>
-            <w:proofErr w:type="gramEnd"/>
-            <w:r>
-              <w:t>_sec</w:t>
+              <w:t>zona_sec</w:t>
             </w:r>
             <w:proofErr w:type="spellEnd"/>
             <w:r>
@@ -2140,13 +1854,8 @@
               <w:ind w:left="0"/>
               <w:jc w:val="center"/>
             </w:pPr>
-            <w:proofErr w:type="gramStart"/>
-            <w:r>
-              <w:t>{{ zona</w:t>
-            </w:r>
-            <w:proofErr w:type="gramEnd"/>
-            <w:r>
-              <w:t>_sec1 }}</w:t>
+            <w:r>
+              <w:t>{{ zona_sec1 }}</w:t>
             </w:r>
           </w:p>
         </w:tc>
@@ -2236,7 +1945,6 @@
               <w:ind w:left="0"/>
               <w:jc w:val="center"/>
             </w:pPr>
-            <w:proofErr w:type="gramStart"/>
             <w:r>
               <w:t xml:space="preserve">{{ </w:t>
             </w:r>
@@ -2245,7 +1953,6 @@
               <w:t>dh</w:t>
             </w:r>
             <w:proofErr w:type="spellEnd"/>
-            <w:proofErr w:type="gramEnd"/>
             <w:r>
               <w:t xml:space="preserve"> }}</w:t>
             </w:r>
@@ -2263,13 +1970,8 @@
               <w:ind w:left="0"/>
               <w:jc w:val="center"/>
             </w:pPr>
-            <w:proofErr w:type="gramStart"/>
-            <w:r>
-              <w:t>{{ dh</w:t>
-            </w:r>
-            <w:proofErr w:type="gramEnd"/>
-            <w:r>
-              <w:t>1 }}</w:t>
+            <w:r>
+              <w:t>{{ dh1 }}</w:t>
             </w:r>
           </w:p>
         </w:tc>
@@ -2355,21 +2057,12 @@
               <w:ind w:left="0"/>
               <w:jc w:val="center"/>
             </w:pPr>
-            <w:proofErr w:type="gramStart"/>
             <w:r>
               <w:rPr>
                 <w:rFonts w:cstheme="minorHAnsi"/>
                 <w:color w:val="000000" w:themeColor="text1"/>
               </w:rPr>
-              <w:t>{{ lampara</w:t>
-            </w:r>
-            <w:proofErr w:type="gramEnd"/>
-            <w:r>
-              <w:rPr>
-                <w:rFonts w:cstheme="minorHAnsi"/>
-                <w:color w:val="000000" w:themeColor="text1"/>
-              </w:rPr>
-              <w:t xml:space="preserve"> }}</w:t>
+              <w:t>{{ lampara }}</w:t>
             </w:r>
           </w:p>
         </w:tc>
@@ -2389,21 +2082,12 @@
                 <w:color w:val="000000" w:themeColor="text1"/>
               </w:rPr>
             </w:pPr>
-            <w:proofErr w:type="gramStart"/>
             <w:r>
               <w:rPr>
                 <w:rFonts w:cstheme="minorHAnsi"/>
                 <w:color w:val="000000" w:themeColor="text1"/>
               </w:rPr>
-              <w:t>{{ lampara</w:t>
-            </w:r>
-            <w:proofErr w:type="gramEnd"/>
-            <w:r>
-              <w:rPr>
-                <w:rFonts w:cstheme="minorHAnsi"/>
-                <w:color w:val="000000" w:themeColor="text1"/>
-              </w:rPr>
-              <w:t>1 }}</w:t>
+              <w:t>{{ lampara1 }}</w:t>
             </w:r>
           </w:p>
         </w:tc>
@@ -2480,7 +2164,6 @@
               </w:rPr>
               <w:t xml:space="preserve">Se cuenta con un plan de emergencia para casos de incendio, definido en el presente Programa interno de Protección civil, mismo que debe ser difundido y socializado con el personal de </w:t>
             </w:r>
-            <w:proofErr w:type="gramStart"/>
             <w:r>
               <w:rPr>
                 <w:rFonts w:asciiTheme="minorHAnsi" w:hAnsiTheme="minorHAnsi" w:cstheme="minorHAnsi"/>
@@ -2502,9 +2185,9 @@
                 <w:sz w:val="22"/>
                 <w:szCs w:val="22"/>
               </w:rPr>
-              <w:t>razon</w:t>
-            </w:r>
-            <w:proofErr w:type="gramEnd"/>
+              <w:t>razon_social</w:t>
+            </w:r>
+            <w:proofErr w:type="spellEnd"/>
             <w:r>
               <w:rPr>
                 <w:rFonts w:asciiTheme="minorHAnsi" w:hAnsiTheme="minorHAnsi" w:cstheme="minorHAnsi"/>
@@ -2514,109 +2197,39 @@
                 <w:sz w:val="22"/>
                 <w:szCs w:val="22"/>
               </w:rPr>
-              <w:t>_</w:t>
-            </w:r>
-            <w:proofErr w:type="gramStart"/>
+              <w:t xml:space="preserve"> }} </w:t>
+            </w:r>
             <w:r>
               <w:rPr>
                 <w:rFonts w:asciiTheme="minorHAnsi" w:hAnsiTheme="minorHAnsi" w:cstheme="minorHAnsi"/>
                 <w:b/>
-                <w:bCs/>
                 <w:color w:val="000000" w:themeColor="text1"/>
                 <w:sz w:val="22"/>
                 <w:szCs w:val="22"/>
               </w:rPr>
-              <w:t>social</w:t>
-            </w:r>
-            <w:proofErr w:type="spellEnd"/>
+              <w:t xml:space="preserve">{{ </w:t>
+            </w:r>
+            <w:proofErr w:type="spellStart"/>
             <w:r>
               <w:rPr>
                 <w:rFonts w:asciiTheme="minorHAnsi" w:hAnsiTheme="minorHAnsi" w:cstheme="minorHAnsi"/>
                 <w:b/>
-                <w:bCs/>
                 <w:color w:val="000000" w:themeColor="text1"/>
                 <w:sz w:val="22"/>
                 <w:szCs w:val="22"/>
               </w:rPr>
-              <w:t xml:space="preserve"> }</w:t>
-            </w:r>
-            <w:proofErr w:type="gramEnd"/>
+              <w:t>nombre_comercial</w:t>
+            </w:r>
+            <w:proofErr w:type="spellEnd"/>
             <w:r>
               <w:rPr>
                 <w:rFonts w:asciiTheme="minorHAnsi" w:hAnsiTheme="minorHAnsi" w:cstheme="minorHAnsi"/>
                 <w:b/>
-                <w:bCs/>
                 <w:color w:val="000000" w:themeColor="text1"/>
                 <w:sz w:val="22"/>
                 <w:szCs w:val="22"/>
               </w:rPr>
-              <w:t xml:space="preserve">} </w:t>
-            </w:r>
-            <w:proofErr w:type="gramStart"/>
-            <w:r>
-              <w:rPr>
-                <w:rFonts w:asciiTheme="minorHAnsi" w:hAnsiTheme="minorHAnsi" w:cstheme="minorHAnsi"/>
-                <w:b/>
-                <w:color w:val="000000" w:themeColor="text1"/>
-                <w:sz w:val="22"/>
-                <w:szCs w:val="22"/>
-              </w:rPr>
-              <w:t xml:space="preserve">{{ </w:t>
-            </w:r>
-            <w:proofErr w:type="spellStart"/>
-            <w:r>
-              <w:rPr>
-                <w:rFonts w:asciiTheme="minorHAnsi" w:hAnsiTheme="minorHAnsi" w:cstheme="minorHAnsi"/>
-                <w:b/>
-                <w:color w:val="000000" w:themeColor="text1"/>
-                <w:sz w:val="22"/>
-                <w:szCs w:val="22"/>
-              </w:rPr>
-              <w:t>nombre</w:t>
-            </w:r>
-            <w:proofErr w:type="gramEnd"/>
-            <w:r>
-              <w:rPr>
-                <w:rFonts w:asciiTheme="minorHAnsi" w:hAnsiTheme="minorHAnsi" w:cstheme="minorHAnsi"/>
-                <w:b/>
-                <w:color w:val="000000" w:themeColor="text1"/>
-                <w:sz w:val="22"/>
-                <w:szCs w:val="22"/>
-              </w:rPr>
-              <w:t>_</w:t>
-            </w:r>
-            <w:proofErr w:type="gramStart"/>
-            <w:r>
-              <w:rPr>
-                <w:rFonts w:asciiTheme="minorHAnsi" w:hAnsiTheme="minorHAnsi" w:cstheme="minorHAnsi"/>
-                <w:b/>
-                <w:color w:val="000000" w:themeColor="text1"/>
-                <w:sz w:val="22"/>
-                <w:szCs w:val="22"/>
-              </w:rPr>
-              <w:t>comercial</w:t>
-            </w:r>
-            <w:proofErr w:type="spellEnd"/>
-            <w:r>
-              <w:rPr>
-                <w:rFonts w:asciiTheme="minorHAnsi" w:hAnsiTheme="minorHAnsi" w:cstheme="minorHAnsi"/>
-                <w:b/>
-                <w:color w:val="000000" w:themeColor="text1"/>
-                <w:sz w:val="22"/>
-                <w:szCs w:val="22"/>
-              </w:rPr>
-              <w:t xml:space="preserve"> }</w:t>
-            </w:r>
-            <w:proofErr w:type="gramEnd"/>
-            <w:r>
-              <w:rPr>
-                <w:rFonts w:asciiTheme="minorHAnsi" w:hAnsiTheme="minorHAnsi" w:cstheme="minorHAnsi"/>
-                <w:b/>
-                <w:color w:val="000000" w:themeColor="text1"/>
-                <w:sz w:val="22"/>
-                <w:szCs w:val="22"/>
-              </w:rPr>
-              <w:t>}</w:t>
+              <w:t xml:space="preserve"> }}</w:t>
             </w:r>
             <w:r>
               <w:rPr>
@@ -2652,7 +2265,6 @@
                 <w:szCs w:val="22"/>
               </w:rPr>
             </w:pPr>
-            <w:proofErr w:type="gramStart"/>
             <w:r>
               <w:rPr>
                 <w:rFonts w:asciiTheme="minorHAnsi" w:hAnsiTheme="minorHAnsi" w:cstheme="minorHAnsi"/>
@@ -2660,17 +2272,7 @@
                 <w:sz w:val="22"/>
                 <w:szCs w:val="22"/>
               </w:rPr>
-              <w:t>{{ plan</w:t>
-            </w:r>
-            <w:proofErr w:type="gramEnd"/>
-            <w:r>
-              <w:rPr>
-                <w:rFonts w:asciiTheme="minorHAnsi" w:hAnsiTheme="minorHAnsi" w:cstheme="minorHAnsi"/>
-                <w:color w:val="000000" w:themeColor="text1"/>
-                <w:sz w:val="22"/>
-                <w:szCs w:val="22"/>
-              </w:rPr>
-              <w:t>1 }}</w:t>
+              <w:t>{{ plan1 }}</w:t>
             </w:r>
           </w:p>
         </w:tc>
@@ -2693,7 +2295,6 @@
                 <w:szCs w:val="22"/>
               </w:rPr>
             </w:pPr>
-            <w:proofErr w:type="gramStart"/>
             <w:r>
               <w:rPr>
                 <w:rFonts w:asciiTheme="minorHAnsi" w:hAnsiTheme="minorHAnsi" w:cstheme="minorHAnsi"/>
@@ -2701,17 +2302,7 @@
                 <w:sz w:val="22"/>
                 <w:szCs w:val="22"/>
               </w:rPr>
-              <w:t>{{ plan</w:t>
-            </w:r>
-            <w:proofErr w:type="gramEnd"/>
-            <w:r>
-              <w:rPr>
-                <w:rFonts w:asciiTheme="minorHAnsi" w:hAnsiTheme="minorHAnsi" w:cstheme="minorHAnsi"/>
-                <w:color w:val="000000" w:themeColor="text1"/>
-                <w:sz w:val="22"/>
-                <w:szCs w:val="22"/>
-              </w:rPr>
-              <w:t>2 }}</w:t>
+              <w:t>{{ plan2 }}</w:t>
             </w:r>
           </w:p>
         </w:tc>
@@ -2733,7 +2324,6 @@
                 <w:szCs w:val="22"/>
               </w:rPr>
             </w:pPr>
-            <w:proofErr w:type="gramStart"/>
             <w:r>
               <w:rPr>
                 <w:rFonts w:asciiTheme="minorHAnsi" w:hAnsiTheme="minorHAnsi" w:cstheme="minorHAnsi"/>
@@ -2741,17 +2331,7 @@
                 <w:sz w:val="22"/>
                 <w:szCs w:val="22"/>
               </w:rPr>
-              <w:t>{{ plan</w:t>
-            </w:r>
-            <w:proofErr w:type="gramEnd"/>
-            <w:r>
-              <w:rPr>
-                <w:rFonts w:asciiTheme="minorHAnsi" w:hAnsiTheme="minorHAnsi" w:cstheme="minorHAnsi"/>
-                <w:color w:val="000000" w:themeColor="text1"/>
-                <w:sz w:val="22"/>
-                <w:szCs w:val="22"/>
-              </w:rPr>
-              <w:t>3 }}</w:t>
+              <w:t>{{ plan3 }}</w:t>
             </w:r>
           </w:p>
         </w:tc>
@@ -2868,21 +2448,12 @@
                 <w:color w:val="000000" w:themeColor="text1"/>
               </w:rPr>
             </w:pPr>
-            <w:proofErr w:type="gramStart"/>
             <w:r>
               <w:rPr>
                 <w:rFonts w:cstheme="minorHAnsi"/>
                 <w:color w:val="000000" w:themeColor="text1"/>
               </w:rPr>
-              <w:t>{{ estantes</w:t>
-            </w:r>
-            <w:proofErr w:type="gramEnd"/>
-            <w:r>
-              <w:rPr>
-                <w:rFonts w:cstheme="minorHAnsi"/>
-                <w:color w:val="000000" w:themeColor="text1"/>
-              </w:rPr>
-              <w:t xml:space="preserve"> }}</w:t>
+              <w:t>{{ estantes }}</w:t>
             </w:r>
           </w:p>
         </w:tc>
@@ -3030,21 +2601,12 @@
                 <w:color w:val="000000" w:themeColor="text1"/>
               </w:rPr>
             </w:pPr>
-            <w:proofErr w:type="gramStart"/>
             <w:r>
               <w:rPr>
                 <w:rFonts w:cstheme="minorHAnsi"/>
                 <w:color w:val="000000" w:themeColor="text1"/>
               </w:rPr>
-              <w:t>{{ site</w:t>
-            </w:r>
-            <w:proofErr w:type="gramEnd"/>
-            <w:r>
-              <w:rPr>
-                <w:rFonts w:cstheme="minorHAnsi"/>
-                <w:color w:val="000000" w:themeColor="text1"/>
-              </w:rPr>
-              <w:t xml:space="preserve"> }}</w:t>
+              <w:t>{{ site }}</w:t>
             </w:r>
           </w:p>
         </w:tc>
@@ -3158,7 +2720,6 @@
                 <w:szCs w:val="22"/>
               </w:rPr>
             </w:pPr>
-            <w:proofErr w:type="gramStart"/>
             <w:r>
               <w:rPr>
                 <w:rFonts w:asciiTheme="minorHAnsi" w:hAnsiTheme="minorHAnsi" w:cstheme="minorHAnsi"/>
@@ -3166,17 +2727,7 @@
                 <w:sz w:val="22"/>
                 <w:szCs w:val="22"/>
               </w:rPr>
-              <w:t>{{ techo</w:t>
-            </w:r>
-            <w:proofErr w:type="gramEnd"/>
-            <w:r>
-              <w:rPr>
-                <w:rFonts w:asciiTheme="minorHAnsi" w:hAnsiTheme="minorHAnsi" w:cstheme="minorHAnsi"/>
-                <w:color w:val="000000" w:themeColor="text1"/>
-                <w:sz w:val="22"/>
-                <w:szCs w:val="22"/>
-              </w:rPr>
-              <w:t xml:space="preserve"> }}</w:t>
+              <w:t>{{ techo }}</w:t>
             </w:r>
           </w:p>
         </w:tc>
@@ -3197,7 +2748,6 @@
                 <w:szCs w:val="22"/>
               </w:rPr>
             </w:pPr>
-            <w:proofErr w:type="gramStart"/>
             <w:r>
               <w:rPr>
                 <w:rFonts w:asciiTheme="minorHAnsi" w:hAnsiTheme="minorHAnsi" w:cstheme="minorHAnsi"/>
@@ -3205,17 +2755,7 @@
                 <w:sz w:val="22"/>
                 <w:szCs w:val="22"/>
               </w:rPr>
-              <w:t>{{ techo</w:t>
-            </w:r>
-            <w:proofErr w:type="gramEnd"/>
-            <w:r>
-              <w:rPr>
-                <w:rFonts w:asciiTheme="minorHAnsi" w:hAnsiTheme="minorHAnsi" w:cstheme="minorHAnsi"/>
-                <w:color w:val="000000" w:themeColor="text1"/>
-                <w:sz w:val="22"/>
-                <w:szCs w:val="22"/>
-              </w:rPr>
-              <w:t>1 }}</w:t>
+              <w:t>{{ techo1 }}</w:t>
             </w:r>
           </w:p>
         </w:tc>
@@ -3316,7 +2856,6 @@
                 <w:szCs w:val="22"/>
               </w:rPr>
             </w:pPr>
-            <w:proofErr w:type="gramStart"/>
             <w:r>
               <w:rPr>
                 <w:rFonts w:asciiTheme="minorHAnsi" w:hAnsiTheme="minorHAnsi" w:cstheme="minorHAnsi"/>
@@ -3324,17 +2863,7 @@
                 <w:sz w:val="22"/>
                 <w:szCs w:val="22"/>
               </w:rPr>
-              <w:t>{{ pisos</w:t>
-            </w:r>
-            <w:proofErr w:type="gramEnd"/>
-            <w:r>
-              <w:rPr>
-                <w:rFonts w:asciiTheme="minorHAnsi" w:hAnsiTheme="minorHAnsi" w:cstheme="minorHAnsi"/>
-                <w:color w:val="000000" w:themeColor="text1"/>
-                <w:sz w:val="22"/>
-                <w:szCs w:val="22"/>
-              </w:rPr>
-              <w:t xml:space="preserve"> }}</w:t>
+              <w:t>{{ pisos }}</w:t>
             </w:r>
           </w:p>
         </w:tc>
@@ -3355,7 +2884,6 @@
                 <w:szCs w:val="22"/>
               </w:rPr>
             </w:pPr>
-            <w:proofErr w:type="gramStart"/>
             <w:r>
               <w:rPr>
                 <w:rFonts w:asciiTheme="minorHAnsi" w:hAnsiTheme="minorHAnsi" w:cstheme="minorHAnsi"/>
@@ -3363,17 +2891,7 @@
                 <w:sz w:val="22"/>
                 <w:szCs w:val="22"/>
               </w:rPr>
-              <w:t>{{ pisos</w:t>
-            </w:r>
-            <w:proofErr w:type="gramEnd"/>
-            <w:r>
-              <w:rPr>
-                <w:rFonts w:asciiTheme="minorHAnsi" w:hAnsiTheme="minorHAnsi" w:cstheme="minorHAnsi"/>
-                <w:color w:val="000000" w:themeColor="text1"/>
-                <w:sz w:val="22"/>
-                <w:szCs w:val="22"/>
-              </w:rPr>
-              <w:t>1 }}</w:t>
+              <w:t>{{ pisos1 }}</w:t>
             </w:r>
           </w:p>
         </w:tc>
@@ -3476,7 +2994,6 @@
                 <w:szCs w:val="22"/>
               </w:rPr>
             </w:pPr>
-            <w:proofErr w:type="gramStart"/>
             <w:r>
               <w:rPr>
                 <w:rFonts w:asciiTheme="minorHAnsi" w:hAnsiTheme="minorHAnsi" w:cstheme="minorHAnsi"/>
@@ -3484,17 +3001,7 @@
                 <w:sz w:val="22"/>
                 <w:szCs w:val="22"/>
               </w:rPr>
-              <w:t>{{ mueble</w:t>
-            </w:r>
-            <w:proofErr w:type="gramEnd"/>
-            <w:r>
-              <w:rPr>
-                <w:rFonts w:asciiTheme="minorHAnsi" w:hAnsiTheme="minorHAnsi" w:cstheme="minorHAnsi"/>
-                <w:color w:val="000000" w:themeColor="text1"/>
-                <w:sz w:val="22"/>
-                <w:szCs w:val="22"/>
-              </w:rPr>
-              <w:t>1 }}</w:t>
+              <w:t>{{ mueble1 }}</w:t>
             </w:r>
           </w:p>
         </w:tc>
@@ -3515,7 +3022,6 @@
                 <w:szCs w:val="22"/>
               </w:rPr>
             </w:pPr>
-            <w:proofErr w:type="gramStart"/>
             <w:r>
               <w:rPr>
                 <w:rFonts w:asciiTheme="minorHAnsi" w:hAnsiTheme="minorHAnsi" w:cstheme="minorHAnsi"/>
@@ -3541,17 +3047,7 @@
                 <w:sz w:val="22"/>
                 <w:szCs w:val="22"/>
               </w:rPr>
-              <w:t>mueble</w:t>
-            </w:r>
-            <w:proofErr w:type="gramEnd"/>
-            <w:r>
-              <w:rPr>
-                <w:rFonts w:asciiTheme="minorHAnsi" w:hAnsiTheme="minorHAnsi" w:cstheme="minorHAnsi"/>
-                <w:color w:val="000000" w:themeColor="text1"/>
-                <w:sz w:val="22"/>
-                <w:szCs w:val="22"/>
-              </w:rPr>
-              <w:t>1 }}</w:t>
+              <w:t>mueble1 }}</w:t>
             </w:r>
           </w:p>
         </w:tc>
@@ -3671,7 +3167,6 @@
                 <w:szCs w:val="22"/>
               </w:rPr>
             </w:pPr>
-            <w:proofErr w:type="gramStart"/>
             <w:r>
               <w:rPr>
                 <w:rFonts w:asciiTheme="minorHAnsi" w:hAnsiTheme="minorHAnsi" w:cstheme="minorHAnsi"/>
@@ -3692,7 +3187,6 @@
               <w:t>electrico</w:t>
             </w:r>
             <w:proofErr w:type="spellEnd"/>
-            <w:proofErr w:type="gramEnd"/>
             <w:r>
               <w:rPr>
                 <w:rFonts w:asciiTheme="minorHAnsi" w:hAnsiTheme="minorHAnsi" w:cstheme="minorHAnsi"/>
@@ -3721,7 +3215,6 @@
                 <w:szCs w:val="22"/>
               </w:rPr>
             </w:pPr>
-            <w:proofErr w:type="gramStart"/>
             <w:r>
               <w:rPr>
                 <w:rFonts w:asciiTheme="minorHAnsi" w:hAnsiTheme="minorHAnsi" w:cstheme="minorHAnsi"/>
@@ -3731,7 +3224,6 @@
               </w:rPr>
               <w:t>{{ electrico</w:t>
             </w:r>
-            <w:proofErr w:type="gramEnd"/>
             <w:r>
               <w:rPr>
                 <w:rFonts w:asciiTheme="minorHAnsi" w:hAnsiTheme="minorHAnsi" w:cstheme="minorHAnsi"/>
@@ -3853,7 +3345,6 @@
                 <w:szCs w:val="22"/>
               </w:rPr>
             </w:pPr>
-            <w:proofErr w:type="gramStart"/>
             <w:r>
               <w:rPr>
                 <w:rFonts w:asciiTheme="minorHAnsi" w:hAnsiTheme="minorHAnsi" w:cstheme="minorHAnsi"/>
@@ -3874,7 +3365,6 @@
               <w:t>banio</w:t>
             </w:r>
             <w:proofErr w:type="spellEnd"/>
-            <w:proofErr w:type="gramEnd"/>
             <w:r>
               <w:rPr>
                 <w:rFonts w:asciiTheme="minorHAnsi" w:hAnsiTheme="minorHAnsi" w:cstheme="minorHAnsi"/>
@@ -3903,7 +3393,6 @@
                 <w:szCs w:val="22"/>
               </w:rPr>
             </w:pPr>
-            <w:proofErr w:type="gramStart"/>
             <w:r>
               <w:rPr>
                 <w:rFonts w:asciiTheme="minorHAnsi" w:hAnsiTheme="minorHAnsi" w:cstheme="minorHAnsi"/>
@@ -3913,7 +3402,6 @@
               </w:rPr>
               <w:t>{{ banio</w:t>
             </w:r>
-            <w:proofErr w:type="gramEnd"/>
             <w:r>
               <w:rPr>
                 <w:rFonts w:asciiTheme="minorHAnsi" w:hAnsiTheme="minorHAnsi" w:cstheme="minorHAnsi"/>
@@ -3983,7 +3471,6 @@
               </w:rPr>
               <w:t xml:space="preserve"> con una capacidad de suministro de </w:t>
             </w:r>
-            <w:proofErr w:type="gramStart"/>
             <w:r>
               <w:rPr>
                 <w:rFonts w:asciiTheme="minorHAnsi" w:hAnsiTheme="minorHAnsi" w:cstheme="minorHAnsi"/>
@@ -4001,9 +3488,9 @@
                 <w:sz w:val="22"/>
                 <w:szCs w:val="22"/>
               </w:rPr>
-              <w:t>gas</w:t>
-            </w:r>
-            <w:proofErr w:type="gramEnd"/>
+              <w:t>gas_inflamable</w:t>
+            </w:r>
+            <w:proofErr w:type="spellEnd"/>
             <w:r>
               <w:rPr>
                 <w:rFonts w:asciiTheme="minorHAnsi" w:hAnsiTheme="minorHAnsi" w:cstheme="minorHAnsi"/>
@@ -4011,37 +3498,7 @@
                 <w:sz w:val="22"/>
                 <w:szCs w:val="22"/>
               </w:rPr>
-              <w:t>_</w:t>
-            </w:r>
-            <w:proofErr w:type="gramStart"/>
-            <w:r>
-              <w:rPr>
-                <w:rFonts w:asciiTheme="minorHAnsi" w:hAnsiTheme="minorHAnsi" w:cstheme="minorHAnsi"/>
-                <w:color w:val="000000" w:themeColor="text1"/>
-                <w:sz w:val="22"/>
-                <w:szCs w:val="22"/>
-              </w:rPr>
-              <w:t>inflamable</w:t>
-            </w:r>
-            <w:proofErr w:type="spellEnd"/>
-            <w:r>
-              <w:rPr>
-                <w:rFonts w:asciiTheme="minorHAnsi" w:hAnsiTheme="minorHAnsi" w:cstheme="minorHAnsi"/>
-                <w:color w:val="000000" w:themeColor="text1"/>
-                <w:sz w:val="22"/>
-                <w:szCs w:val="22"/>
-              </w:rPr>
-              <w:t xml:space="preserve"> }</w:t>
-            </w:r>
-            <w:proofErr w:type="gramEnd"/>
-            <w:r>
-              <w:rPr>
-                <w:rFonts w:asciiTheme="minorHAnsi" w:hAnsiTheme="minorHAnsi" w:cstheme="minorHAnsi"/>
-                <w:color w:val="000000" w:themeColor="text1"/>
-                <w:sz w:val="22"/>
-                <w:szCs w:val="22"/>
-              </w:rPr>
-              <w:t>}</w:t>
+              <w:t xml:space="preserve"> }}</w:t>
             </w:r>
             <w:r>
               <w:rPr>
@@ -4088,7 +3545,6 @@
                 <w:color w:val="000000" w:themeColor="text1"/>
               </w:rPr>
             </w:pPr>
-            <w:proofErr w:type="gramStart"/>
             <w:r>
               <w:rPr>
                 <w:rFonts w:cstheme="minorHAnsi"/>
@@ -4102,15 +3558,7 @@
                 <w:rFonts w:cstheme="minorHAnsi"/>
                 <w:color w:val="000000" w:themeColor="text1"/>
               </w:rPr>
-              <w:t>tanques</w:t>
-            </w:r>
-            <w:proofErr w:type="gramEnd"/>
-            <w:r>
-              <w:rPr>
-                <w:rFonts w:cstheme="minorHAnsi"/>
-                <w:color w:val="000000" w:themeColor="text1"/>
-              </w:rPr>
-              <w:t>_gaso</w:t>
+              <w:t>tanques_gaso</w:t>
             </w:r>
             <w:proofErr w:type="spellEnd"/>
             <w:r>
@@ -4222,7 +3670,6 @@
                 <w:szCs w:val="20"/>
               </w:rPr>
             </w:pPr>
-            <w:proofErr w:type="gramStart"/>
             <w:r>
               <w:rPr>
                 <w:rFonts w:cstheme="minorHAnsi"/>
@@ -4243,7 +3690,6 @@
               <w:t>valvulas</w:t>
             </w:r>
             <w:proofErr w:type="spellEnd"/>
-            <w:proofErr w:type="gramEnd"/>
             <w:r>
               <w:rPr>
                 <w:rFonts w:cstheme="minorHAnsi"/>
@@ -4253,53 +3699,6 @@
               </w:rPr>
               <w:t xml:space="preserve"> }}</w:t>
             </w:r>
-          </w:p>
-        </w:tc>
-      </w:tr>
-      <w:tr>
-        <w:trPr>
-          <w:trHeight w:val="20"/>
-        </w:trPr>
-        <w:tc>
-          <w:tcPr>
-            <w:tcW w:w="4414" w:type="dxa"/>
-            <w:vAlign w:val="center"/>
-          </w:tcPr>
-          <w:p>
-            <w:pPr>
-              <w:pStyle w:val="Prrafodelista"/>
-              <w:spacing w:line="240" w:lineRule="auto"/>
-              <w:ind w:left="0"/>
-              <w:jc w:val="both"/>
-              <w:rPr>
-                <w:rFonts w:cstheme="minorHAnsi"/>
-                <w:noProof/>
-                <w:color w:val="000000" w:themeColor="text1"/>
-                <w:sz w:val="20"/>
-                <w:szCs w:val="20"/>
-                <w:lang w:eastAsia="es-MX"/>
-              </w:rPr>
-            </w:pPr>
-          </w:p>
-        </w:tc>
-        <w:tc>
-          <w:tcPr>
-            <w:tcW w:w="4414" w:type="dxa"/>
-            <w:vAlign w:val="center"/>
-          </w:tcPr>
-          <w:p>
-            <w:pPr>
-              <w:pStyle w:val="Prrafodelista"/>
-              <w:spacing w:after="0" w:line="240" w:lineRule="auto"/>
-              <w:ind w:left="0"/>
-              <w:jc w:val="center"/>
-              <w:rPr>
-                <w:rFonts w:cstheme="minorHAnsi"/>
-                <w:color w:val="000000" w:themeColor="text1"/>
-                <w:sz w:val="20"/>
-                <w:szCs w:val="20"/>
-              </w:rPr>
-            </w:pPr>
           </w:p>
         </w:tc>
       </w:tr>
